--- a/4-质量管理/运行记录类文件/HFSJ-ITSS-0416-2025年度满意度调查报告.docx
+++ b/4-质量管理/运行记录类文件/HFSJ-ITSS-0416-2025年度满意度调查报告.docx
@@ -1,11 +1,10 @@
 
 <file path=word/document.xml><?xml version="1.0" encoding="utf-8"?>
-<w:document xmlns:wpc="http://schemas.microsoft.com/office/word/2010/wordprocessingCanvas" xmlns:mc="http://schemas.openxmlformats.org/markup-compatibility/2006" xmlns:o="urn:schemas-microsoft-com:office:office" xmlns:r="http://schemas.openxmlformats.org/officeDocument/2006/relationships" xmlns:m="http://schemas.openxmlformats.org/officeDocument/2006/math" xmlns:v="urn:schemas-microsoft-com:vml" xmlns:wp14="http://schemas.microsoft.com/office/word/2010/wordprocessingDrawing" xmlns:wp="http://schemas.openxmlformats.org/drawingml/2006/wordprocessingDrawing" xmlns:w10="urn:schemas-microsoft-com:office:word" xmlns:w="http://schemas.openxmlformats.org/wordprocessingml/2006/main" xmlns:w14="http://schemas.microsoft.com/office/word/2010/wordml" xmlns:w15="http://schemas.microsoft.com/office/word/2012/wordml" xmlns:wne="http://schemas.microsoft.com/office/word/2006/wordml" xmlns:wpg="http://schemas.microsoft.com/office/word/2010/wordprocessingGroup" xmlns:wpi="http://schemas.microsoft.com/office/word/2010/wordprocessingInk" xmlns:wps="http://schemas.microsoft.com/office/word/2010/wordprocessingShape" mc:Ignorable="w14 w15 wp14">
-  <!-- Generated by Aspose.Words for .NET 13.3.0.1 -->
+<w:document xmlns:wpc="http://schemas.microsoft.com/office/word/2010/wordprocessingCanvas" xmlns:mc="http://schemas.openxmlformats.org/markup-compatibility/2006" xmlns:o="urn:schemas-microsoft-com:office:office" xmlns:r="http://schemas.openxmlformats.org/officeDocument/2006/relationships" xmlns:m="http://schemas.openxmlformats.org/officeDocument/2006/math" xmlns:v="urn:schemas-microsoft-com:vml" xmlns:wp14="http://schemas.microsoft.com/office/word/2010/wordprocessingDrawing" xmlns:wp="http://schemas.openxmlformats.org/drawingml/2006/wordprocessingDrawing" xmlns:w="http://schemas.openxmlformats.org/wordprocessingml/2006/main" xmlns:w14="http://schemas.microsoft.com/office/word/2010/wordml" xmlns:w10="urn:schemas-microsoft-com:office:word" xmlns:w15="http://schemas.microsoft.com/office/word/2012/wordml" xmlns:wpg="http://schemas.microsoft.com/office/word/2010/wordprocessingGroup" xmlns:wpi="http://schemas.microsoft.com/office/word/2010/wordprocessingInk" xmlns:wne="http://schemas.microsoft.com/office/word/2006/wordml" xmlns:wps="http://schemas.microsoft.com/office/word/2010/wordprocessingShape" xmlns:wpsCustomData="http://www.wps.cn/officeDocument/2013/wpsCustomData" mc:Ignorable="w14 w15 wp14">
   <w:body>
     <w:p>
       <w:pPr>
-        <w:pStyle w:val="a"/>
+        <w:pStyle w:val="26"/>
         <w:keepNext w:val="0"/>
         <w:keepLines w:val="0"/>
         <w:pageBreakBefore w:val="0"/>
@@ -38,7 +37,7 @@
     </w:p>
     <w:p>
       <w:pPr>
-        <w:pStyle w:val="a0"/>
+        <w:pStyle w:val="27"/>
         <w:keepNext w:val="0"/>
         <w:keepLines w:val="0"/>
         <w:pageBreakBefore w:val="0"/>
@@ -69,17 +68,18 @@
     </w:p>
     <w:tbl>
       <w:tblPr>
-        <w:tblStyle w:val="TableGrid"/>
+        <w:tblStyle w:val="23"/>
         <w:tblW w:w="8522" w:type="dxa"/>
         <w:jc w:val="center"/>
         <w:tblBorders>
-          <w:top w:val="nil"/>
-          <w:left w:val="nil"/>
-          <w:bottom w:val="nil"/>
-          <w:right w:val="nil"/>
-          <w:insideH w:val="nil"/>
-          <w:insideV w:val="nil"/>
+          <w:top w:val="none" w:color="auto" w:sz="0" w:space="0"/>
+          <w:left w:val="none" w:color="auto" w:sz="0" w:space="0"/>
+          <w:bottom w:val="none" w:color="auto" w:sz="0" w:space="0"/>
+          <w:right w:val="none" w:color="auto" w:sz="0" w:space="0"/>
+          <w:insideH w:val="none" w:color="auto" w:sz="0" w:space="0"/>
+          <w:insideV w:val="none" w:color="auto" w:sz="0" w:space="0"/>
         </w:tblBorders>
+        <w:tblLayout w:type="autofit"/>
         <w:tblCellMar>
           <w:top w:w="0" w:type="dxa"/>
           <w:left w:w="108" w:type="dxa"/>
@@ -95,15 +95,13 @@
       </w:tblGrid>
       <w:tr>
         <w:tblPrEx>
-          <w:tblW w:w="8522" w:type="dxa"/>
-          <w:jc w:val="center"/>
           <w:tblBorders>
-            <w:top w:val="nil"/>
-            <w:left w:val="nil"/>
-            <w:bottom w:val="nil"/>
-            <w:right w:val="nil"/>
-            <w:insideH w:val="nil"/>
-            <w:insideV w:val="nil"/>
+            <w:top w:val="none" w:color="auto" w:sz="0" w:space="0"/>
+            <w:left w:val="none" w:color="auto" w:sz="0" w:space="0"/>
+            <w:bottom w:val="none" w:color="auto" w:sz="0" w:space="0"/>
+            <w:right w:val="none" w:color="auto" w:sz="0" w:space="0"/>
+            <w:insideH w:val="none" w:color="auto" w:sz="0" w:space="0"/>
+            <w:insideV w:val="none" w:color="auto" w:sz="0" w:space="0"/>
           </w:tblBorders>
           <w:tblCellMar>
             <w:top w:w="0" w:type="dxa"/>
@@ -113,7 +111,7 @@
           </w:tblCellMar>
         </w:tblPrEx>
         <w:trPr>
-          <w:trHeight w:val="0"/>
+          <w:trHeight w:val="0" w:hRule="atLeast"/>
           <w:tblHeader/>
           <w:jc w:val="center"/>
         </w:trPr>
@@ -121,8 +119,8 @@
           <w:tcPr>
             <w:tcW w:w="1824" w:type="dxa"/>
             <w:tcBorders>
-              <w:top w:val="single" w:sz="4" w:space="0" w:color="auto"/>
-              <w:left w:val="single" w:sz="4" w:space="0" w:color="auto"/>
+              <w:top w:val="single" w:color="auto" w:sz="4" w:space="0"/>
+              <w:left w:val="single" w:color="auto" w:sz="4" w:space="0"/>
               <w:bottom w:val="nil"/>
               <w:right w:val="nil"/>
             </w:tcBorders>
@@ -168,8 +166,8 @@
           <w:tcPr>
             <w:tcW w:w="3090" w:type="dxa"/>
             <w:tcBorders>
-              <w:top w:val="single" w:sz="4" w:space="0" w:color="auto"/>
-              <w:left w:val="single" w:sz="4" w:space="0" w:color="auto"/>
+              <w:top w:val="single" w:color="auto" w:sz="4" w:space="0"/>
+              <w:left w:val="single" w:color="auto" w:sz="4" w:space="0"/>
               <w:bottom w:val="nil"/>
               <w:right w:val="nil"/>
             </w:tcBorders>
@@ -214,8 +212,8 @@
           <w:tcPr>
             <w:tcW w:w="1824" w:type="dxa"/>
             <w:tcBorders>
-              <w:top w:val="single" w:sz="4" w:space="0" w:color="auto"/>
-              <w:left w:val="single" w:sz="4" w:space="0" w:color="auto"/>
+              <w:top w:val="single" w:color="auto" w:sz="4" w:space="0"/>
+              <w:left w:val="single" w:color="auto" w:sz="4" w:space="0"/>
               <w:bottom w:val="nil"/>
               <w:right w:val="nil"/>
             </w:tcBorders>
@@ -261,10 +259,10 @@
           <w:tcPr>
             <w:tcW w:w="1784" w:type="dxa"/>
             <w:tcBorders>
-              <w:top w:val="single" w:sz="4" w:space="0" w:color="auto"/>
-              <w:left w:val="single" w:sz="4" w:space="0" w:color="auto"/>
+              <w:top w:val="single" w:color="auto" w:sz="4" w:space="0"/>
+              <w:left w:val="single" w:color="auto" w:sz="4" w:space="0"/>
               <w:bottom w:val="nil"/>
-              <w:right w:val="single" w:sz="4" w:space="0" w:color="auto"/>
+              <w:right w:val="single" w:color="auto" w:sz="4" w:space="0"/>
             </w:tcBorders>
             <w:tcMar>
               <w:top w:w="-1" w:type="dxa"/>
@@ -306,8 +304,14 @@
       </w:tr>
       <w:tr>
         <w:tblPrEx>
-          <w:tblW w:w="8522" w:type="dxa"/>
-          <w:jc w:val="center"/>
+          <w:tblBorders>
+            <w:top w:val="none" w:color="auto" w:sz="0" w:space="0"/>
+            <w:left w:val="none" w:color="auto" w:sz="0" w:space="0"/>
+            <w:bottom w:val="none" w:color="auto" w:sz="0" w:space="0"/>
+            <w:right w:val="none" w:color="auto" w:sz="0" w:space="0"/>
+            <w:insideH w:val="none" w:color="auto" w:sz="0" w:space="0"/>
+            <w:insideV w:val="none" w:color="auto" w:sz="0" w:space="0"/>
+          </w:tblBorders>
           <w:tblCellMar>
             <w:top w:w="0" w:type="dxa"/>
             <w:left w:w="108" w:type="dxa"/>
@@ -316,7 +320,7 @@
           </w:tblCellMar>
         </w:tblPrEx>
         <w:trPr>
-          <w:trHeight w:val="0"/>
+          <w:trHeight w:val="0" w:hRule="atLeast"/>
           <w:tblHeader/>
           <w:jc w:val="center"/>
         </w:trPr>
@@ -324,8 +328,8 @@
           <w:tcPr>
             <w:tcW w:w="1824" w:type="dxa"/>
             <w:tcBorders>
-              <w:top w:val="single" w:sz="4" w:space="0" w:color="auto"/>
-              <w:left w:val="single" w:sz="4" w:space="0" w:color="auto"/>
+              <w:top w:val="single" w:color="auto" w:sz="4" w:space="0"/>
+              <w:left w:val="single" w:color="auto" w:sz="4" w:space="0"/>
               <w:bottom w:val="nil"/>
               <w:right w:val="nil"/>
             </w:tcBorders>
@@ -371,8 +375,8 @@
           <w:tcPr>
             <w:tcW w:w="3090" w:type="dxa"/>
             <w:tcBorders>
-              <w:top w:val="single" w:sz="4" w:space="0" w:color="auto"/>
-              <w:left w:val="single" w:sz="4" w:space="0" w:color="auto"/>
+              <w:top w:val="single" w:color="auto" w:sz="4" w:space="0"/>
+              <w:left w:val="single" w:color="auto" w:sz="4" w:space="0"/>
               <w:bottom w:val="nil"/>
               <w:right w:val="nil"/>
             </w:tcBorders>
@@ -417,8 +421,8 @@
           <w:tcPr>
             <w:tcW w:w="1824" w:type="dxa"/>
             <w:tcBorders>
-              <w:top w:val="single" w:sz="4" w:space="0" w:color="auto"/>
-              <w:left w:val="single" w:sz="4" w:space="0" w:color="auto"/>
+              <w:top w:val="single" w:color="auto" w:sz="4" w:space="0"/>
+              <w:left w:val="single" w:color="auto" w:sz="4" w:space="0"/>
               <w:bottom w:val="nil"/>
               <w:right w:val="nil"/>
             </w:tcBorders>
@@ -464,10 +468,10 @@
           <w:tcPr>
             <w:tcW w:w="1784" w:type="dxa"/>
             <w:tcBorders>
-              <w:top w:val="single" w:sz="4" w:space="0" w:color="auto"/>
-              <w:left w:val="single" w:sz="4" w:space="0" w:color="auto"/>
+              <w:top w:val="single" w:color="auto" w:sz="4" w:space="0"/>
+              <w:left w:val="single" w:color="auto" w:sz="4" w:space="0"/>
               <w:bottom w:val="nil"/>
-              <w:right w:val="single" w:sz="4" w:space="0" w:color="auto"/>
+              <w:right w:val="single" w:color="auto" w:sz="4" w:space="0"/>
             </w:tcBorders>
             <w:tcMar>
               <w:top w:w="-1" w:type="dxa"/>
@@ -509,8 +513,14 @@
       </w:tr>
       <w:tr>
         <w:tblPrEx>
-          <w:tblW w:w="8522" w:type="dxa"/>
-          <w:jc w:val="center"/>
+          <w:tblBorders>
+            <w:top w:val="none" w:color="auto" w:sz="0" w:space="0"/>
+            <w:left w:val="none" w:color="auto" w:sz="0" w:space="0"/>
+            <w:bottom w:val="none" w:color="auto" w:sz="0" w:space="0"/>
+            <w:right w:val="none" w:color="auto" w:sz="0" w:space="0"/>
+            <w:insideH w:val="none" w:color="auto" w:sz="0" w:space="0"/>
+            <w:insideV w:val="none" w:color="auto" w:sz="0" w:space="0"/>
+          </w:tblBorders>
           <w:tblCellMar>
             <w:top w:w="0" w:type="dxa"/>
             <w:left w:w="108" w:type="dxa"/>
@@ -519,7 +529,7 @@
           </w:tblCellMar>
         </w:tblPrEx>
         <w:trPr>
-          <w:trHeight w:val="0"/>
+          <w:trHeight w:val="0" w:hRule="atLeast"/>
           <w:tblHeader/>
           <w:jc w:val="center"/>
         </w:trPr>
@@ -527,8 +537,8 @@
           <w:tcPr>
             <w:tcW w:w="1824" w:type="dxa"/>
             <w:tcBorders>
-              <w:top w:val="single" w:sz="4" w:space="0" w:color="auto"/>
-              <w:left w:val="single" w:sz="4" w:space="0" w:color="auto"/>
+              <w:top w:val="single" w:color="auto" w:sz="4" w:space="0"/>
+              <w:left w:val="single" w:color="auto" w:sz="4" w:space="0"/>
               <w:bottom w:val="nil"/>
               <w:right w:val="nil"/>
             </w:tcBorders>
@@ -574,8 +584,8 @@
           <w:tcPr>
             <w:tcW w:w="3090" w:type="dxa"/>
             <w:tcBorders>
-              <w:top w:val="single" w:sz="4" w:space="0" w:color="auto"/>
-              <w:left w:val="single" w:sz="4" w:space="0" w:color="auto"/>
+              <w:top w:val="single" w:color="auto" w:sz="4" w:space="0"/>
+              <w:left w:val="single" w:color="auto" w:sz="4" w:space="0"/>
               <w:bottom w:val="nil"/>
               <w:right w:val="nil"/>
             </w:tcBorders>
@@ -620,8 +630,8 @@
           <w:tcPr>
             <w:tcW w:w="1824" w:type="dxa"/>
             <w:tcBorders>
-              <w:top w:val="single" w:sz="4" w:space="0" w:color="auto"/>
-              <w:left w:val="single" w:sz="4" w:space="0" w:color="auto"/>
+              <w:top w:val="single" w:color="auto" w:sz="4" w:space="0"/>
+              <w:left w:val="single" w:color="auto" w:sz="4" w:space="0"/>
               <w:bottom w:val="nil"/>
               <w:right w:val="nil"/>
             </w:tcBorders>
@@ -667,10 +677,10 @@
           <w:tcPr>
             <w:tcW w:w="1784" w:type="dxa"/>
             <w:tcBorders>
-              <w:top w:val="single" w:sz="4" w:space="0" w:color="auto"/>
-              <w:left w:val="single" w:sz="4" w:space="0" w:color="auto"/>
+              <w:top w:val="single" w:color="auto" w:sz="4" w:space="0"/>
+              <w:left w:val="single" w:color="auto" w:sz="4" w:space="0"/>
               <w:bottom w:val="nil"/>
-              <w:right w:val="single" w:sz="4" w:space="0" w:color="auto"/>
+              <w:right w:val="single" w:color="auto" w:sz="4" w:space="0"/>
             </w:tcBorders>
             <w:tcMar>
               <w:top w:w="-1" w:type="dxa"/>
@@ -712,8 +722,14 @@
       </w:tr>
       <w:tr>
         <w:tblPrEx>
-          <w:tblW w:w="8522" w:type="dxa"/>
-          <w:jc w:val="center"/>
+          <w:tblBorders>
+            <w:top w:val="none" w:color="auto" w:sz="0" w:space="0"/>
+            <w:left w:val="none" w:color="auto" w:sz="0" w:space="0"/>
+            <w:bottom w:val="none" w:color="auto" w:sz="0" w:space="0"/>
+            <w:right w:val="none" w:color="auto" w:sz="0" w:space="0"/>
+            <w:insideH w:val="none" w:color="auto" w:sz="0" w:space="0"/>
+            <w:insideV w:val="none" w:color="auto" w:sz="0" w:space="0"/>
+          </w:tblBorders>
           <w:tblCellMar>
             <w:top w:w="0" w:type="dxa"/>
             <w:left w:w="108" w:type="dxa"/>
@@ -722,7 +738,7 @@
           </w:tblCellMar>
         </w:tblPrEx>
         <w:trPr>
-          <w:trHeight w:val="0"/>
+          <w:trHeight w:val="0" w:hRule="atLeast"/>
           <w:tblHeader/>
           <w:jc w:val="center"/>
         </w:trPr>
@@ -730,8 +746,8 @@
           <w:tcPr>
             <w:tcW w:w="1824" w:type="dxa"/>
             <w:tcBorders>
-              <w:top w:val="single" w:sz="4" w:space="0" w:color="auto"/>
-              <w:left w:val="single" w:sz="4" w:space="0" w:color="auto"/>
+              <w:top w:val="single" w:color="auto" w:sz="4" w:space="0"/>
+              <w:left w:val="single" w:color="auto" w:sz="4" w:space="0"/>
               <w:bottom w:val="nil"/>
               <w:right w:val="nil"/>
             </w:tcBorders>
@@ -777,8 +793,8 @@
           <w:tcPr>
             <w:tcW w:w="3090" w:type="dxa"/>
             <w:tcBorders>
-              <w:top w:val="single" w:sz="4" w:space="0" w:color="auto"/>
-              <w:left w:val="single" w:sz="4" w:space="0" w:color="auto"/>
+              <w:top w:val="single" w:color="auto" w:sz="4" w:space="0"/>
+              <w:left w:val="single" w:color="auto" w:sz="4" w:space="0"/>
               <w:bottom w:val="nil"/>
               <w:right w:val="nil"/>
             </w:tcBorders>
@@ -823,8 +839,8 @@
           <w:tcPr>
             <w:tcW w:w="1824" w:type="dxa"/>
             <w:tcBorders>
-              <w:top w:val="single" w:sz="4" w:space="0" w:color="auto"/>
-              <w:left w:val="single" w:sz="4" w:space="0" w:color="auto"/>
+              <w:top w:val="single" w:color="auto" w:sz="4" w:space="0"/>
+              <w:left w:val="single" w:color="auto" w:sz="4" w:space="0"/>
               <w:bottom w:val="nil"/>
               <w:right w:val="nil"/>
             </w:tcBorders>
@@ -870,10 +886,10 @@
           <w:tcPr>
             <w:tcW w:w="1784" w:type="dxa"/>
             <w:tcBorders>
-              <w:top w:val="single" w:sz="4" w:space="0" w:color="auto"/>
-              <w:left w:val="single" w:sz="4" w:space="0" w:color="auto"/>
+              <w:top w:val="single" w:color="auto" w:sz="4" w:space="0"/>
+              <w:left w:val="single" w:color="auto" w:sz="4" w:space="0"/>
               <w:bottom w:val="nil"/>
-              <w:right w:val="single" w:sz="4" w:space="0" w:color="auto"/>
+              <w:right w:val="single" w:color="auto" w:sz="4" w:space="0"/>
             </w:tcBorders>
             <w:tcMar>
               <w:top w:w="-1" w:type="dxa"/>
@@ -915,8 +931,14 @@
       </w:tr>
       <w:tr>
         <w:tblPrEx>
-          <w:tblW w:w="8522" w:type="dxa"/>
-          <w:jc w:val="center"/>
+          <w:tblBorders>
+            <w:top w:val="none" w:color="auto" w:sz="0" w:space="0"/>
+            <w:left w:val="none" w:color="auto" w:sz="0" w:space="0"/>
+            <w:bottom w:val="none" w:color="auto" w:sz="0" w:space="0"/>
+            <w:right w:val="none" w:color="auto" w:sz="0" w:space="0"/>
+            <w:insideH w:val="none" w:color="auto" w:sz="0" w:space="0"/>
+            <w:insideV w:val="none" w:color="auto" w:sz="0" w:space="0"/>
+          </w:tblBorders>
           <w:tblCellMar>
             <w:top w:w="0" w:type="dxa"/>
             <w:left w:w="108" w:type="dxa"/>
@@ -925,7 +947,7 @@
           </w:tblCellMar>
         </w:tblPrEx>
         <w:trPr>
-          <w:trHeight w:val="0"/>
+          <w:trHeight w:val="0" w:hRule="atLeast"/>
           <w:tblHeader/>
           <w:jc w:val="center"/>
         </w:trPr>
@@ -933,9 +955,9 @@
           <w:tcPr>
             <w:tcW w:w="1824" w:type="dxa"/>
             <w:tcBorders>
-              <w:top w:val="single" w:sz="4" w:space="0" w:color="auto"/>
-              <w:left w:val="single" w:sz="4" w:space="0" w:color="auto"/>
-              <w:bottom w:val="single" w:sz="4" w:space="0" w:color="auto"/>
+              <w:top w:val="single" w:color="auto" w:sz="4" w:space="0"/>
+              <w:left w:val="single" w:color="auto" w:sz="4" w:space="0"/>
+              <w:bottom w:val="single" w:color="auto" w:sz="4" w:space="0"/>
               <w:right w:val="nil"/>
             </w:tcBorders>
             <w:shd w:val="clear" w:color="auto" w:fill="AEAAAA" w:themeFill="background2" w:themeFillShade="BF"/>
@@ -980,9 +1002,9 @@
           <w:tcPr>
             <w:tcW w:w="3090" w:type="dxa"/>
             <w:tcBorders>
-              <w:top w:val="single" w:sz="4" w:space="0" w:color="auto"/>
-              <w:left w:val="single" w:sz="4" w:space="0" w:color="auto"/>
-              <w:bottom w:val="single" w:sz="4" w:space="0" w:color="auto"/>
+              <w:top w:val="single" w:color="auto" w:sz="4" w:space="0"/>
+              <w:left w:val="single" w:color="auto" w:sz="4" w:space="0"/>
+              <w:bottom w:val="single" w:color="auto" w:sz="4" w:space="0"/>
               <w:right w:val="nil"/>
             </w:tcBorders>
             <w:tcMar>
@@ -1026,9 +1048,9 @@
           <w:tcPr>
             <w:tcW w:w="1824" w:type="dxa"/>
             <w:tcBorders>
-              <w:top w:val="single" w:sz="4" w:space="0" w:color="auto"/>
-              <w:left w:val="single" w:sz="4" w:space="0" w:color="auto"/>
-              <w:bottom w:val="single" w:sz="4" w:space="0" w:color="auto"/>
+              <w:top w:val="single" w:color="auto" w:sz="4" w:space="0"/>
+              <w:left w:val="single" w:color="auto" w:sz="4" w:space="0"/>
+              <w:bottom w:val="single" w:color="auto" w:sz="4" w:space="0"/>
               <w:right w:val="nil"/>
             </w:tcBorders>
             <w:shd w:val="clear" w:color="auto" w:fill="AEAAAA" w:themeFill="background2" w:themeFillShade="BF"/>
@@ -1073,10 +1095,10 @@
           <w:tcPr>
             <w:tcW w:w="1784" w:type="dxa"/>
             <w:tcBorders>
-              <w:top w:val="single" w:sz="4" w:space="0" w:color="auto"/>
-              <w:left w:val="single" w:sz="4" w:space="0" w:color="auto"/>
-              <w:bottom w:val="single" w:sz="4" w:space="0" w:color="auto"/>
-              <w:right w:val="single" w:sz="4" w:space="0" w:color="auto"/>
+              <w:top w:val="single" w:color="auto" w:sz="4" w:space="0"/>
+              <w:left w:val="single" w:color="auto" w:sz="4" w:space="0"/>
+              <w:bottom w:val="single" w:color="auto" w:sz="4" w:space="0"/>
+              <w:right w:val="single" w:color="auto" w:sz="4" w:space="0"/>
             </w:tcBorders>
             <w:tcMar>
               <w:top w:w="-1" w:type="dxa"/>
@@ -1148,7 +1170,7 @@
     </w:p>
     <w:p>
       <w:pPr>
-        <w:pStyle w:val="a1"/>
+        <w:pStyle w:val="31"/>
         <w:keepNext w:val="0"/>
         <w:keepLines w:val="0"/>
         <w:pageBreakBefore w:val="0"/>
@@ -1183,17 +1205,18 @@
     </w:p>
     <w:tbl>
       <w:tblPr>
-        <w:tblStyle w:val="TableGrid"/>
+        <w:tblStyle w:val="23"/>
         <w:tblW w:w="8519" w:type="dxa"/>
         <w:jc w:val="center"/>
         <w:tblBorders>
-          <w:top w:val="nil"/>
-          <w:left w:val="nil"/>
-          <w:bottom w:val="nil"/>
-          <w:right w:val="nil"/>
-          <w:insideH w:val="nil"/>
-          <w:insideV w:val="nil"/>
+          <w:top w:val="none" w:color="auto" w:sz="0" w:space="0"/>
+          <w:left w:val="none" w:color="auto" w:sz="0" w:space="0"/>
+          <w:bottom w:val="none" w:color="auto" w:sz="0" w:space="0"/>
+          <w:right w:val="none" w:color="auto" w:sz="0" w:space="0"/>
+          <w:insideH w:val="none" w:color="auto" w:sz="0" w:space="0"/>
+          <w:insideV w:val="none" w:color="auto" w:sz="0" w:space="0"/>
         </w:tblBorders>
+        <w:tblLayout w:type="autofit"/>
         <w:tblCellMar>
           <w:top w:w="0" w:type="dxa"/>
           <w:left w:w="108" w:type="dxa"/>
@@ -1210,15 +1233,13 @@
       </w:tblGrid>
       <w:tr>
         <w:tblPrEx>
-          <w:tblW w:w="8519" w:type="dxa"/>
-          <w:jc w:val="center"/>
           <w:tblBorders>
-            <w:top w:val="nil"/>
-            <w:left w:val="nil"/>
-            <w:bottom w:val="nil"/>
-            <w:right w:val="nil"/>
-            <w:insideH w:val="nil"/>
-            <w:insideV w:val="nil"/>
+            <w:top w:val="none" w:color="auto" w:sz="0" w:space="0"/>
+            <w:left w:val="none" w:color="auto" w:sz="0" w:space="0"/>
+            <w:bottom w:val="none" w:color="auto" w:sz="0" w:space="0"/>
+            <w:right w:val="none" w:color="auto" w:sz="0" w:space="0"/>
+            <w:insideH w:val="none" w:color="auto" w:sz="0" w:space="0"/>
+            <w:insideV w:val="none" w:color="auto" w:sz="0" w:space="0"/>
           </w:tblBorders>
           <w:tblCellMar>
             <w:top w:w="0" w:type="dxa"/>
@@ -1228,7 +1249,7 @@
           </w:tblCellMar>
         </w:tblPrEx>
         <w:trPr>
-          <w:trHeight w:val="0"/>
+          <w:trHeight w:val="0" w:hRule="atLeast"/>
           <w:tblHeader/>
           <w:jc w:val="center"/>
         </w:trPr>
@@ -1236,8 +1257,8 @@
           <w:tcPr>
             <w:tcW w:w="0" w:type="auto"/>
             <w:tcBorders>
-              <w:top w:val="single" w:sz="12" w:space="0" w:color="auto"/>
-              <w:left w:val="single" w:sz="12" w:space="0" w:color="auto"/>
+              <w:top w:val="single" w:color="auto" w:sz="12" w:space="0"/>
+              <w:left w:val="single" w:color="auto" w:sz="12" w:space="0"/>
               <w:bottom w:val="nil"/>
               <w:right w:val="nil"/>
             </w:tcBorders>
@@ -1265,12 +1286,12 @@
               <w:adjustRightInd w:val="0"/>
               <w:snapToGrid w:val="0"/>
               <w:spacing w:line="240" w:lineRule="auto"/>
-              <w:ind w:left="0" w:right="0" w:firstLine="0" w:leftChars="0" w:rightChars="0" w:firstLineChars="0"/>
+              <w:ind w:left="0" w:leftChars="0" w:right="0" w:rightChars="0" w:firstLine="0" w:firstLineChars="0"/>
               <w:jc w:val="center"/>
               <w:textAlignment w:val="baseline"/>
               <w:rPr>
-                <w:rStyle w:val="Strong"/>
-                <w:rFonts w:ascii="微软雅黑" w:eastAsia="微软雅黑" w:hAnsi="微软雅黑" w:cs="微软雅黑" w:hint="default"/>
+                <w:rStyle w:val="25"/>
+                <w:rFonts w:hint="default" w:ascii="微软雅黑" w:hAnsi="微软雅黑" w:eastAsia="微软雅黑" w:cs="微软雅黑"/>
                 <w:b/>
                 <w:bCs/>
                 <w:i w:val="0"/>
@@ -1288,8 +1309,8 @@
             </w:pPr>
             <w:r>
               <w:rPr>
-                <w:rStyle w:val="Strong"/>
-                <w:rFonts w:ascii="微软雅黑" w:eastAsia="微软雅黑" w:hAnsi="微软雅黑" w:cs="微软雅黑" w:hint="eastAsia"/>
+                <w:rStyle w:val="25"/>
+                <w:rFonts w:hint="eastAsia" w:ascii="微软雅黑" w:hAnsi="微软雅黑" w:eastAsia="微软雅黑" w:cs="微软雅黑"/>
                 <w:b/>
                 <w:bCs/>
                 <w:i w:val="0"/>
@@ -1312,8 +1333,8 @@
           <w:tcPr>
             <w:tcW w:w="0" w:type="auto"/>
             <w:tcBorders>
-              <w:top w:val="single" w:sz="12" w:space="0" w:color="auto"/>
-              <w:left w:val="single" w:sz="4" w:space="0" w:color="auto"/>
+              <w:top w:val="single" w:color="auto" w:sz="12" w:space="0"/>
+              <w:left w:val="single" w:color="auto" w:sz="4" w:space="0"/>
               <w:bottom w:val="nil"/>
               <w:right w:val="nil"/>
             </w:tcBorders>
@@ -1341,12 +1362,12 @@
               <w:adjustRightInd w:val="0"/>
               <w:snapToGrid w:val="0"/>
               <w:spacing w:line="240" w:lineRule="auto"/>
-              <w:ind w:left="0" w:right="0" w:firstLine="0" w:leftChars="0" w:rightChars="0" w:firstLineChars="0"/>
+              <w:ind w:left="0" w:leftChars="0" w:right="0" w:rightChars="0" w:firstLine="0" w:firstLineChars="0"/>
               <w:jc w:val="center"/>
               <w:textAlignment w:val="baseline"/>
               <w:rPr>
-                <w:rStyle w:val="Strong"/>
-                <w:rFonts w:ascii="微软雅黑" w:eastAsia="微软雅黑" w:hAnsi="微软雅黑" w:cs="微软雅黑" w:hint="default"/>
+                <w:rStyle w:val="25"/>
+                <w:rFonts w:hint="default" w:ascii="微软雅黑" w:hAnsi="微软雅黑" w:eastAsia="微软雅黑" w:cs="微软雅黑"/>
                 <w:b/>
                 <w:bCs/>
                 <w:i w:val="0"/>
@@ -1364,8 +1385,8 @@
             </w:pPr>
             <w:r>
               <w:rPr>
-                <w:rStyle w:val="Strong"/>
-                <w:rFonts w:ascii="微软雅黑" w:eastAsia="微软雅黑" w:hAnsi="微软雅黑" w:cs="微软雅黑" w:hint="eastAsia"/>
+                <w:rStyle w:val="25"/>
+                <w:rFonts w:hint="eastAsia" w:ascii="微软雅黑" w:hAnsi="微软雅黑" w:eastAsia="微软雅黑" w:cs="微软雅黑"/>
                 <w:b/>
                 <w:bCs/>
                 <w:i w:val="0"/>
@@ -1388,8 +1409,8 @@
           <w:tcPr>
             <w:tcW w:w="0" w:type="auto"/>
             <w:tcBorders>
-              <w:top w:val="single" w:sz="12" w:space="0" w:color="auto"/>
-              <w:left w:val="single" w:sz="4" w:space="0" w:color="auto"/>
+              <w:top w:val="single" w:color="auto" w:sz="12" w:space="0"/>
+              <w:left w:val="single" w:color="auto" w:sz="4" w:space="0"/>
               <w:bottom w:val="nil"/>
               <w:right w:val="nil"/>
             </w:tcBorders>
@@ -1417,12 +1438,12 @@
               <w:adjustRightInd w:val="0"/>
               <w:snapToGrid w:val="0"/>
               <w:spacing w:line="240" w:lineRule="auto"/>
-              <w:ind w:left="0" w:right="0" w:firstLine="0" w:leftChars="0" w:rightChars="0" w:firstLineChars="0"/>
+              <w:ind w:left="0" w:leftChars="0" w:right="0" w:rightChars="0" w:firstLine="0" w:firstLineChars="0"/>
               <w:jc w:val="center"/>
               <w:textAlignment w:val="baseline"/>
               <w:rPr>
-                <w:rStyle w:val="Strong"/>
-                <w:rFonts w:ascii="微软雅黑" w:eastAsia="微软雅黑" w:hAnsi="微软雅黑" w:cs="微软雅黑" w:hint="default"/>
+                <w:rStyle w:val="25"/>
+                <w:rFonts w:hint="default" w:ascii="微软雅黑" w:hAnsi="微软雅黑" w:eastAsia="微软雅黑" w:cs="微软雅黑"/>
                 <w:b/>
                 <w:bCs/>
                 <w:i w:val="0"/>
@@ -1440,8 +1461,8 @@
             </w:pPr>
             <w:r>
               <w:rPr>
-                <w:rStyle w:val="Strong"/>
-                <w:rFonts w:ascii="微软雅黑" w:eastAsia="微软雅黑" w:hAnsi="微软雅黑" w:cs="微软雅黑" w:hint="eastAsia"/>
+                <w:rStyle w:val="25"/>
+                <w:rFonts w:hint="eastAsia" w:ascii="微软雅黑" w:hAnsi="微软雅黑" w:eastAsia="微软雅黑" w:cs="微软雅黑"/>
                 <w:b/>
                 <w:bCs/>
                 <w:i w:val="0"/>
@@ -1464,8 +1485,8 @@
           <w:tcPr>
             <w:tcW w:w="0" w:type="auto"/>
             <w:tcBorders>
-              <w:top w:val="single" w:sz="12" w:space="0" w:color="auto"/>
-              <w:left w:val="single" w:sz="4" w:space="0" w:color="auto"/>
+              <w:top w:val="single" w:color="auto" w:sz="12" w:space="0"/>
+              <w:left w:val="single" w:color="auto" w:sz="4" w:space="0"/>
               <w:bottom w:val="nil"/>
               <w:right w:val="nil"/>
             </w:tcBorders>
@@ -1493,12 +1514,12 @@
               <w:adjustRightInd w:val="0"/>
               <w:snapToGrid w:val="0"/>
               <w:spacing w:line="240" w:lineRule="auto"/>
-              <w:ind w:left="0" w:right="0" w:firstLine="0" w:leftChars="0" w:rightChars="0" w:firstLineChars="0"/>
+              <w:ind w:left="0" w:leftChars="0" w:right="0" w:rightChars="0" w:firstLine="0" w:firstLineChars="0"/>
               <w:jc w:val="center"/>
               <w:textAlignment w:val="baseline"/>
               <w:rPr>
-                <w:rStyle w:val="Strong"/>
-                <w:rFonts w:ascii="微软雅黑" w:eastAsia="微软雅黑" w:hAnsi="微软雅黑" w:cs="微软雅黑" w:hint="default"/>
+                <w:rStyle w:val="25"/>
+                <w:rFonts w:hint="default" w:ascii="微软雅黑" w:hAnsi="微软雅黑" w:eastAsia="微软雅黑" w:cs="微软雅黑"/>
                 <w:b/>
                 <w:bCs/>
                 <w:i w:val="0"/>
@@ -1516,8 +1537,8 @@
             </w:pPr>
             <w:r>
               <w:rPr>
-                <w:rStyle w:val="Strong"/>
-                <w:rFonts w:ascii="微软雅黑" w:eastAsia="微软雅黑" w:hAnsi="微软雅黑" w:cs="微软雅黑" w:hint="eastAsia"/>
+                <w:rStyle w:val="25"/>
+                <w:rFonts w:hint="eastAsia" w:ascii="微软雅黑" w:hAnsi="微软雅黑" w:eastAsia="微软雅黑" w:cs="微软雅黑"/>
                 <w:b/>
                 <w:bCs/>
                 <w:i w:val="0"/>
@@ -1540,10 +1561,10 @@
           <w:tcPr>
             <w:tcW w:w="1205" w:type="dxa"/>
             <w:tcBorders>
-              <w:top w:val="single" w:sz="12" w:space="0" w:color="auto"/>
-              <w:left w:val="single" w:sz="4" w:space="0" w:color="auto"/>
+              <w:top w:val="single" w:color="auto" w:sz="12" w:space="0"/>
+              <w:left w:val="single" w:color="auto" w:sz="4" w:space="0"/>
               <w:bottom w:val="nil"/>
-              <w:right w:val="single" w:sz="12" w:space="0" w:color="auto"/>
+              <w:right w:val="single" w:color="auto" w:sz="12" w:space="0"/>
             </w:tcBorders>
             <w:tcMar>
               <w:top w:w="-1" w:type="dxa"/>
@@ -1569,12 +1590,12 @@
               <w:adjustRightInd w:val="0"/>
               <w:snapToGrid w:val="0"/>
               <w:spacing w:line="240" w:lineRule="auto"/>
-              <w:ind w:left="0" w:right="0" w:firstLine="0" w:leftChars="0" w:rightChars="0" w:firstLineChars="0"/>
+              <w:ind w:left="0" w:leftChars="0" w:right="0" w:rightChars="0" w:firstLine="0" w:firstLineChars="0"/>
               <w:jc w:val="center"/>
               <w:textAlignment w:val="baseline"/>
               <w:rPr>
-                <w:rStyle w:val="Strong"/>
-                <w:rFonts w:ascii="微软雅黑" w:eastAsia="微软雅黑" w:hAnsi="微软雅黑" w:cs="微软雅黑" w:hint="default"/>
+                <w:rStyle w:val="25"/>
+                <w:rFonts w:hint="default" w:ascii="微软雅黑" w:hAnsi="微软雅黑" w:eastAsia="微软雅黑" w:cs="微软雅黑"/>
                 <w:b/>
                 <w:bCs/>
                 <w:i w:val="0"/>
@@ -1592,8 +1613,8 @@
             </w:pPr>
             <w:r>
               <w:rPr>
-                <w:rStyle w:val="Strong"/>
-                <w:rFonts w:ascii="微软雅黑" w:eastAsia="微软雅黑" w:hAnsi="微软雅黑" w:cs="微软雅黑" w:hint="eastAsia"/>
+                <w:rStyle w:val="25"/>
+                <w:rFonts w:hint="eastAsia" w:ascii="微软雅黑" w:hAnsi="微软雅黑" w:eastAsia="微软雅黑" w:cs="微软雅黑"/>
                 <w:b/>
                 <w:bCs/>
                 <w:i w:val="0"/>
@@ -1615,8 +1636,14 @@
       </w:tr>
       <w:tr>
         <w:tblPrEx>
-          <w:tblW w:w="8519" w:type="dxa"/>
-          <w:jc w:val="center"/>
+          <w:tblBorders>
+            <w:top w:val="none" w:color="auto" w:sz="0" w:space="0"/>
+            <w:left w:val="none" w:color="auto" w:sz="0" w:space="0"/>
+            <w:bottom w:val="none" w:color="auto" w:sz="0" w:space="0"/>
+            <w:right w:val="none" w:color="auto" w:sz="0" w:space="0"/>
+            <w:insideH w:val="none" w:color="auto" w:sz="0" w:space="0"/>
+            <w:insideV w:val="none" w:color="auto" w:sz="0" w:space="0"/>
+          </w:tblBorders>
           <w:tblCellMar>
             <w:top w:w="0" w:type="dxa"/>
             <w:left w:w="108" w:type="dxa"/>
@@ -1625,15 +1652,15 @@
           </w:tblCellMar>
         </w:tblPrEx>
         <w:trPr>
-          <w:trHeight w:val="0"/>
+          <w:trHeight w:val="0" w:hRule="atLeast"/>
           <w:jc w:val="center"/>
         </w:trPr>
         <w:tc>
           <w:tcPr>
             <w:tcW w:w="0" w:type="auto"/>
             <w:tcBorders>
-              <w:top w:val="single" w:sz="4" w:space="0" w:color="auto"/>
-              <w:left w:val="single" w:sz="12" w:space="0" w:color="auto"/>
+              <w:top w:val="single" w:color="auto" w:sz="4" w:space="0"/>
+              <w:left w:val="single" w:color="auto" w:sz="12" w:space="0"/>
               <w:bottom w:val="nil"/>
               <w:right w:val="nil"/>
             </w:tcBorders>
@@ -1661,12 +1688,12 @@
               <w:adjustRightInd w:val="0"/>
               <w:snapToGrid w:val="0"/>
               <w:spacing w:line="240" w:lineRule="auto"/>
-              <w:ind w:left="0" w:right="0" w:firstLine="0" w:leftChars="0" w:rightChars="0" w:firstLineChars="0"/>
+              <w:ind w:left="0" w:leftChars="0" w:right="0" w:rightChars="0" w:firstLine="0" w:firstLineChars="0"/>
               <w:jc w:val="center"/>
               <w:textAlignment w:val="baseline"/>
               <w:rPr>
-                <w:rStyle w:val="Strong"/>
-                <w:rFonts w:ascii="微软雅黑" w:eastAsia="微软雅黑" w:hAnsi="微软雅黑" w:cs="微软雅黑" w:hint="default"/>
+                <w:rStyle w:val="25"/>
+                <w:rFonts w:hint="default" w:ascii="微软雅黑" w:hAnsi="微软雅黑" w:eastAsia="微软雅黑" w:cs="微软雅黑"/>
                 <w:b w:val="0"/>
                 <w:bCs/>
                 <w:i w:val="0"/>
@@ -1684,8 +1711,8 @@
             </w:pPr>
             <w:r>
               <w:rPr>
-                <w:rStyle w:val="Strong"/>
-                <w:rFonts w:ascii="微软雅黑" w:eastAsia="微软雅黑" w:hAnsi="微软雅黑" w:cs="微软雅黑" w:hint="eastAsia"/>
+                <w:rStyle w:val="25"/>
+                <w:rFonts w:hint="eastAsia" w:ascii="微软雅黑" w:hAnsi="微软雅黑" w:eastAsia="微软雅黑" w:cs="微软雅黑"/>
                 <w:b w:val="0"/>
                 <w:bCs/>
                 <w:i w:val="0"/>
@@ -1703,8 +1730,8 @@
             </w:r>
             <w:r>
               <w:rPr>
-                <w:rStyle w:val="Strong"/>
-                <w:rFonts w:ascii="微软雅黑" w:eastAsia="微软雅黑" w:hAnsi="微软雅黑" w:cs="微软雅黑" w:hint="eastAsia"/>
+                <w:rStyle w:val="25"/>
+                <w:rFonts w:hint="eastAsia" w:ascii="微软雅黑" w:hAnsi="微软雅黑" w:eastAsia="微软雅黑" w:cs="微软雅黑"/>
                 <w:b w:val="0"/>
                 <w:bCs/>
                 <w:i w:val="0"/>
@@ -1727,8 +1754,8 @@
           <w:tcPr>
             <w:tcW w:w="0" w:type="auto"/>
             <w:tcBorders>
-              <w:top w:val="single" w:sz="4" w:space="0" w:color="auto"/>
-              <w:left w:val="single" w:sz="4" w:space="0" w:color="auto"/>
+              <w:top w:val="single" w:color="auto" w:sz="4" w:space="0"/>
+              <w:left w:val="single" w:color="auto" w:sz="4" w:space="0"/>
               <w:bottom w:val="nil"/>
               <w:right w:val="nil"/>
             </w:tcBorders>
@@ -1756,12 +1783,12 @@
               <w:adjustRightInd w:val="0"/>
               <w:snapToGrid w:val="0"/>
               <w:spacing w:line="240" w:lineRule="auto"/>
-              <w:ind w:left="0" w:right="0" w:firstLine="0" w:leftChars="0" w:rightChars="0" w:firstLineChars="0"/>
+              <w:ind w:left="0" w:leftChars="0" w:right="0" w:rightChars="0" w:firstLine="0" w:firstLineChars="0"/>
               <w:jc w:val="center"/>
               <w:textAlignment w:val="baseline"/>
               <w:rPr>
-                <w:rStyle w:val="Strong"/>
-                <w:rFonts w:ascii="微软雅黑" w:eastAsia="微软雅黑" w:hAnsi="微软雅黑" w:cs="微软雅黑" w:hint="default"/>
+                <w:rStyle w:val="25"/>
+                <w:rFonts w:hint="default" w:ascii="微软雅黑" w:hAnsi="微软雅黑" w:eastAsia="微软雅黑" w:cs="微软雅黑"/>
                 <w:b w:val="0"/>
                 <w:bCs/>
                 <w:i w:val="0"/>
@@ -1779,8 +1806,8 @@
             </w:pPr>
             <w:r>
               <w:rPr>
-                <w:rStyle w:val="Strong"/>
-                <w:rFonts w:ascii="微软雅黑" w:eastAsia="微软雅黑" w:hAnsi="微软雅黑" w:cs="微软雅黑" w:hint="eastAsia"/>
+                <w:rStyle w:val="25"/>
+                <w:rFonts w:hint="eastAsia" w:ascii="微软雅黑" w:hAnsi="微软雅黑" w:eastAsia="微软雅黑" w:cs="微软雅黑"/>
                 <w:b w:val="0"/>
                 <w:bCs/>
                 <w:i w:val="0"/>
@@ -1803,8 +1830,8 @@
           <w:tcPr>
             <w:tcW w:w="0" w:type="auto"/>
             <w:tcBorders>
-              <w:top w:val="single" w:sz="4" w:space="0" w:color="auto"/>
-              <w:left w:val="single" w:sz="4" w:space="0" w:color="auto"/>
+              <w:top w:val="single" w:color="auto" w:sz="4" w:space="0"/>
+              <w:left w:val="single" w:color="auto" w:sz="4" w:space="0"/>
               <w:bottom w:val="nil"/>
               <w:right w:val="nil"/>
             </w:tcBorders>
@@ -1832,12 +1859,12 @@
               <w:adjustRightInd w:val="0"/>
               <w:snapToGrid w:val="0"/>
               <w:spacing w:line="240" w:lineRule="auto"/>
-              <w:ind w:left="0" w:right="0" w:firstLine="0" w:leftChars="0" w:rightChars="0" w:firstLineChars="0"/>
+              <w:ind w:left="0" w:leftChars="0" w:right="0" w:rightChars="0" w:firstLine="0" w:firstLineChars="0"/>
               <w:jc w:val="center"/>
               <w:textAlignment w:val="baseline"/>
               <w:rPr>
-                <w:rStyle w:val="Strong"/>
-                <w:rFonts w:ascii="微软雅黑" w:eastAsia="微软雅黑" w:hAnsi="微软雅黑" w:cs="微软雅黑" w:hint="default"/>
+                <w:rStyle w:val="25"/>
+                <w:rFonts w:hint="default" w:ascii="微软雅黑" w:hAnsi="微软雅黑" w:eastAsia="微软雅黑" w:cs="微软雅黑"/>
                 <w:b w:val="0"/>
                 <w:bCs/>
                 <w:i w:val="0"/>
@@ -1855,8 +1882,8 @@
             </w:pPr>
             <w:r>
               <w:rPr>
-                <w:rStyle w:val="Strong"/>
-                <w:rFonts w:ascii="微软雅黑" w:eastAsia="微软雅黑" w:hAnsi="微软雅黑" w:cs="微软雅黑" w:hint="eastAsia"/>
+                <w:rStyle w:val="25"/>
+                <w:rFonts w:hint="eastAsia" w:ascii="微软雅黑" w:hAnsi="微软雅黑" w:eastAsia="微软雅黑" w:cs="微软雅黑"/>
                 <w:b w:val="0"/>
                 <w:bCs/>
                 <w:i w:val="0"/>
@@ -1879,8 +1906,8 @@
           <w:tcPr>
             <w:tcW w:w="0" w:type="auto"/>
             <w:tcBorders>
-              <w:top w:val="single" w:sz="4" w:space="0" w:color="auto"/>
-              <w:left w:val="single" w:sz="4" w:space="0" w:color="auto"/>
+              <w:top w:val="single" w:color="auto" w:sz="4" w:space="0"/>
+              <w:left w:val="single" w:color="auto" w:sz="4" w:space="0"/>
               <w:bottom w:val="nil"/>
               <w:right w:val="nil"/>
             </w:tcBorders>
@@ -1908,12 +1935,12 @@
               <w:adjustRightInd w:val="0"/>
               <w:snapToGrid w:val="0"/>
               <w:spacing w:line="240" w:lineRule="auto"/>
-              <w:ind w:left="0" w:right="0" w:firstLine="0" w:leftChars="0" w:rightChars="0" w:firstLineChars="0"/>
+              <w:ind w:left="0" w:leftChars="0" w:right="0" w:rightChars="0" w:firstLine="0" w:firstLineChars="0"/>
               <w:jc w:val="center"/>
               <w:textAlignment w:val="baseline"/>
               <w:rPr>
-                <w:rStyle w:val="Strong"/>
-                <w:rFonts w:ascii="微软雅黑" w:eastAsia="微软雅黑" w:hAnsi="微软雅黑" w:cs="微软雅黑" w:hint="default"/>
+                <w:rStyle w:val="25"/>
+                <w:rFonts w:hint="default" w:ascii="微软雅黑" w:hAnsi="微软雅黑" w:eastAsia="微软雅黑" w:cs="微软雅黑"/>
                 <w:b w:val="0"/>
                 <w:bCs/>
                 <w:i w:val="0"/>
@@ -1931,8 +1958,8 @@
             </w:pPr>
             <w:r>
               <w:rPr>
-                <w:rStyle w:val="Strong"/>
-                <w:rFonts w:ascii="微软雅黑" w:eastAsia="微软雅黑" w:hAnsi="微软雅黑" w:cs="微软雅黑" w:hint="eastAsia"/>
+                <w:rStyle w:val="25"/>
+                <w:rFonts w:hint="eastAsia" w:ascii="微软雅黑" w:hAnsi="微软雅黑" w:eastAsia="微软雅黑" w:cs="微软雅黑"/>
                 <w:b w:val="0"/>
                 <w:bCs/>
                 <w:i w:val="0"/>
@@ -1955,10 +1982,10 @@
           <w:tcPr>
             <w:tcW w:w="1205" w:type="dxa"/>
             <w:tcBorders>
-              <w:top w:val="single" w:sz="4" w:space="0" w:color="auto"/>
-              <w:left w:val="single" w:sz="4" w:space="0" w:color="auto"/>
+              <w:top w:val="single" w:color="auto" w:sz="4" w:space="0"/>
+              <w:left w:val="single" w:color="auto" w:sz="4" w:space="0"/>
               <w:bottom w:val="nil"/>
-              <w:right w:val="single" w:sz="12" w:space="0" w:color="auto"/>
+              <w:right w:val="single" w:color="auto" w:sz="12" w:space="0"/>
             </w:tcBorders>
             <w:tcMar>
               <w:top w:w="-1" w:type="dxa"/>
@@ -1984,12 +2011,12 @@
               <w:adjustRightInd w:val="0"/>
               <w:snapToGrid w:val="0"/>
               <w:spacing w:line="240" w:lineRule="auto"/>
-              <w:ind w:left="0" w:right="0" w:firstLine="0" w:leftChars="0" w:rightChars="0" w:firstLineChars="0"/>
+              <w:ind w:left="0" w:leftChars="0" w:right="0" w:rightChars="0" w:firstLine="0" w:firstLineChars="0"/>
               <w:jc w:val="center"/>
               <w:textAlignment w:val="baseline"/>
               <w:rPr>
-                <w:rStyle w:val="Strong"/>
-                <w:rFonts w:ascii="微软雅黑" w:eastAsia="微软雅黑" w:hAnsi="微软雅黑" w:cs="微软雅黑" w:hint="default"/>
+                <w:rStyle w:val="25"/>
+                <w:rFonts w:hint="default" w:ascii="微软雅黑" w:hAnsi="微软雅黑" w:eastAsia="微软雅黑" w:cs="微软雅黑"/>
                 <w:b w:val="0"/>
                 <w:bCs/>
                 <w:i w:val="0"/>
@@ -2010,8 +2037,14 @@
       </w:tr>
       <w:tr>
         <w:tblPrEx>
-          <w:tblW w:w="8519" w:type="dxa"/>
-          <w:jc w:val="center"/>
+          <w:tblBorders>
+            <w:top w:val="none" w:color="auto" w:sz="0" w:space="0"/>
+            <w:left w:val="none" w:color="auto" w:sz="0" w:space="0"/>
+            <w:bottom w:val="none" w:color="auto" w:sz="0" w:space="0"/>
+            <w:right w:val="none" w:color="auto" w:sz="0" w:space="0"/>
+            <w:insideH w:val="none" w:color="auto" w:sz="0" w:space="0"/>
+            <w:insideV w:val="none" w:color="auto" w:sz="0" w:space="0"/>
+          </w:tblBorders>
           <w:tblCellMar>
             <w:top w:w="0" w:type="dxa"/>
             <w:left w:w="108" w:type="dxa"/>
@@ -2020,15 +2053,15 @@
           </w:tblCellMar>
         </w:tblPrEx>
         <w:trPr>
-          <w:trHeight w:val="0"/>
+          <w:trHeight w:val="0" w:hRule="atLeast"/>
           <w:jc w:val="center"/>
         </w:trPr>
         <w:tc>
           <w:tcPr>
             <w:tcW w:w="0" w:type="auto"/>
             <w:tcBorders>
-              <w:top w:val="single" w:sz="4" w:space="0" w:color="auto"/>
-              <w:left w:val="single" w:sz="12" w:space="0" w:color="auto"/>
+              <w:top w:val="single" w:color="auto" w:sz="4" w:space="0"/>
+              <w:left w:val="single" w:color="auto" w:sz="12" w:space="0"/>
               <w:bottom w:val="nil"/>
               <w:right w:val="nil"/>
             </w:tcBorders>
@@ -2056,12 +2089,12 @@
               <w:adjustRightInd w:val="0"/>
               <w:snapToGrid w:val="0"/>
               <w:spacing w:line="240" w:lineRule="auto"/>
-              <w:ind w:left="0" w:right="0" w:firstLine="0" w:leftChars="0" w:rightChars="0" w:firstLineChars="0"/>
+              <w:ind w:left="0" w:leftChars="0" w:right="0" w:rightChars="0" w:firstLine="0" w:firstLineChars="0"/>
               <w:jc w:val="center"/>
               <w:textAlignment w:val="baseline"/>
               <w:rPr>
-                <w:rStyle w:val="Strong"/>
-                <w:rFonts w:ascii="微软雅黑" w:eastAsia="微软雅黑" w:hAnsi="微软雅黑" w:cs="微软雅黑" w:hint="default"/>
+                <w:rStyle w:val="25"/>
+                <w:rFonts w:hint="default" w:ascii="微软雅黑" w:hAnsi="微软雅黑" w:eastAsia="微软雅黑" w:cs="微软雅黑"/>
                 <w:b w:val="0"/>
                 <w:bCs/>
                 <w:i w:val="0"/>
@@ -2083,8 +2116,8 @@
           <w:tcPr>
             <w:tcW w:w="0" w:type="auto"/>
             <w:tcBorders>
-              <w:top w:val="single" w:sz="4" w:space="0" w:color="auto"/>
-              <w:left w:val="single" w:sz="4" w:space="0" w:color="auto"/>
+              <w:top w:val="single" w:color="auto" w:sz="4" w:space="0"/>
+              <w:left w:val="single" w:color="auto" w:sz="4" w:space="0"/>
               <w:bottom w:val="nil"/>
               <w:right w:val="nil"/>
             </w:tcBorders>
@@ -2112,12 +2145,12 @@
               <w:adjustRightInd w:val="0"/>
               <w:snapToGrid w:val="0"/>
               <w:spacing w:line="240" w:lineRule="auto"/>
-              <w:ind w:left="0" w:right="0" w:firstLine="0" w:leftChars="0" w:rightChars="0" w:firstLineChars="0"/>
+              <w:ind w:left="0" w:leftChars="0" w:right="0" w:rightChars="0" w:firstLine="0" w:firstLineChars="0"/>
               <w:jc w:val="center"/>
               <w:textAlignment w:val="baseline"/>
               <w:rPr>
-                <w:rStyle w:val="Strong"/>
-                <w:rFonts w:ascii="微软雅黑" w:eastAsia="微软雅黑" w:hAnsi="微软雅黑" w:cs="微软雅黑" w:hint="default"/>
+                <w:rStyle w:val="25"/>
+                <w:rFonts w:hint="default" w:ascii="微软雅黑" w:hAnsi="微软雅黑" w:eastAsia="微软雅黑" w:cs="微软雅黑"/>
                 <w:b w:val="0"/>
                 <w:bCs/>
                 <w:i w:val="0"/>
@@ -2139,8 +2172,8 @@
           <w:tcPr>
             <w:tcW w:w="0" w:type="auto"/>
             <w:tcBorders>
-              <w:top w:val="single" w:sz="4" w:space="0" w:color="auto"/>
-              <w:left w:val="single" w:sz="4" w:space="0" w:color="auto"/>
+              <w:top w:val="single" w:color="auto" w:sz="4" w:space="0"/>
+              <w:left w:val="single" w:color="auto" w:sz="4" w:space="0"/>
               <w:bottom w:val="nil"/>
               <w:right w:val="nil"/>
             </w:tcBorders>
@@ -2168,12 +2201,12 @@
               <w:adjustRightInd w:val="0"/>
               <w:snapToGrid w:val="0"/>
               <w:spacing w:line="240" w:lineRule="auto"/>
-              <w:ind w:left="0" w:right="0" w:firstLine="0" w:leftChars="0" w:rightChars="0" w:firstLineChars="0"/>
+              <w:ind w:left="0" w:leftChars="0" w:right="0" w:rightChars="0" w:firstLine="0" w:firstLineChars="0"/>
               <w:jc w:val="center"/>
               <w:textAlignment w:val="baseline"/>
               <w:rPr>
-                <w:rStyle w:val="Strong"/>
-                <w:rFonts w:ascii="微软雅黑" w:eastAsia="微软雅黑" w:hAnsi="微软雅黑" w:cs="微软雅黑" w:hint="default"/>
+                <w:rStyle w:val="25"/>
+                <w:rFonts w:hint="default" w:ascii="微软雅黑" w:hAnsi="微软雅黑" w:eastAsia="微软雅黑" w:cs="微软雅黑"/>
                 <w:b w:val="0"/>
                 <w:bCs/>
                 <w:i w:val="0"/>
@@ -2195,8 +2228,8 @@
           <w:tcPr>
             <w:tcW w:w="0" w:type="auto"/>
             <w:tcBorders>
-              <w:top w:val="single" w:sz="4" w:space="0" w:color="auto"/>
-              <w:left w:val="single" w:sz="4" w:space="0" w:color="auto"/>
+              <w:top w:val="single" w:color="auto" w:sz="4" w:space="0"/>
+              <w:left w:val="single" w:color="auto" w:sz="4" w:space="0"/>
               <w:bottom w:val="nil"/>
               <w:right w:val="nil"/>
             </w:tcBorders>
@@ -2224,12 +2257,12 @@
               <w:adjustRightInd w:val="0"/>
               <w:snapToGrid w:val="0"/>
               <w:spacing w:line="240" w:lineRule="auto"/>
-              <w:ind w:left="0" w:right="0" w:firstLine="0" w:leftChars="0" w:rightChars="0" w:firstLineChars="0"/>
+              <w:ind w:left="0" w:leftChars="0" w:right="0" w:rightChars="0" w:firstLine="0" w:firstLineChars="0"/>
               <w:jc w:val="center"/>
               <w:textAlignment w:val="baseline"/>
               <w:rPr>
-                <w:rStyle w:val="Strong"/>
-                <w:rFonts w:ascii="微软雅黑" w:eastAsia="微软雅黑" w:hAnsi="微软雅黑" w:cs="微软雅黑" w:hint="default"/>
+                <w:rStyle w:val="25"/>
+                <w:rFonts w:hint="default" w:ascii="微软雅黑" w:hAnsi="微软雅黑" w:eastAsia="微软雅黑" w:cs="微软雅黑"/>
                 <w:b w:val="0"/>
                 <w:bCs/>
                 <w:i w:val="0"/>
@@ -2251,10 +2284,10 @@
           <w:tcPr>
             <w:tcW w:w="1205" w:type="dxa"/>
             <w:tcBorders>
-              <w:top w:val="single" w:sz="4" w:space="0" w:color="auto"/>
-              <w:left w:val="single" w:sz="4" w:space="0" w:color="auto"/>
+              <w:top w:val="single" w:color="auto" w:sz="4" w:space="0"/>
+              <w:left w:val="single" w:color="auto" w:sz="4" w:space="0"/>
               <w:bottom w:val="nil"/>
-              <w:right w:val="single" w:sz="12" w:space="0" w:color="auto"/>
+              <w:right w:val="single" w:color="auto" w:sz="12" w:space="0"/>
             </w:tcBorders>
             <w:tcMar>
               <w:top w:w="-1" w:type="dxa"/>
@@ -2280,12 +2313,12 @@
               <w:adjustRightInd w:val="0"/>
               <w:snapToGrid w:val="0"/>
               <w:spacing w:line="240" w:lineRule="auto"/>
-              <w:ind w:left="0" w:right="0" w:firstLine="0" w:leftChars="0" w:rightChars="0" w:firstLineChars="0"/>
+              <w:ind w:left="0" w:leftChars="0" w:right="0" w:rightChars="0" w:firstLine="0" w:firstLineChars="0"/>
               <w:jc w:val="center"/>
               <w:textAlignment w:val="baseline"/>
               <w:rPr>
-                <w:rStyle w:val="Strong"/>
-                <w:rFonts w:ascii="微软雅黑" w:eastAsia="微软雅黑" w:hAnsi="微软雅黑" w:cs="微软雅黑" w:hint="default"/>
+                <w:rStyle w:val="25"/>
+                <w:rFonts w:hint="default" w:ascii="微软雅黑" w:hAnsi="微软雅黑" w:eastAsia="微软雅黑" w:cs="微软雅黑"/>
                 <w:b w:val="0"/>
                 <w:bCs/>
                 <w:i w:val="0"/>
@@ -2306,8 +2339,14 @@
       </w:tr>
       <w:tr>
         <w:tblPrEx>
-          <w:tblW w:w="8519" w:type="dxa"/>
-          <w:jc w:val="center"/>
+          <w:tblBorders>
+            <w:top w:val="none" w:color="auto" w:sz="0" w:space="0"/>
+            <w:left w:val="none" w:color="auto" w:sz="0" w:space="0"/>
+            <w:bottom w:val="none" w:color="auto" w:sz="0" w:space="0"/>
+            <w:right w:val="none" w:color="auto" w:sz="0" w:space="0"/>
+            <w:insideH w:val="none" w:color="auto" w:sz="0" w:space="0"/>
+            <w:insideV w:val="none" w:color="auto" w:sz="0" w:space="0"/>
+          </w:tblBorders>
           <w:tblCellMar>
             <w:top w:w="0" w:type="dxa"/>
             <w:left w:w="108" w:type="dxa"/>
@@ -2316,15 +2355,15 @@
           </w:tblCellMar>
         </w:tblPrEx>
         <w:trPr>
-          <w:trHeight w:val="0"/>
+          <w:trHeight w:val="0" w:hRule="atLeast"/>
           <w:jc w:val="center"/>
         </w:trPr>
         <w:tc>
           <w:tcPr>
             <w:tcW w:w="0" w:type="auto"/>
             <w:tcBorders>
-              <w:top w:val="single" w:sz="4" w:space="0" w:color="auto"/>
-              <w:left w:val="single" w:sz="12" w:space="0" w:color="auto"/>
+              <w:top w:val="single" w:color="auto" w:sz="4" w:space="0"/>
+              <w:left w:val="single" w:color="auto" w:sz="12" w:space="0"/>
               <w:bottom w:val="nil"/>
               <w:right w:val="nil"/>
             </w:tcBorders>
@@ -2352,12 +2391,12 @@
               <w:adjustRightInd w:val="0"/>
               <w:snapToGrid w:val="0"/>
               <w:spacing w:line="240" w:lineRule="auto"/>
-              <w:ind w:left="0" w:right="0" w:firstLine="0" w:leftChars="0" w:rightChars="0" w:firstLineChars="0"/>
+              <w:ind w:left="0" w:leftChars="0" w:right="0" w:rightChars="0" w:firstLine="0" w:firstLineChars="0"/>
               <w:jc w:val="center"/>
               <w:textAlignment w:val="baseline"/>
               <w:rPr>
-                <w:rStyle w:val="Strong"/>
-                <w:rFonts w:ascii="微软雅黑" w:eastAsia="微软雅黑" w:hAnsi="微软雅黑" w:cs="微软雅黑" w:hint="default"/>
+                <w:rStyle w:val="25"/>
+                <w:rFonts w:hint="default" w:ascii="微软雅黑" w:hAnsi="微软雅黑" w:eastAsia="微软雅黑" w:cs="微软雅黑"/>
                 <w:b w:val="0"/>
                 <w:bCs/>
                 <w:i w:val="0"/>
@@ -2379,8 +2418,8 @@
           <w:tcPr>
             <w:tcW w:w="0" w:type="auto"/>
             <w:tcBorders>
-              <w:top w:val="single" w:sz="4" w:space="0" w:color="auto"/>
-              <w:left w:val="single" w:sz="4" w:space="0" w:color="auto"/>
+              <w:top w:val="single" w:color="auto" w:sz="4" w:space="0"/>
+              <w:left w:val="single" w:color="auto" w:sz="4" w:space="0"/>
               <w:bottom w:val="nil"/>
               <w:right w:val="nil"/>
             </w:tcBorders>
@@ -2408,12 +2447,12 @@
               <w:adjustRightInd w:val="0"/>
               <w:snapToGrid w:val="0"/>
               <w:spacing w:line="240" w:lineRule="auto"/>
-              <w:ind w:left="0" w:right="0" w:firstLine="0" w:leftChars="0" w:rightChars="0" w:firstLineChars="0"/>
+              <w:ind w:left="0" w:leftChars="0" w:right="0" w:rightChars="0" w:firstLine="0" w:firstLineChars="0"/>
               <w:jc w:val="center"/>
               <w:textAlignment w:val="baseline"/>
               <w:rPr>
-                <w:rStyle w:val="Strong"/>
-                <w:rFonts w:ascii="微软雅黑" w:eastAsia="微软雅黑" w:hAnsi="微软雅黑" w:cs="微软雅黑" w:hint="default"/>
+                <w:rStyle w:val="25"/>
+                <w:rFonts w:hint="default" w:ascii="微软雅黑" w:hAnsi="微软雅黑" w:eastAsia="微软雅黑" w:cs="微软雅黑"/>
                 <w:b w:val="0"/>
                 <w:bCs/>
                 <w:i w:val="0"/>
@@ -2435,8 +2474,8 @@
           <w:tcPr>
             <w:tcW w:w="0" w:type="auto"/>
             <w:tcBorders>
-              <w:top w:val="single" w:sz="4" w:space="0" w:color="auto"/>
-              <w:left w:val="single" w:sz="4" w:space="0" w:color="auto"/>
+              <w:top w:val="single" w:color="auto" w:sz="4" w:space="0"/>
+              <w:left w:val="single" w:color="auto" w:sz="4" w:space="0"/>
               <w:bottom w:val="nil"/>
               <w:right w:val="nil"/>
             </w:tcBorders>
@@ -2464,12 +2503,12 @@
               <w:adjustRightInd w:val="0"/>
               <w:snapToGrid w:val="0"/>
               <w:spacing w:line="240" w:lineRule="auto"/>
-              <w:ind w:left="0" w:right="0" w:firstLine="0" w:leftChars="0" w:rightChars="0" w:firstLineChars="0"/>
+              <w:ind w:left="0" w:leftChars="0" w:right="0" w:rightChars="0" w:firstLine="0" w:firstLineChars="0"/>
               <w:jc w:val="center"/>
               <w:textAlignment w:val="baseline"/>
               <w:rPr>
-                <w:rStyle w:val="Strong"/>
-                <w:rFonts w:ascii="微软雅黑" w:eastAsia="微软雅黑" w:hAnsi="微软雅黑" w:cs="微软雅黑" w:hint="default"/>
+                <w:rStyle w:val="25"/>
+                <w:rFonts w:hint="default" w:ascii="微软雅黑" w:hAnsi="微软雅黑" w:eastAsia="微软雅黑" w:cs="微软雅黑"/>
                 <w:b w:val="0"/>
                 <w:bCs/>
                 <w:i w:val="0"/>
@@ -2491,8 +2530,8 @@
           <w:tcPr>
             <w:tcW w:w="0" w:type="auto"/>
             <w:tcBorders>
-              <w:top w:val="single" w:sz="4" w:space="0" w:color="auto"/>
-              <w:left w:val="single" w:sz="4" w:space="0" w:color="auto"/>
+              <w:top w:val="single" w:color="auto" w:sz="4" w:space="0"/>
+              <w:left w:val="single" w:color="auto" w:sz="4" w:space="0"/>
               <w:bottom w:val="nil"/>
               <w:right w:val="nil"/>
             </w:tcBorders>
@@ -2520,12 +2559,12 @@
               <w:adjustRightInd w:val="0"/>
               <w:snapToGrid w:val="0"/>
               <w:spacing w:line="240" w:lineRule="auto"/>
-              <w:ind w:left="0" w:right="0" w:firstLine="0" w:leftChars="0" w:rightChars="0" w:firstLineChars="0"/>
+              <w:ind w:left="0" w:leftChars="0" w:right="0" w:rightChars="0" w:firstLine="0" w:firstLineChars="0"/>
               <w:jc w:val="center"/>
               <w:textAlignment w:val="baseline"/>
               <w:rPr>
-                <w:rStyle w:val="Strong"/>
-                <w:rFonts w:ascii="微软雅黑" w:eastAsia="微软雅黑" w:hAnsi="微软雅黑" w:cs="微软雅黑" w:hint="default"/>
+                <w:rStyle w:val="25"/>
+                <w:rFonts w:hint="default" w:ascii="微软雅黑" w:hAnsi="微软雅黑" w:eastAsia="微软雅黑" w:cs="微软雅黑"/>
                 <w:b w:val="0"/>
                 <w:bCs/>
                 <w:i w:val="0"/>
@@ -2547,10 +2586,10 @@
           <w:tcPr>
             <w:tcW w:w="1205" w:type="dxa"/>
             <w:tcBorders>
-              <w:top w:val="single" w:sz="4" w:space="0" w:color="auto"/>
-              <w:left w:val="single" w:sz="4" w:space="0" w:color="auto"/>
+              <w:top w:val="single" w:color="auto" w:sz="4" w:space="0"/>
+              <w:left w:val="single" w:color="auto" w:sz="4" w:space="0"/>
               <w:bottom w:val="nil"/>
-              <w:right w:val="single" w:sz="12" w:space="0" w:color="auto"/>
+              <w:right w:val="single" w:color="auto" w:sz="12" w:space="0"/>
             </w:tcBorders>
             <w:tcMar>
               <w:top w:w="-1" w:type="dxa"/>
@@ -2576,12 +2615,12 @@
               <w:adjustRightInd w:val="0"/>
               <w:snapToGrid w:val="0"/>
               <w:spacing w:line="240" w:lineRule="auto"/>
-              <w:ind w:left="0" w:right="0" w:firstLine="0" w:leftChars="0" w:rightChars="0" w:firstLineChars="0"/>
+              <w:ind w:left="0" w:leftChars="0" w:right="0" w:rightChars="0" w:firstLine="0" w:firstLineChars="0"/>
               <w:jc w:val="center"/>
               <w:textAlignment w:val="baseline"/>
               <w:rPr>
-                <w:rStyle w:val="Strong"/>
-                <w:rFonts w:ascii="微软雅黑" w:eastAsia="微软雅黑" w:hAnsi="微软雅黑" w:cs="微软雅黑" w:hint="default"/>
+                <w:rStyle w:val="25"/>
+                <w:rFonts w:hint="default" w:ascii="微软雅黑" w:hAnsi="微软雅黑" w:eastAsia="微软雅黑" w:cs="微软雅黑"/>
                 <w:b w:val="0"/>
                 <w:bCs/>
                 <w:i w:val="0"/>
@@ -2602,8 +2641,14 @@
       </w:tr>
       <w:tr>
         <w:tblPrEx>
-          <w:tblW w:w="8519" w:type="dxa"/>
-          <w:jc w:val="center"/>
+          <w:tblBorders>
+            <w:top w:val="none" w:color="auto" w:sz="0" w:space="0"/>
+            <w:left w:val="none" w:color="auto" w:sz="0" w:space="0"/>
+            <w:bottom w:val="none" w:color="auto" w:sz="0" w:space="0"/>
+            <w:right w:val="none" w:color="auto" w:sz="0" w:space="0"/>
+            <w:insideH w:val="none" w:color="auto" w:sz="0" w:space="0"/>
+            <w:insideV w:val="none" w:color="auto" w:sz="0" w:space="0"/>
+          </w:tblBorders>
           <w:tblCellMar>
             <w:top w:w="0" w:type="dxa"/>
             <w:left w:w="108" w:type="dxa"/>
@@ -2612,16 +2657,16 @@
           </w:tblCellMar>
         </w:tblPrEx>
         <w:trPr>
-          <w:trHeight w:val="0"/>
+          <w:trHeight w:val="0" w:hRule="atLeast"/>
           <w:jc w:val="center"/>
         </w:trPr>
         <w:tc>
           <w:tcPr>
             <w:tcW w:w="1621" w:type="dxa"/>
             <w:tcBorders>
-              <w:top w:val="single" w:sz="4" w:space="0" w:color="auto"/>
-              <w:left w:val="single" w:sz="12" w:space="0" w:color="auto"/>
-              <w:bottom w:val="single" w:sz="12" w:space="0" w:color="auto"/>
+              <w:top w:val="single" w:color="auto" w:sz="4" w:space="0"/>
+              <w:left w:val="single" w:color="auto" w:sz="12" w:space="0"/>
+              <w:bottom w:val="single" w:color="auto" w:sz="12" w:space="0"/>
               <w:right w:val="nil"/>
             </w:tcBorders>
             <w:tcMar>
@@ -2648,12 +2693,12 @@
               <w:adjustRightInd w:val="0"/>
               <w:snapToGrid w:val="0"/>
               <w:spacing w:line="240" w:lineRule="auto"/>
-              <w:ind w:left="0" w:right="0" w:firstLine="0" w:leftChars="0" w:rightChars="0" w:firstLineChars="0"/>
+              <w:ind w:left="0" w:leftChars="0" w:right="0" w:rightChars="0" w:firstLine="0" w:firstLineChars="0"/>
               <w:jc w:val="center"/>
               <w:textAlignment w:val="baseline"/>
               <w:rPr>
-                <w:rStyle w:val="Strong"/>
-                <w:rFonts w:ascii="微软雅黑" w:eastAsia="微软雅黑" w:hAnsi="微软雅黑" w:cs="微软雅黑" w:hint="default"/>
+                <w:rStyle w:val="25"/>
+                <w:rFonts w:hint="default" w:ascii="微软雅黑" w:hAnsi="微软雅黑" w:eastAsia="微软雅黑" w:cs="微软雅黑"/>
                 <w:b w:val="0"/>
                 <w:bCs/>
                 <w:i w:val="0"/>
@@ -2675,9 +2720,9 @@
           <w:tcPr>
             <w:tcW w:w="2036" w:type="dxa"/>
             <w:tcBorders>
-              <w:top w:val="single" w:sz="4" w:space="0" w:color="auto"/>
-              <w:left w:val="single" w:sz="4" w:space="0" w:color="auto"/>
-              <w:bottom w:val="single" w:sz="12" w:space="0" w:color="auto"/>
+              <w:top w:val="single" w:color="auto" w:sz="4" w:space="0"/>
+              <w:left w:val="single" w:color="auto" w:sz="4" w:space="0"/>
+              <w:bottom w:val="single" w:color="auto" w:sz="12" w:space="0"/>
               <w:right w:val="nil"/>
             </w:tcBorders>
             <w:tcMar>
@@ -2704,12 +2749,12 @@
               <w:adjustRightInd w:val="0"/>
               <w:snapToGrid w:val="0"/>
               <w:spacing w:line="240" w:lineRule="auto"/>
-              <w:ind w:left="0" w:right="0" w:firstLine="0" w:leftChars="0" w:rightChars="0" w:firstLineChars="0"/>
+              <w:ind w:left="0" w:leftChars="0" w:right="0" w:rightChars="0" w:firstLine="0" w:firstLineChars="0"/>
               <w:jc w:val="center"/>
               <w:textAlignment w:val="baseline"/>
               <w:rPr>
-                <w:rStyle w:val="Strong"/>
-                <w:rFonts w:ascii="微软雅黑" w:eastAsia="微软雅黑" w:hAnsi="微软雅黑" w:cs="微软雅黑" w:hint="default"/>
+                <w:rStyle w:val="25"/>
+                <w:rFonts w:hint="default" w:ascii="微软雅黑" w:hAnsi="微软雅黑" w:eastAsia="微软雅黑" w:cs="微软雅黑"/>
                 <w:b w:val="0"/>
                 <w:bCs/>
                 <w:i w:val="0"/>
@@ -2731,9 +2776,9 @@
           <w:tcPr>
             <w:tcW w:w="1621" w:type="dxa"/>
             <w:tcBorders>
-              <w:top w:val="single" w:sz="4" w:space="0" w:color="auto"/>
-              <w:left w:val="single" w:sz="4" w:space="0" w:color="auto"/>
-              <w:bottom w:val="single" w:sz="12" w:space="0" w:color="auto"/>
+              <w:top w:val="single" w:color="auto" w:sz="4" w:space="0"/>
+              <w:left w:val="single" w:color="auto" w:sz="4" w:space="0"/>
+              <w:bottom w:val="single" w:color="auto" w:sz="12" w:space="0"/>
               <w:right w:val="nil"/>
             </w:tcBorders>
             <w:tcMar>
@@ -2760,12 +2805,12 @@
               <w:adjustRightInd w:val="0"/>
               <w:snapToGrid w:val="0"/>
               <w:spacing w:line="240" w:lineRule="auto"/>
-              <w:ind w:left="0" w:right="0" w:firstLine="0" w:leftChars="0" w:rightChars="0" w:firstLineChars="0"/>
+              <w:ind w:left="0" w:leftChars="0" w:right="0" w:rightChars="0" w:firstLine="0" w:firstLineChars="0"/>
               <w:jc w:val="center"/>
               <w:textAlignment w:val="baseline"/>
               <w:rPr>
-                <w:rStyle w:val="Strong"/>
-                <w:rFonts w:ascii="微软雅黑" w:eastAsia="微软雅黑" w:hAnsi="微软雅黑" w:cs="微软雅黑" w:hint="default"/>
+                <w:rStyle w:val="25"/>
+                <w:rFonts w:hint="default" w:ascii="微软雅黑" w:hAnsi="微软雅黑" w:eastAsia="微软雅黑" w:cs="微软雅黑"/>
                 <w:b w:val="0"/>
                 <w:bCs/>
                 <w:i w:val="0"/>
@@ -2787,9 +2832,9 @@
           <w:tcPr>
             <w:tcW w:w="2036" w:type="dxa"/>
             <w:tcBorders>
-              <w:top w:val="single" w:sz="4" w:space="0" w:color="auto"/>
-              <w:left w:val="single" w:sz="4" w:space="0" w:color="auto"/>
-              <w:bottom w:val="single" w:sz="12" w:space="0" w:color="auto"/>
+              <w:top w:val="single" w:color="auto" w:sz="4" w:space="0"/>
+              <w:left w:val="single" w:color="auto" w:sz="4" w:space="0"/>
+              <w:bottom w:val="single" w:color="auto" w:sz="12" w:space="0"/>
               <w:right w:val="nil"/>
             </w:tcBorders>
             <w:tcMar>
@@ -2816,12 +2861,12 @@
               <w:adjustRightInd w:val="0"/>
               <w:snapToGrid w:val="0"/>
               <w:spacing w:line="240" w:lineRule="auto"/>
-              <w:ind w:left="0" w:right="0" w:firstLine="0" w:leftChars="0" w:rightChars="0" w:firstLineChars="0"/>
+              <w:ind w:left="0" w:leftChars="0" w:right="0" w:rightChars="0" w:firstLine="0" w:firstLineChars="0"/>
               <w:jc w:val="center"/>
               <w:textAlignment w:val="baseline"/>
               <w:rPr>
-                <w:rStyle w:val="Strong"/>
-                <w:rFonts w:ascii="微软雅黑" w:eastAsia="微软雅黑" w:hAnsi="微软雅黑" w:cs="微软雅黑" w:hint="default"/>
+                <w:rStyle w:val="25"/>
+                <w:rFonts w:hint="default" w:ascii="微软雅黑" w:hAnsi="微软雅黑" w:eastAsia="微软雅黑" w:cs="微软雅黑"/>
                 <w:b w:val="0"/>
                 <w:bCs/>
                 <w:i w:val="0"/>
@@ -2843,10 +2888,10 @@
           <w:tcPr>
             <w:tcW w:w="1205" w:type="dxa"/>
             <w:tcBorders>
-              <w:top w:val="single" w:sz="4" w:space="0" w:color="auto"/>
-              <w:left w:val="single" w:sz="4" w:space="0" w:color="auto"/>
-              <w:bottom w:val="single" w:sz="12" w:space="0" w:color="auto"/>
-              <w:right w:val="single" w:sz="12" w:space="0" w:color="auto"/>
+              <w:top w:val="single" w:color="auto" w:sz="4" w:space="0"/>
+              <w:left w:val="single" w:color="auto" w:sz="4" w:space="0"/>
+              <w:bottom w:val="single" w:color="auto" w:sz="12" w:space="0"/>
+              <w:right w:val="single" w:color="auto" w:sz="12" w:space="0"/>
             </w:tcBorders>
             <w:tcMar>
               <w:top w:w="-1" w:type="dxa"/>
@@ -2872,12 +2917,12 @@
               <w:adjustRightInd w:val="0"/>
               <w:snapToGrid w:val="0"/>
               <w:spacing w:line="240" w:lineRule="auto"/>
-              <w:ind w:left="0" w:right="0" w:firstLine="0" w:leftChars="0" w:rightChars="0" w:firstLineChars="0"/>
+              <w:ind w:left="0" w:leftChars="0" w:right="0" w:rightChars="0" w:firstLine="0" w:firstLineChars="0"/>
               <w:jc w:val="center"/>
               <w:textAlignment w:val="baseline"/>
               <w:rPr>
-                <w:rStyle w:val="Strong"/>
-                <w:rFonts w:ascii="微软雅黑" w:eastAsia="微软雅黑" w:hAnsi="微软雅黑" w:cs="微软雅黑" w:hint="default"/>
+                <w:rStyle w:val="25"/>
+                <w:rFonts w:hint="default" w:ascii="微软雅黑" w:hAnsi="微软雅黑" w:eastAsia="微软雅黑" w:cs="微软雅黑"/>
                 <w:b w:val="0"/>
                 <w:bCs/>
                 <w:i w:val="0"/>
@@ -2916,8 +2961,8 @@
       </w:pPr>
       <w:r>
         <w:rPr>
-          <w:rStyle w:val="Strong"/>
-          <w:rFonts w:ascii="微软雅黑" w:eastAsia="微软雅黑" w:hAnsi="微软雅黑" w:cs="微软雅黑" w:hint="default"/>
+          <w:rStyle w:val="25"/>
+          <w:rFonts w:hint="default" w:ascii="微软雅黑" w:hAnsi="微软雅黑" w:eastAsia="微软雅黑" w:cs="微软雅黑"/>
           <w:b w:val="0"/>
           <w:bCs/>
           <w:i w:val="0"/>
@@ -2937,7 +2982,7 @@
     <w:sdt>
       <w:sdtPr>
         <w:rPr>
-          <w:rFonts w:ascii="宋体" w:eastAsia="宋体" w:hAnsi="宋体" w:cs="Arial"/>
+          <w:rFonts w:ascii="宋体" w:hAnsi="宋体" w:eastAsia="宋体" w:cs="Arial"/>
           <w:snapToGrid w:val="0"/>
           <w:color w:val="000000"/>
           <w:kern w:val="0"/>
@@ -2953,7 +2998,7 @@
       </w:sdtPr>
       <w:sdtEndPr>
         <w:rPr>
-          <w:rFonts w:ascii="宋体" w:eastAsia="宋体" w:hAnsi="宋体" w:cs="Arial"/>
+          <w:rFonts w:ascii="宋体" w:hAnsi="宋体" w:eastAsia="宋体" w:cs="Arial"/>
           <w:snapToGrid w:val="0"/>
           <w:color w:val="000000"/>
           <w:kern w:val="0"/>
@@ -2979,13 +3024,13 @@
             <w:adjustRightInd w:val="0"/>
             <w:snapToGrid w:val="0"/>
             <w:spacing w:before="0" w:beforeLines="0" w:after="0" w:afterLines="0" w:line="240" w:lineRule="auto"/>
-            <w:ind w:left="0" w:right="0" w:firstLine="0" w:leftChars="0" w:rightChars="0" w:firstLineChars="0"/>
+            <w:ind w:left="0" w:leftChars="0" w:right="0" w:rightChars="0" w:firstLine="0" w:firstLineChars="0"/>
             <w:jc w:val="center"/>
             <w:textAlignment w:val="baseline"/>
           </w:pPr>
           <w:r>
             <w:rPr>
-              <w:rFonts w:ascii="宋体" w:eastAsia="宋体" w:hAnsi="宋体"/>
+              <w:rFonts w:ascii="宋体" w:hAnsi="宋体" w:eastAsia="宋体"/>
               <w:sz w:val="21"/>
             </w:rPr>
             <w:t>目录</w:t>
@@ -2993,7 +3038,7 @@
         </w:p>
         <w:p>
           <w:pPr>
-            <w:pStyle w:val="TOC1"/>
+            <w:pStyle w:val="16"/>
             <w:tabs>
               <w:tab w:val="right" w:leader="dot" w:pos="8306"/>
             </w:tabs>
@@ -3049,7 +3094,7 @@
         </w:p>
         <w:p>
           <w:pPr>
-            <w:pStyle w:val="TOC1"/>
+            <w:pStyle w:val="16"/>
             <w:tabs>
               <w:tab w:val="right" w:leader="dot" w:pos="8306"/>
             </w:tabs>
@@ -3096,7 +3141,7 @@
         </w:p>
         <w:p>
           <w:pPr>
-            <w:pStyle w:val="TOC1"/>
+            <w:pStyle w:val="16"/>
             <w:tabs>
               <w:tab w:val="right" w:leader="dot" w:pos="8306"/>
             </w:tabs>
@@ -3143,7 +3188,7 @@
         </w:p>
         <w:p>
           <w:pPr>
-            <w:pStyle w:val="TOC1"/>
+            <w:pStyle w:val="16"/>
             <w:tabs>
               <w:tab w:val="right" w:leader="dot" w:pos="8306"/>
             </w:tabs>
@@ -3190,7 +3235,7 @@
         </w:p>
         <w:p>
           <w:pPr>
-            <w:pStyle w:val="TOC1"/>
+            <w:pStyle w:val="16"/>
             <w:tabs>
               <w:tab w:val="right" w:leader="dot" w:pos="8306"/>
             </w:tabs>
@@ -3237,7 +3282,7 @@
         </w:p>
         <w:p>
           <w:pPr>
-            <w:pStyle w:val="TOC1"/>
+            <w:pStyle w:val="16"/>
             <w:tabs>
               <w:tab w:val="right" w:leader="dot" w:pos="8306"/>
             </w:tabs>
@@ -3284,7 +3329,7 @@
         </w:p>
         <w:p>
           <w:pPr>
-            <w:pStyle w:val="TOC1"/>
+            <w:pStyle w:val="16"/>
             <w:tabs>
               <w:tab w:val="right" w:leader="dot" w:pos="8306"/>
             </w:tabs>
@@ -3331,7 +3376,7 @@
         </w:p>
         <w:p>
           <w:pPr>
-            <w:pStyle w:val="TOC2"/>
+            <w:pStyle w:val="18"/>
             <w:tabs>
               <w:tab w:val="right" w:leader="dot" w:pos="8306"/>
             </w:tabs>
@@ -3378,7 +3423,7 @@
         </w:p>
         <w:p>
           <w:pPr>
-            <w:pStyle w:val="TOC2"/>
+            <w:pStyle w:val="18"/>
             <w:tabs>
               <w:tab w:val="right" w:leader="dot" w:pos="8306"/>
             </w:tabs>
@@ -3425,7 +3470,7 @@
         </w:p>
         <w:p>
           <w:pPr>
-            <w:pStyle w:val="TOC2"/>
+            <w:pStyle w:val="18"/>
             <w:tabs>
               <w:tab w:val="right" w:leader="dot" w:pos="8306"/>
             </w:tabs>
@@ -3472,7 +3517,7 @@
         </w:p>
         <w:p>
           <w:pPr>
-            <w:pStyle w:val="TOC3"/>
+            <w:pStyle w:val="13"/>
             <w:tabs>
               <w:tab w:val="right" w:leader="dot" w:pos="8306"/>
             </w:tabs>
@@ -3519,7 +3564,7 @@
         </w:p>
         <w:p>
           <w:pPr>
-            <w:pStyle w:val="TOC3"/>
+            <w:pStyle w:val="13"/>
             <w:tabs>
               <w:tab w:val="right" w:leader="dot" w:pos="8306"/>
             </w:tabs>
@@ -3566,7 +3611,7 @@
         </w:p>
         <w:p>
           <w:pPr>
-            <w:pStyle w:val="TOC3"/>
+            <w:pStyle w:val="13"/>
             <w:tabs>
               <w:tab w:val="right" w:leader="dot" w:pos="8306"/>
             </w:tabs>
@@ -3613,7 +3658,7 @@
         </w:p>
         <w:p>
           <w:pPr>
-            <w:pStyle w:val="TOC1"/>
+            <w:pStyle w:val="16"/>
             <w:tabs>
               <w:tab w:val="right" w:leader="dot" w:pos="8306"/>
             </w:tabs>
@@ -3675,7 +3720,7 @@
             <w:snapToGrid w:val="0"/>
             <w:textAlignment w:val="baseline"/>
             <w:rPr>
-              <w:rFonts w:ascii="宋体" w:eastAsia="宋体" w:hAnsi="宋体" w:cs="Arial"/>
+              <w:rFonts w:ascii="宋体" w:hAnsi="宋体" w:eastAsia="宋体" w:cs="Arial"/>
               <w:snapToGrid w:val="0"/>
               <w:color w:val="000000"/>
               <w:kern w:val="0"/>
@@ -3708,7 +3753,7 @@
         <w:jc w:val="center"/>
         <w:textAlignment w:val="baseline"/>
         <w:rPr>
-          <w:rFonts w:ascii="宋体" w:hAnsi="宋体" w:cs="Arial" w:hint="eastAsia"/>
+          <w:rFonts w:hint="eastAsia" w:ascii="宋体" w:hAnsi="宋体" w:cs="Arial"/>
           <w:snapToGrid w:val="0"/>
           <w:color w:val="000000"/>
           <w:kern w:val="0"/>
@@ -3719,7 +3764,7 @@
       </w:pPr>
       <w:r>
         <w:rPr>
-          <w:rFonts w:ascii="宋体" w:hAnsi="宋体" w:cs="Arial" w:hint="eastAsia"/>
+          <w:rFonts w:hint="eastAsia" w:ascii="宋体" w:hAnsi="宋体" w:cs="Arial"/>
           <w:snapToGrid w:val="0"/>
           <w:color w:val="000000"/>
           <w:kern w:val="0"/>
@@ -3732,14 +3777,14 @@
     </w:p>
     <w:p>
       <w:pPr>
-        <w:pStyle w:val="TableofFigures"/>
+        <w:pStyle w:val="17"/>
         <w:tabs>
           <w:tab w:val="right" w:leader="dot" w:pos="8306"/>
         </w:tabs>
       </w:pPr>
       <w:r>
         <w:rPr>
-          <w:rFonts w:ascii="宋体" w:hAnsi="宋体" w:cs="Arial" w:hint="default"/>
+          <w:rFonts w:hint="default" w:ascii="宋体" w:hAnsi="宋体" w:cs="Arial"/>
           <w:snapToGrid w:val="0"/>
           <w:color w:val="000000"/>
           <w:kern w:val="0"/>
@@ -3751,7 +3796,7 @@
       </w:r>
       <w:r>
         <w:rPr>
-          <w:rFonts w:ascii="宋体" w:hAnsi="宋体" w:cs="Arial" w:hint="default"/>
+          <w:rFonts w:hint="default" w:ascii="宋体" w:hAnsi="宋体" w:cs="Arial"/>
           <w:snapToGrid w:val="0"/>
           <w:color w:val="000000"/>
           <w:kern w:val="0"/>
@@ -3759,11 +3804,11 @@
           <w:szCs w:val="21"/>
           <w:lang w:val="en-US" w:eastAsia="zh-CN" w:bidi="ar-SA"/>
         </w:rPr>
-        <w:instrText>TOC \h \c "表"</w:instrText>
-      </w:r>
-      <w:r>
-        <w:rPr>
-          <w:rFonts w:ascii="宋体" w:hAnsi="宋体" w:cs="Arial" w:hint="default"/>
+        <w:instrText xml:space="preserve">TOC \h \c "表"</w:instrText>
+      </w:r>
+      <w:r>
+        <w:rPr>
+          <w:rFonts w:hint="default" w:ascii="宋体" w:hAnsi="宋体" w:cs="Arial"/>
           <w:snapToGrid w:val="0"/>
           <w:color w:val="000000"/>
           <w:kern w:val="0"/>
@@ -3775,7 +3820,7 @@
       </w:r>
       <w:r>
         <w:rPr>
-          <w:rFonts w:ascii="宋体" w:hAnsi="宋体" w:cs="Arial" w:hint="default"/>
+          <w:rFonts w:hint="default" w:ascii="宋体" w:hAnsi="宋体" w:cs="Arial"/>
           <w:snapToGrid w:val="0"/>
           <w:color w:val="000000"/>
           <w:kern w:val="0"/>
@@ -3786,7 +3831,7 @@
       </w:r>
       <w:r>
         <w:rPr>
-          <w:rFonts w:ascii="宋体" w:hAnsi="宋体" w:cs="Arial" w:hint="default"/>
+          <w:rFonts w:hint="default" w:ascii="宋体" w:hAnsi="宋体" w:cs="Arial"/>
           <w:snapToGrid w:val="0"/>
           <w:kern w:val="0"/>
           <w:szCs w:val="21"/>
@@ -3796,7 +3841,7 @@
       </w:r>
       <w:r>
         <w:rPr>
-          <w:rFonts w:ascii="宋体" w:hAnsi="宋体" w:cs="Arial" w:hint="default"/>
+          <w:rFonts w:hint="default" w:ascii="宋体" w:hAnsi="宋体" w:cs="Arial"/>
           <w:snapToGrid w:val="0"/>
           <w:kern w:val="0"/>
           <w:szCs w:val="21"/>
@@ -3855,7 +3900,7 @@
       </w:r>
       <w:r>
         <w:rPr>
-          <w:rFonts w:ascii="宋体" w:hAnsi="宋体" w:cs="Arial" w:hint="default"/>
+          <w:rFonts w:hint="default" w:ascii="宋体" w:hAnsi="宋体" w:cs="Arial"/>
           <w:snapToGrid w:val="0"/>
           <w:color w:val="000000"/>
           <w:kern w:val="0"/>
@@ -3867,14 +3912,14 @@
     </w:p>
     <w:p>
       <w:pPr>
-        <w:pStyle w:val="TableofFigures"/>
+        <w:pStyle w:val="17"/>
         <w:tabs>
           <w:tab w:val="right" w:leader="dot" w:pos="8306"/>
         </w:tabs>
       </w:pPr>
       <w:r>
         <w:rPr>
-          <w:rFonts w:ascii="宋体" w:hAnsi="宋体" w:cs="Arial" w:hint="default"/>
+          <w:rFonts w:hint="default" w:ascii="宋体" w:hAnsi="宋体" w:cs="Arial"/>
           <w:snapToGrid w:val="0"/>
           <w:color w:val="000000"/>
           <w:kern w:val="0"/>
@@ -3885,7 +3930,7 @@
       </w:r>
       <w:r>
         <w:rPr>
-          <w:rFonts w:ascii="宋体" w:hAnsi="宋体" w:cs="Arial" w:hint="default"/>
+          <w:rFonts w:hint="default" w:ascii="宋体" w:hAnsi="宋体" w:cs="Arial"/>
           <w:snapToGrid w:val="0"/>
           <w:kern w:val="0"/>
           <w:szCs w:val="21"/>
@@ -3895,7 +3940,7 @@
       </w:r>
       <w:r>
         <w:rPr>
-          <w:rFonts w:ascii="宋体" w:hAnsi="宋体" w:cs="Arial" w:hint="default"/>
+          <w:rFonts w:hint="default" w:ascii="宋体" w:hAnsi="宋体" w:cs="Arial"/>
           <w:snapToGrid w:val="0"/>
           <w:kern w:val="0"/>
           <w:szCs w:val="21"/>
@@ -3954,7 +3999,7 @@
       </w:r>
       <w:r>
         <w:rPr>
-          <w:rFonts w:ascii="宋体" w:hAnsi="宋体" w:cs="Arial" w:hint="default"/>
+          <w:rFonts w:hint="default" w:ascii="宋体" w:hAnsi="宋体" w:cs="Arial"/>
           <w:snapToGrid w:val="0"/>
           <w:color w:val="000000"/>
           <w:kern w:val="0"/>
@@ -3966,14 +4011,14 @@
     </w:p>
     <w:p>
       <w:pPr>
-        <w:pStyle w:val="TableofFigures"/>
+        <w:pStyle w:val="17"/>
         <w:tabs>
           <w:tab w:val="right" w:leader="dot" w:pos="8306"/>
         </w:tabs>
       </w:pPr>
       <w:r>
         <w:rPr>
-          <w:rFonts w:ascii="宋体" w:hAnsi="宋体" w:cs="Arial" w:hint="default"/>
+          <w:rFonts w:hint="default" w:ascii="宋体" w:hAnsi="宋体" w:cs="Arial"/>
           <w:snapToGrid w:val="0"/>
           <w:color w:val="000000"/>
           <w:kern w:val="0"/>
@@ -3984,7 +4029,7 @@
       </w:r>
       <w:r>
         <w:rPr>
-          <w:rFonts w:ascii="宋体" w:hAnsi="宋体" w:cs="Arial" w:hint="default"/>
+          <w:rFonts w:hint="default" w:ascii="宋体" w:hAnsi="宋体" w:cs="Arial"/>
           <w:snapToGrid w:val="0"/>
           <w:kern w:val="0"/>
           <w:szCs w:val="21"/>
@@ -3994,7 +4039,7 @@
       </w:r>
       <w:r>
         <w:rPr>
-          <w:rFonts w:ascii="宋体" w:hAnsi="宋体" w:cs="Arial" w:hint="default"/>
+          <w:rFonts w:hint="default" w:ascii="宋体" w:hAnsi="宋体" w:cs="Arial"/>
           <w:snapToGrid w:val="0"/>
           <w:kern w:val="0"/>
           <w:szCs w:val="21"/>
@@ -4063,7 +4108,7 @@
       </w:r>
       <w:r>
         <w:rPr>
-          <w:rFonts w:ascii="宋体" w:hAnsi="宋体" w:cs="Arial" w:hint="default"/>
+          <w:rFonts w:hint="default" w:ascii="宋体" w:hAnsi="宋体" w:cs="Arial"/>
           <w:snapToGrid w:val="0"/>
           <w:color w:val="000000"/>
           <w:kern w:val="0"/>
@@ -4075,14 +4120,14 @@
     </w:p>
     <w:p>
       <w:pPr>
-        <w:pStyle w:val="TableofFigures"/>
+        <w:pStyle w:val="17"/>
         <w:tabs>
           <w:tab w:val="right" w:leader="dot" w:pos="8306"/>
         </w:tabs>
       </w:pPr>
       <w:r>
         <w:rPr>
-          <w:rFonts w:ascii="宋体" w:hAnsi="宋体" w:cs="Arial" w:hint="default"/>
+          <w:rFonts w:hint="default" w:ascii="宋体" w:hAnsi="宋体" w:cs="Arial"/>
           <w:snapToGrid w:val="0"/>
           <w:color w:val="000000"/>
           <w:kern w:val="0"/>
@@ -4093,7 +4138,7 @@
       </w:r>
       <w:r>
         <w:rPr>
-          <w:rFonts w:ascii="宋体" w:hAnsi="宋体" w:cs="Arial" w:hint="default"/>
+          <w:rFonts w:hint="default" w:ascii="宋体" w:hAnsi="宋体" w:cs="Arial"/>
           <w:snapToGrid w:val="0"/>
           <w:kern w:val="0"/>
           <w:szCs w:val="21"/>
@@ -4103,7 +4148,7 @@
       </w:r>
       <w:r>
         <w:rPr>
-          <w:rFonts w:ascii="宋体" w:hAnsi="宋体" w:cs="Arial" w:hint="default"/>
+          <w:rFonts w:hint="default" w:ascii="宋体" w:hAnsi="宋体" w:cs="Arial"/>
           <w:snapToGrid w:val="0"/>
           <w:kern w:val="0"/>
           <w:szCs w:val="21"/>
@@ -4162,7 +4207,7 @@
       </w:r>
       <w:r>
         <w:rPr>
-          <w:rFonts w:ascii="宋体" w:hAnsi="宋体" w:cs="Arial" w:hint="default"/>
+          <w:rFonts w:hint="default" w:ascii="宋体" w:hAnsi="宋体" w:cs="Arial"/>
           <w:snapToGrid w:val="0"/>
           <w:color w:val="000000"/>
           <w:kern w:val="0"/>
@@ -4190,7 +4235,7 @@
         <w:jc w:val="center"/>
         <w:textAlignment w:val="baseline"/>
         <w:rPr>
-          <w:rFonts w:ascii="宋体" w:hAnsi="宋体" w:cs="Arial" w:hint="eastAsia"/>
+          <w:rFonts w:hint="eastAsia" w:ascii="宋体" w:hAnsi="宋体" w:cs="Arial"/>
           <w:snapToGrid w:val="0"/>
           <w:color w:val="000000"/>
           <w:kern w:val="0"/>
@@ -4200,7 +4245,7 @@
       </w:pPr>
       <w:r>
         <w:rPr>
-          <w:rFonts w:ascii="宋体" w:hAnsi="宋体" w:cs="Arial" w:hint="default"/>
+          <w:rFonts w:hint="default" w:ascii="宋体" w:hAnsi="宋体" w:cs="Arial"/>
           <w:snapToGrid w:val="0"/>
           <w:color w:val="000000"/>
           <w:kern w:val="0"/>
@@ -4211,7 +4256,7 @@
       </w:r>
       <w:r>
         <w:rPr>
-          <w:rFonts w:ascii="宋体" w:hAnsi="宋体" w:cs="Arial" w:hint="eastAsia"/>
+          <w:rFonts w:hint="eastAsia" w:ascii="宋体" w:hAnsi="宋体" w:cs="Arial"/>
           <w:snapToGrid w:val="0"/>
           <w:color w:val="000000"/>
           <w:kern w:val="0"/>
@@ -4223,14 +4268,14 @@
     </w:p>
     <w:p>
       <w:pPr>
-        <w:pStyle w:val="TableofFigures"/>
+        <w:pStyle w:val="17"/>
         <w:tabs>
           <w:tab w:val="right" w:leader="dot" w:pos="8306"/>
         </w:tabs>
       </w:pPr>
       <w:r>
         <w:rPr>
-          <w:rFonts w:ascii="宋体" w:hAnsi="宋体" w:cs="Arial" w:hint="default"/>
+          <w:rFonts w:hint="default" w:ascii="宋体" w:hAnsi="宋体" w:cs="Arial"/>
           <w:snapToGrid w:val="0"/>
           <w:color w:val="000000"/>
           <w:kern w:val="0"/>
@@ -4241,18 +4286,18 @@
       </w:r>
       <w:r>
         <w:rPr>
-          <w:rFonts w:ascii="宋体" w:hAnsi="宋体" w:cs="Arial" w:hint="default"/>
+          <w:rFonts w:hint="default" w:ascii="宋体" w:hAnsi="宋体" w:cs="Arial"/>
           <w:snapToGrid w:val="0"/>
           <w:color w:val="000000"/>
           <w:kern w:val="0"/>
           <w:szCs w:val="21"/>
           <w:lang w:val="en-US" w:eastAsia="zh-CN" w:bidi="ar-SA"/>
         </w:rPr>
-        <w:instrText>TOC \h \c "图"</w:instrText>
-      </w:r>
-      <w:r>
-        <w:rPr>
-          <w:rFonts w:ascii="宋体" w:hAnsi="宋体" w:cs="Arial" w:hint="default"/>
+        <w:instrText xml:space="preserve">TOC \h \c "图"</w:instrText>
+      </w:r>
+      <w:r>
+        <w:rPr>
+          <w:rFonts w:hint="default" w:ascii="宋体" w:hAnsi="宋体" w:cs="Arial"/>
           <w:snapToGrid w:val="0"/>
           <w:color w:val="000000"/>
           <w:kern w:val="0"/>
@@ -4263,7 +4308,7 @@
       </w:r>
       <w:r>
         <w:rPr>
-          <w:rFonts w:ascii="宋体" w:hAnsi="宋体" w:cs="Arial" w:hint="default"/>
+          <w:rFonts w:hint="default" w:ascii="宋体" w:hAnsi="宋体" w:cs="Arial"/>
           <w:snapToGrid w:val="0"/>
           <w:color w:val="000000"/>
           <w:kern w:val="0"/>
@@ -4274,7 +4319,7 @@
       </w:r>
       <w:r>
         <w:rPr>
-          <w:rFonts w:ascii="宋体" w:hAnsi="宋体" w:cs="Arial" w:hint="default"/>
+          <w:rFonts w:hint="default" w:ascii="宋体" w:hAnsi="宋体" w:cs="Arial"/>
           <w:snapToGrid w:val="0"/>
           <w:kern w:val="0"/>
           <w:szCs w:val="21"/>
@@ -4284,7 +4329,7 @@
       </w:r>
       <w:r>
         <w:rPr>
-          <w:rFonts w:ascii="宋体" w:hAnsi="宋体" w:cs="Arial" w:hint="default"/>
+          <w:rFonts w:hint="default" w:ascii="宋体" w:hAnsi="宋体" w:cs="Arial"/>
           <w:snapToGrid w:val="0"/>
           <w:kern w:val="0"/>
           <w:szCs w:val="21"/>
@@ -4343,7 +4388,7 @@
       </w:r>
       <w:r>
         <w:rPr>
-          <w:rFonts w:ascii="宋体" w:hAnsi="宋体" w:cs="Arial" w:hint="default"/>
+          <w:rFonts w:hint="default" w:ascii="宋体" w:hAnsi="宋体" w:cs="Arial"/>
           <w:snapToGrid w:val="0"/>
           <w:color w:val="000000"/>
           <w:kern w:val="0"/>
@@ -4355,14 +4400,14 @@
     </w:p>
     <w:p>
       <w:pPr>
-        <w:pStyle w:val="TableofFigures"/>
+        <w:pStyle w:val="17"/>
         <w:tabs>
           <w:tab w:val="right" w:leader="dot" w:pos="8306"/>
         </w:tabs>
       </w:pPr>
       <w:r>
         <w:rPr>
-          <w:rFonts w:ascii="宋体" w:hAnsi="宋体" w:cs="Arial" w:hint="default"/>
+          <w:rFonts w:hint="default" w:ascii="宋体" w:hAnsi="宋体" w:cs="Arial"/>
           <w:snapToGrid w:val="0"/>
           <w:color w:val="000000"/>
           <w:kern w:val="0"/>
@@ -4373,7 +4418,7 @@
       </w:r>
       <w:r>
         <w:rPr>
-          <w:rFonts w:ascii="宋体" w:hAnsi="宋体" w:cs="Arial" w:hint="default"/>
+          <w:rFonts w:hint="default" w:ascii="宋体" w:hAnsi="宋体" w:cs="Arial"/>
           <w:snapToGrid w:val="0"/>
           <w:kern w:val="0"/>
           <w:szCs w:val="21"/>
@@ -4383,7 +4428,7 @@
       </w:r>
       <w:r>
         <w:rPr>
-          <w:rFonts w:ascii="宋体" w:hAnsi="宋体" w:cs="Arial" w:hint="default"/>
+          <w:rFonts w:hint="default" w:ascii="宋体" w:hAnsi="宋体" w:cs="Arial"/>
           <w:snapToGrid w:val="0"/>
           <w:kern w:val="0"/>
           <w:szCs w:val="21"/>
@@ -4442,7 +4487,7 @@
       </w:r>
       <w:r>
         <w:rPr>
-          <w:rFonts w:ascii="宋体" w:hAnsi="宋体" w:cs="Arial" w:hint="default"/>
+          <w:rFonts w:hint="default" w:ascii="宋体" w:hAnsi="宋体" w:cs="Arial"/>
           <w:snapToGrid w:val="0"/>
           <w:color w:val="000000"/>
           <w:kern w:val="0"/>
@@ -4454,14 +4499,14 @@
     </w:p>
     <w:p>
       <w:pPr>
-        <w:pStyle w:val="TableofFigures"/>
+        <w:pStyle w:val="17"/>
         <w:tabs>
           <w:tab w:val="right" w:leader="dot" w:pos="8306"/>
         </w:tabs>
       </w:pPr>
       <w:r>
         <w:rPr>
-          <w:rFonts w:ascii="宋体" w:hAnsi="宋体" w:cs="Arial" w:hint="default"/>
+          <w:rFonts w:hint="default" w:ascii="宋体" w:hAnsi="宋体" w:cs="Arial"/>
           <w:snapToGrid w:val="0"/>
           <w:color w:val="000000"/>
           <w:kern w:val="0"/>
@@ -4472,7 +4517,7 @@
       </w:r>
       <w:r>
         <w:rPr>
-          <w:rFonts w:ascii="宋体" w:hAnsi="宋体" w:cs="Arial" w:hint="default"/>
+          <w:rFonts w:hint="default" w:ascii="宋体" w:hAnsi="宋体" w:cs="Arial"/>
           <w:snapToGrid w:val="0"/>
           <w:kern w:val="0"/>
           <w:szCs w:val="21"/>
@@ -4482,7 +4527,7 @@
       </w:r>
       <w:r>
         <w:rPr>
-          <w:rFonts w:ascii="宋体" w:hAnsi="宋体" w:cs="Arial" w:hint="default"/>
+          <w:rFonts w:hint="default" w:ascii="宋体" w:hAnsi="宋体" w:cs="Arial"/>
           <w:snapToGrid w:val="0"/>
           <w:kern w:val="0"/>
           <w:szCs w:val="21"/>
@@ -4541,7 +4586,7 @@
       </w:r>
       <w:r>
         <w:rPr>
-          <w:rFonts w:ascii="宋体" w:hAnsi="宋体" w:cs="Arial" w:hint="default"/>
+          <w:rFonts w:hint="default" w:ascii="宋体" w:hAnsi="宋体" w:cs="Arial"/>
           <w:snapToGrid w:val="0"/>
           <w:color w:val="000000"/>
           <w:kern w:val="0"/>
@@ -4553,14 +4598,14 @@
     </w:p>
     <w:p>
       <w:pPr>
-        <w:pStyle w:val="TableofFigures"/>
+        <w:pStyle w:val="17"/>
         <w:tabs>
           <w:tab w:val="right" w:leader="dot" w:pos="8306"/>
         </w:tabs>
       </w:pPr>
       <w:r>
         <w:rPr>
-          <w:rFonts w:ascii="宋体" w:hAnsi="宋体" w:cs="Arial" w:hint="default"/>
+          <w:rFonts w:hint="default" w:ascii="宋体" w:hAnsi="宋体" w:cs="Arial"/>
           <w:snapToGrid w:val="0"/>
           <w:color w:val="000000"/>
           <w:kern w:val="0"/>
@@ -4571,7 +4616,7 @@
       </w:r>
       <w:r>
         <w:rPr>
-          <w:rFonts w:ascii="宋体" w:hAnsi="宋体" w:cs="Arial" w:hint="default"/>
+          <w:rFonts w:hint="default" w:ascii="宋体" w:hAnsi="宋体" w:cs="Arial"/>
           <w:snapToGrid w:val="0"/>
           <w:kern w:val="0"/>
           <w:szCs w:val="21"/>
@@ -4581,7 +4626,7 @@
       </w:r>
       <w:r>
         <w:rPr>
-          <w:rFonts w:ascii="宋体" w:hAnsi="宋体" w:cs="Arial" w:hint="default"/>
+          <w:rFonts w:hint="default" w:ascii="宋体" w:hAnsi="宋体" w:cs="Arial"/>
           <w:snapToGrid w:val="0"/>
           <w:kern w:val="0"/>
           <w:szCs w:val="21"/>
@@ -4640,7 +4685,7 @@
       </w:r>
       <w:r>
         <w:rPr>
-          <w:rFonts w:ascii="宋体" w:hAnsi="宋体" w:cs="Arial" w:hint="default"/>
+          <w:rFonts w:hint="default" w:ascii="宋体" w:hAnsi="宋体" w:cs="Arial"/>
           <w:snapToGrid w:val="0"/>
           <w:color w:val="000000"/>
           <w:kern w:val="0"/>
@@ -4652,14 +4697,14 @@
     </w:p>
     <w:p>
       <w:pPr>
-        <w:pStyle w:val="TableofFigures"/>
+        <w:pStyle w:val="17"/>
         <w:tabs>
           <w:tab w:val="right" w:leader="dot" w:pos="8306"/>
         </w:tabs>
       </w:pPr>
       <w:r>
         <w:rPr>
-          <w:rFonts w:ascii="宋体" w:hAnsi="宋体" w:cs="Arial" w:hint="default"/>
+          <w:rFonts w:hint="default" w:ascii="宋体" w:hAnsi="宋体" w:cs="Arial"/>
           <w:snapToGrid w:val="0"/>
           <w:color w:val="000000"/>
           <w:kern w:val="0"/>
@@ -4670,7 +4715,7 @@
       </w:r>
       <w:r>
         <w:rPr>
-          <w:rFonts w:ascii="宋体" w:hAnsi="宋体" w:cs="Arial" w:hint="default"/>
+          <w:rFonts w:hint="default" w:ascii="宋体" w:hAnsi="宋体" w:cs="Arial"/>
           <w:snapToGrid w:val="0"/>
           <w:kern w:val="0"/>
           <w:szCs w:val="21"/>
@@ -4680,7 +4725,7 @@
       </w:r>
       <w:r>
         <w:rPr>
-          <w:rFonts w:ascii="宋体" w:hAnsi="宋体" w:cs="Arial" w:hint="default"/>
+          <w:rFonts w:hint="default" w:ascii="宋体" w:hAnsi="宋体" w:cs="Arial"/>
           <w:snapToGrid w:val="0"/>
           <w:kern w:val="0"/>
           <w:szCs w:val="21"/>
@@ -4739,7 +4784,7 @@
       </w:r>
       <w:r>
         <w:rPr>
-          <w:rFonts w:ascii="宋体" w:hAnsi="宋体" w:cs="Arial" w:hint="default"/>
+          <w:rFonts w:hint="default" w:ascii="宋体" w:hAnsi="宋体" w:cs="Arial"/>
           <w:snapToGrid w:val="0"/>
           <w:color w:val="000000"/>
           <w:kern w:val="0"/>
@@ -4767,7 +4812,7 @@
         <w:jc w:val="center"/>
         <w:textAlignment w:val="baseline"/>
         <w:rPr>
-          <w:rFonts w:ascii="宋体" w:hAnsi="宋体" w:cs="Arial" w:hint="default"/>
+          <w:rFonts w:hint="default" w:ascii="宋体" w:hAnsi="宋体" w:cs="Arial"/>
           <w:snapToGrid w:val="0"/>
           <w:color w:val="000000"/>
           <w:kern w:val="0"/>
@@ -4777,7 +4822,7 @@
       </w:pPr>
       <w:r>
         <w:rPr>
-          <w:rFonts w:ascii="宋体" w:hAnsi="宋体" w:cs="Arial" w:hint="default"/>
+          <w:rFonts w:hint="default" w:ascii="宋体" w:hAnsi="宋体" w:cs="Arial"/>
           <w:snapToGrid w:val="0"/>
           <w:color w:val="000000"/>
           <w:kern w:val="0"/>
@@ -4818,11 +4863,11 @@
     </w:p>
     <w:p>
       <w:pPr>
-        <w:pStyle w:val="1"/>
+        <w:pStyle w:val="30"/>
         <w:bidi w:val="0"/>
       </w:pPr>
-      <w:bookmarkStart w:id="1" w:name="heading_2"/>
-      <w:bookmarkStart w:id="2" w:name="_Toc9672"/>
+      <w:bookmarkStart w:id="1" w:name="_Toc9672"/>
+      <w:bookmarkStart w:id="2" w:name="heading_2"/>
       <w:r>
         <w:t>调查目的</w:t>
       </w:r>
@@ -4831,7 +4876,7 @@
     </w:p>
     <w:p>
       <w:pPr>
-        <w:pStyle w:val="a1"/>
+        <w:pStyle w:val="31"/>
         <w:bidi w:val="0"/>
       </w:pPr>
       <w:r>
@@ -4840,7 +4885,7 @@
     </w:p>
     <w:p>
       <w:pPr>
-        <w:pStyle w:val="1"/>
+        <w:pStyle w:val="30"/>
         <w:bidi w:val="0"/>
       </w:pPr>
       <w:bookmarkStart w:id="3" w:name="heading_3"/>
@@ -4853,7 +4898,7 @@
     </w:p>
     <w:p>
       <w:pPr>
-        <w:pStyle w:val="a1"/>
+        <w:pStyle w:val="31"/>
         <w:keepNext w:val="0"/>
         <w:keepLines w:val="0"/>
         <w:pageBreakBefore w:val="0"/>
@@ -4903,7 +4948,7 @@
           <w:rFonts w:hint="eastAsia"/>
           <w:lang w:val="en-US" w:eastAsia="zh-CN"/>
         </w:rPr>
-        <w:instrText>"柴_标题1"\n</w:instrText>
+        <w:instrText xml:space="preserve">"柴_标题1"\n</w:instrText>
       </w:r>
       <w:r>
         <w:instrText xml:space="preserve"> \s</w:instrText>
@@ -4920,7 +4965,7 @@
           <w:rFonts w:hint="eastAsia"/>
           <w:lang w:val="en-US" w:eastAsia="zh-CN"/>
         </w:rPr>
-        <w:instrText>* Charformat</w:instrText>
+        <w:instrText xml:space="preserve">* Charformat</w:instrText>
       </w:r>
       <w:r>
         <w:rPr>
@@ -5006,17 +5051,18 @@
     </w:p>
     <w:tbl>
       <w:tblPr>
-        <w:tblStyle w:val="TableNormal"/>
+        <w:tblStyle w:val="22"/>
         <w:tblW w:w="8522" w:type="dxa"/>
         <w:jc w:val="center"/>
         <w:tblBorders>
-          <w:top w:val="nil"/>
-          <w:left w:val="nil"/>
-          <w:bottom w:val="nil"/>
-          <w:right w:val="nil"/>
-          <w:insideH w:val="nil"/>
-          <w:insideV w:val="nil"/>
+          <w:top w:val="none" w:color="auto" w:sz="0" w:space="0"/>
+          <w:left w:val="none" w:color="auto" w:sz="0" w:space="0"/>
+          <w:bottom w:val="none" w:color="auto" w:sz="0" w:space="0"/>
+          <w:right w:val="none" w:color="auto" w:sz="0" w:space="0"/>
+          <w:insideH w:val="none" w:color="auto" w:sz="0" w:space="0"/>
+          <w:insideV w:val="none" w:color="auto" w:sz="0" w:space="0"/>
         </w:tblBorders>
+        <w:tblLayout w:type="autofit"/>
         <w:tblCellMar>
           <w:top w:w="0" w:type="dxa"/>
           <w:left w:w="10" w:type="dxa"/>
@@ -5030,15 +5076,13 @@
       </w:tblGrid>
       <w:tr>
         <w:tblPrEx>
-          <w:tblW w:w="8522" w:type="dxa"/>
-          <w:jc w:val="center"/>
           <w:tblBorders>
-            <w:top w:val="nil"/>
-            <w:left w:val="nil"/>
-            <w:bottom w:val="nil"/>
-            <w:right w:val="nil"/>
-            <w:insideH w:val="nil"/>
-            <w:insideV w:val="nil"/>
+            <w:top w:val="none" w:color="auto" w:sz="0" w:space="0"/>
+            <w:left w:val="none" w:color="auto" w:sz="0" w:space="0"/>
+            <w:bottom w:val="none" w:color="auto" w:sz="0" w:space="0"/>
+            <w:right w:val="none" w:color="auto" w:sz="0" w:space="0"/>
+            <w:insideH w:val="none" w:color="auto" w:sz="0" w:space="0"/>
+            <w:insideV w:val="none" w:color="auto" w:sz="0" w:space="0"/>
           </w:tblBorders>
           <w:tblCellMar>
             <w:top w:w="0" w:type="dxa"/>
@@ -5048,7 +5092,7 @@
           </w:tblCellMar>
         </w:tblPrEx>
         <w:trPr>
-          <w:trHeight w:val="0"/>
+          <w:trHeight w:val="0" w:hRule="atLeast"/>
           <w:tblHeader/>
           <w:jc w:val="center"/>
         </w:trPr>
@@ -5056,8 +5100,8 @@
           <w:tcPr>
             <w:tcW w:w="1953" w:type="dxa"/>
             <w:tcBorders>
-              <w:top w:val="single" w:sz="12" w:space="0" w:color="auto"/>
-              <w:left w:val="single" w:sz="12" w:space="0" w:color="auto"/>
+              <w:top w:val="single" w:color="auto" w:sz="12" w:space="0"/>
+              <w:left w:val="single" w:color="auto" w:sz="12" w:space="0"/>
               <w:bottom w:val="nil"/>
               <w:right w:val="nil"/>
             </w:tcBorders>
@@ -5070,7 +5114,7 @@
           </w:tcPr>
           <w:p>
             <w:pPr>
-              <w:pStyle w:val="a1"/>
+              <w:pStyle w:val="31"/>
               <w:bidi w:val="0"/>
               <w:snapToGrid w:val="0"/>
             </w:pPr>
@@ -5083,10 +5127,10 @@
           <w:tcPr>
             <w:tcW w:w="6569" w:type="dxa"/>
             <w:tcBorders>
-              <w:top w:val="single" w:sz="12" w:space="0" w:color="auto"/>
-              <w:left w:val="single" w:sz="4" w:space="0" w:color="auto"/>
+              <w:top w:val="single" w:color="auto" w:sz="12" w:space="0"/>
+              <w:left w:val="single" w:color="auto" w:sz="4" w:space="0"/>
               <w:bottom w:val="nil"/>
-              <w:right w:val="single" w:sz="12" w:space="0" w:color="auto"/>
+              <w:right w:val="single" w:color="auto" w:sz="12" w:space="0"/>
             </w:tcBorders>
             <w:tcMar>
               <w:top w:w="60" w:type="dxa"/>
@@ -5097,7 +5141,7 @@
           </w:tcPr>
           <w:p>
             <w:pPr>
-              <w:pStyle w:val="a1"/>
+              <w:pStyle w:val="31"/>
               <w:bidi w:val="0"/>
               <w:snapToGrid w:val="0"/>
             </w:pPr>
@@ -5109,8 +5153,14 @@
       </w:tr>
       <w:tr>
         <w:tblPrEx>
-          <w:tblW w:w="8522" w:type="dxa"/>
-          <w:jc w:val="center"/>
+          <w:tblBorders>
+            <w:top w:val="none" w:color="auto" w:sz="0" w:space="0"/>
+            <w:left w:val="none" w:color="auto" w:sz="0" w:space="0"/>
+            <w:bottom w:val="none" w:color="auto" w:sz="0" w:space="0"/>
+            <w:right w:val="none" w:color="auto" w:sz="0" w:space="0"/>
+            <w:insideH w:val="none" w:color="auto" w:sz="0" w:space="0"/>
+            <w:insideV w:val="none" w:color="auto" w:sz="0" w:space="0"/>
+          </w:tblBorders>
           <w:tblCellMar>
             <w:top w:w="0" w:type="dxa"/>
             <w:left w:w="10" w:type="dxa"/>
@@ -5119,7 +5169,7 @@
           </w:tblCellMar>
         </w:tblPrEx>
         <w:trPr>
-          <w:trHeight w:val="0"/>
+          <w:trHeight w:val="0" w:hRule="atLeast"/>
           <w:tblHeader/>
           <w:jc w:val="center"/>
         </w:trPr>
@@ -5127,8 +5177,8 @@
           <w:tcPr>
             <w:tcW w:w="1953" w:type="dxa"/>
             <w:tcBorders>
-              <w:top w:val="single" w:sz="4" w:space="0" w:color="auto"/>
-              <w:left w:val="single" w:sz="12" w:space="0" w:color="auto"/>
+              <w:top w:val="single" w:color="auto" w:sz="4" w:space="0"/>
+              <w:left w:val="single" w:color="auto" w:sz="12" w:space="0"/>
               <w:bottom w:val="nil"/>
               <w:right w:val="nil"/>
             </w:tcBorders>
@@ -5148,7 +5198,7 @@
             </w:pPr>
             <w:r>
               <w:rPr>
-                <w:rFonts w:ascii="Arial" w:eastAsia="等线" w:hAnsi="Arial" w:cs="Arial"/>
+                <w:rFonts w:ascii="Arial" w:hAnsi="Arial" w:eastAsia="等线" w:cs="Arial"/>
                 <w:b/>
                 <w:sz w:val="22"/>
               </w:rPr>
@@ -5160,10 +5210,10 @@
           <w:tcPr>
             <w:tcW w:w="6569" w:type="dxa"/>
             <w:tcBorders>
-              <w:top w:val="single" w:sz="4" w:space="0" w:color="auto"/>
-              <w:left w:val="single" w:sz="4" w:space="0" w:color="auto"/>
+              <w:top w:val="single" w:color="auto" w:sz="4" w:space="0"/>
+              <w:left w:val="single" w:color="auto" w:sz="4" w:space="0"/>
               <w:bottom w:val="nil"/>
-              <w:right w:val="single" w:sz="12" w:space="0" w:color="auto"/>
+              <w:right w:val="single" w:color="auto" w:sz="12" w:space="0"/>
             </w:tcBorders>
             <w:tcMar>
               <w:top w:w="60" w:type="dxa"/>
@@ -5174,7 +5224,7 @@
           </w:tcPr>
           <w:p>
             <w:pPr>
-              <w:pStyle w:val="a1"/>
+              <w:pStyle w:val="31"/>
               <w:bidi w:val="0"/>
               <w:snapToGrid w:val="0"/>
             </w:pPr>
@@ -5186,8 +5236,14 @@
       </w:tr>
       <w:tr>
         <w:tblPrEx>
-          <w:tblW w:w="8522" w:type="dxa"/>
-          <w:jc w:val="center"/>
+          <w:tblBorders>
+            <w:top w:val="none" w:color="auto" w:sz="0" w:space="0"/>
+            <w:left w:val="none" w:color="auto" w:sz="0" w:space="0"/>
+            <w:bottom w:val="none" w:color="auto" w:sz="0" w:space="0"/>
+            <w:right w:val="none" w:color="auto" w:sz="0" w:space="0"/>
+            <w:insideH w:val="none" w:color="auto" w:sz="0" w:space="0"/>
+            <w:insideV w:val="none" w:color="auto" w:sz="0" w:space="0"/>
+          </w:tblBorders>
           <w:tblCellMar>
             <w:top w:w="0" w:type="dxa"/>
             <w:left w:w="10" w:type="dxa"/>
@@ -5196,7 +5252,7 @@
           </w:tblCellMar>
         </w:tblPrEx>
         <w:trPr>
-          <w:trHeight w:val="0"/>
+          <w:trHeight w:val="0" w:hRule="atLeast"/>
           <w:tblHeader/>
           <w:jc w:val="center"/>
         </w:trPr>
@@ -5204,8 +5260,8 @@
           <w:tcPr>
             <w:tcW w:w="1953" w:type="dxa"/>
             <w:tcBorders>
-              <w:top w:val="single" w:sz="4" w:space="0" w:color="auto"/>
-              <w:left w:val="single" w:sz="12" w:space="0" w:color="auto"/>
+              <w:top w:val="single" w:color="auto" w:sz="4" w:space="0"/>
+              <w:left w:val="single" w:color="auto" w:sz="12" w:space="0"/>
               <w:bottom w:val="nil"/>
               <w:right w:val="nil"/>
             </w:tcBorders>
@@ -5225,7 +5281,7 @@
             </w:pPr>
             <w:r>
               <w:rPr>
-                <w:rFonts w:ascii="Arial" w:eastAsia="等线" w:hAnsi="Arial" w:cs="Arial"/>
+                <w:rFonts w:ascii="Arial" w:hAnsi="Arial" w:eastAsia="等线" w:cs="Arial"/>
                 <w:b/>
                 <w:sz w:val="22"/>
               </w:rPr>
@@ -5237,10 +5293,10 @@
           <w:tcPr>
             <w:tcW w:w="6569" w:type="dxa"/>
             <w:tcBorders>
-              <w:top w:val="single" w:sz="4" w:space="0" w:color="auto"/>
-              <w:left w:val="single" w:sz="4" w:space="0" w:color="auto"/>
+              <w:top w:val="single" w:color="auto" w:sz="4" w:space="0"/>
+              <w:left w:val="single" w:color="auto" w:sz="4" w:space="0"/>
               <w:bottom w:val="nil"/>
-              <w:right w:val="single" w:sz="12" w:space="0" w:color="auto"/>
+              <w:right w:val="single" w:color="auto" w:sz="12" w:space="0"/>
             </w:tcBorders>
             <w:tcMar>
               <w:top w:w="60" w:type="dxa"/>
@@ -5251,20 +5307,26 @@
           </w:tcPr>
           <w:p>
             <w:pPr>
-              <w:pStyle w:val="a1"/>
+              <w:pStyle w:val="31"/>
               <w:bidi w:val="0"/>
               <w:snapToGrid w:val="0"/>
             </w:pPr>
             <w:r>
-              <w:t>产品产品质量部经理</w:t>
+              <w:t>产品质量部经理</w:t>
             </w:r>
           </w:p>
         </w:tc>
       </w:tr>
       <w:tr>
         <w:tblPrEx>
-          <w:tblW w:w="8522" w:type="dxa"/>
-          <w:jc w:val="center"/>
+          <w:tblBorders>
+            <w:top w:val="none" w:color="auto" w:sz="0" w:space="0"/>
+            <w:left w:val="none" w:color="auto" w:sz="0" w:space="0"/>
+            <w:bottom w:val="none" w:color="auto" w:sz="0" w:space="0"/>
+            <w:right w:val="none" w:color="auto" w:sz="0" w:space="0"/>
+            <w:insideH w:val="none" w:color="auto" w:sz="0" w:space="0"/>
+            <w:insideV w:val="none" w:color="auto" w:sz="0" w:space="0"/>
+          </w:tblBorders>
           <w:tblCellMar>
             <w:top w:w="0" w:type="dxa"/>
             <w:left w:w="10" w:type="dxa"/>
@@ -5273,7 +5335,7 @@
           </w:tblCellMar>
         </w:tblPrEx>
         <w:trPr>
-          <w:trHeight w:val="0"/>
+          <w:trHeight w:val="0" w:hRule="atLeast"/>
           <w:tblHeader/>
           <w:jc w:val="center"/>
         </w:trPr>
@@ -5281,8 +5343,8 @@
           <w:tcPr>
             <w:tcW w:w="1953" w:type="dxa"/>
             <w:tcBorders>
-              <w:top w:val="single" w:sz="4" w:space="0" w:color="auto"/>
-              <w:left w:val="single" w:sz="12" w:space="0" w:color="auto"/>
+              <w:top w:val="single" w:color="auto" w:sz="4" w:space="0"/>
+              <w:left w:val="single" w:color="auto" w:sz="12" w:space="0"/>
               <w:bottom w:val="nil"/>
               <w:right w:val="nil"/>
             </w:tcBorders>
@@ -5302,7 +5364,7 @@
             </w:pPr>
             <w:r>
               <w:rPr>
-                <w:rFonts w:ascii="Arial" w:eastAsia="等线" w:hAnsi="Arial" w:cs="Arial"/>
+                <w:rFonts w:ascii="Arial" w:hAnsi="Arial" w:eastAsia="等线" w:cs="Arial"/>
                 <w:b/>
                 <w:sz w:val="22"/>
               </w:rPr>
@@ -5314,10 +5376,10 @@
           <w:tcPr>
             <w:tcW w:w="6569" w:type="dxa"/>
             <w:tcBorders>
-              <w:top w:val="single" w:sz="4" w:space="0" w:color="auto"/>
-              <w:left w:val="single" w:sz="4" w:space="0" w:color="auto"/>
+              <w:top w:val="single" w:color="auto" w:sz="4" w:space="0"/>
+              <w:left w:val="single" w:color="auto" w:sz="4" w:space="0"/>
               <w:bottom w:val="nil"/>
-              <w:right w:val="single" w:sz="12" w:space="0" w:color="auto"/>
+              <w:right w:val="single" w:color="auto" w:sz="12" w:space="0"/>
             </w:tcBorders>
             <w:tcMar>
               <w:top w:w="60" w:type="dxa"/>
@@ -5328,20 +5390,26 @@
           </w:tcPr>
           <w:p>
             <w:pPr>
-              <w:pStyle w:val="a1"/>
+              <w:pStyle w:val="31"/>
               <w:bidi w:val="0"/>
               <w:snapToGrid w:val="0"/>
             </w:pPr>
             <w:r>
-              <w:t>产品产品质量部专员</w:t>
+              <w:t>产品质量部专员</w:t>
             </w:r>
           </w:p>
         </w:tc>
       </w:tr>
       <w:tr>
         <w:tblPrEx>
-          <w:tblW w:w="8522" w:type="dxa"/>
-          <w:jc w:val="center"/>
+          <w:tblBorders>
+            <w:top w:val="none" w:color="auto" w:sz="0" w:space="0"/>
+            <w:left w:val="none" w:color="auto" w:sz="0" w:space="0"/>
+            <w:bottom w:val="none" w:color="auto" w:sz="0" w:space="0"/>
+            <w:right w:val="none" w:color="auto" w:sz="0" w:space="0"/>
+            <w:insideH w:val="none" w:color="auto" w:sz="0" w:space="0"/>
+            <w:insideV w:val="none" w:color="auto" w:sz="0" w:space="0"/>
+          </w:tblBorders>
           <w:tblCellMar>
             <w:top w:w="0" w:type="dxa"/>
             <w:left w:w="10" w:type="dxa"/>
@@ -5350,7 +5418,7 @@
           </w:tblCellMar>
         </w:tblPrEx>
         <w:trPr>
-          <w:trHeight w:val="0"/>
+          <w:trHeight w:val="0" w:hRule="atLeast"/>
           <w:tblHeader/>
           <w:jc w:val="center"/>
         </w:trPr>
@@ -5358,9 +5426,9 @@
           <w:tcPr>
             <w:tcW w:w="1953" w:type="dxa"/>
             <w:tcBorders>
-              <w:top w:val="single" w:sz="4" w:space="0" w:color="auto"/>
-              <w:left w:val="single" w:sz="12" w:space="0" w:color="auto"/>
-              <w:bottom w:val="single" w:sz="12" w:space="0" w:color="auto"/>
+              <w:top w:val="single" w:color="auto" w:sz="4" w:space="0"/>
+              <w:left w:val="single" w:color="auto" w:sz="12" w:space="0"/>
+              <w:bottom w:val="single" w:color="auto" w:sz="12" w:space="0"/>
               <w:right w:val="nil"/>
             </w:tcBorders>
             <w:tcMar>
@@ -5379,7 +5447,7 @@
             </w:pPr>
             <w:r>
               <w:rPr>
-                <w:rFonts w:ascii="Arial" w:eastAsia="等线" w:hAnsi="Arial" w:cs="Arial"/>
+                <w:rFonts w:ascii="Arial" w:hAnsi="Arial" w:eastAsia="等线" w:cs="Arial"/>
                 <w:b/>
                 <w:sz w:val="22"/>
               </w:rPr>
@@ -5391,10 +5459,10 @@
           <w:tcPr>
             <w:tcW w:w="6569" w:type="dxa"/>
             <w:tcBorders>
-              <w:top w:val="single" w:sz="4" w:space="0" w:color="auto"/>
-              <w:left w:val="single" w:sz="4" w:space="0" w:color="auto"/>
-              <w:bottom w:val="single" w:sz="12" w:space="0" w:color="auto"/>
-              <w:right w:val="single" w:sz="12" w:space="0" w:color="auto"/>
+              <w:top w:val="single" w:color="auto" w:sz="4" w:space="0"/>
+              <w:left w:val="single" w:color="auto" w:sz="4" w:space="0"/>
+              <w:bottom w:val="single" w:color="auto" w:sz="12" w:space="0"/>
+              <w:right w:val="single" w:color="auto" w:sz="12" w:space="0"/>
             </w:tcBorders>
             <w:tcMar>
               <w:top w:w="60" w:type="dxa"/>
@@ -5405,7 +5473,7 @@
           </w:tcPr>
           <w:p>
             <w:pPr>
-              <w:pStyle w:val="a1"/>
+              <w:pStyle w:val="31"/>
               <w:bidi w:val="0"/>
               <w:snapToGrid w:val="0"/>
             </w:pPr>
@@ -5418,7 +5486,7 @@
     </w:tbl>
     <w:p>
       <w:pPr>
-        <w:pStyle w:val="1"/>
+        <w:pStyle w:val="30"/>
         <w:bidi w:val="0"/>
       </w:pPr>
       <w:bookmarkStart w:id="7" w:name="heading_4"/>
@@ -5431,7 +5499,7 @@
     </w:p>
     <w:p>
       <w:pPr>
-        <w:pStyle w:val="a1"/>
+        <w:pStyle w:val="31"/>
         <w:bidi w:val="0"/>
       </w:pPr>
       <w:r>
@@ -5440,7 +5508,7 @@
     </w:p>
     <w:p>
       <w:pPr>
-        <w:pStyle w:val="1"/>
+        <w:pStyle w:val="30"/>
         <w:bidi w:val="0"/>
       </w:pPr>
       <w:bookmarkStart w:id="9" w:name="heading_5"/>
@@ -5453,7 +5521,7 @@
     </w:p>
     <w:p>
       <w:pPr>
-        <w:pStyle w:val="a1"/>
+        <w:pStyle w:val="31"/>
         <w:bidi w:val="0"/>
       </w:pPr>
       <w:r>
@@ -5462,36 +5530,45 @@
     </w:p>
     <w:p>
       <w:pPr>
-        <w:pStyle w:val="a3"/>
+        <w:pStyle w:val="41"/>
         <w:numPr>
           <w:ilvl w:val="0"/>
           <w:numId w:val="2"/>
         </w:numPr>
         <w:bidi w:val="0"/>
+        <w:ind w:left="425" w:leftChars="0" w:hanging="425" w:firstLineChars="0"/>
       </w:pPr>
       <w:r>
-        <w:t>企业门店ERP统一管理系统客户</w:t>
+        <w:rPr>
+          <w:rFonts w:hint="eastAsia"/>
+        </w:rPr>
+        <w:t>国电电力湖南新能源</w:t>
+      </w:r>
+      <w:r>
+        <w:t>客户</w:t>
       </w:r>
     </w:p>
     <w:p>
       <w:pPr>
-        <w:pStyle w:val="a3"/>
+        <w:pStyle w:val="41"/>
         <w:numPr>
           <w:ilvl w:val="0"/>
-          <w:numId w:val="2"/>
+          <w:numId w:val="3"/>
         </w:numPr>
         <w:bidi w:val="0"/>
       </w:pPr>
+      <w:bookmarkStart w:id="39" w:name="_GoBack"/>
+      <w:bookmarkEnd w:id="39"/>
       <w:r>
         <w:t>其他运维服务合同期内客户</w:t>
       </w:r>
     </w:p>
     <w:p>
       <w:pPr>
-        <w:pStyle w:val="a3"/>
+        <w:pStyle w:val="41"/>
         <w:numPr>
           <w:ilvl w:val="0"/>
-          <w:numId w:val="2"/>
+          <w:numId w:val="3"/>
         </w:numPr>
         <w:bidi w:val="0"/>
       </w:pPr>
@@ -5501,7 +5578,7 @@
     </w:p>
     <w:p>
       <w:pPr>
-        <w:pStyle w:val="1"/>
+        <w:pStyle w:val="30"/>
         <w:bidi w:val="0"/>
       </w:pPr>
       <w:bookmarkStart w:id="11" w:name="heading_6"/>
@@ -5514,7 +5591,7 @@
     </w:p>
     <w:p>
       <w:pPr>
-        <w:pStyle w:val="a1"/>
+        <w:pStyle w:val="31"/>
         <w:bidi w:val="0"/>
       </w:pPr>
       <w:r>
@@ -5523,7 +5600,7 @@
     </w:p>
     <w:p>
       <w:pPr>
-        <w:pStyle w:val="a1"/>
+        <w:pStyle w:val="31"/>
         <w:keepNext w:val="0"/>
         <w:keepLines w:val="0"/>
         <w:pageBreakBefore w:val="0"/>
@@ -5573,7 +5650,7 @@
           <w:rFonts w:hint="eastAsia"/>
           <w:lang w:val="en-US" w:eastAsia="zh-CN"/>
         </w:rPr>
-        <w:instrText>"柴_标题1"\n</w:instrText>
+        <w:instrText xml:space="preserve">"柴_标题1"\n</w:instrText>
       </w:r>
       <w:r>
         <w:instrText xml:space="preserve"> \s</w:instrText>
@@ -5590,7 +5667,7 @@
           <w:rFonts w:hint="eastAsia"/>
           <w:lang w:val="en-US" w:eastAsia="zh-CN"/>
         </w:rPr>
-        <w:instrText>* Charformat</w:instrText>
+        <w:instrText xml:space="preserve">* Charformat</w:instrText>
       </w:r>
       <w:r>
         <w:rPr>
@@ -5667,17 +5744,18 @@
     </w:p>
     <w:tbl>
       <w:tblPr>
-        <w:tblStyle w:val="TableNormal"/>
+        <w:tblStyle w:val="22"/>
         <w:tblW w:w="8522" w:type="dxa"/>
         <w:jc w:val="center"/>
         <w:tblBorders>
-          <w:top w:val="nil"/>
-          <w:left w:val="nil"/>
-          <w:bottom w:val="nil"/>
-          <w:right w:val="nil"/>
-          <w:insideH w:val="nil"/>
-          <w:insideV w:val="nil"/>
+          <w:top w:val="none" w:color="auto" w:sz="0" w:space="0"/>
+          <w:left w:val="none" w:color="auto" w:sz="0" w:space="0"/>
+          <w:bottom w:val="none" w:color="auto" w:sz="0" w:space="0"/>
+          <w:right w:val="none" w:color="auto" w:sz="0" w:space="0"/>
+          <w:insideH w:val="none" w:color="auto" w:sz="0" w:space="0"/>
+          <w:insideV w:val="none" w:color="auto" w:sz="0" w:space="0"/>
         </w:tblBorders>
+        <w:tblLayout w:type="autofit"/>
         <w:tblCellMar>
           <w:top w:w="0" w:type="dxa"/>
           <w:left w:w="10" w:type="dxa"/>
@@ -5693,15 +5771,13 @@
       </w:tblGrid>
       <w:tr>
         <w:tblPrEx>
-          <w:tblW w:w="8522" w:type="dxa"/>
-          <w:jc w:val="center"/>
           <w:tblBorders>
-            <w:top w:val="nil"/>
-            <w:left w:val="nil"/>
-            <w:bottom w:val="nil"/>
-            <w:right w:val="nil"/>
-            <w:insideH w:val="nil"/>
-            <w:insideV w:val="nil"/>
+            <w:top w:val="none" w:color="auto" w:sz="0" w:space="0"/>
+            <w:left w:val="none" w:color="auto" w:sz="0" w:space="0"/>
+            <w:bottom w:val="none" w:color="auto" w:sz="0" w:space="0"/>
+            <w:right w:val="none" w:color="auto" w:sz="0" w:space="0"/>
+            <w:insideH w:val="none" w:color="auto" w:sz="0" w:space="0"/>
+            <w:insideV w:val="none" w:color="auto" w:sz="0" w:space="0"/>
           </w:tblBorders>
           <w:tblCellMar>
             <w:top w:w="0" w:type="dxa"/>
@@ -5711,7 +5787,7 @@
           </w:tblCellMar>
         </w:tblPrEx>
         <w:trPr>
-          <w:trHeight w:val="0"/>
+          <w:trHeight w:val="0" w:hRule="atLeast"/>
           <w:tblHeader/>
           <w:jc w:val="center"/>
         </w:trPr>
@@ -5719,8 +5795,8 @@
           <w:tcPr>
             <w:tcW w:w="882" w:type="dxa"/>
             <w:tcBorders>
-              <w:top w:val="single" w:sz="12" w:space="0" w:color="auto"/>
-              <w:left w:val="single" w:sz="12" w:space="0" w:color="auto"/>
+              <w:top w:val="single" w:color="auto" w:sz="12" w:space="0"/>
+              <w:left w:val="single" w:color="auto" w:sz="12" w:space="0"/>
               <w:bottom w:val="nil"/>
               <w:right w:val="nil"/>
             </w:tcBorders>
@@ -5734,12 +5810,12 @@
           </w:tcPr>
           <w:p>
             <w:pPr>
-              <w:pStyle w:val="a1"/>
+              <w:pStyle w:val="31"/>
               <w:keepNext/>
               <w:bidi w:val="0"/>
               <w:snapToGrid w:val="0"/>
               <w:spacing w:line="240" w:lineRule="auto"/>
-              <w:ind w:left="0" w:right="0" w:firstLine="0" w:leftChars="0" w:rightChars="0" w:firstLineChars="0"/>
+              <w:ind w:left="0" w:leftChars="0" w:right="0" w:rightChars="0" w:firstLine="0" w:firstLineChars="0"/>
               <w:jc w:val="center"/>
               <w:rPr>
                 <w:b/>
@@ -5757,8 +5833,8 @@
           <w:tcPr>
             <w:tcW w:w="2645" w:type="dxa"/>
             <w:tcBorders>
-              <w:top w:val="single" w:sz="12" w:space="0" w:color="auto"/>
-              <w:left w:val="single" w:sz="4" w:space="0" w:color="auto"/>
+              <w:top w:val="single" w:color="auto" w:sz="12" w:space="0"/>
+              <w:left w:val="single" w:color="auto" w:sz="4" w:space="0"/>
               <w:bottom w:val="nil"/>
               <w:right w:val="nil"/>
             </w:tcBorders>
@@ -5772,12 +5848,12 @@
           </w:tcPr>
           <w:p>
             <w:pPr>
-              <w:pStyle w:val="a1"/>
+              <w:pStyle w:val="31"/>
               <w:keepNext/>
               <w:bidi w:val="0"/>
               <w:snapToGrid w:val="0"/>
               <w:spacing w:line="240" w:lineRule="auto"/>
-              <w:ind w:left="0" w:right="0" w:firstLine="0" w:leftChars="0" w:rightChars="0" w:firstLineChars="0"/>
+              <w:ind w:left="0" w:leftChars="0" w:right="0" w:rightChars="0" w:firstLine="0" w:firstLineChars="0"/>
               <w:jc w:val="center"/>
               <w:rPr>
                 <w:b/>
@@ -5795,8 +5871,8 @@
           <w:tcPr>
             <w:tcW w:w="4114" w:type="dxa"/>
             <w:tcBorders>
-              <w:top w:val="single" w:sz="12" w:space="0" w:color="auto"/>
-              <w:left w:val="single" w:sz="4" w:space="0" w:color="auto"/>
+              <w:top w:val="single" w:color="auto" w:sz="12" w:space="0"/>
+              <w:left w:val="single" w:color="auto" w:sz="4" w:space="0"/>
               <w:bottom w:val="nil"/>
               <w:right w:val="nil"/>
             </w:tcBorders>
@@ -5810,12 +5886,12 @@
           </w:tcPr>
           <w:p>
             <w:pPr>
-              <w:pStyle w:val="a1"/>
+              <w:pStyle w:val="31"/>
               <w:keepNext/>
               <w:bidi w:val="0"/>
               <w:snapToGrid w:val="0"/>
               <w:spacing w:line="240" w:lineRule="auto"/>
-              <w:ind w:left="0" w:right="0" w:firstLine="0" w:leftChars="0" w:rightChars="0" w:firstLineChars="0"/>
+              <w:ind w:left="0" w:leftChars="0" w:right="0" w:rightChars="0" w:firstLine="0" w:firstLineChars="0"/>
               <w:jc w:val="center"/>
               <w:rPr>
                 <w:b/>
@@ -5833,10 +5909,10 @@
           <w:tcPr>
             <w:tcW w:w="882" w:type="dxa"/>
             <w:tcBorders>
-              <w:top w:val="single" w:sz="12" w:space="0" w:color="auto"/>
-              <w:left w:val="single" w:sz="4" w:space="0" w:color="auto"/>
+              <w:top w:val="single" w:color="auto" w:sz="12" w:space="0"/>
+              <w:left w:val="single" w:color="auto" w:sz="4" w:space="0"/>
               <w:bottom w:val="nil"/>
-              <w:right w:val="single" w:sz="12" w:space="0" w:color="auto"/>
+              <w:right w:val="single" w:color="auto" w:sz="12" w:space="0"/>
             </w:tcBorders>
             <w:tcMar>
               <w:top w:w="60" w:type="dxa"/>
@@ -5848,12 +5924,12 @@
           </w:tcPr>
           <w:p>
             <w:pPr>
-              <w:pStyle w:val="a1"/>
+              <w:pStyle w:val="31"/>
               <w:keepNext/>
               <w:bidi w:val="0"/>
               <w:snapToGrid w:val="0"/>
               <w:spacing w:line="240" w:lineRule="auto"/>
-              <w:ind w:left="0" w:right="0" w:firstLine="0" w:leftChars="0" w:rightChars="0" w:firstLineChars="0"/>
+              <w:ind w:left="0" w:leftChars="0" w:right="0" w:rightChars="0" w:firstLine="0" w:firstLineChars="0"/>
               <w:jc w:val="center"/>
               <w:rPr>
                 <w:b/>
@@ -5870,8 +5946,14 @@
       </w:tr>
       <w:tr>
         <w:tblPrEx>
-          <w:tblW w:w="8522" w:type="dxa"/>
-          <w:jc w:val="center"/>
+          <w:tblBorders>
+            <w:top w:val="none" w:color="auto" w:sz="0" w:space="0"/>
+            <w:left w:val="none" w:color="auto" w:sz="0" w:space="0"/>
+            <w:bottom w:val="none" w:color="auto" w:sz="0" w:space="0"/>
+            <w:right w:val="none" w:color="auto" w:sz="0" w:space="0"/>
+            <w:insideH w:val="none" w:color="auto" w:sz="0" w:space="0"/>
+            <w:insideV w:val="none" w:color="auto" w:sz="0" w:space="0"/>
+          </w:tblBorders>
           <w:tblCellMar>
             <w:top w:w="0" w:type="dxa"/>
             <w:left w:w="10" w:type="dxa"/>
@@ -5880,15 +5962,15 @@
           </w:tblCellMar>
         </w:tblPrEx>
         <w:trPr>
-          <w:trHeight w:val="0"/>
+          <w:trHeight w:val="0" w:hRule="atLeast"/>
           <w:jc w:val="center"/>
         </w:trPr>
         <w:tc>
           <w:tcPr>
             <w:tcW w:w="882" w:type="dxa"/>
             <w:tcBorders>
-              <w:top w:val="single" w:sz="4" w:space="0" w:color="auto"/>
-              <w:left w:val="single" w:sz="12" w:space="0" w:color="auto"/>
+              <w:top w:val="single" w:color="auto" w:sz="4" w:space="0"/>
+              <w:left w:val="single" w:color="auto" w:sz="12" w:space="0"/>
               <w:bottom w:val="nil"/>
               <w:right w:val="nil"/>
             </w:tcBorders>
@@ -5902,12 +5984,12 @@
           </w:tcPr>
           <w:p>
             <w:pPr>
-              <w:pStyle w:val="a1"/>
+              <w:pStyle w:val="31"/>
               <w:keepNext/>
               <w:bidi w:val="0"/>
               <w:snapToGrid w:val="0"/>
               <w:spacing w:line="240" w:lineRule="auto"/>
-              <w:ind w:left="0" w:right="0" w:firstLine="0" w:leftChars="0" w:rightChars="0" w:firstLineChars="0"/>
+              <w:ind w:left="0" w:leftChars="0" w:right="0" w:rightChars="0" w:firstLine="0" w:firstLineChars="0"/>
               <w:jc w:val="center"/>
             </w:pPr>
             <w:r>
@@ -5919,8 +6001,8 @@
           <w:tcPr>
             <w:tcW w:w="2645" w:type="dxa"/>
             <w:tcBorders>
-              <w:top w:val="single" w:sz="4" w:space="0" w:color="auto"/>
-              <w:left w:val="single" w:sz="4" w:space="0" w:color="auto"/>
+              <w:top w:val="single" w:color="auto" w:sz="4" w:space="0"/>
+              <w:left w:val="single" w:color="auto" w:sz="4" w:space="0"/>
               <w:bottom w:val="nil"/>
               <w:right w:val="nil"/>
             </w:tcBorders>
@@ -5934,12 +6016,12 @@
           </w:tcPr>
           <w:p>
             <w:pPr>
-              <w:pStyle w:val="a1"/>
+              <w:pStyle w:val="31"/>
               <w:keepNext/>
               <w:bidi w:val="0"/>
               <w:snapToGrid w:val="0"/>
               <w:spacing w:line="240" w:lineRule="auto"/>
-              <w:ind w:left="0" w:right="0" w:firstLine="0" w:leftChars="0" w:rightChars="0" w:firstLineChars="0"/>
+              <w:ind w:left="0" w:leftChars="0" w:right="0" w:rightChars="0" w:firstLine="0" w:firstLineChars="0"/>
               <w:jc w:val="center"/>
             </w:pPr>
             <w:r>
@@ -5951,8 +6033,8 @@
           <w:tcPr>
             <w:tcW w:w="4114" w:type="dxa"/>
             <w:tcBorders>
-              <w:top w:val="single" w:sz="4" w:space="0" w:color="auto"/>
-              <w:left w:val="single" w:sz="4" w:space="0" w:color="auto"/>
+              <w:top w:val="single" w:color="auto" w:sz="4" w:space="0"/>
+              <w:left w:val="single" w:color="auto" w:sz="4" w:space="0"/>
               <w:bottom w:val="nil"/>
               <w:right w:val="nil"/>
             </w:tcBorders>
@@ -5966,12 +6048,12 @@
           </w:tcPr>
           <w:p>
             <w:pPr>
-              <w:pStyle w:val="a1"/>
+              <w:pStyle w:val="31"/>
               <w:keepNext/>
               <w:bidi w:val="0"/>
               <w:snapToGrid w:val="0"/>
               <w:spacing w:line="240" w:lineRule="auto"/>
-              <w:ind w:left="0" w:right="0" w:firstLine="0" w:leftChars="0" w:rightChars="0" w:firstLineChars="0"/>
+              <w:ind w:left="0" w:leftChars="0" w:right="0" w:rightChars="0" w:firstLine="0" w:firstLineChars="0"/>
               <w:jc w:val="left"/>
             </w:pPr>
             <w:r>
@@ -5983,10 +6065,10 @@
           <w:tcPr>
             <w:tcW w:w="882" w:type="dxa"/>
             <w:tcBorders>
-              <w:top w:val="single" w:sz="4" w:space="0" w:color="auto"/>
-              <w:left w:val="single" w:sz="4" w:space="0" w:color="auto"/>
+              <w:top w:val="single" w:color="auto" w:sz="4" w:space="0"/>
+              <w:left w:val="single" w:color="auto" w:sz="4" w:space="0"/>
               <w:bottom w:val="nil"/>
-              <w:right w:val="single" w:sz="12" w:space="0" w:color="auto"/>
+              <w:right w:val="single" w:color="auto" w:sz="12" w:space="0"/>
             </w:tcBorders>
             <w:tcMar>
               <w:top w:w="60" w:type="dxa"/>
@@ -5998,12 +6080,12 @@
           </w:tcPr>
           <w:p>
             <w:pPr>
-              <w:pStyle w:val="a1"/>
+              <w:pStyle w:val="31"/>
               <w:keepNext/>
               <w:bidi w:val="0"/>
               <w:snapToGrid w:val="0"/>
               <w:spacing w:line="240" w:lineRule="auto"/>
-              <w:ind w:left="0" w:right="0" w:firstLine="0" w:leftChars="0" w:rightChars="0" w:firstLineChars="0"/>
+              <w:ind w:left="0" w:leftChars="0" w:right="0" w:rightChars="0" w:firstLine="0" w:firstLineChars="0"/>
               <w:jc w:val="left"/>
             </w:pPr>
             <w:r>
@@ -6014,8 +6096,14 @@
       </w:tr>
       <w:tr>
         <w:tblPrEx>
-          <w:tblW w:w="8522" w:type="dxa"/>
-          <w:jc w:val="center"/>
+          <w:tblBorders>
+            <w:top w:val="none" w:color="auto" w:sz="0" w:space="0"/>
+            <w:left w:val="none" w:color="auto" w:sz="0" w:space="0"/>
+            <w:bottom w:val="none" w:color="auto" w:sz="0" w:space="0"/>
+            <w:right w:val="none" w:color="auto" w:sz="0" w:space="0"/>
+            <w:insideH w:val="none" w:color="auto" w:sz="0" w:space="0"/>
+            <w:insideV w:val="none" w:color="auto" w:sz="0" w:space="0"/>
+          </w:tblBorders>
           <w:tblCellMar>
             <w:top w:w="0" w:type="dxa"/>
             <w:left w:w="10" w:type="dxa"/>
@@ -6024,15 +6112,15 @@
           </w:tblCellMar>
         </w:tblPrEx>
         <w:trPr>
-          <w:trHeight w:val="0"/>
+          <w:trHeight w:val="0" w:hRule="atLeast"/>
           <w:jc w:val="center"/>
         </w:trPr>
         <w:tc>
           <w:tcPr>
             <w:tcW w:w="882" w:type="dxa"/>
             <w:tcBorders>
-              <w:top w:val="single" w:sz="4" w:space="0" w:color="auto"/>
-              <w:left w:val="single" w:sz="12" w:space="0" w:color="auto"/>
+              <w:top w:val="single" w:color="auto" w:sz="4" w:space="0"/>
+              <w:left w:val="single" w:color="auto" w:sz="12" w:space="0"/>
               <w:bottom w:val="nil"/>
               <w:right w:val="nil"/>
             </w:tcBorders>
@@ -6046,12 +6134,12 @@
           </w:tcPr>
           <w:p>
             <w:pPr>
-              <w:pStyle w:val="a1"/>
+              <w:pStyle w:val="31"/>
               <w:keepNext/>
               <w:bidi w:val="0"/>
               <w:snapToGrid w:val="0"/>
               <w:spacing w:line="240" w:lineRule="auto"/>
-              <w:ind w:left="0" w:right="0" w:firstLine="0" w:leftChars="0" w:rightChars="0" w:firstLineChars="0"/>
+              <w:ind w:left="0" w:leftChars="0" w:right="0" w:rightChars="0" w:firstLine="0" w:firstLineChars="0"/>
               <w:jc w:val="center"/>
             </w:pPr>
             <w:r>
@@ -6063,8 +6151,8 @@
           <w:tcPr>
             <w:tcW w:w="2645" w:type="dxa"/>
             <w:tcBorders>
-              <w:top w:val="single" w:sz="4" w:space="0" w:color="auto"/>
-              <w:left w:val="single" w:sz="4" w:space="0" w:color="auto"/>
+              <w:top w:val="single" w:color="auto" w:sz="4" w:space="0"/>
+              <w:left w:val="single" w:color="auto" w:sz="4" w:space="0"/>
               <w:bottom w:val="nil"/>
               <w:right w:val="nil"/>
             </w:tcBorders>
@@ -6078,12 +6166,12 @@
           </w:tcPr>
           <w:p>
             <w:pPr>
-              <w:pStyle w:val="a1"/>
+              <w:pStyle w:val="31"/>
               <w:keepNext/>
               <w:bidi w:val="0"/>
               <w:snapToGrid w:val="0"/>
               <w:spacing w:line="240" w:lineRule="auto"/>
-              <w:ind w:left="0" w:right="0" w:firstLine="0" w:leftChars="0" w:rightChars="0" w:firstLineChars="0"/>
+              <w:ind w:left="0" w:leftChars="0" w:right="0" w:rightChars="0" w:firstLine="0" w:firstLineChars="0"/>
               <w:jc w:val="center"/>
             </w:pPr>
             <w:r>
@@ -6095,8 +6183,8 @@
           <w:tcPr>
             <w:tcW w:w="4114" w:type="dxa"/>
             <w:tcBorders>
-              <w:top w:val="single" w:sz="4" w:space="0" w:color="auto"/>
-              <w:left w:val="single" w:sz="4" w:space="0" w:color="auto"/>
+              <w:top w:val="single" w:color="auto" w:sz="4" w:space="0"/>
+              <w:left w:val="single" w:color="auto" w:sz="4" w:space="0"/>
               <w:bottom w:val="nil"/>
               <w:right w:val="nil"/>
             </w:tcBorders>
@@ -6110,12 +6198,12 @@
           </w:tcPr>
           <w:p>
             <w:pPr>
-              <w:pStyle w:val="a1"/>
+              <w:pStyle w:val="31"/>
               <w:keepNext/>
               <w:bidi w:val="0"/>
               <w:snapToGrid w:val="0"/>
               <w:spacing w:line="240" w:lineRule="auto"/>
-              <w:ind w:left="0" w:right="0" w:firstLine="0" w:leftChars="0" w:rightChars="0" w:firstLineChars="0"/>
+              <w:ind w:left="0" w:leftChars="0" w:right="0" w:rightChars="0" w:firstLine="0" w:firstLineChars="0"/>
               <w:jc w:val="left"/>
             </w:pPr>
             <w:r>
@@ -6127,10 +6215,10 @@
           <w:tcPr>
             <w:tcW w:w="882" w:type="dxa"/>
             <w:tcBorders>
-              <w:top w:val="single" w:sz="4" w:space="0" w:color="auto"/>
-              <w:left w:val="single" w:sz="4" w:space="0" w:color="auto"/>
+              <w:top w:val="single" w:color="auto" w:sz="4" w:space="0"/>
+              <w:left w:val="single" w:color="auto" w:sz="4" w:space="0"/>
               <w:bottom w:val="nil"/>
-              <w:right w:val="single" w:sz="12" w:space="0" w:color="auto"/>
+              <w:right w:val="single" w:color="auto" w:sz="12" w:space="0"/>
             </w:tcBorders>
             <w:tcMar>
               <w:top w:w="60" w:type="dxa"/>
@@ -6142,12 +6230,12 @@
           </w:tcPr>
           <w:p>
             <w:pPr>
-              <w:pStyle w:val="a1"/>
+              <w:pStyle w:val="31"/>
               <w:keepNext/>
               <w:bidi w:val="0"/>
               <w:snapToGrid w:val="0"/>
               <w:spacing w:line="240" w:lineRule="auto"/>
-              <w:ind w:left="0" w:right="0" w:firstLine="0" w:leftChars="0" w:rightChars="0" w:firstLineChars="0"/>
+              <w:ind w:left="0" w:leftChars="0" w:right="0" w:rightChars="0" w:firstLine="0" w:firstLineChars="0"/>
               <w:jc w:val="left"/>
             </w:pPr>
             <w:r>
@@ -6158,8 +6246,14 @@
       </w:tr>
       <w:tr>
         <w:tblPrEx>
-          <w:tblW w:w="8522" w:type="dxa"/>
-          <w:jc w:val="center"/>
+          <w:tblBorders>
+            <w:top w:val="none" w:color="auto" w:sz="0" w:space="0"/>
+            <w:left w:val="none" w:color="auto" w:sz="0" w:space="0"/>
+            <w:bottom w:val="none" w:color="auto" w:sz="0" w:space="0"/>
+            <w:right w:val="none" w:color="auto" w:sz="0" w:space="0"/>
+            <w:insideH w:val="none" w:color="auto" w:sz="0" w:space="0"/>
+            <w:insideV w:val="none" w:color="auto" w:sz="0" w:space="0"/>
+          </w:tblBorders>
           <w:tblCellMar>
             <w:top w:w="0" w:type="dxa"/>
             <w:left w:w="10" w:type="dxa"/>
@@ -6168,15 +6262,15 @@
           </w:tblCellMar>
         </w:tblPrEx>
         <w:trPr>
-          <w:trHeight w:val="0"/>
+          <w:trHeight w:val="0" w:hRule="atLeast"/>
           <w:jc w:val="center"/>
         </w:trPr>
         <w:tc>
           <w:tcPr>
             <w:tcW w:w="882" w:type="dxa"/>
             <w:tcBorders>
-              <w:top w:val="single" w:sz="4" w:space="0" w:color="auto"/>
-              <w:left w:val="single" w:sz="12" w:space="0" w:color="auto"/>
+              <w:top w:val="single" w:color="auto" w:sz="4" w:space="0"/>
+              <w:left w:val="single" w:color="auto" w:sz="12" w:space="0"/>
               <w:bottom w:val="nil"/>
               <w:right w:val="nil"/>
             </w:tcBorders>
@@ -6190,12 +6284,12 @@
           </w:tcPr>
           <w:p>
             <w:pPr>
-              <w:pStyle w:val="a1"/>
+              <w:pStyle w:val="31"/>
               <w:keepNext/>
               <w:bidi w:val="0"/>
               <w:snapToGrid w:val="0"/>
               <w:spacing w:line="240" w:lineRule="auto"/>
-              <w:ind w:left="0" w:right="0" w:firstLine="0" w:leftChars="0" w:rightChars="0" w:firstLineChars="0"/>
+              <w:ind w:left="0" w:leftChars="0" w:right="0" w:rightChars="0" w:firstLine="0" w:firstLineChars="0"/>
               <w:jc w:val="center"/>
             </w:pPr>
             <w:r>
@@ -6207,8 +6301,8 @@
           <w:tcPr>
             <w:tcW w:w="2645" w:type="dxa"/>
             <w:tcBorders>
-              <w:top w:val="single" w:sz="4" w:space="0" w:color="auto"/>
-              <w:left w:val="single" w:sz="4" w:space="0" w:color="auto"/>
+              <w:top w:val="single" w:color="auto" w:sz="4" w:space="0"/>
+              <w:left w:val="single" w:color="auto" w:sz="4" w:space="0"/>
               <w:bottom w:val="nil"/>
               <w:right w:val="nil"/>
             </w:tcBorders>
@@ -6222,12 +6316,12 @@
           </w:tcPr>
           <w:p>
             <w:pPr>
-              <w:pStyle w:val="a1"/>
+              <w:pStyle w:val="31"/>
               <w:keepNext/>
               <w:bidi w:val="0"/>
               <w:snapToGrid w:val="0"/>
               <w:spacing w:line="240" w:lineRule="auto"/>
-              <w:ind w:left="0" w:right="0" w:firstLine="0" w:leftChars="0" w:rightChars="0" w:firstLineChars="0"/>
+              <w:ind w:left="0" w:leftChars="0" w:right="0" w:rightChars="0" w:firstLine="0" w:firstLineChars="0"/>
               <w:jc w:val="center"/>
             </w:pPr>
             <w:r>
@@ -6239,8 +6333,8 @@
           <w:tcPr>
             <w:tcW w:w="4114" w:type="dxa"/>
             <w:tcBorders>
-              <w:top w:val="single" w:sz="4" w:space="0" w:color="auto"/>
-              <w:left w:val="single" w:sz="4" w:space="0" w:color="auto"/>
+              <w:top w:val="single" w:color="auto" w:sz="4" w:space="0"/>
+              <w:left w:val="single" w:color="auto" w:sz="4" w:space="0"/>
               <w:bottom w:val="nil"/>
               <w:right w:val="nil"/>
             </w:tcBorders>
@@ -6254,12 +6348,12 @@
           </w:tcPr>
           <w:p>
             <w:pPr>
-              <w:pStyle w:val="a1"/>
+              <w:pStyle w:val="31"/>
               <w:keepNext/>
               <w:bidi w:val="0"/>
               <w:snapToGrid w:val="0"/>
               <w:spacing w:line="240" w:lineRule="auto"/>
-              <w:ind w:left="0" w:right="0" w:firstLine="0" w:leftChars="0" w:rightChars="0" w:firstLineChars="0"/>
+              <w:ind w:left="0" w:leftChars="0" w:right="0" w:rightChars="0" w:firstLine="0" w:firstLineChars="0"/>
               <w:jc w:val="left"/>
             </w:pPr>
             <w:r>
@@ -6271,10 +6365,10 @@
           <w:tcPr>
             <w:tcW w:w="882" w:type="dxa"/>
             <w:tcBorders>
-              <w:top w:val="single" w:sz="4" w:space="0" w:color="auto"/>
-              <w:left w:val="single" w:sz="4" w:space="0" w:color="auto"/>
+              <w:top w:val="single" w:color="auto" w:sz="4" w:space="0"/>
+              <w:left w:val="single" w:color="auto" w:sz="4" w:space="0"/>
               <w:bottom w:val="nil"/>
-              <w:right w:val="single" w:sz="12" w:space="0" w:color="auto"/>
+              <w:right w:val="single" w:color="auto" w:sz="12" w:space="0"/>
             </w:tcBorders>
             <w:tcMar>
               <w:top w:w="60" w:type="dxa"/>
@@ -6286,12 +6380,12 @@
           </w:tcPr>
           <w:p>
             <w:pPr>
-              <w:pStyle w:val="a1"/>
+              <w:pStyle w:val="31"/>
               <w:keepNext/>
               <w:bidi w:val="0"/>
               <w:snapToGrid w:val="0"/>
               <w:spacing w:line="240" w:lineRule="auto"/>
-              <w:ind w:left="0" w:right="0" w:firstLine="0" w:leftChars="0" w:rightChars="0" w:firstLineChars="0"/>
+              <w:ind w:left="0" w:leftChars="0" w:right="0" w:rightChars="0" w:firstLine="0" w:firstLineChars="0"/>
               <w:jc w:val="left"/>
             </w:pPr>
             <w:r>
@@ -6302,8 +6396,14 @@
       </w:tr>
       <w:tr>
         <w:tblPrEx>
-          <w:tblW w:w="8522" w:type="dxa"/>
-          <w:jc w:val="center"/>
+          <w:tblBorders>
+            <w:top w:val="none" w:color="auto" w:sz="0" w:space="0"/>
+            <w:left w:val="none" w:color="auto" w:sz="0" w:space="0"/>
+            <w:bottom w:val="none" w:color="auto" w:sz="0" w:space="0"/>
+            <w:right w:val="none" w:color="auto" w:sz="0" w:space="0"/>
+            <w:insideH w:val="none" w:color="auto" w:sz="0" w:space="0"/>
+            <w:insideV w:val="none" w:color="auto" w:sz="0" w:space="0"/>
+          </w:tblBorders>
           <w:tblCellMar>
             <w:top w:w="0" w:type="dxa"/>
             <w:left w:w="10" w:type="dxa"/>
@@ -6312,15 +6412,15 @@
           </w:tblCellMar>
         </w:tblPrEx>
         <w:trPr>
-          <w:trHeight w:val="0"/>
+          <w:trHeight w:val="0" w:hRule="atLeast"/>
           <w:jc w:val="center"/>
         </w:trPr>
         <w:tc>
           <w:tcPr>
             <w:tcW w:w="882" w:type="dxa"/>
             <w:tcBorders>
-              <w:top w:val="single" w:sz="4" w:space="0" w:color="auto"/>
-              <w:left w:val="single" w:sz="12" w:space="0" w:color="auto"/>
+              <w:top w:val="single" w:color="auto" w:sz="4" w:space="0"/>
+              <w:left w:val="single" w:color="auto" w:sz="12" w:space="0"/>
               <w:bottom w:val="nil"/>
               <w:right w:val="nil"/>
             </w:tcBorders>
@@ -6334,12 +6434,12 @@
           </w:tcPr>
           <w:p>
             <w:pPr>
-              <w:pStyle w:val="a1"/>
+              <w:pStyle w:val="31"/>
               <w:keepNext/>
               <w:bidi w:val="0"/>
               <w:snapToGrid w:val="0"/>
               <w:spacing w:line="240" w:lineRule="auto"/>
-              <w:ind w:left="0" w:right="0" w:firstLine="0" w:leftChars="0" w:rightChars="0" w:firstLineChars="0"/>
+              <w:ind w:left="0" w:leftChars="0" w:right="0" w:rightChars="0" w:firstLine="0" w:firstLineChars="0"/>
               <w:jc w:val="center"/>
             </w:pPr>
             <w:r>
@@ -6351,8 +6451,8 @@
           <w:tcPr>
             <w:tcW w:w="2645" w:type="dxa"/>
             <w:tcBorders>
-              <w:top w:val="single" w:sz="4" w:space="0" w:color="auto"/>
-              <w:left w:val="single" w:sz="4" w:space="0" w:color="auto"/>
+              <w:top w:val="single" w:color="auto" w:sz="4" w:space="0"/>
+              <w:left w:val="single" w:color="auto" w:sz="4" w:space="0"/>
               <w:bottom w:val="nil"/>
               <w:right w:val="nil"/>
             </w:tcBorders>
@@ -6366,12 +6466,12 @@
           </w:tcPr>
           <w:p>
             <w:pPr>
-              <w:pStyle w:val="a1"/>
+              <w:pStyle w:val="31"/>
               <w:keepNext/>
               <w:bidi w:val="0"/>
               <w:snapToGrid w:val="0"/>
               <w:spacing w:line="240" w:lineRule="auto"/>
-              <w:ind w:left="0" w:right="0" w:firstLine="0" w:leftChars="0" w:rightChars="0" w:firstLineChars="0"/>
+              <w:ind w:left="0" w:leftChars="0" w:right="0" w:rightChars="0" w:firstLine="0" w:firstLineChars="0"/>
               <w:jc w:val="center"/>
             </w:pPr>
             <w:r>
@@ -6383,8 +6483,8 @@
           <w:tcPr>
             <w:tcW w:w="4114" w:type="dxa"/>
             <w:tcBorders>
-              <w:top w:val="single" w:sz="4" w:space="0" w:color="auto"/>
-              <w:left w:val="single" w:sz="4" w:space="0" w:color="auto"/>
+              <w:top w:val="single" w:color="auto" w:sz="4" w:space="0"/>
+              <w:left w:val="single" w:color="auto" w:sz="4" w:space="0"/>
               <w:bottom w:val="nil"/>
               <w:right w:val="nil"/>
             </w:tcBorders>
@@ -6398,12 +6498,12 @@
           </w:tcPr>
           <w:p>
             <w:pPr>
-              <w:pStyle w:val="a1"/>
+              <w:pStyle w:val="31"/>
               <w:keepNext/>
               <w:bidi w:val="0"/>
               <w:snapToGrid w:val="0"/>
               <w:spacing w:line="240" w:lineRule="auto"/>
-              <w:ind w:left="0" w:right="0" w:firstLine="0" w:leftChars="0" w:rightChars="0" w:firstLineChars="0"/>
+              <w:ind w:left="0" w:leftChars="0" w:right="0" w:rightChars="0" w:firstLine="0" w:firstLineChars="0"/>
               <w:jc w:val="left"/>
             </w:pPr>
             <w:r>
@@ -6415,10 +6515,10 @@
           <w:tcPr>
             <w:tcW w:w="882" w:type="dxa"/>
             <w:tcBorders>
-              <w:top w:val="single" w:sz="4" w:space="0" w:color="auto"/>
-              <w:left w:val="single" w:sz="4" w:space="0" w:color="auto"/>
+              <w:top w:val="single" w:color="auto" w:sz="4" w:space="0"/>
+              <w:left w:val="single" w:color="auto" w:sz="4" w:space="0"/>
               <w:bottom w:val="nil"/>
-              <w:right w:val="single" w:sz="12" w:space="0" w:color="auto"/>
+              <w:right w:val="single" w:color="auto" w:sz="12" w:space="0"/>
             </w:tcBorders>
             <w:tcMar>
               <w:top w:w="60" w:type="dxa"/>
@@ -6430,12 +6530,12 @@
           </w:tcPr>
           <w:p>
             <w:pPr>
-              <w:pStyle w:val="a1"/>
+              <w:pStyle w:val="31"/>
               <w:keepNext/>
               <w:bidi w:val="0"/>
               <w:snapToGrid w:val="0"/>
               <w:spacing w:line="240" w:lineRule="auto"/>
-              <w:ind w:left="0" w:right="0" w:firstLine="0" w:leftChars="0" w:rightChars="0" w:firstLineChars="0"/>
+              <w:ind w:left="0" w:leftChars="0" w:right="0" w:rightChars="0" w:firstLine="0" w:firstLineChars="0"/>
               <w:jc w:val="left"/>
             </w:pPr>
             <w:r>
@@ -6446,8 +6546,14 @@
       </w:tr>
       <w:tr>
         <w:tblPrEx>
-          <w:tblW w:w="8522" w:type="dxa"/>
-          <w:jc w:val="center"/>
+          <w:tblBorders>
+            <w:top w:val="none" w:color="auto" w:sz="0" w:space="0"/>
+            <w:left w:val="none" w:color="auto" w:sz="0" w:space="0"/>
+            <w:bottom w:val="none" w:color="auto" w:sz="0" w:space="0"/>
+            <w:right w:val="none" w:color="auto" w:sz="0" w:space="0"/>
+            <w:insideH w:val="none" w:color="auto" w:sz="0" w:space="0"/>
+            <w:insideV w:val="none" w:color="auto" w:sz="0" w:space="0"/>
+          </w:tblBorders>
           <w:tblCellMar>
             <w:top w:w="0" w:type="dxa"/>
             <w:left w:w="10" w:type="dxa"/>
@@ -6456,15 +6562,15 @@
           </w:tblCellMar>
         </w:tblPrEx>
         <w:trPr>
-          <w:trHeight w:val="0"/>
+          <w:trHeight w:val="0" w:hRule="atLeast"/>
           <w:jc w:val="center"/>
         </w:trPr>
         <w:tc>
           <w:tcPr>
             <w:tcW w:w="882" w:type="dxa"/>
             <w:tcBorders>
-              <w:top w:val="single" w:sz="4" w:space="0" w:color="auto"/>
-              <w:left w:val="single" w:sz="12" w:space="0" w:color="auto"/>
+              <w:top w:val="single" w:color="auto" w:sz="4" w:space="0"/>
+              <w:left w:val="single" w:color="auto" w:sz="12" w:space="0"/>
               <w:bottom w:val="nil"/>
               <w:right w:val="nil"/>
             </w:tcBorders>
@@ -6478,12 +6584,12 @@
           </w:tcPr>
           <w:p>
             <w:pPr>
-              <w:pStyle w:val="a1"/>
+              <w:pStyle w:val="31"/>
               <w:keepNext/>
               <w:bidi w:val="0"/>
               <w:snapToGrid w:val="0"/>
               <w:spacing w:line="240" w:lineRule="auto"/>
-              <w:ind w:left="0" w:right="0" w:firstLine="0" w:leftChars="0" w:rightChars="0" w:firstLineChars="0"/>
+              <w:ind w:left="0" w:leftChars="0" w:right="0" w:rightChars="0" w:firstLine="0" w:firstLineChars="0"/>
               <w:jc w:val="center"/>
             </w:pPr>
             <w:r>
@@ -6495,8 +6601,8 @@
           <w:tcPr>
             <w:tcW w:w="2645" w:type="dxa"/>
             <w:tcBorders>
-              <w:top w:val="single" w:sz="4" w:space="0" w:color="auto"/>
-              <w:left w:val="single" w:sz="4" w:space="0" w:color="auto"/>
+              <w:top w:val="single" w:color="auto" w:sz="4" w:space="0"/>
+              <w:left w:val="single" w:color="auto" w:sz="4" w:space="0"/>
               <w:bottom w:val="nil"/>
               <w:right w:val="nil"/>
             </w:tcBorders>
@@ -6510,12 +6616,12 @@
           </w:tcPr>
           <w:p>
             <w:pPr>
-              <w:pStyle w:val="a1"/>
+              <w:pStyle w:val="31"/>
               <w:keepNext/>
               <w:bidi w:val="0"/>
               <w:snapToGrid w:val="0"/>
               <w:spacing w:line="240" w:lineRule="auto"/>
-              <w:ind w:left="0" w:right="0" w:firstLine="0" w:leftChars="0" w:rightChars="0" w:firstLineChars="0"/>
+              <w:ind w:left="0" w:leftChars="0" w:right="0" w:rightChars="0" w:firstLine="0" w:firstLineChars="0"/>
               <w:jc w:val="center"/>
             </w:pPr>
             <w:r>
@@ -6527,8 +6633,8 @@
           <w:tcPr>
             <w:tcW w:w="4114" w:type="dxa"/>
             <w:tcBorders>
-              <w:top w:val="single" w:sz="4" w:space="0" w:color="auto"/>
-              <w:left w:val="single" w:sz="4" w:space="0" w:color="auto"/>
+              <w:top w:val="single" w:color="auto" w:sz="4" w:space="0"/>
+              <w:left w:val="single" w:color="auto" w:sz="4" w:space="0"/>
               <w:bottom w:val="nil"/>
               <w:right w:val="nil"/>
             </w:tcBorders>
@@ -6542,12 +6648,12 @@
           </w:tcPr>
           <w:p>
             <w:pPr>
-              <w:pStyle w:val="a1"/>
+              <w:pStyle w:val="31"/>
               <w:keepNext/>
               <w:bidi w:val="0"/>
               <w:snapToGrid w:val="0"/>
               <w:spacing w:line="240" w:lineRule="auto"/>
-              <w:ind w:left="0" w:right="0" w:firstLine="0" w:leftChars="0" w:rightChars="0" w:firstLineChars="0"/>
+              <w:ind w:left="0" w:leftChars="0" w:right="0" w:rightChars="0" w:firstLine="0" w:firstLineChars="0"/>
               <w:jc w:val="left"/>
             </w:pPr>
             <w:r>
@@ -6559,10 +6665,10 @@
           <w:tcPr>
             <w:tcW w:w="882" w:type="dxa"/>
             <w:tcBorders>
-              <w:top w:val="single" w:sz="4" w:space="0" w:color="auto"/>
-              <w:left w:val="single" w:sz="4" w:space="0" w:color="auto"/>
+              <w:top w:val="single" w:color="auto" w:sz="4" w:space="0"/>
+              <w:left w:val="single" w:color="auto" w:sz="4" w:space="0"/>
               <w:bottom w:val="nil"/>
-              <w:right w:val="single" w:sz="12" w:space="0" w:color="auto"/>
+              <w:right w:val="single" w:color="auto" w:sz="12" w:space="0"/>
             </w:tcBorders>
             <w:tcMar>
               <w:top w:w="60" w:type="dxa"/>
@@ -6574,12 +6680,12 @@
           </w:tcPr>
           <w:p>
             <w:pPr>
-              <w:pStyle w:val="a1"/>
+              <w:pStyle w:val="31"/>
               <w:keepNext/>
               <w:bidi w:val="0"/>
               <w:snapToGrid w:val="0"/>
               <w:spacing w:line="240" w:lineRule="auto"/>
-              <w:ind w:left="0" w:right="0" w:firstLine="0" w:leftChars="0" w:rightChars="0" w:firstLineChars="0"/>
+              <w:ind w:left="0" w:leftChars="0" w:right="0" w:rightChars="0" w:firstLine="0" w:firstLineChars="0"/>
               <w:jc w:val="left"/>
             </w:pPr>
             <w:r>
@@ -6590,8 +6696,14 @@
       </w:tr>
       <w:tr>
         <w:tblPrEx>
-          <w:tblW w:w="8522" w:type="dxa"/>
-          <w:jc w:val="center"/>
+          <w:tblBorders>
+            <w:top w:val="none" w:color="auto" w:sz="0" w:space="0"/>
+            <w:left w:val="none" w:color="auto" w:sz="0" w:space="0"/>
+            <w:bottom w:val="none" w:color="auto" w:sz="0" w:space="0"/>
+            <w:right w:val="none" w:color="auto" w:sz="0" w:space="0"/>
+            <w:insideH w:val="none" w:color="auto" w:sz="0" w:space="0"/>
+            <w:insideV w:val="none" w:color="auto" w:sz="0" w:space="0"/>
+          </w:tblBorders>
           <w:tblCellMar>
             <w:top w:w="0" w:type="dxa"/>
             <w:left w:w="10" w:type="dxa"/>
@@ -6600,15 +6712,15 @@
           </w:tblCellMar>
         </w:tblPrEx>
         <w:trPr>
-          <w:trHeight w:val="0"/>
+          <w:trHeight w:val="0" w:hRule="atLeast"/>
           <w:jc w:val="center"/>
         </w:trPr>
         <w:tc>
           <w:tcPr>
             <w:tcW w:w="882" w:type="dxa"/>
             <w:tcBorders>
-              <w:top w:val="single" w:sz="4" w:space="0" w:color="auto"/>
-              <w:left w:val="single" w:sz="12" w:space="0" w:color="auto"/>
+              <w:top w:val="single" w:color="auto" w:sz="4" w:space="0"/>
+              <w:left w:val="single" w:color="auto" w:sz="12" w:space="0"/>
               <w:bottom w:val="nil"/>
               <w:right w:val="nil"/>
             </w:tcBorders>
@@ -6622,12 +6734,12 @@
           </w:tcPr>
           <w:p>
             <w:pPr>
-              <w:pStyle w:val="a1"/>
+              <w:pStyle w:val="31"/>
               <w:keepNext/>
               <w:bidi w:val="0"/>
               <w:snapToGrid w:val="0"/>
               <w:spacing w:line="240" w:lineRule="auto"/>
-              <w:ind w:left="0" w:right="0" w:firstLine="0" w:leftChars="0" w:rightChars="0" w:firstLineChars="0"/>
+              <w:ind w:left="0" w:leftChars="0" w:right="0" w:rightChars="0" w:firstLine="0" w:firstLineChars="0"/>
               <w:jc w:val="center"/>
             </w:pPr>
             <w:r>
@@ -6639,8 +6751,8 @@
           <w:tcPr>
             <w:tcW w:w="2645" w:type="dxa"/>
             <w:tcBorders>
-              <w:top w:val="single" w:sz="4" w:space="0" w:color="auto"/>
-              <w:left w:val="single" w:sz="4" w:space="0" w:color="auto"/>
+              <w:top w:val="single" w:color="auto" w:sz="4" w:space="0"/>
+              <w:left w:val="single" w:color="auto" w:sz="4" w:space="0"/>
               <w:bottom w:val="nil"/>
               <w:right w:val="nil"/>
             </w:tcBorders>
@@ -6654,12 +6766,12 @@
           </w:tcPr>
           <w:p>
             <w:pPr>
-              <w:pStyle w:val="a1"/>
+              <w:pStyle w:val="31"/>
               <w:keepNext/>
               <w:bidi w:val="0"/>
               <w:snapToGrid w:val="0"/>
               <w:spacing w:line="240" w:lineRule="auto"/>
-              <w:ind w:left="0" w:right="0" w:firstLine="0" w:leftChars="0" w:rightChars="0" w:firstLineChars="0"/>
+              <w:ind w:left="0" w:leftChars="0" w:right="0" w:rightChars="0" w:firstLine="0" w:firstLineChars="0"/>
               <w:jc w:val="center"/>
             </w:pPr>
             <w:r>
@@ -6671,8 +6783,8 @@
           <w:tcPr>
             <w:tcW w:w="4114" w:type="dxa"/>
             <w:tcBorders>
-              <w:top w:val="single" w:sz="4" w:space="0" w:color="auto"/>
-              <w:left w:val="single" w:sz="4" w:space="0" w:color="auto"/>
+              <w:top w:val="single" w:color="auto" w:sz="4" w:space="0"/>
+              <w:left w:val="single" w:color="auto" w:sz="4" w:space="0"/>
               <w:bottom w:val="nil"/>
               <w:right w:val="nil"/>
             </w:tcBorders>
@@ -6686,12 +6798,12 @@
           </w:tcPr>
           <w:p>
             <w:pPr>
-              <w:pStyle w:val="a1"/>
+              <w:pStyle w:val="31"/>
               <w:keepNext/>
               <w:bidi w:val="0"/>
               <w:snapToGrid w:val="0"/>
               <w:spacing w:line="240" w:lineRule="auto"/>
-              <w:ind w:left="0" w:right="0" w:firstLine="0" w:leftChars="0" w:rightChars="0" w:firstLineChars="0"/>
+              <w:ind w:left="0" w:leftChars="0" w:right="0" w:rightChars="0" w:firstLine="0" w:firstLineChars="0"/>
               <w:jc w:val="left"/>
             </w:pPr>
             <w:r>
@@ -6703,10 +6815,10 @@
           <w:tcPr>
             <w:tcW w:w="882" w:type="dxa"/>
             <w:tcBorders>
-              <w:top w:val="single" w:sz="4" w:space="0" w:color="auto"/>
-              <w:left w:val="single" w:sz="4" w:space="0" w:color="auto"/>
+              <w:top w:val="single" w:color="auto" w:sz="4" w:space="0"/>
+              <w:left w:val="single" w:color="auto" w:sz="4" w:space="0"/>
               <w:bottom w:val="nil"/>
-              <w:right w:val="single" w:sz="12" w:space="0" w:color="auto"/>
+              <w:right w:val="single" w:color="auto" w:sz="12" w:space="0"/>
             </w:tcBorders>
             <w:tcMar>
               <w:top w:w="60" w:type="dxa"/>
@@ -6718,12 +6830,12 @@
           </w:tcPr>
           <w:p>
             <w:pPr>
-              <w:pStyle w:val="a1"/>
+              <w:pStyle w:val="31"/>
               <w:keepNext/>
               <w:bidi w:val="0"/>
               <w:snapToGrid w:val="0"/>
               <w:spacing w:line="240" w:lineRule="auto"/>
-              <w:ind w:left="0" w:right="0" w:firstLine="0" w:leftChars="0" w:rightChars="0" w:firstLineChars="0"/>
+              <w:ind w:left="0" w:leftChars="0" w:right="0" w:rightChars="0" w:firstLine="0" w:firstLineChars="0"/>
               <w:jc w:val="left"/>
             </w:pPr>
             <w:r>
@@ -6734,8 +6846,14 @@
       </w:tr>
       <w:tr>
         <w:tblPrEx>
-          <w:tblW w:w="8522" w:type="dxa"/>
-          <w:jc w:val="center"/>
+          <w:tblBorders>
+            <w:top w:val="none" w:color="auto" w:sz="0" w:space="0"/>
+            <w:left w:val="none" w:color="auto" w:sz="0" w:space="0"/>
+            <w:bottom w:val="none" w:color="auto" w:sz="0" w:space="0"/>
+            <w:right w:val="none" w:color="auto" w:sz="0" w:space="0"/>
+            <w:insideH w:val="none" w:color="auto" w:sz="0" w:space="0"/>
+            <w:insideV w:val="none" w:color="auto" w:sz="0" w:space="0"/>
+          </w:tblBorders>
           <w:tblCellMar>
             <w:top w:w="0" w:type="dxa"/>
             <w:left w:w="10" w:type="dxa"/>
@@ -6744,15 +6862,15 @@
           </w:tblCellMar>
         </w:tblPrEx>
         <w:trPr>
-          <w:trHeight w:val="0"/>
+          <w:trHeight w:val="0" w:hRule="atLeast"/>
           <w:jc w:val="center"/>
         </w:trPr>
         <w:tc>
           <w:tcPr>
             <w:tcW w:w="882" w:type="dxa"/>
             <w:tcBorders>
-              <w:top w:val="single" w:sz="4" w:space="0" w:color="auto"/>
-              <w:left w:val="single" w:sz="12" w:space="0" w:color="auto"/>
+              <w:top w:val="single" w:color="auto" w:sz="4" w:space="0"/>
+              <w:left w:val="single" w:color="auto" w:sz="12" w:space="0"/>
               <w:bottom w:val="nil"/>
               <w:right w:val="nil"/>
             </w:tcBorders>
@@ -6766,12 +6884,12 @@
           </w:tcPr>
           <w:p>
             <w:pPr>
-              <w:pStyle w:val="a1"/>
+              <w:pStyle w:val="31"/>
               <w:keepNext/>
               <w:bidi w:val="0"/>
               <w:snapToGrid w:val="0"/>
               <w:spacing w:line="240" w:lineRule="auto"/>
-              <w:ind w:left="0" w:right="0" w:firstLine="0" w:leftChars="0" w:rightChars="0" w:firstLineChars="0"/>
+              <w:ind w:left="0" w:leftChars="0" w:right="0" w:rightChars="0" w:firstLine="0" w:firstLineChars="0"/>
               <w:jc w:val="center"/>
             </w:pPr>
             <w:r>
@@ -6783,8 +6901,8 @@
           <w:tcPr>
             <w:tcW w:w="2645" w:type="dxa"/>
             <w:tcBorders>
-              <w:top w:val="single" w:sz="4" w:space="0" w:color="auto"/>
-              <w:left w:val="single" w:sz="4" w:space="0" w:color="auto"/>
+              <w:top w:val="single" w:color="auto" w:sz="4" w:space="0"/>
+              <w:left w:val="single" w:color="auto" w:sz="4" w:space="0"/>
               <w:bottom w:val="nil"/>
               <w:right w:val="nil"/>
             </w:tcBorders>
@@ -6798,12 +6916,12 @@
           </w:tcPr>
           <w:p>
             <w:pPr>
-              <w:pStyle w:val="a1"/>
+              <w:pStyle w:val="31"/>
               <w:keepNext/>
               <w:bidi w:val="0"/>
               <w:snapToGrid w:val="0"/>
               <w:spacing w:line="240" w:lineRule="auto"/>
-              <w:ind w:left="0" w:right="0" w:firstLine="0" w:leftChars="0" w:rightChars="0" w:firstLineChars="0"/>
+              <w:ind w:left="0" w:leftChars="0" w:right="0" w:rightChars="0" w:firstLine="0" w:firstLineChars="0"/>
               <w:jc w:val="center"/>
             </w:pPr>
             <w:r>
@@ -6815,8 +6933,8 @@
           <w:tcPr>
             <w:tcW w:w="4114" w:type="dxa"/>
             <w:tcBorders>
-              <w:top w:val="single" w:sz="4" w:space="0" w:color="auto"/>
-              <w:left w:val="single" w:sz="4" w:space="0" w:color="auto"/>
+              <w:top w:val="single" w:color="auto" w:sz="4" w:space="0"/>
+              <w:left w:val="single" w:color="auto" w:sz="4" w:space="0"/>
               <w:bottom w:val="nil"/>
               <w:right w:val="nil"/>
             </w:tcBorders>
@@ -6830,12 +6948,12 @@
           </w:tcPr>
           <w:p>
             <w:pPr>
-              <w:pStyle w:val="a1"/>
+              <w:pStyle w:val="31"/>
               <w:keepNext/>
               <w:bidi w:val="0"/>
               <w:snapToGrid w:val="0"/>
               <w:spacing w:line="240" w:lineRule="auto"/>
-              <w:ind w:left="0" w:right="0" w:firstLine="0" w:leftChars="0" w:rightChars="0" w:firstLineChars="0"/>
+              <w:ind w:left="0" w:leftChars="0" w:right="0" w:rightChars="0" w:firstLine="0" w:firstLineChars="0"/>
               <w:jc w:val="left"/>
             </w:pPr>
             <w:r>
@@ -6847,10 +6965,10 @@
           <w:tcPr>
             <w:tcW w:w="882" w:type="dxa"/>
             <w:tcBorders>
-              <w:top w:val="single" w:sz="4" w:space="0" w:color="auto"/>
-              <w:left w:val="single" w:sz="4" w:space="0" w:color="auto"/>
+              <w:top w:val="single" w:color="auto" w:sz="4" w:space="0"/>
+              <w:left w:val="single" w:color="auto" w:sz="4" w:space="0"/>
               <w:bottom w:val="nil"/>
-              <w:right w:val="single" w:sz="12" w:space="0" w:color="auto"/>
+              <w:right w:val="single" w:color="auto" w:sz="12" w:space="0"/>
             </w:tcBorders>
             <w:tcMar>
               <w:top w:w="60" w:type="dxa"/>
@@ -6862,12 +6980,12 @@
           </w:tcPr>
           <w:p>
             <w:pPr>
-              <w:pStyle w:val="a1"/>
+              <w:pStyle w:val="31"/>
               <w:keepNext/>
               <w:bidi w:val="0"/>
               <w:snapToGrid w:val="0"/>
               <w:spacing w:line="240" w:lineRule="auto"/>
-              <w:ind w:left="0" w:right="0" w:firstLine="0" w:leftChars="0" w:rightChars="0" w:firstLineChars="0"/>
+              <w:ind w:left="0" w:leftChars="0" w:right="0" w:rightChars="0" w:firstLine="0" w:firstLineChars="0"/>
               <w:jc w:val="left"/>
             </w:pPr>
             <w:r>
@@ -6878,8 +6996,14 @@
       </w:tr>
       <w:tr>
         <w:tblPrEx>
-          <w:tblW w:w="8522" w:type="dxa"/>
-          <w:jc w:val="center"/>
+          <w:tblBorders>
+            <w:top w:val="none" w:color="auto" w:sz="0" w:space="0"/>
+            <w:left w:val="none" w:color="auto" w:sz="0" w:space="0"/>
+            <w:bottom w:val="none" w:color="auto" w:sz="0" w:space="0"/>
+            <w:right w:val="none" w:color="auto" w:sz="0" w:space="0"/>
+            <w:insideH w:val="none" w:color="auto" w:sz="0" w:space="0"/>
+            <w:insideV w:val="none" w:color="auto" w:sz="0" w:space="0"/>
+          </w:tblBorders>
           <w:tblCellMar>
             <w:top w:w="0" w:type="dxa"/>
             <w:left w:w="10" w:type="dxa"/>
@@ -6888,15 +7012,15 @@
           </w:tblCellMar>
         </w:tblPrEx>
         <w:trPr>
-          <w:trHeight w:val="0"/>
+          <w:trHeight w:val="0" w:hRule="atLeast"/>
           <w:jc w:val="center"/>
         </w:trPr>
         <w:tc>
           <w:tcPr>
             <w:tcW w:w="882" w:type="dxa"/>
             <w:tcBorders>
-              <w:top w:val="single" w:sz="4" w:space="0" w:color="auto"/>
-              <w:left w:val="single" w:sz="12" w:space="0" w:color="auto"/>
+              <w:top w:val="single" w:color="auto" w:sz="4" w:space="0"/>
+              <w:left w:val="single" w:color="auto" w:sz="12" w:space="0"/>
               <w:bottom w:val="nil"/>
               <w:right w:val="nil"/>
             </w:tcBorders>
@@ -6910,12 +7034,12 @@
           </w:tcPr>
           <w:p>
             <w:pPr>
-              <w:pStyle w:val="a1"/>
+              <w:pStyle w:val="31"/>
               <w:keepNext/>
               <w:bidi w:val="0"/>
               <w:snapToGrid w:val="0"/>
               <w:spacing w:line="240" w:lineRule="auto"/>
-              <w:ind w:left="0" w:right="0" w:firstLine="0" w:leftChars="0" w:rightChars="0" w:firstLineChars="0"/>
+              <w:ind w:left="0" w:leftChars="0" w:right="0" w:rightChars="0" w:firstLine="0" w:firstLineChars="0"/>
               <w:jc w:val="center"/>
             </w:pPr>
             <w:r>
@@ -6927,8 +7051,8 @@
           <w:tcPr>
             <w:tcW w:w="2645" w:type="dxa"/>
             <w:tcBorders>
-              <w:top w:val="single" w:sz="4" w:space="0" w:color="auto"/>
-              <w:left w:val="single" w:sz="4" w:space="0" w:color="auto"/>
+              <w:top w:val="single" w:color="auto" w:sz="4" w:space="0"/>
+              <w:left w:val="single" w:color="auto" w:sz="4" w:space="0"/>
               <w:bottom w:val="nil"/>
               <w:right w:val="nil"/>
             </w:tcBorders>
@@ -6942,12 +7066,12 @@
           </w:tcPr>
           <w:p>
             <w:pPr>
-              <w:pStyle w:val="a1"/>
+              <w:pStyle w:val="31"/>
               <w:keepNext/>
               <w:bidi w:val="0"/>
               <w:snapToGrid w:val="0"/>
               <w:spacing w:line="240" w:lineRule="auto"/>
-              <w:ind w:left="0" w:right="0" w:firstLine="0" w:leftChars="0" w:rightChars="0" w:firstLineChars="0"/>
+              <w:ind w:left="0" w:leftChars="0" w:right="0" w:rightChars="0" w:firstLine="0" w:firstLineChars="0"/>
               <w:jc w:val="center"/>
             </w:pPr>
             <w:r>
@@ -6959,8 +7083,8 @@
           <w:tcPr>
             <w:tcW w:w="4114" w:type="dxa"/>
             <w:tcBorders>
-              <w:top w:val="single" w:sz="4" w:space="0" w:color="auto"/>
-              <w:left w:val="single" w:sz="4" w:space="0" w:color="auto"/>
+              <w:top w:val="single" w:color="auto" w:sz="4" w:space="0"/>
+              <w:left w:val="single" w:color="auto" w:sz="4" w:space="0"/>
               <w:bottom w:val="nil"/>
               <w:right w:val="nil"/>
             </w:tcBorders>
@@ -6974,12 +7098,12 @@
           </w:tcPr>
           <w:p>
             <w:pPr>
-              <w:pStyle w:val="a1"/>
+              <w:pStyle w:val="31"/>
               <w:keepNext/>
               <w:bidi w:val="0"/>
               <w:snapToGrid w:val="0"/>
               <w:spacing w:line="240" w:lineRule="auto"/>
-              <w:ind w:left="0" w:right="0" w:firstLine="0" w:leftChars="0" w:rightChars="0" w:firstLineChars="0"/>
+              <w:ind w:left="0" w:leftChars="0" w:right="0" w:rightChars="0" w:firstLine="0" w:firstLineChars="0"/>
               <w:jc w:val="left"/>
             </w:pPr>
             <w:r>
@@ -6991,10 +7115,10 @@
           <w:tcPr>
             <w:tcW w:w="882" w:type="dxa"/>
             <w:tcBorders>
-              <w:top w:val="single" w:sz="4" w:space="0" w:color="auto"/>
-              <w:left w:val="single" w:sz="4" w:space="0" w:color="auto"/>
+              <w:top w:val="single" w:color="auto" w:sz="4" w:space="0"/>
+              <w:left w:val="single" w:color="auto" w:sz="4" w:space="0"/>
               <w:bottom w:val="nil"/>
-              <w:right w:val="single" w:sz="12" w:space="0" w:color="auto"/>
+              <w:right w:val="single" w:color="auto" w:sz="12" w:space="0"/>
             </w:tcBorders>
             <w:tcMar>
               <w:top w:w="60" w:type="dxa"/>
@@ -7006,12 +7130,12 @@
           </w:tcPr>
           <w:p>
             <w:pPr>
-              <w:pStyle w:val="a1"/>
+              <w:pStyle w:val="31"/>
               <w:keepNext/>
               <w:bidi w:val="0"/>
               <w:snapToGrid w:val="0"/>
               <w:spacing w:line="240" w:lineRule="auto"/>
-              <w:ind w:left="0" w:right="0" w:firstLine="0" w:leftChars="0" w:rightChars="0" w:firstLineChars="0"/>
+              <w:ind w:left="0" w:leftChars="0" w:right="0" w:rightChars="0" w:firstLine="0" w:firstLineChars="0"/>
               <w:jc w:val="left"/>
             </w:pPr>
             <w:r>
@@ -7022,8 +7146,14 @@
       </w:tr>
       <w:tr>
         <w:tblPrEx>
-          <w:tblW w:w="8522" w:type="dxa"/>
-          <w:jc w:val="center"/>
+          <w:tblBorders>
+            <w:top w:val="none" w:color="auto" w:sz="0" w:space="0"/>
+            <w:left w:val="none" w:color="auto" w:sz="0" w:space="0"/>
+            <w:bottom w:val="none" w:color="auto" w:sz="0" w:space="0"/>
+            <w:right w:val="none" w:color="auto" w:sz="0" w:space="0"/>
+            <w:insideH w:val="none" w:color="auto" w:sz="0" w:space="0"/>
+            <w:insideV w:val="none" w:color="auto" w:sz="0" w:space="0"/>
+          </w:tblBorders>
           <w:tblCellMar>
             <w:top w:w="0" w:type="dxa"/>
             <w:left w:w="10" w:type="dxa"/>
@@ -7032,15 +7162,15 @@
           </w:tblCellMar>
         </w:tblPrEx>
         <w:trPr>
-          <w:trHeight w:val="0"/>
+          <w:trHeight w:val="0" w:hRule="atLeast"/>
           <w:jc w:val="center"/>
         </w:trPr>
         <w:tc>
           <w:tcPr>
             <w:tcW w:w="882" w:type="dxa"/>
             <w:tcBorders>
-              <w:top w:val="single" w:sz="4" w:space="0" w:color="auto"/>
-              <w:left w:val="single" w:sz="12" w:space="0" w:color="auto"/>
+              <w:top w:val="single" w:color="auto" w:sz="4" w:space="0"/>
+              <w:left w:val="single" w:color="auto" w:sz="12" w:space="0"/>
               <w:bottom w:val="nil"/>
               <w:right w:val="nil"/>
             </w:tcBorders>
@@ -7054,12 +7184,12 @@
           </w:tcPr>
           <w:p>
             <w:pPr>
-              <w:pStyle w:val="a1"/>
+              <w:pStyle w:val="31"/>
               <w:keepNext/>
               <w:bidi w:val="0"/>
               <w:snapToGrid w:val="0"/>
               <w:spacing w:line="240" w:lineRule="auto"/>
-              <w:ind w:left="0" w:right="0" w:firstLine="0" w:leftChars="0" w:rightChars="0" w:firstLineChars="0"/>
+              <w:ind w:left="0" w:leftChars="0" w:right="0" w:rightChars="0" w:firstLine="0" w:firstLineChars="0"/>
               <w:jc w:val="center"/>
             </w:pPr>
             <w:r>
@@ -7071,8 +7201,8 @@
           <w:tcPr>
             <w:tcW w:w="2645" w:type="dxa"/>
             <w:tcBorders>
-              <w:top w:val="single" w:sz="4" w:space="0" w:color="auto"/>
-              <w:left w:val="single" w:sz="4" w:space="0" w:color="auto"/>
+              <w:top w:val="single" w:color="auto" w:sz="4" w:space="0"/>
+              <w:left w:val="single" w:color="auto" w:sz="4" w:space="0"/>
               <w:bottom w:val="nil"/>
               <w:right w:val="nil"/>
             </w:tcBorders>
@@ -7086,12 +7216,12 @@
           </w:tcPr>
           <w:p>
             <w:pPr>
-              <w:pStyle w:val="a1"/>
+              <w:pStyle w:val="31"/>
               <w:keepNext/>
               <w:bidi w:val="0"/>
               <w:snapToGrid w:val="0"/>
               <w:spacing w:line="240" w:lineRule="auto"/>
-              <w:ind w:left="0" w:right="0" w:firstLine="0" w:leftChars="0" w:rightChars="0" w:firstLineChars="0"/>
+              <w:ind w:left="0" w:leftChars="0" w:right="0" w:rightChars="0" w:firstLine="0" w:firstLineChars="0"/>
               <w:jc w:val="center"/>
             </w:pPr>
             <w:r>
@@ -7103,8 +7233,8 @@
           <w:tcPr>
             <w:tcW w:w="4114" w:type="dxa"/>
             <w:tcBorders>
-              <w:top w:val="single" w:sz="4" w:space="0" w:color="auto"/>
-              <w:left w:val="single" w:sz="4" w:space="0" w:color="auto"/>
+              <w:top w:val="single" w:color="auto" w:sz="4" w:space="0"/>
+              <w:left w:val="single" w:color="auto" w:sz="4" w:space="0"/>
               <w:bottom w:val="nil"/>
               <w:right w:val="nil"/>
             </w:tcBorders>
@@ -7118,12 +7248,12 @@
           </w:tcPr>
           <w:p>
             <w:pPr>
-              <w:pStyle w:val="a1"/>
+              <w:pStyle w:val="31"/>
               <w:keepNext/>
               <w:bidi w:val="0"/>
               <w:snapToGrid w:val="0"/>
               <w:spacing w:line="240" w:lineRule="auto"/>
-              <w:ind w:left="0" w:right="0" w:firstLine="0" w:leftChars="0" w:rightChars="0" w:firstLineChars="0"/>
+              <w:ind w:left="0" w:leftChars="0" w:right="0" w:rightChars="0" w:firstLine="0" w:firstLineChars="0"/>
               <w:jc w:val="left"/>
             </w:pPr>
             <w:r>
@@ -7135,10 +7265,10 @@
           <w:tcPr>
             <w:tcW w:w="882" w:type="dxa"/>
             <w:tcBorders>
-              <w:top w:val="single" w:sz="4" w:space="0" w:color="auto"/>
-              <w:left w:val="single" w:sz="4" w:space="0" w:color="auto"/>
+              <w:top w:val="single" w:color="auto" w:sz="4" w:space="0"/>
+              <w:left w:val="single" w:color="auto" w:sz="4" w:space="0"/>
               <w:bottom w:val="nil"/>
-              <w:right w:val="single" w:sz="12" w:space="0" w:color="auto"/>
+              <w:right w:val="single" w:color="auto" w:sz="12" w:space="0"/>
             </w:tcBorders>
             <w:tcMar>
               <w:top w:w="60" w:type="dxa"/>
@@ -7150,12 +7280,12 @@
           </w:tcPr>
           <w:p>
             <w:pPr>
-              <w:pStyle w:val="a1"/>
+              <w:pStyle w:val="31"/>
               <w:keepNext/>
               <w:bidi w:val="0"/>
               <w:snapToGrid w:val="0"/>
               <w:spacing w:line="240" w:lineRule="auto"/>
-              <w:ind w:left="0" w:right="0" w:firstLine="0" w:leftChars="0" w:rightChars="0" w:firstLineChars="0"/>
+              <w:ind w:left="0" w:leftChars="0" w:right="0" w:rightChars="0" w:firstLine="0" w:firstLineChars="0"/>
               <w:jc w:val="left"/>
             </w:pPr>
             <w:r>
@@ -7166,8 +7296,14 @@
       </w:tr>
       <w:tr>
         <w:tblPrEx>
-          <w:tblW w:w="8522" w:type="dxa"/>
-          <w:jc w:val="center"/>
+          <w:tblBorders>
+            <w:top w:val="none" w:color="auto" w:sz="0" w:space="0"/>
+            <w:left w:val="none" w:color="auto" w:sz="0" w:space="0"/>
+            <w:bottom w:val="none" w:color="auto" w:sz="0" w:space="0"/>
+            <w:right w:val="none" w:color="auto" w:sz="0" w:space="0"/>
+            <w:insideH w:val="none" w:color="auto" w:sz="0" w:space="0"/>
+            <w:insideV w:val="none" w:color="auto" w:sz="0" w:space="0"/>
+          </w:tblBorders>
           <w:tblCellMar>
             <w:top w:w="0" w:type="dxa"/>
             <w:left w:w="10" w:type="dxa"/>
@@ -7176,16 +7312,16 @@
           </w:tblCellMar>
         </w:tblPrEx>
         <w:trPr>
-          <w:trHeight w:val="0"/>
+          <w:trHeight w:val="0" w:hRule="atLeast"/>
           <w:jc w:val="center"/>
         </w:trPr>
         <w:tc>
           <w:tcPr>
             <w:tcW w:w="882" w:type="dxa"/>
             <w:tcBorders>
-              <w:top w:val="single" w:sz="4" w:space="0" w:color="auto"/>
-              <w:left w:val="single" w:sz="12" w:space="0" w:color="auto"/>
-              <w:bottom w:val="single" w:sz="12" w:space="0" w:color="auto"/>
+              <w:top w:val="single" w:color="auto" w:sz="4" w:space="0"/>
+              <w:left w:val="single" w:color="auto" w:sz="12" w:space="0"/>
+              <w:bottom w:val="single" w:color="auto" w:sz="12" w:space="0"/>
               <w:right w:val="nil"/>
             </w:tcBorders>
             <w:tcMar>
@@ -7198,12 +7334,12 @@
           </w:tcPr>
           <w:p>
             <w:pPr>
-              <w:pStyle w:val="a1"/>
+              <w:pStyle w:val="31"/>
               <w:keepNext/>
               <w:bidi w:val="0"/>
               <w:snapToGrid w:val="0"/>
               <w:spacing w:line="240" w:lineRule="auto"/>
-              <w:ind w:left="0" w:right="0" w:firstLine="0" w:leftChars="0" w:rightChars="0" w:firstLineChars="0"/>
+              <w:ind w:left="0" w:leftChars="0" w:right="0" w:rightChars="0" w:firstLine="0" w:firstLineChars="0"/>
               <w:jc w:val="center"/>
             </w:pPr>
             <w:r>
@@ -7215,9 +7351,9 @@
           <w:tcPr>
             <w:tcW w:w="2645" w:type="dxa"/>
             <w:tcBorders>
-              <w:top w:val="single" w:sz="4" w:space="0" w:color="auto"/>
-              <w:left w:val="single" w:sz="4" w:space="0" w:color="auto"/>
-              <w:bottom w:val="single" w:sz="12" w:space="0" w:color="auto"/>
+              <w:top w:val="single" w:color="auto" w:sz="4" w:space="0"/>
+              <w:left w:val="single" w:color="auto" w:sz="4" w:space="0"/>
+              <w:bottom w:val="single" w:color="auto" w:sz="12" w:space="0"/>
               <w:right w:val="nil"/>
             </w:tcBorders>
             <w:tcMar>
@@ -7230,12 +7366,12 @@
           </w:tcPr>
           <w:p>
             <w:pPr>
-              <w:pStyle w:val="a1"/>
+              <w:pStyle w:val="31"/>
               <w:keepNext/>
               <w:bidi w:val="0"/>
               <w:snapToGrid w:val="0"/>
               <w:spacing w:line="240" w:lineRule="auto"/>
-              <w:ind w:left="0" w:right="0" w:firstLine="0" w:leftChars="0" w:rightChars="0" w:firstLineChars="0"/>
+              <w:ind w:left="0" w:leftChars="0" w:right="0" w:rightChars="0" w:firstLine="0" w:firstLineChars="0"/>
               <w:jc w:val="center"/>
             </w:pPr>
             <w:r>
@@ -7247,9 +7383,9 @@
           <w:tcPr>
             <w:tcW w:w="4114" w:type="dxa"/>
             <w:tcBorders>
-              <w:top w:val="single" w:sz="4" w:space="0" w:color="auto"/>
-              <w:left w:val="single" w:sz="4" w:space="0" w:color="auto"/>
-              <w:bottom w:val="single" w:sz="12" w:space="0" w:color="auto"/>
+              <w:top w:val="single" w:color="auto" w:sz="4" w:space="0"/>
+              <w:left w:val="single" w:color="auto" w:sz="4" w:space="0"/>
+              <w:bottom w:val="single" w:color="auto" w:sz="12" w:space="0"/>
               <w:right w:val="nil"/>
             </w:tcBorders>
             <w:tcMar>
@@ -7262,12 +7398,12 @@
           </w:tcPr>
           <w:p>
             <w:pPr>
-              <w:pStyle w:val="a1"/>
+              <w:pStyle w:val="31"/>
               <w:keepNext/>
               <w:bidi w:val="0"/>
               <w:snapToGrid w:val="0"/>
               <w:spacing w:line="240" w:lineRule="auto"/>
-              <w:ind w:left="0" w:right="0" w:firstLine="0" w:leftChars="0" w:rightChars="0" w:firstLineChars="0"/>
+              <w:ind w:left="0" w:leftChars="0" w:right="0" w:rightChars="0" w:firstLine="0" w:firstLineChars="0"/>
               <w:jc w:val="left"/>
             </w:pPr>
             <w:r>
@@ -7279,10 +7415,10 @@
           <w:tcPr>
             <w:tcW w:w="882" w:type="dxa"/>
             <w:tcBorders>
-              <w:top w:val="single" w:sz="4" w:space="0" w:color="auto"/>
-              <w:left w:val="single" w:sz="4" w:space="0" w:color="auto"/>
-              <w:bottom w:val="single" w:sz="12" w:space="0" w:color="auto"/>
-              <w:right w:val="single" w:sz="12" w:space="0" w:color="auto"/>
+              <w:top w:val="single" w:color="auto" w:sz="4" w:space="0"/>
+              <w:left w:val="single" w:color="auto" w:sz="4" w:space="0"/>
+              <w:bottom w:val="single" w:color="auto" w:sz="12" w:space="0"/>
+              <w:right w:val="single" w:color="auto" w:sz="12" w:space="0"/>
             </w:tcBorders>
             <w:tcMar>
               <w:top w:w="60" w:type="dxa"/>
@@ -7294,12 +7430,12 @@
           </w:tcPr>
           <w:p>
             <w:pPr>
-              <w:pStyle w:val="a1"/>
+              <w:pStyle w:val="31"/>
               <w:keepNext/>
               <w:bidi w:val="0"/>
               <w:snapToGrid w:val="0"/>
               <w:spacing w:line="240" w:lineRule="auto"/>
-              <w:ind w:left="0" w:right="0" w:firstLine="0" w:leftChars="0" w:rightChars="0" w:firstLineChars="0"/>
+              <w:ind w:left="0" w:leftChars="0" w:right="0" w:rightChars="0" w:firstLine="0" w:firstLineChars="0"/>
               <w:jc w:val="left"/>
             </w:pPr>
             <w:r>
@@ -7311,7 +7447,7 @@
     </w:tbl>
     <w:p>
       <w:pPr>
-        <w:pStyle w:val="1"/>
+        <w:pStyle w:val="30"/>
         <w:bidi w:val="0"/>
       </w:pPr>
       <w:bookmarkStart w:id="14" w:name="_Toc26889"/>
@@ -7324,7 +7460,7 @@
     </w:p>
     <w:p>
       <w:pPr>
-        <w:pStyle w:val="a3"/>
+        <w:pStyle w:val="41"/>
         <w:bidi w:val="0"/>
         <w:jc w:val="center"/>
         <w:rPr>
@@ -7361,7 +7497,7 @@
           <w:rFonts w:hint="eastAsia"/>
           <w:lang w:val="en-US" w:eastAsia="zh-CN"/>
         </w:rPr>
-        <w:instrText>"柴_标题1"\n</w:instrText>
+        <w:instrText xml:space="preserve">"柴_标题1"\n</w:instrText>
       </w:r>
       <w:r>
         <w:instrText xml:space="preserve"> \s</w:instrText>
@@ -7378,7 +7514,7 @@
           <w:rFonts w:hint="eastAsia"/>
           <w:lang w:val="en-US" w:eastAsia="zh-CN"/>
         </w:rPr>
-        <w:instrText>* Charformat</w:instrText>
+        <w:instrText xml:space="preserve">* Charformat</w:instrText>
       </w:r>
       <w:r>
         <w:rPr>
@@ -7465,17 +7601,18 @@
     </w:p>
     <w:tbl>
       <w:tblPr>
-        <w:tblStyle w:val="TableNormal"/>
+        <w:tblStyle w:val="22"/>
         <w:tblW w:w="8522" w:type="dxa"/>
         <w:jc w:val="center"/>
         <w:tblBorders>
-          <w:top w:val="nil"/>
-          <w:left w:val="nil"/>
-          <w:bottom w:val="nil"/>
-          <w:right w:val="nil"/>
-          <w:insideH w:val="nil"/>
-          <w:insideV w:val="nil"/>
+          <w:top w:val="none" w:color="auto" w:sz="0" w:space="0"/>
+          <w:left w:val="none" w:color="auto" w:sz="0" w:space="0"/>
+          <w:bottom w:val="none" w:color="auto" w:sz="0" w:space="0"/>
+          <w:right w:val="none" w:color="auto" w:sz="0" w:space="0"/>
+          <w:insideH w:val="none" w:color="auto" w:sz="0" w:space="0"/>
+          <w:insideV w:val="none" w:color="auto" w:sz="0" w:space="0"/>
         </w:tblBorders>
+        <w:tblLayout w:type="autofit"/>
         <w:tblCellMar>
           <w:top w:w="0" w:type="dxa"/>
           <w:left w:w="10" w:type="dxa"/>
@@ -7489,15 +7626,13 @@
       </w:tblGrid>
       <w:tr>
         <w:tblPrEx>
-          <w:tblW w:w="8522" w:type="dxa"/>
-          <w:jc w:val="center"/>
           <w:tblBorders>
-            <w:top w:val="nil"/>
-            <w:left w:val="nil"/>
-            <w:bottom w:val="nil"/>
-            <w:right w:val="nil"/>
-            <w:insideH w:val="nil"/>
-            <w:insideV w:val="nil"/>
+            <w:top w:val="none" w:color="auto" w:sz="0" w:space="0"/>
+            <w:left w:val="none" w:color="auto" w:sz="0" w:space="0"/>
+            <w:bottom w:val="none" w:color="auto" w:sz="0" w:space="0"/>
+            <w:right w:val="none" w:color="auto" w:sz="0" w:space="0"/>
+            <w:insideH w:val="none" w:color="auto" w:sz="0" w:space="0"/>
+            <w:insideV w:val="none" w:color="auto" w:sz="0" w:space="0"/>
           </w:tblBorders>
           <w:tblCellMar>
             <w:top w:w="0" w:type="dxa"/>
@@ -7507,7 +7642,7 @@
           </w:tblCellMar>
         </w:tblPrEx>
         <w:trPr>
-          <w:trHeight w:val="0"/>
+          <w:trHeight w:val="0" w:hRule="atLeast"/>
           <w:tblHeader/>
           <w:jc w:val="center"/>
         </w:trPr>
@@ -7515,8 +7650,8 @@
           <w:tcPr>
             <w:tcW w:w="3922" w:type="dxa"/>
             <w:tcBorders>
-              <w:top w:val="single" w:sz="12" w:space="0" w:color="auto"/>
-              <w:left w:val="single" w:sz="12" w:space="0" w:color="auto"/>
+              <w:top w:val="single" w:color="auto" w:sz="12" w:space="0"/>
+              <w:left w:val="single" w:color="auto" w:sz="12" w:space="0"/>
               <w:bottom w:val="nil"/>
               <w:right w:val="nil"/>
             </w:tcBorders>
@@ -7530,11 +7665,11 @@
           </w:tcPr>
           <w:p>
             <w:pPr>
-              <w:pStyle w:val="a1"/>
+              <w:pStyle w:val="31"/>
               <w:bidi w:val="0"/>
               <w:snapToGrid w:val="0"/>
               <w:spacing w:line="240" w:lineRule="auto"/>
-              <w:ind w:left="0" w:right="0" w:firstLine="0" w:leftChars="0" w:rightChars="0" w:firstLineChars="0"/>
+              <w:ind w:left="0" w:leftChars="0" w:right="0" w:rightChars="0" w:firstLine="0" w:firstLineChars="0"/>
               <w:jc w:val="center"/>
               <w:rPr>
                 <w:b/>
@@ -7552,10 +7687,10 @@
           <w:tcPr>
             <w:tcW w:w="4600" w:type="dxa"/>
             <w:tcBorders>
-              <w:top w:val="single" w:sz="12" w:space="0" w:color="auto"/>
-              <w:left w:val="single" w:sz="4" w:space="0" w:color="auto"/>
+              <w:top w:val="single" w:color="auto" w:sz="12" w:space="0"/>
+              <w:left w:val="single" w:color="auto" w:sz="4" w:space="0"/>
               <w:bottom w:val="nil"/>
-              <w:right w:val="single" w:sz="12" w:space="0" w:color="auto"/>
+              <w:right w:val="single" w:color="auto" w:sz="12" w:space="0"/>
             </w:tcBorders>
             <w:tcMar>
               <w:top w:w="60" w:type="dxa"/>
@@ -7567,11 +7702,11 @@
           </w:tcPr>
           <w:p>
             <w:pPr>
-              <w:pStyle w:val="a1"/>
+              <w:pStyle w:val="31"/>
               <w:bidi w:val="0"/>
               <w:snapToGrid w:val="0"/>
               <w:spacing w:line="240" w:lineRule="auto"/>
-              <w:ind w:left="0" w:right="0" w:firstLine="0" w:leftChars="0" w:rightChars="0" w:firstLineChars="0"/>
+              <w:ind w:left="0" w:leftChars="0" w:right="0" w:rightChars="0" w:firstLine="0" w:firstLineChars="0"/>
               <w:jc w:val="center"/>
               <w:rPr>
                 <w:b/>
@@ -7588,8 +7723,14 @@
       </w:tr>
       <w:tr>
         <w:tblPrEx>
-          <w:tblW w:w="8522" w:type="dxa"/>
-          <w:jc w:val="center"/>
+          <w:tblBorders>
+            <w:top w:val="none" w:color="auto" w:sz="0" w:space="0"/>
+            <w:left w:val="none" w:color="auto" w:sz="0" w:space="0"/>
+            <w:bottom w:val="none" w:color="auto" w:sz="0" w:space="0"/>
+            <w:right w:val="none" w:color="auto" w:sz="0" w:space="0"/>
+            <w:insideH w:val="none" w:color="auto" w:sz="0" w:space="0"/>
+            <w:insideV w:val="none" w:color="auto" w:sz="0" w:space="0"/>
+          </w:tblBorders>
           <w:tblCellMar>
             <w:top w:w="0" w:type="dxa"/>
             <w:left w:w="10" w:type="dxa"/>
@@ -7598,15 +7739,15 @@
           </w:tblCellMar>
         </w:tblPrEx>
         <w:trPr>
-          <w:trHeight w:val="0"/>
+          <w:trHeight w:val="0" w:hRule="atLeast"/>
           <w:jc w:val="center"/>
         </w:trPr>
         <w:tc>
           <w:tcPr>
             <w:tcW w:w="3922" w:type="dxa"/>
             <w:tcBorders>
-              <w:top w:val="single" w:sz="4" w:space="0" w:color="auto"/>
-              <w:left w:val="single" w:sz="12" w:space="0" w:color="auto"/>
+              <w:top w:val="single" w:color="auto" w:sz="4" w:space="0"/>
+              <w:left w:val="single" w:color="auto" w:sz="12" w:space="0"/>
               <w:bottom w:val="nil"/>
               <w:right w:val="nil"/>
             </w:tcBorders>
@@ -7620,11 +7761,11 @@
           </w:tcPr>
           <w:p>
             <w:pPr>
-              <w:pStyle w:val="a1"/>
+              <w:pStyle w:val="31"/>
               <w:bidi w:val="0"/>
               <w:snapToGrid w:val="0"/>
               <w:spacing w:line="240" w:lineRule="auto"/>
-              <w:ind w:left="0" w:right="0" w:firstLine="0" w:leftChars="0" w:rightChars="0" w:firstLineChars="0"/>
+              <w:ind w:left="0" w:leftChars="0" w:right="0" w:rightChars="0" w:firstLine="0" w:firstLineChars="0"/>
               <w:jc w:val="center"/>
             </w:pPr>
             <w:r>
@@ -7636,10 +7777,10 @@
           <w:tcPr>
             <w:tcW w:w="4600" w:type="dxa"/>
             <w:tcBorders>
-              <w:top w:val="single" w:sz="4" w:space="0" w:color="auto"/>
-              <w:left w:val="single" w:sz="4" w:space="0" w:color="auto"/>
+              <w:top w:val="single" w:color="auto" w:sz="4" w:space="0"/>
+              <w:left w:val="single" w:color="auto" w:sz="4" w:space="0"/>
               <w:bottom w:val="nil"/>
-              <w:right w:val="single" w:sz="12" w:space="0" w:color="auto"/>
+              <w:right w:val="single" w:color="auto" w:sz="12" w:space="0"/>
             </w:tcBorders>
             <w:tcMar>
               <w:top w:w="60" w:type="dxa"/>
@@ -7651,11 +7792,11 @@
           </w:tcPr>
           <w:p>
             <w:pPr>
-              <w:pStyle w:val="a1"/>
+              <w:pStyle w:val="31"/>
               <w:bidi w:val="0"/>
               <w:snapToGrid w:val="0"/>
               <w:spacing w:line="240" w:lineRule="auto"/>
-              <w:ind w:left="0" w:right="0" w:firstLine="0" w:leftChars="0" w:rightChars="0" w:firstLineChars="0"/>
+              <w:ind w:left="0" w:leftChars="0" w:right="0" w:rightChars="0" w:firstLine="0" w:firstLineChars="0"/>
               <w:jc w:val="center"/>
             </w:pPr>
             <w:r>
@@ -7666,8 +7807,14 @@
       </w:tr>
       <w:tr>
         <w:tblPrEx>
-          <w:tblW w:w="8522" w:type="dxa"/>
-          <w:jc w:val="center"/>
+          <w:tblBorders>
+            <w:top w:val="none" w:color="auto" w:sz="0" w:space="0"/>
+            <w:left w:val="none" w:color="auto" w:sz="0" w:space="0"/>
+            <w:bottom w:val="none" w:color="auto" w:sz="0" w:space="0"/>
+            <w:right w:val="none" w:color="auto" w:sz="0" w:space="0"/>
+            <w:insideH w:val="none" w:color="auto" w:sz="0" w:space="0"/>
+            <w:insideV w:val="none" w:color="auto" w:sz="0" w:space="0"/>
+          </w:tblBorders>
           <w:tblCellMar>
             <w:top w:w="0" w:type="dxa"/>
             <w:left w:w="10" w:type="dxa"/>
@@ -7676,15 +7823,15 @@
           </w:tblCellMar>
         </w:tblPrEx>
         <w:trPr>
-          <w:trHeight w:val="0"/>
+          <w:trHeight w:val="0" w:hRule="atLeast"/>
           <w:jc w:val="center"/>
         </w:trPr>
         <w:tc>
           <w:tcPr>
             <w:tcW w:w="3922" w:type="dxa"/>
             <w:tcBorders>
-              <w:top w:val="single" w:sz="4" w:space="0" w:color="auto"/>
-              <w:left w:val="single" w:sz="12" w:space="0" w:color="auto"/>
+              <w:top w:val="single" w:color="auto" w:sz="4" w:space="0"/>
+              <w:left w:val="single" w:color="auto" w:sz="12" w:space="0"/>
               <w:bottom w:val="nil"/>
               <w:right w:val="nil"/>
             </w:tcBorders>
@@ -7698,11 +7845,11 @@
           </w:tcPr>
           <w:p>
             <w:pPr>
-              <w:pStyle w:val="a1"/>
+              <w:pStyle w:val="31"/>
               <w:bidi w:val="0"/>
               <w:snapToGrid w:val="0"/>
               <w:spacing w:line="240" w:lineRule="auto"/>
-              <w:ind w:left="0" w:right="0" w:firstLine="0" w:leftChars="0" w:rightChars="0" w:firstLineChars="0"/>
+              <w:ind w:left="0" w:leftChars="0" w:right="0" w:rightChars="0" w:firstLine="0" w:firstLineChars="0"/>
               <w:jc w:val="center"/>
             </w:pPr>
             <w:r>
@@ -7714,10 +7861,10 @@
           <w:tcPr>
             <w:tcW w:w="4600" w:type="dxa"/>
             <w:tcBorders>
-              <w:top w:val="single" w:sz="4" w:space="0" w:color="auto"/>
-              <w:left w:val="single" w:sz="4" w:space="0" w:color="auto"/>
+              <w:top w:val="single" w:color="auto" w:sz="4" w:space="0"/>
+              <w:left w:val="single" w:color="auto" w:sz="4" w:space="0"/>
               <w:bottom w:val="nil"/>
-              <w:right w:val="single" w:sz="12" w:space="0" w:color="auto"/>
+              <w:right w:val="single" w:color="auto" w:sz="12" w:space="0"/>
             </w:tcBorders>
             <w:tcMar>
               <w:top w:w="60" w:type="dxa"/>
@@ -7729,11 +7876,11 @@
           </w:tcPr>
           <w:p>
             <w:pPr>
-              <w:pStyle w:val="a1"/>
+              <w:pStyle w:val="31"/>
               <w:bidi w:val="0"/>
               <w:snapToGrid w:val="0"/>
               <w:spacing w:line="240" w:lineRule="auto"/>
-              <w:ind w:left="0" w:right="0" w:firstLine="0" w:leftChars="0" w:rightChars="0" w:firstLineChars="0"/>
+              <w:ind w:left="0" w:leftChars="0" w:right="0" w:rightChars="0" w:firstLine="0" w:firstLineChars="0"/>
               <w:jc w:val="center"/>
             </w:pPr>
             <w:r>
@@ -7744,8 +7891,14 @@
       </w:tr>
       <w:tr>
         <w:tblPrEx>
-          <w:tblW w:w="8522" w:type="dxa"/>
-          <w:jc w:val="center"/>
+          <w:tblBorders>
+            <w:top w:val="none" w:color="auto" w:sz="0" w:space="0"/>
+            <w:left w:val="none" w:color="auto" w:sz="0" w:space="0"/>
+            <w:bottom w:val="none" w:color="auto" w:sz="0" w:space="0"/>
+            <w:right w:val="none" w:color="auto" w:sz="0" w:space="0"/>
+            <w:insideH w:val="none" w:color="auto" w:sz="0" w:space="0"/>
+            <w:insideV w:val="none" w:color="auto" w:sz="0" w:space="0"/>
+          </w:tblBorders>
           <w:tblCellMar>
             <w:top w:w="0" w:type="dxa"/>
             <w:left w:w="10" w:type="dxa"/>
@@ -7754,15 +7907,15 @@
           </w:tblCellMar>
         </w:tblPrEx>
         <w:trPr>
-          <w:trHeight w:val="0"/>
+          <w:trHeight w:val="0" w:hRule="atLeast"/>
           <w:jc w:val="center"/>
         </w:trPr>
         <w:tc>
           <w:tcPr>
             <w:tcW w:w="3922" w:type="dxa"/>
             <w:tcBorders>
-              <w:top w:val="single" w:sz="4" w:space="0" w:color="auto"/>
-              <w:left w:val="single" w:sz="12" w:space="0" w:color="auto"/>
+              <w:top w:val="single" w:color="auto" w:sz="4" w:space="0"/>
+              <w:left w:val="single" w:color="auto" w:sz="12" w:space="0"/>
               <w:bottom w:val="nil"/>
               <w:right w:val="nil"/>
             </w:tcBorders>
@@ -7776,11 +7929,11 @@
           </w:tcPr>
           <w:p>
             <w:pPr>
-              <w:pStyle w:val="a1"/>
+              <w:pStyle w:val="31"/>
               <w:bidi w:val="0"/>
               <w:snapToGrid w:val="0"/>
               <w:spacing w:line="240" w:lineRule="auto"/>
-              <w:ind w:left="0" w:right="0" w:firstLine="0" w:leftChars="0" w:rightChars="0" w:firstLineChars="0"/>
+              <w:ind w:left="0" w:leftChars="0" w:right="0" w:rightChars="0" w:firstLine="0" w:firstLineChars="0"/>
               <w:jc w:val="center"/>
             </w:pPr>
             <w:r>
@@ -7792,10 +7945,10 @@
           <w:tcPr>
             <w:tcW w:w="4600" w:type="dxa"/>
             <w:tcBorders>
-              <w:top w:val="single" w:sz="4" w:space="0" w:color="auto"/>
-              <w:left w:val="single" w:sz="4" w:space="0" w:color="auto"/>
+              <w:top w:val="single" w:color="auto" w:sz="4" w:space="0"/>
+              <w:left w:val="single" w:color="auto" w:sz="4" w:space="0"/>
               <w:bottom w:val="nil"/>
-              <w:right w:val="single" w:sz="12" w:space="0" w:color="auto"/>
+              <w:right w:val="single" w:color="auto" w:sz="12" w:space="0"/>
             </w:tcBorders>
             <w:tcMar>
               <w:top w:w="60" w:type="dxa"/>
@@ -7807,11 +7960,11 @@
           </w:tcPr>
           <w:p>
             <w:pPr>
-              <w:pStyle w:val="a1"/>
+              <w:pStyle w:val="31"/>
               <w:bidi w:val="0"/>
               <w:snapToGrid w:val="0"/>
               <w:spacing w:line="240" w:lineRule="auto"/>
-              <w:ind w:left="0" w:right="0" w:firstLine="0" w:leftChars="0" w:rightChars="0" w:firstLineChars="0"/>
+              <w:ind w:left="0" w:leftChars="0" w:right="0" w:rightChars="0" w:firstLine="0" w:firstLineChars="0"/>
               <w:jc w:val="center"/>
             </w:pPr>
             <w:r>
@@ -7822,8 +7975,14 @@
       </w:tr>
       <w:tr>
         <w:tblPrEx>
-          <w:tblW w:w="8522" w:type="dxa"/>
-          <w:jc w:val="center"/>
+          <w:tblBorders>
+            <w:top w:val="none" w:color="auto" w:sz="0" w:space="0"/>
+            <w:left w:val="none" w:color="auto" w:sz="0" w:space="0"/>
+            <w:bottom w:val="none" w:color="auto" w:sz="0" w:space="0"/>
+            <w:right w:val="none" w:color="auto" w:sz="0" w:space="0"/>
+            <w:insideH w:val="none" w:color="auto" w:sz="0" w:space="0"/>
+            <w:insideV w:val="none" w:color="auto" w:sz="0" w:space="0"/>
+          </w:tblBorders>
           <w:tblCellMar>
             <w:top w:w="0" w:type="dxa"/>
             <w:left w:w="10" w:type="dxa"/>
@@ -7832,15 +7991,15 @@
           </w:tblCellMar>
         </w:tblPrEx>
         <w:trPr>
-          <w:trHeight w:val="0"/>
+          <w:trHeight w:val="0" w:hRule="atLeast"/>
           <w:jc w:val="center"/>
         </w:trPr>
         <w:tc>
           <w:tcPr>
             <w:tcW w:w="3922" w:type="dxa"/>
             <w:tcBorders>
-              <w:top w:val="single" w:sz="4" w:space="0" w:color="auto"/>
-              <w:left w:val="single" w:sz="12" w:space="0" w:color="auto"/>
+              <w:top w:val="single" w:color="auto" w:sz="4" w:space="0"/>
+              <w:left w:val="single" w:color="auto" w:sz="12" w:space="0"/>
               <w:bottom w:val="nil"/>
               <w:right w:val="nil"/>
             </w:tcBorders>
@@ -7854,11 +8013,11 @@
           </w:tcPr>
           <w:p>
             <w:pPr>
-              <w:pStyle w:val="a1"/>
+              <w:pStyle w:val="31"/>
               <w:bidi w:val="0"/>
               <w:snapToGrid w:val="0"/>
               <w:spacing w:line="240" w:lineRule="auto"/>
-              <w:ind w:left="0" w:right="0" w:firstLine="0" w:leftChars="0" w:rightChars="0" w:firstLineChars="0"/>
+              <w:ind w:left="0" w:leftChars="0" w:right="0" w:rightChars="0" w:firstLine="0" w:firstLineChars="0"/>
               <w:jc w:val="center"/>
             </w:pPr>
             <w:r>
@@ -7870,10 +8029,10 @@
           <w:tcPr>
             <w:tcW w:w="4600" w:type="dxa"/>
             <w:tcBorders>
-              <w:top w:val="single" w:sz="4" w:space="0" w:color="auto"/>
-              <w:left w:val="single" w:sz="4" w:space="0" w:color="auto"/>
+              <w:top w:val="single" w:color="auto" w:sz="4" w:space="0"/>
+              <w:left w:val="single" w:color="auto" w:sz="4" w:space="0"/>
               <w:bottom w:val="nil"/>
-              <w:right w:val="single" w:sz="12" w:space="0" w:color="auto"/>
+              <w:right w:val="single" w:color="auto" w:sz="12" w:space="0"/>
             </w:tcBorders>
             <w:tcMar>
               <w:top w:w="60" w:type="dxa"/>
@@ -7885,11 +8044,11 @@
           </w:tcPr>
           <w:p>
             <w:pPr>
-              <w:pStyle w:val="a1"/>
+              <w:pStyle w:val="31"/>
               <w:bidi w:val="0"/>
               <w:snapToGrid w:val="0"/>
               <w:spacing w:line="240" w:lineRule="auto"/>
-              <w:ind w:left="0" w:right="0" w:firstLine="0" w:leftChars="0" w:rightChars="0" w:firstLineChars="0"/>
+              <w:ind w:left="0" w:leftChars="0" w:right="0" w:rightChars="0" w:firstLine="0" w:firstLineChars="0"/>
               <w:jc w:val="center"/>
             </w:pPr>
             <w:r>
@@ -7900,8 +8059,14 @@
       </w:tr>
       <w:tr>
         <w:tblPrEx>
-          <w:tblW w:w="8522" w:type="dxa"/>
-          <w:jc w:val="center"/>
+          <w:tblBorders>
+            <w:top w:val="none" w:color="auto" w:sz="0" w:space="0"/>
+            <w:left w:val="none" w:color="auto" w:sz="0" w:space="0"/>
+            <w:bottom w:val="none" w:color="auto" w:sz="0" w:space="0"/>
+            <w:right w:val="none" w:color="auto" w:sz="0" w:space="0"/>
+            <w:insideH w:val="none" w:color="auto" w:sz="0" w:space="0"/>
+            <w:insideV w:val="none" w:color="auto" w:sz="0" w:space="0"/>
+          </w:tblBorders>
           <w:tblCellMar>
             <w:top w:w="0" w:type="dxa"/>
             <w:left w:w="10" w:type="dxa"/>
@@ -7910,16 +8075,16 @@
           </w:tblCellMar>
         </w:tblPrEx>
         <w:trPr>
-          <w:trHeight w:val="0"/>
+          <w:trHeight w:val="0" w:hRule="atLeast"/>
           <w:jc w:val="center"/>
         </w:trPr>
         <w:tc>
           <w:tcPr>
             <w:tcW w:w="3922" w:type="dxa"/>
             <w:tcBorders>
-              <w:top w:val="single" w:sz="4" w:space="0" w:color="auto"/>
-              <w:left w:val="single" w:sz="12" w:space="0" w:color="auto"/>
-              <w:bottom w:val="single" w:sz="12" w:space="0" w:color="auto"/>
+              <w:top w:val="single" w:color="auto" w:sz="4" w:space="0"/>
+              <w:left w:val="single" w:color="auto" w:sz="12" w:space="0"/>
+              <w:bottom w:val="single" w:color="auto" w:sz="12" w:space="0"/>
               <w:right w:val="nil"/>
             </w:tcBorders>
             <w:tcMar>
@@ -7932,11 +8097,11 @@
           </w:tcPr>
           <w:p>
             <w:pPr>
-              <w:pStyle w:val="a1"/>
+              <w:pStyle w:val="31"/>
               <w:bidi w:val="0"/>
               <w:snapToGrid w:val="0"/>
               <w:spacing w:line="240" w:lineRule="auto"/>
-              <w:ind w:left="0" w:right="0" w:firstLine="0" w:leftChars="0" w:rightChars="0" w:firstLineChars="0"/>
+              <w:ind w:left="0" w:leftChars="0" w:right="0" w:rightChars="0" w:firstLine="0" w:firstLineChars="0"/>
               <w:jc w:val="center"/>
             </w:pPr>
             <w:r>
@@ -7948,10 +8113,10 @@
           <w:tcPr>
             <w:tcW w:w="4600" w:type="dxa"/>
             <w:tcBorders>
-              <w:top w:val="single" w:sz="4" w:space="0" w:color="auto"/>
-              <w:left w:val="single" w:sz="4" w:space="0" w:color="auto"/>
-              <w:bottom w:val="single" w:sz="12" w:space="0" w:color="auto"/>
-              <w:right w:val="single" w:sz="12" w:space="0" w:color="auto"/>
+              <w:top w:val="single" w:color="auto" w:sz="4" w:space="0"/>
+              <w:left w:val="single" w:color="auto" w:sz="4" w:space="0"/>
+              <w:bottom w:val="single" w:color="auto" w:sz="12" w:space="0"/>
+              <w:right w:val="single" w:color="auto" w:sz="12" w:space="0"/>
             </w:tcBorders>
             <w:tcMar>
               <w:top w:w="60" w:type="dxa"/>
@@ -7963,11 +8128,11 @@
           </w:tcPr>
           <w:p>
             <w:pPr>
-              <w:pStyle w:val="a1"/>
+              <w:pStyle w:val="31"/>
               <w:bidi w:val="0"/>
               <w:snapToGrid w:val="0"/>
               <w:spacing w:line="240" w:lineRule="auto"/>
-              <w:ind w:left="0" w:right="0" w:firstLine="0" w:leftChars="0" w:rightChars="0" w:firstLineChars="0"/>
+              <w:ind w:left="0" w:leftChars="0" w:right="0" w:rightChars="0" w:firstLine="0" w:firstLineChars="0"/>
               <w:jc w:val="center"/>
             </w:pPr>
             <w:r>
@@ -7979,7 +8144,7 @@
     </w:tbl>
     <w:p>
       <w:pPr>
-        <w:pStyle w:val="a1"/>
+        <w:pStyle w:val="31"/>
         <w:bidi w:val="0"/>
       </w:pPr>
       <w:r>
@@ -7988,7 +8153,7 @@
     </w:p>
     <w:p>
       <w:pPr>
-        <w:pStyle w:val="a1"/>
+        <w:pStyle w:val="31"/>
         <w:bidi w:val="0"/>
       </w:pPr>
       <w:bookmarkStart w:id="17" w:name="heading_8"/>
@@ -8006,7 +8171,7 @@
     </w:p>
     <w:p>
       <w:pPr>
-        <w:pStyle w:val="1"/>
+        <w:pStyle w:val="30"/>
         <w:bidi w:val="0"/>
       </w:pPr>
       <w:bookmarkStart w:id="18" w:name="_Toc9987"/>
@@ -8018,11 +8183,11 @@
     </w:p>
     <w:p>
       <w:pPr>
-        <w:pStyle w:val="2"/>
+        <w:pStyle w:val="32"/>
         <w:bidi w:val="0"/>
       </w:pPr>
-      <w:bookmarkStart w:id="19" w:name="heading_9"/>
-      <w:bookmarkStart w:id="20" w:name="_Toc8846"/>
+      <w:bookmarkStart w:id="19" w:name="_Toc8846"/>
+      <w:bookmarkStart w:id="20" w:name="heading_9"/>
       <w:r>
         <w:t>问卷收集与有效性</w:t>
       </w:r>
@@ -8031,7 +8196,7 @@
     </w:p>
     <w:p>
       <w:pPr>
-        <w:pStyle w:val="a1"/>
+        <w:pStyle w:val="31"/>
         <w:bidi w:val="0"/>
       </w:pPr>
       <w:r>
@@ -8040,11 +8205,11 @@
     </w:p>
     <w:p>
       <w:pPr>
-        <w:pStyle w:val="2"/>
+        <w:pStyle w:val="32"/>
         <w:bidi w:val="0"/>
       </w:pPr>
-      <w:bookmarkStart w:id="21" w:name="_Toc15859"/>
-      <w:bookmarkStart w:id="22" w:name="heading_10"/>
+      <w:bookmarkStart w:id="21" w:name="heading_10"/>
+      <w:bookmarkStart w:id="22" w:name="_Toc15859"/>
       <w:r>
         <w:t>满意度调查结果</w:t>
       </w:r>
@@ -8053,7 +8218,7 @@
     </w:p>
     <w:p>
       <w:pPr>
-        <w:pStyle w:val="a1"/>
+        <w:pStyle w:val="31"/>
         <w:bidi w:val="0"/>
       </w:pPr>
       <w:r>
@@ -8062,7 +8227,7 @@
     </w:p>
     <w:p>
       <w:pPr>
-        <w:pStyle w:val="2"/>
+        <w:pStyle w:val="32"/>
         <w:bidi w:val="0"/>
       </w:pPr>
       <w:bookmarkStart w:id="23" w:name="_Toc30310"/>
@@ -8075,7 +8240,7 @@
     </w:p>
     <w:p>
       <w:pPr>
-        <w:pStyle w:val="3"/>
+        <w:pStyle w:val="33"/>
         <w:bidi w:val="0"/>
       </w:pPr>
       <w:bookmarkStart w:id="25" w:name="heading_12"/>
@@ -8088,7 +8253,7 @@
     </w:p>
     <w:p>
       <w:pPr>
-        <w:pStyle w:val="a1"/>
+        <w:pStyle w:val="31"/>
         <w:bidi w:val="0"/>
         <w:rPr>
           <w:rFonts w:hint="eastAsia"/>
@@ -8108,7 +8273,7 @@
     </w:p>
     <w:p>
       <w:pPr>
-        <w:pStyle w:val="a3"/>
+        <w:pStyle w:val="41"/>
         <w:bidi w:val="0"/>
         <w:jc w:val="center"/>
         <w:rPr>
@@ -8145,7 +8310,7 @@
           <w:rFonts w:hint="eastAsia"/>
           <w:lang w:val="en-US" w:eastAsia="zh-CN"/>
         </w:rPr>
-        <w:instrText>"柴_标题1"\n</w:instrText>
+        <w:instrText xml:space="preserve">"柴_标题1"\n</w:instrText>
       </w:r>
       <w:r>
         <w:instrText xml:space="preserve"> \s</w:instrText>
@@ -8162,7 +8327,7 @@
           <w:rFonts w:hint="eastAsia"/>
           <w:lang w:val="en-US" w:eastAsia="zh-CN"/>
         </w:rPr>
-        <w:instrText>* Charformat</w:instrText>
+        <w:instrText xml:space="preserve">* Charformat</w:instrText>
       </w:r>
       <w:r>
         <w:rPr>
@@ -8239,9 +8404,9 @@
     </w:p>
     <w:p>
       <w:pPr>
-        <w:pStyle w:val="a1"/>
+        <w:pStyle w:val="31"/>
         <w:bidi w:val="0"/>
-        <w:ind w:left="0" w:firstLine="0" w:leftChars="0" w:firstLineChars="0"/>
+        <w:ind w:left="0" w:leftChars="0" w:firstLine="0" w:firstLineChars="0"/>
       </w:pPr>
       <w:r>
         <w:drawing>
@@ -8262,7 +8427,7 @@
                     </pic:cNvPicPr>
                   </pic:nvPicPr>
                   <pic:blipFill>
-                    <a:blip xmlns:r="http://schemas.openxmlformats.org/officeDocument/2006/relationships" r:embed="rId4"/>
+                    <a:blip r:embed="rId6"/>
                     <a:stretch>
                       <a:fillRect/>
                     </a:stretch>
@@ -8295,7 +8460,7 @@
         <w:suppressLineNumbers w:val="0"/>
         <w:jc w:val="left"/>
         <w:rPr>
-          <w:rFonts w:ascii="宋体" w:eastAsia="宋体" w:hAnsi="宋体" w:cs="宋体" w:hint="eastAsia"/>
+          <w:rFonts w:hint="eastAsia" w:ascii="宋体" w:hAnsi="宋体" w:eastAsia="宋体" w:cs="宋体"/>
           <w:snapToGrid w:val="0"/>
           <w:color w:val="000000"/>
           <w:kern w:val="0"/>
@@ -8306,7 +8471,7 @@
       </w:pPr>
       <w:r>
         <w:rPr>
-          <w:rFonts w:ascii="宋体" w:eastAsia="宋体" w:hAnsi="宋体" w:cs="宋体" w:hint="eastAsia"/>
+          <w:rFonts w:hint="eastAsia" w:ascii="宋体" w:hAnsi="宋体" w:eastAsia="宋体" w:cs="宋体"/>
           <w:snapToGrid w:val="0"/>
           <w:color w:val="000000"/>
           <w:kern w:val="0"/>
@@ -8319,7 +8484,7 @@
     </w:p>
     <w:p>
       <w:pPr>
-        <w:pStyle w:val="a3"/>
+        <w:pStyle w:val="41"/>
         <w:bidi w:val="0"/>
         <w:jc w:val="center"/>
         <w:rPr>
@@ -8356,7 +8521,7 @@
           <w:rFonts w:hint="eastAsia"/>
           <w:lang w:val="en-US" w:eastAsia="zh-CN"/>
         </w:rPr>
-        <w:instrText>"柴_标题1"\n</w:instrText>
+        <w:instrText xml:space="preserve">"柴_标题1"\n</w:instrText>
       </w:r>
       <w:r>
         <w:instrText xml:space="preserve"> \s</w:instrText>
@@ -8373,7 +8538,7 @@
           <w:rFonts w:hint="eastAsia"/>
           <w:lang w:val="en-US" w:eastAsia="zh-CN"/>
         </w:rPr>
-        <w:instrText>* Charformat</w:instrText>
+        <w:instrText xml:space="preserve">* Charformat</w:instrText>
       </w:r>
       <w:r>
         <w:rPr>
@@ -8450,7 +8615,7 @@
     </w:p>
     <w:p>
       <w:pPr>
-        <w:pStyle w:val="a3"/>
+        <w:pStyle w:val="41"/>
         <w:bidi w:val="0"/>
         <w:jc w:val="both"/>
         <w:rPr>
@@ -8477,7 +8642,7 @@
                     </pic:cNvPicPr>
                   </pic:nvPicPr>
                   <pic:blipFill>
-                    <a:blip xmlns:r="http://schemas.openxmlformats.org/officeDocument/2006/relationships" r:embed="rId5"/>
+                    <a:blip r:embed="rId7"/>
                     <a:stretch>
                       <a:fillRect/>
                     </a:stretch>
@@ -8504,11 +8669,11 @@
     </w:p>
     <w:p>
       <w:pPr>
-        <w:pStyle w:val="3"/>
+        <w:pStyle w:val="33"/>
         <w:bidi w:val="0"/>
       </w:pPr>
-      <w:bookmarkStart w:id="29" w:name="heading_13"/>
-      <w:bookmarkStart w:id="30" w:name="_Toc6387"/>
+      <w:bookmarkStart w:id="29" w:name="_Toc6387"/>
+      <w:bookmarkStart w:id="30" w:name="heading_13"/>
       <w:r>
         <w:t>单项满意度分析</w:t>
       </w:r>
@@ -8517,7 +8682,7 @@
     </w:p>
     <w:p>
       <w:pPr>
-        <w:pStyle w:val="a3"/>
+        <w:pStyle w:val="41"/>
         <w:bidi w:val="0"/>
         <w:jc w:val="center"/>
         <w:rPr>
@@ -8554,7 +8719,7 @@
           <w:rFonts w:hint="eastAsia"/>
           <w:lang w:val="en-US" w:eastAsia="zh-CN"/>
         </w:rPr>
-        <w:instrText>"柴_标题1"\n</w:instrText>
+        <w:instrText xml:space="preserve">"柴_标题1"\n</w:instrText>
       </w:r>
       <w:r>
         <w:instrText xml:space="preserve"> \s</w:instrText>
@@ -8571,7 +8736,7 @@
           <w:rFonts w:hint="eastAsia"/>
           <w:lang w:val="en-US" w:eastAsia="zh-CN"/>
         </w:rPr>
-        <w:instrText>* Charformat</w:instrText>
+        <w:instrText xml:space="preserve">* Charformat</w:instrText>
       </w:r>
       <w:r>
         <w:rPr>
@@ -8648,7 +8813,7 @@
     </w:p>
     <w:p>
       <w:pPr>
-        <w:pStyle w:val="a3"/>
+        <w:pStyle w:val="41"/>
         <w:bidi w:val="0"/>
         <w:jc w:val="center"/>
       </w:pPr>
@@ -8671,7 +8836,7 @@
                     </pic:cNvPicPr>
                   </pic:nvPicPr>
                   <pic:blipFill>
-                    <a:blip xmlns:r="http://schemas.openxmlformats.org/officeDocument/2006/relationships" r:embed="rId6"/>
+                    <a:blip r:embed="rId8"/>
                     <a:stretch>
                       <a:fillRect/>
                     </a:stretch>
@@ -8698,7 +8863,7 @@
     </w:p>
     <w:p>
       <w:pPr>
-        <w:pStyle w:val="a1"/>
+        <w:pStyle w:val="31"/>
         <w:bidi w:val="0"/>
       </w:pPr>
       <w:r>
@@ -8707,7 +8872,7 @@
     </w:p>
     <w:p>
       <w:pPr>
-        <w:pStyle w:val="a1"/>
+        <w:pStyle w:val="31"/>
         <w:bidi w:val="0"/>
       </w:pPr>
       <w:r>
@@ -8716,7 +8881,7 @@
     </w:p>
     <w:p>
       <w:pPr>
-        <w:pStyle w:val="a1"/>
+        <w:pStyle w:val="31"/>
         <w:bidi w:val="0"/>
       </w:pPr>
       <w:r>
@@ -8725,7 +8890,7 @@
     </w:p>
     <w:p>
       <w:pPr>
-        <w:pStyle w:val="a1"/>
+        <w:pStyle w:val="31"/>
         <w:bidi w:val="0"/>
         <w:jc w:val="center"/>
         <w:rPr>
@@ -8762,7 +8927,7 @@
           <w:rFonts w:hint="eastAsia"/>
           <w:lang w:val="en-US" w:eastAsia="zh-CN"/>
         </w:rPr>
-        <w:instrText>"柴_标题1"\n</w:instrText>
+        <w:instrText xml:space="preserve">"柴_标题1"\n</w:instrText>
       </w:r>
       <w:r>
         <w:instrText xml:space="preserve"> \s</w:instrText>
@@ -8779,7 +8944,7 @@
           <w:rFonts w:hint="eastAsia"/>
           <w:lang w:val="en-US" w:eastAsia="zh-CN"/>
         </w:rPr>
-        <w:instrText>* Charformat</w:instrText>
+        <w:instrText xml:space="preserve">* Charformat</w:instrText>
       </w:r>
       <w:r>
         <w:rPr>
@@ -8856,7 +9021,7 @@
     </w:p>
     <w:p>
       <w:pPr>
-        <w:pStyle w:val="a1"/>
+        <w:pStyle w:val="31"/>
         <w:bidi w:val="0"/>
         <w:jc w:val="center"/>
       </w:pPr>
@@ -8879,7 +9044,7 @@
                     </pic:cNvPicPr>
                   </pic:nvPicPr>
                   <pic:blipFill>
-                    <a:blip xmlns:r="http://schemas.openxmlformats.org/officeDocument/2006/relationships" r:embed="rId7"/>
+                    <a:blip r:embed="rId9"/>
                     <a:stretch>
                       <a:fillRect/>
                     </a:stretch>
@@ -8906,7 +9071,7 @@
     </w:p>
     <w:p>
       <w:pPr>
-        <w:pStyle w:val="a1"/>
+        <w:pStyle w:val="31"/>
         <w:bidi w:val="0"/>
         <w:jc w:val="center"/>
         <w:rPr>
@@ -8944,7 +9109,7 @@
           <w:rFonts w:hint="eastAsia"/>
           <w:lang w:val="en-US" w:eastAsia="zh-CN"/>
         </w:rPr>
-        <w:instrText>"柴_标题1"\n</w:instrText>
+        <w:instrText xml:space="preserve">"柴_标题1"\n</w:instrText>
       </w:r>
       <w:r>
         <w:instrText xml:space="preserve"> \s</w:instrText>
@@ -8961,7 +9126,7 @@
           <w:rFonts w:hint="eastAsia"/>
           <w:lang w:val="en-US" w:eastAsia="zh-CN"/>
         </w:rPr>
-        <w:instrText>* Charformat</w:instrText>
+        <w:instrText xml:space="preserve">* Charformat</w:instrText>
       </w:r>
       <w:r>
         <w:rPr>
@@ -9038,7 +9203,7 @@
     </w:p>
     <w:p>
       <w:pPr>
-        <w:pStyle w:val="a1"/>
+        <w:pStyle w:val="31"/>
         <w:bidi w:val="0"/>
         <w:jc w:val="center"/>
         <w:rPr>
@@ -9065,7 +9230,7 @@
                     </pic:cNvPicPr>
                   </pic:nvPicPr>
                   <pic:blipFill>
-                    <a:blip xmlns:r="http://schemas.openxmlformats.org/officeDocument/2006/relationships" r:embed="rId8"/>
+                    <a:blip r:embed="rId10"/>
                     <a:stretch>
                       <a:fillRect/>
                     </a:stretch>
@@ -9092,7 +9257,7 @@
     </w:p>
     <w:p>
       <w:pPr>
-        <w:pStyle w:val="3"/>
+        <w:pStyle w:val="33"/>
         <w:bidi w:val="0"/>
       </w:pPr>
       <w:bookmarkStart w:id="35" w:name="_Toc28908"/>
@@ -9104,7 +9269,7 @@
     </w:p>
     <w:p>
       <w:pPr>
-        <w:pStyle w:val="a1"/>
+        <w:pStyle w:val="31"/>
         <w:bidi w:val="0"/>
       </w:pPr>
       <w:r>
@@ -9113,7 +9278,7 @@
     </w:p>
     <w:p>
       <w:pPr>
-        <w:pStyle w:val="a1"/>
+        <w:pStyle w:val="31"/>
         <w:bidi w:val="0"/>
       </w:pPr>
       <w:r>
@@ -9122,7 +9287,7 @@
     </w:p>
     <w:p>
       <w:pPr>
-        <w:pStyle w:val="1"/>
+        <w:pStyle w:val="30"/>
         <w:bidi w:val="0"/>
       </w:pPr>
       <w:bookmarkStart w:id="36" w:name="heading_15"/>
@@ -9135,7 +9300,7 @@
     </w:p>
     <w:p>
       <w:pPr>
-        <w:pStyle w:val="a1"/>
+        <w:pStyle w:val="31"/>
         <w:bidi w:val="0"/>
       </w:pPr>
       <w:r>
@@ -9144,13 +9309,13 @@
     </w:p>
     <w:p>
       <w:pPr>
-        <w:pStyle w:val="a3"/>
+        <w:pStyle w:val="41"/>
         <w:numPr>
           <w:ilvl w:val="0"/>
-          <w:numId w:val="3"/>
+          <w:numId w:val="4"/>
         </w:numPr>
         <w:bidi w:val="0"/>
-        <w:ind w:left="425" w:hanging="425" w:leftChars="0" w:firstLineChars="0"/>
+        <w:ind w:left="425" w:leftChars="0" w:hanging="425" w:firstLineChars="0"/>
       </w:pPr>
       <w:r>
         <w:t>运维相关人员的技术水平有待提高</w:t>
@@ -9158,13 +9323,13 @@
     </w:p>
     <w:p>
       <w:pPr>
-        <w:pStyle w:val="a3"/>
+        <w:pStyle w:val="41"/>
         <w:numPr>
           <w:ilvl w:val="0"/>
-          <w:numId w:val="3"/>
+          <w:numId w:val="4"/>
         </w:numPr>
         <w:bidi w:val="0"/>
-        <w:ind w:left="425" w:hanging="425" w:leftChars="0" w:firstLineChars="0"/>
+        <w:ind w:left="425" w:leftChars="0" w:hanging="425" w:firstLineChars="0"/>
       </w:pPr>
       <w:r>
         <w:t>运维相关人员的沟通水平有待提高</w:t>
@@ -9172,7 +9337,7 @@
     </w:p>
     <w:p>
       <w:pPr>
-        <w:pStyle w:val="a3"/>
+        <w:pStyle w:val="41"/>
         <w:bidi w:val="0"/>
       </w:pPr>
       <w:r>
@@ -9186,15 +9351,13 @@
     </w:p>
     <w:p>
       <w:pPr>
-        <w:pStyle w:val="a3"/>
+        <w:pStyle w:val="41"/>
         <w:bidi w:val="0"/>
       </w:pPr>
-      <w:bookmarkStart w:id="38" w:name="_GoBack"/>
-      <w:bookmarkEnd w:id="38"/>
     </w:p>
     <w:p>
       <w:pPr>
-        <w:pStyle w:val="a3"/>
+        <w:pStyle w:val="41"/>
         <w:bidi w:val="0"/>
         <w:jc w:val="center"/>
       </w:pPr>
@@ -9227,7 +9390,7 @@
           <w:rFonts w:hint="eastAsia"/>
           <w:lang w:val="en-US" w:eastAsia="zh-CN"/>
         </w:rPr>
-        <w:instrText>"柴_标题1"\n</w:instrText>
+        <w:instrText xml:space="preserve">"柴_标题1"\n</w:instrText>
       </w:r>
       <w:r>
         <w:instrText xml:space="preserve"> \s</w:instrText>
@@ -9244,7 +9407,7 @@
           <w:rFonts w:hint="eastAsia"/>
           <w:lang w:val="en-US" w:eastAsia="zh-CN"/>
         </w:rPr>
-        <w:instrText>* Charformat</w:instrText>
+        <w:instrText xml:space="preserve">* Charformat</w:instrText>
       </w:r>
       <w:r>
         <w:rPr>
@@ -9309,7 +9472,7 @@
         </w:rPr>
         <w:fldChar w:fldCharType="end"/>
       </w:r>
-      <w:bookmarkStart w:id="39" w:name="_Toc31555"/>
+      <w:bookmarkStart w:id="38" w:name="_Toc31555"/>
       <w:r>
         <w:rPr>
           <w:rFonts w:hint="eastAsia"/>
@@ -9317,21 +9480,22 @@
         </w:rPr>
         <w:t xml:space="preserve"> 改进措施表</w:t>
       </w:r>
-      <w:bookmarkEnd w:id="39"/>
+      <w:bookmarkEnd w:id="38"/>
     </w:p>
     <w:tbl>
       <w:tblPr>
-        <w:tblStyle w:val="TableNormal"/>
+        <w:tblStyle w:val="22"/>
         <w:tblW w:w="7942" w:type="dxa"/>
         <w:jc w:val="center"/>
         <w:tblBorders>
-          <w:top w:val="nil"/>
-          <w:left w:val="nil"/>
-          <w:bottom w:val="nil"/>
-          <w:right w:val="nil"/>
-          <w:insideH w:val="nil"/>
-          <w:insideV w:val="nil"/>
+          <w:top w:val="none" w:color="auto" w:sz="0" w:space="0"/>
+          <w:left w:val="none" w:color="auto" w:sz="0" w:space="0"/>
+          <w:bottom w:val="none" w:color="auto" w:sz="0" w:space="0"/>
+          <w:right w:val="none" w:color="auto" w:sz="0" w:space="0"/>
+          <w:insideH w:val="none" w:color="auto" w:sz="0" w:space="0"/>
+          <w:insideV w:val="none" w:color="auto" w:sz="0" w:space="0"/>
         </w:tblBorders>
+        <w:tblLayout w:type="autofit"/>
         <w:tblCellMar>
           <w:top w:w="0" w:type="dxa"/>
           <w:left w:w="10" w:type="dxa"/>
@@ -9348,15 +9512,215 @@
       </w:tblGrid>
       <w:tr>
         <w:tblPrEx>
-          <w:tblW w:w="7942" w:type="dxa"/>
+          <w:tblBorders>
+            <w:top w:val="none" w:color="auto" w:sz="0" w:space="0"/>
+            <w:left w:val="none" w:color="auto" w:sz="0" w:space="0"/>
+            <w:bottom w:val="none" w:color="auto" w:sz="0" w:space="0"/>
+            <w:right w:val="none" w:color="auto" w:sz="0" w:space="0"/>
+            <w:insideH w:val="none" w:color="auto" w:sz="0" w:space="0"/>
+            <w:insideV w:val="none" w:color="auto" w:sz="0" w:space="0"/>
+          </w:tblBorders>
+        </w:tblPrEx>
+        <w:trPr>
+          <w:trHeight w:val="0" w:hRule="atLeast"/>
+          <w:tblHeader/>
           <w:jc w:val="center"/>
+        </w:trPr>
+        <w:tc>
+          <w:tcPr>
+            <w:tcW w:w="869" w:type="dxa"/>
+            <w:tcBorders>
+              <w:top w:val="single" w:color="auto" w:sz="12" w:space="0"/>
+              <w:left w:val="single" w:color="auto" w:sz="12" w:space="0"/>
+              <w:bottom w:val="nil"/>
+              <w:right w:val="nil"/>
+            </w:tcBorders>
+            <w:tcMar>
+              <w:top w:w="60" w:type="dxa"/>
+              <w:left w:w="120" w:type="dxa"/>
+              <w:bottom w:w="30" w:type="dxa"/>
+              <w:right w:w="120" w:type="dxa"/>
+            </w:tcMar>
+            <w:vAlign w:val="center"/>
+          </w:tcPr>
+          <w:p>
+            <w:pPr>
+              <w:pStyle w:val="31"/>
+              <w:bidi w:val="0"/>
+              <w:snapToGrid w:val="0"/>
+              <w:spacing w:line="240" w:lineRule="auto"/>
+              <w:ind w:left="0" w:leftChars="0" w:right="0" w:rightChars="0" w:firstLine="0" w:firstLineChars="0"/>
+              <w:jc w:val="center"/>
+              <w:rPr>
+                <w:b/>
+              </w:rPr>
+            </w:pPr>
+            <w:r>
+              <w:rPr>
+                <w:b/>
+              </w:rPr>
+              <w:t>序号</w:t>
+            </w:r>
+          </w:p>
+        </w:tc>
+        <w:tc>
+          <w:tcPr>
+            <w:tcW w:w="1350" w:type="dxa"/>
+            <w:tcBorders>
+              <w:top w:val="single" w:color="auto" w:sz="12" w:space="0"/>
+              <w:left w:val="single" w:color="auto" w:sz="4" w:space="0"/>
+              <w:bottom w:val="nil"/>
+              <w:right w:val="nil"/>
+            </w:tcBorders>
+            <w:tcMar>
+              <w:top w:w="60" w:type="dxa"/>
+              <w:left w:w="120" w:type="dxa"/>
+              <w:bottom w:w="30" w:type="dxa"/>
+              <w:right w:w="120" w:type="dxa"/>
+            </w:tcMar>
+            <w:vAlign w:val="center"/>
+          </w:tcPr>
+          <w:p>
+            <w:pPr>
+              <w:pStyle w:val="31"/>
+              <w:bidi w:val="0"/>
+              <w:snapToGrid w:val="0"/>
+              <w:spacing w:line="240" w:lineRule="auto"/>
+              <w:ind w:left="0" w:leftChars="0" w:right="0" w:rightChars="0" w:firstLine="0" w:firstLineChars="0"/>
+              <w:jc w:val="center"/>
+              <w:rPr>
+                <w:b/>
+              </w:rPr>
+            </w:pPr>
+            <w:r>
+              <w:rPr>
+                <w:b/>
+              </w:rPr>
+              <w:t>改进项</w:t>
+            </w:r>
+          </w:p>
+        </w:tc>
+        <w:tc>
+          <w:tcPr>
+            <w:tcW w:w="3120" w:type="dxa"/>
+            <w:tcBorders>
+              <w:top w:val="single" w:color="auto" w:sz="12" w:space="0"/>
+              <w:left w:val="single" w:color="auto" w:sz="4" w:space="0"/>
+              <w:bottom w:val="nil"/>
+              <w:right w:val="nil"/>
+            </w:tcBorders>
+            <w:tcMar>
+              <w:top w:w="60" w:type="dxa"/>
+              <w:left w:w="120" w:type="dxa"/>
+              <w:bottom w:w="30" w:type="dxa"/>
+              <w:right w:w="120" w:type="dxa"/>
+            </w:tcMar>
+            <w:vAlign w:val="center"/>
+          </w:tcPr>
+          <w:p>
+            <w:pPr>
+              <w:pStyle w:val="31"/>
+              <w:bidi w:val="0"/>
+              <w:snapToGrid w:val="0"/>
+              <w:spacing w:line="240" w:lineRule="auto"/>
+              <w:ind w:left="0" w:leftChars="0" w:right="0" w:rightChars="0" w:firstLine="0" w:firstLineChars="0"/>
+              <w:jc w:val="center"/>
+              <w:rPr>
+                <w:b/>
+              </w:rPr>
+            </w:pPr>
+            <w:r>
+              <w:rPr>
+                <w:b/>
+              </w:rPr>
+              <w:t>具体措施</w:t>
+            </w:r>
+          </w:p>
+        </w:tc>
+        <w:tc>
+          <w:tcPr>
+            <w:tcW w:w="1589" w:type="dxa"/>
+            <w:tcBorders>
+              <w:top w:val="single" w:color="auto" w:sz="12" w:space="0"/>
+              <w:left w:val="single" w:color="auto" w:sz="4" w:space="0"/>
+              <w:bottom w:val="nil"/>
+              <w:right w:val="nil"/>
+            </w:tcBorders>
+            <w:tcMar>
+              <w:top w:w="60" w:type="dxa"/>
+              <w:left w:w="120" w:type="dxa"/>
+              <w:bottom w:w="30" w:type="dxa"/>
+              <w:right w:w="120" w:type="dxa"/>
+            </w:tcMar>
+            <w:vAlign w:val="center"/>
+          </w:tcPr>
+          <w:p>
+            <w:pPr>
+              <w:pStyle w:val="31"/>
+              <w:bidi w:val="0"/>
+              <w:snapToGrid w:val="0"/>
+              <w:spacing w:line="240" w:lineRule="auto"/>
+              <w:ind w:left="0" w:leftChars="0" w:right="0" w:rightChars="0" w:firstLine="0" w:firstLineChars="0"/>
+              <w:jc w:val="center"/>
+              <w:rPr>
+                <w:b/>
+              </w:rPr>
+            </w:pPr>
+            <w:r>
+              <w:rPr>
+                <w:b/>
+              </w:rPr>
+              <w:t>责任人</w:t>
+            </w:r>
+          </w:p>
+        </w:tc>
+        <w:tc>
+          <w:tcPr>
+            <w:tcW w:w="1014" w:type="dxa"/>
+            <w:tcBorders>
+              <w:top w:val="single" w:color="auto" w:sz="12" w:space="0"/>
+              <w:left w:val="single" w:color="auto" w:sz="4" w:space="0"/>
+              <w:bottom w:val="nil"/>
+              <w:right w:val="single" w:color="auto" w:sz="12" w:space="0"/>
+            </w:tcBorders>
+            <w:tcMar>
+              <w:top w:w="60" w:type="dxa"/>
+              <w:left w:w="120" w:type="dxa"/>
+              <w:bottom w:w="30" w:type="dxa"/>
+              <w:right w:w="120" w:type="dxa"/>
+            </w:tcMar>
+            <w:vAlign w:val="center"/>
+          </w:tcPr>
+          <w:p>
+            <w:pPr>
+              <w:pStyle w:val="31"/>
+              <w:bidi w:val="0"/>
+              <w:snapToGrid w:val="0"/>
+              <w:spacing w:line="240" w:lineRule="auto"/>
+              <w:ind w:left="0" w:leftChars="0" w:right="0" w:rightChars="0" w:firstLine="0" w:firstLineChars="0"/>
+              <w:jc w:val="center"/>
+              <w:rPr>
+                <w:b/>
+              </w:rPr>
+            </w:pPr>
+            <w:r>
+              <w:rPr>
+                <w:b/>
+              </w:rPr>
+              <w:t>计划完成时间</w:t>
+            </w:r>
+          </w:p>
+        </w:tc>
+      </w:tr>
+      <w:tr>
+        <w:tblPrEx>
           <w:tblBorders>
-            <w:top w:val="nil"/>
-            <w:left w:val="nil"/>
-            <w:bottom w:val="nil"/>
-            <w:right w:val="nil"/>
-            <w:insideH w:val="nil"/>
-            <w:insideV w:val="nil"/>
+            <w:top w:val="none" w:color="auto" w:sz="0" w:space="0"/>
+            <w:left w:val="none" w:color="auto" w:sz="0" w:space="0"/>
+            <w:bottom w:val="none" w:color="auto" w:sz="0" w:space="0"/>
+            <w:right w:val="none" w:color="auto" w:sz="0" w:space="0"/>
+            <w:insideH w:val="none" w:color="auto" w:sz="0" w:space="0"/>
+            <w:insideV w:val="none" w:color="auto" w:sz="0" w:space="0"/>
           </w:tblBorders>
           <w:tblCellMar>
             <w:top w:w="0" w:type="dxa"/>
@@ -9366,16 +9730,15 @@
           </w:tblCellMar>
         </w:tblPrEx>
         <w:trPr>
-          <w:trHeight w:val="0"/>
-          <w:tblHeader/>
+          <w:trHeight w:val="0" w:hRule="atLeast"/>
           <w:jc w:val="center"/>
         </w:trPr>
         <w:tc>
           <w:tcPr>
             <w:tcW w:w="869" w:type="dxa"/>
             <w:tcBorders>
-              <w:top w:val="single" w:sz="12" w:space="0" w:color="auto"/>
-              <w:left w:val="single" w:sz="12" w:space="0" w:color="auto"/>
+              <w:top w:val="single" w:color="auto" w:sz="4" w:space="0"/>
+              <w:left w:val="single" w:color="auto" w:sz="12" w:space="0"/>
               <w:bottom w:val="nil"/>
               <w:right w:val="nil"/>
             </w:tcBorders>
@@ -9389,21 +9752,15 @@
           </w:tcPr>
           <w:p>
             <w:pPr>
-              <w:pStyle w:val="a1"/>
+              <w:pStyle w:val="31"/>
               <w:bidi w:val="0"/>
               <w:snapToGrid w:val="0"/>
               <w:spacing w:line="240" w:lineRule="auto"/>
-              <w:ind w:left="0" w:right="0" w:firstLine="0" w:leftChars="0" w:rightChars="0" w:firstLineChars="0"/>
+              <w:ind w:left="0" w:leftChars="0" w:right="0" w:rightChars="0" w:firstLine="0" w:firstLineChars="0"/>
               <w:jc w:val="center"/>
-              <w:rPr>
-                <w:b/>
-              </w:rPr>
             </w:pPr>
             <w:r>
-              <w:rPr>
-                <w:b/>
-              </w:rPr>
-              <w:t>序号</w:t>
+              <w:t>1</w:t>
             </w:r>
           </w:p>
         </w:tc>
@@ -9411,8 +9768,8 @@
           <w:tcPr>
             <w:tcW w:w="1350" w:type="dxa"/>
             <w:tcBorders>
-              <w:top w:val="single" w:sz="12" w:space="0" w:color="auto"/>
-              <w:left w:val="single" w:sz="4" w:space="0" w:color="auto"/>
+              <w:top w:val="single" w:color="auto" w:sz="4" w:space="0"/>
+              <w:left w:val="single" w:color="auto" w:sz="4" w:space="0"/>
               <w:bottom w:val="nil"/>
               <w:right w:val="nil"/>
             </w:tcBorders>
@@ -9426,21 +9783,15 @@
           </w:tcPr>
           <w:p>
             <w:pPr>
-              <w:pStyle w:val="a1"/>
+              <w:pStyle w:val="31"/>
               <w:bidi w:val="0"/>
               <w:snapToGrid w:val="0"/>
               <w:spacing w:line="240" w:lineRule="auto"/>
-              <w:ind w:left="0" w:right="0" w:firstLine="0" w:leftChars="0" w:rightChars="0" w:firstLineChars="0"/>
+              <w:ind w:left="0" w:leftChars="0" w:right="0" w:rightChars="0" w:firstLine="0" w:firstLineChars="0"/>
               <w:jc w:val="center"/>
-              <w:rPr>
-                <w:b/>
-              </w:rPr>
             </w:pPr>
             <w:r>
-              <w:rPr>
-                <w:b/>
-              </w:rPr>
-              <w:t>改进项</w:t>
+              <w:t>技术水平提升</w:t>
             </w:r>
           </w:p>
         </w:tc>
@@ -9448,8 +9799,8 @@
           <w:tcPr>
             <w:tcW w:w="3120" w:type="dxa"/>
             <w:tcBorders>
-              <w:top w:val="single" w:sz="12" w:space="0" w:color="auto"/>
-              <w:left w:val="single" w:sz="4" w:space="0" w:color="auto"/>
+              <w:top w:val="single" w:color="auto" w:sz="4" w:space="0"/>
+              <w:left w:val="single" w:color="auto" w:sz="4" w:space="0"/>
               <w:bottom w:val="nil"/>
               <w:right w:val="nil"/>
             </w:tcBorders>
@@ -9463,21 +9814,15 @@
           </w:tcPr>
           <w:p>
             <w:pPr>
-              <w:pStyle w:val="a1"/>
+              <w:pStyle w:val="31"/>
               <w:bidi w:val="0"/>
               <w:snapToGrid w:val="0"/>
               <w:spacing w:line="240" w:lineRule="auto"/>
-              <w:ind w:left="0" w:right="0" w:firstLine="0" w:leftChars="0" w:rightChars="0" w:firstLineChars="0"/>
-              <w:jc w:val="center"/>
-              <w:rPr>
-                <w:b/>
-              </w:rPr>
+              <w:ind w:left="0" w:leftChars="0" w:right="0" w:rightChars="0" w:firstLine="0" w:firstLineChars="0"/>
+              <w:jc w:val="left"/>
             </w:pPr>
             <w:r>
-              <w:rPr>
-                <w:b/>
-              </w:rPr>
-              <w:t>具体措施</w:t>
+              <w:t>加强对运维工程师技术能力的培训，定期组织技术交流和案例分享</w:t>
             </w:r>
           </w:p>
         </w:tc>
@@ -9485,8 +9830,8 @@
           <w:tcPr>
             <w:tcW w:w="1589" w:type="dxa"/>
             <w:tcBorders>
-              <w:top w:val="single" w:sz="12" w:space="0" w:color="auto"/>
-              <w:left w:val="single" w:sz="4" w:space="0" w:color="auto"/>
+              <w:top w:val="single" w:color="auto" w:sz="4" w:space="0"/>
+              <w:left w:val="single" w:color="auto" w:sz="4" w:space="0"/>
               <w:bottom w:val="nil"/>
               <w:right w:val="nil"/>
             </w:tcBorders>
@@ -9500,21 +9845,15 @@
           </w:tcPr>
           <w:p>
             <w:pPr>
-              <w:pStyle w:val="a1"/>
+              <w:pStyle w:val="31"/>
               <w:bidi w:val="0"/>
               <w:snapToGrid w:val="0"/>
               <w:spacing w:line="240" w:lineRule="auto"/>
-              <w:ind w:left="0" w:right="0" w:firstLine="0" w:leftChars="0" w:rightChars="0" w:firstLineChars="0"/>
-              <w:jc w:val="center"/>
-              <w:rPr>
-                <w:b/>
-              </w:rPr>
+              <w:ind w:left="0" w:leftChars="0" w:right="0" w:rightChars="0" w:firstLine="0" w:firstLineChars="0"/>
+              <w:jc w:val="left"/>
             </w:pPr>
             <w:r>
-              <w:rPr>
-                <w:b/>
-              </w:rPr>
-              <w:t>责任人</w:t>
+              <w:t>研发部经理</w:t>
             </w:r>
           </w:p>
         </w:tc>
@@ -9522,10 +9861,10 @@
           <w:tcPr>
             <w:tcW w:w="1014" w:type="dxa"/>
             <w:tcBorders>
-              <w:top w:val="single" w:sz="12" w:space="0" w:color="auto"/>
-              <w:left w:val="single" w:sz="4" w:space="0" w:color="auto"/>
+              <w:top w:val="single" w:color="auto" w:sz="4" w:space="0"/>
+              <w:left w:val="single" w:color="auto" w:sz="4" w:space="0"/>
               <w:bottom w:val="nil"/>
-              <w:right w:val="single" w:sz="12" w:space="0" w:color="auto"/>
+              <w:right w:val="single" w:color="auto" w:sz="12" w:space="0"/>
             </w:tcBorders>
             <w:tcMar>
               <w:top w:w="60" w:type="dxa"/>
@@ -9537,29 +9876,29 @@
           </w:tcPr>
           <w:p>
             <w:pPr>
-              <w:pStyle w:val="a1"/>
+              <w:pStyle w:val="31"/>
               <w:bidi w:val="0"/>
               <w:snapToGrid w:val="0"/>
               <w:spacing w:line="240" w:lineRule="auto"/>
-              <w:ind w:left="0" w:right="0" w:firstLine="0" w:leftChars="0" w:rightChars="0" w:firstLineChars="0"/>
+              <w:ind w:left="0" w:leftChars="0" w:right="0" w:rightChars="0" w:firstLine="0" w:firstLineChars="0"/>
               <w:jc w:val="center"/>
-              <w:rPr>
-                <w:b/>
-              </w:rPr>
             </w:pPr>
             <w:r>
-              <w:rPr>
-                <w:b/>
-              </w:rPr>
-              <w:t>计划完成时间</w:t>
+              <w:t>2026年全年</w:t>
             </w:r>
           </w:p>
         </w:tc>
       </w:tr>
       <w:tr>
         <w:tblPrEx>
-          <w:tblW w:w="7942" w:type="dxa"/>
-          <w:jc w:val="center"/>
+          <w:tblBorders>
+            <w:top w:val="none" w:color="auto" w:sz="0" w:space="0"/>
+            <w:left w:val="none" w:color="auto" w:sz="0" w:space="0"/>
+            <w:bottom w:val="none" w:color="auto" w:sz="0" w:space="0"/>
+            <w:right w:val="none" w:color="auto" w:sz="0" w:space="0"/>
+            <w:insideH w:val="none" w:color="auto" w:sz="0" w:space="0"/>
+            <w:insideV w:val="none" w:color="auto" w:sz="0" w:space="0"/>
+          </w:tblBorders>
           <w:tblCellMar>
             <w:top w:w="0" w:type="dxa"/>
             <w:left w:w="10" w:type="dxa"/>
@@ -9568,15 +9907,15 @@
           </w:tblCellMar>
         </w:tblPrEx>
         <w:trPr>
-          <w:trHeight w:val="0"/>
+          <w:trHeight w:val="0" w:hRule="atLeast"/>
           <w:jc w:val="center"/>
         </w:trPr>
         <w:tc>
           <w:tcPr>
             <w:tcW w:w="869" w:type="dxa"/>
             <w:tcBorders>
-              <w:top w:val="single" w:sz="4" w:space="0" w:color="auto"/>
-              <w:left w:val="single" w:sz="12" w:space="0" w:color="auto"/>
+              <w:top w:val="single" w:color="auto" w:sz="4" w:space="0"/>
+              <w:left w:val="single" w:color="auto" w:sz="12" w:space="0"/>
               <w:bottom w:val="nil"/>
               <w:right w:val="nil"/>
             </w:tcBorders>
@@ -9590,15 +9929,15 @@
           </w:tcPr>
           <w:p>
             <w:pPr>
-              <w:pStyle w:val="a1"/>
+              <w:pStyle w:val="31"/>
               <w:bidi w:val="0"/>
               <w:snapToGrid w:val="0"/>
               <w:spacing w:line="240" w:lineRule="auto"/>
-              <w:ind w:left="0" w:right="0" w:firstLine="0" w:leftChars="0" w:rightChars="0" w:firstLineChars="0"/>
+              <w:ind w:left="0" w:leftChars="0" w:right="0" w:rightChars="0" w:firstLine="0" w:firstLineChars="0"/>
               <w:jc w:val="center"/>
             </w:pPr>
             <w:r>
-              <w:t>1</w:t>
+              <w:t>2</w:t>
             </w:r>
           </w:p>
         </w:tc>
@@ -9606,8 +9945,8 @@
           <w:tcPr>
             <w:tcW w:w="1350" w:type="dxa"/>
             <w:tcBorders>
-              <w:top w:val="single" w:sz="4" w:space="0" w:color="auto"/>
-              <w:left w:val="single" w:sz="4" w:space="0" w:color="auto"/>
+              <w:top w:val="single" w:color="auto" w:sz="4" w:space="0"/>
+              <w:left w:val="single" w:color="auto" w:sz="4" w:space="0"/>
               <w:bottom w:val="nil"/>
               <w:right w:val="nil"/>
             </w:tcBorders>
@@ -9621,15 +9960,15 @@
           </w:tcPr>
           <w:p>
             <w:pPr>
-              <w:pStyle w:val="a1"/>
+              <w:pStyle w:val="31"/>
               <w:bidi w:val="0"/>
               <w:snapToGrid w:val="0"/>
               <w:spacing w:line="240" w:lineRule="auto"/>
-              <w:ind w:left="0" w:right="0" w:firstLine="0" w:leftChars="0" w:rightChars="0" w:firstLineChars="0"/>
+              <w:ind w:left="0" w:leftChars="0" w:right="0" w:rightChars="0" w:firstLine="0" w:firstLineChars="0"/>
               <w:jc w:val="center"/>
             </w:pPr>
             <w:r>
-              <w:t>技术水平提升</w:t>
+              <w:t>沟通能力提升</w:t>
             </w:r>
           </w:p>
         </w:tc>
@@ -9637,8 +9976,8 @@
           <w:tcPr>
             <w:tcW w:w="3120" w:type="dxa"/>
             <w:tcBorders>
-              <w:top w:val="single" w:sz="4" w:space="0" w:color="auto"/>
-              <w:left w:val="single" w:sz="4" w:space="0" w:color="auto"/>
+              <w:top w:val="single" w:color="auto" w:sz="4" w:space="0"/>
+              <w:left w:val="single" w:color="auto" w:sz="4" w:space="0"/>
               <w:bottom w:val="nil"/>
               <w:right w:val="nil"/>
             </w:tcBorders>
@@ -9652,15 +9991,15 @@
           </w:tcPr>
           <w:p>
             <w:pPr>
-              <w:pStyle w:val="a1"/>
+              <w:pStyle w:val="31"/>
               <w:bidi w:val="0"/>
               <w:snapToGrid w:val="0"/>
               <w:spacing w:line="240" w:lineRule="auto"/>
-              <w:ind w:left="0" w:right="0" w:firstLine="0" w:leftChars="0" w:rightChars="0" w:firstLineChars="0"/>
+              <w:ind w:left="0" w:leftChars="0" w:right="0" w:rightChars="0" w:firstLine="0" w:firstLineChars="0"/>
               <w:jc w:val="left"/>
             </w:pPr>
             <w:r>
-              <w:t>加强对运维工程师技术能力的培训，定期组织技术交流和案例分享</w:t>
+              <w:t>加强运维工程师沟通技能的培训，规范客户沟通话术</w:t>
             </w:r>
           </w:p>
         </w:tc>
@@ -9668,8 +10007,8 @@
           <w:tcPr>
             <w:tcW w:w="1589" w:type="dxa"/>
             <w:tcBorders>
-              <w:top w:val="single" w:sz="4" w:space="0" w:color="auto"/>
-              <w:left w:val="single" w:sz="4" w:space="0" w:color="auto"/>
+              <w:top w:val="single" w:color="auto" w:sz="4" w:space="0"/>
+              <w:left w:val="single" w:color="auto" w:sz="4" w:space="0"/>
               <w:bottom w:val="nil"/>
               <w:right w:val="nil"/>
             </w:tcBorders>
@@ -9683,15 +10022,15 @@
           </w:tcPr>
           <w:p>
             <w:pPr>
-              <w:pStyle w:val="a1"/>
+              <w:pStyle w:val="31"/>
               <w:bidi w:val="0"/>
               <w:snapToGrid w:val="0"/>
               <w:spacing w:line="240" w:lineRule="auto"/>
-              <w:ind w:left="0" w:right="0" w:firstLine="0" w:leftChars="0" w:rightChars="0" w:firstLineChars="0"/>
+              <w:ind w:left="0" w:leftChars="0" w:right="0" w:rightChars="0" w:firstLine="0" w:firstLineChars="0"/>
               <w:jc w:val="left"/>
             </w:pPr>
             <w:r>
-              <w:t>研发部经理</w:t>
+              <w:t>运维部经理</w:t>
             </w:r>
           </w:p>
         </w:tc>
@@ -9699,10 +10038,10 @@
           <w:tcPr>
             <w:tcW w:w="1014" w:type="dxa"/>
             <w:tcBorders>
-              <w:top w:val="single" w:sz="4" w:space="0" w:color="auto"/>
-              <w:left w:val="single" w:sz="4" w:space="0" w:color="auto"/>
+              <w:top w:val="single" w:color="auto" w:sz="4" w:space="0"/>
+              <w:left w:val="single" w:color="auto" w:sz="4" w:space="0"/>
               <w:bottom w:val="nil"/>
-              <w:right w:val="single" w:sz="12" w:space="0" w:color="auto"/>
+              <w:right w:val="single" w:color="auto" w:sz="12" w:space="0"/>
             </w:tcBorders>
             <w:tcMar>
               <w:top w:w="60" w:type="dxa"/>
@@ -9714,23 +10053,29 @@
           </w:tcPr>
           <w:p>
             <w:pPr>
-              <w:pStyle w:val="a1"/>
+              <w:pStyle w:val="31"/>
               <w:bidi w:val="0"/>
               <w:snapToGrid w:val="0"/>
               <w:spacing w:line="240" w:lineRule="auto"/>
-              <w:ind w:left="0" w:right="0" w:firstLine="0" w:leftChars="0" w:rightChars="0" w:firstLineChars="0"/>
+              <w:ind w:left="0" w:leftChars="0" w:right="0" w:rightChars="0" w:firstLine="0" w:firstLineChars="0"/>
               <w:jc w:val="center"/>
             </w:pPr>
             <w:r>
-              <w:t>2026年全年</w:t>
+              <w:t>2026年6月</w:t>
             </w:r>
           </w:p>
         </w:tc>
       </w:tr>
       <w:tr>
         <w:tblPrEx>
-          <w:tblW w:w="7942" w:type="dxa"/>
-          <w:jc w:val="center"/>
+          <w:tblBorders>
+            <w:top w:val="none" w:color="auto" w:sz="0" w:space="0"/>
+            <w:left w:val="none" w:color="auto" w:sz="0" w:space="0"/>
+            <w:bottom w:val="none" w:color="auto" w:sz="0" w:space="0"/>
+            <w:right w:val="none" w:color="auto" w:sz="0" w:space="0"/>
+            <w:insideH w:val="none" w:color="auto" w:sz="0" w:space="0"/>
+            <w:insideV w:val="none" w:color="auto" w:sz="0" w:space="0"/>
+          </w:tblBorders>
           <w:tblCellMar>
             <w:top w:w="0" w:type="dxa"/>
             <w:left w:w="10" w:type="dxa"/>
@@ -9739,16 +10084,16 @@
           </w:tblCellMar>
         </w:tblPrEx>
         <w:trPr>
-          <w:trHeight w:val="0"/>
+          <w:trHeight w:val="0" w:hRule="atLeast"/>
           <w:jc w:val="center"/>
         </w:trPr>
         <w:tc>
           <w:tcPr>
             <w:tcW w:w="869" w:type="dxa"/>
             <w:tcBorders>
-              <w:top w:val="single" w:sz="4" w:space="0" w:color="auto"/>
-              <w:left w:val="single" w:sz="12" w:space="0" w:color="auto"/>
-              <w:bottom w:val="nil"/>
+              <w:top w:val="single" w:color="auto" w:sz="4" w:space="0"/>
+              <w:left w:val="single" w:color="auto" w:sz="12" w:space="0"/>
+              <w:bottom w:val="single" w:color="auto" w:sz="12" w:space="0"/>
               <w:right w:val="nil"/>
             </w:tcBorders>
             <w:tcMar>
@@ -9761,15 +10106,15 @@
           </w:tcPr>
           <w:p>
             <w:pPr>
-              <w:pStyle w:val="a1"/>
+              <w:pStyle w:val="31"/>
               <w:bidi w:val="0"/>
               <w:snapToGrid w:val="0"/>
               <w:spacing w:line="240" w:lineRule="auto"/>
-              <w:ind w:left="0" w:right="0" w:firstLine="0" w:leftChars="0" w:rightChars="0" w:firstLineChars="0"/>
+              <w:ind w:left="0" w:leftChars="0" w:right="0" w:rightChars="0" w:firstLine="0" w:firstLineChars="0"/>
               <w:jc w:val="center"/>
             </w:pPr>
             <w:r>
-              <w:t>2</w:t>
+              <w:t>3</w:t>
             </w:r>
           </w:p>
         </w:tc>
@@ -9777,9 +10122,9 @@
           <w:tcPr>
             <w:tcW w:w="1350" w:type="dxa"/>
             <w:tcBorders>
-              <w:top w:val="single" w:sz="4" w:space="0" w:color="auto"/>
-              <w:left w:val="single" w:sz="4" w:space="0" w:color="auto"/>
-              <w:bottom w:val="nil"/>
+              <w:top w:val="single" w:color="auto" w:sz="4" w:space="0"/>
+              <w:left w:val="single" w:color="auto" w:sz="4" w:space="0"/>
+              <w:bottom w:val="single" w:color="auto" w:sz="12" w:space="0"/>
               <w:right w:val="nil"/>
             </w:tcBorders>
             <w:tcMar>
@@ -9792,15 +10137,15 @@
           </w:tcPr>
           <w:p>
             <w:pPr>
-              <w:pStyle w:val="a1"/>
+              <w:pStyle w:val="31"/>
               <w:bidi w:val="0"/>
               <w:snapToGrid w:val="0"/>
               <w:spacing w:line="240" w:lineRule="auto"/>
-              <w:ind w:left="0" w:right="0" w:firstLine="0" w:leftChars="0" w:rightChars="0" w:firstLineChars="0"/>
+              <w:ind w:left="0" w:leftChars="0" w:right="0" w:rightChars="0" w:firstLine="0" w:firstLineChars="0"/>
               <w:jc w:val="center"/>
             </w:pPr>
             <w:r>
-              <w:t>沟通能力提升</w:t>
+              <w:t>效果跟踪</w:t>
             </w:r>
           </w:p>
         </w:tc>
@@ -9808,9 +10153,9 @@
           <w:tcPr>
             <w:tcW w:w="3120" w:type="dxa"/>
             <w:tcBorders>
-              <w:top w:val="single" w:sz="4" w:space="0" w:color="auto"/>
-              <w:left w:val="single" w:sz="4" w:space="0" w:color="auto"/>
-              <w:bottom w:val="nil"/>
+              <w:top w:val="single" w:color="auto" w:sz="4" w:space="0"/>
+              <w:left w:val="single" w:color="auto" w:sz="4" w:space="0"/>
+              <w:bottom w:val="single" w:color="auto" w:sz="12" w:space="0"/>
               <w:right w:val="nil"/>
             </w:tcBorders>
             <w:tcMar>
@@ -9823,15 +10168,15 @@
           </w:tcPr>
           <w:p>
             <w:pPr>
-              <w:pStyle w:val="a1"/>
+              <w:pStyle w:val="31"/>
               <w:bidi w:val="0"/>
               <w:snapToGrid w:val="0"/>
               <w:spacing w:line="240" w:lineRule="auto"/>
-              <w:ind w:left="0" w:right="0" w:firstLine="0" w:leftChars="0" w:rightChars="0" w:firstLineChars="0"/>
+              <w:ind w:left="0" w:leftChars="0" w:right="0" w:rightChars="0" w:firstLine="0" w:firstLineChars="0"/>
               <w:jc w:val="left"/>
             </w:pPr>
             <w:r>
-              <w:t>加强运维工程师沟通技能的培训，规范客户沟通话术</w:t>
+              <w:t>每季度对改进效果进行跟踪评估，纳入绩效考核</w:t>
             </w:r>
           </w:p>
         </w:tc>
@@ -9839,9 +10184,9 @@
           <w:tcPr>
             <w:tcW w:w="1589" w:type="dxa"/>
             <w:tcBorders>
-              <w:top w:val="single" w:sz="4" w:space="0" w:color="auto"/>
-              <w:left w:val="single" w:sz="4" w:space="0" w:color="auto"/>
-              <w:bottom w:val="nil"/>
+              <w:top w:val="single" w:color="auto" w:sz="4" w:space="0"/>
+              <w:left w:val="single" w:color="auto" w:sz="4" w:space="0"/>
+              <w:bottom w:val="single" w:color="auto" w:sz="12" w:space="0"/>
               <w:right w:val="nil"/>
             </w:tcBorders>
             <w:tcMar>
@@ -9854,15 +10199,15 @@
           </w:tcPr>
           <w:p>
             <w:pPr>
-              <w:pStyle w:val="a1"/>
+              <w:pStyle w:val="31"/>
               <w:bidi w:val="0"/>
               <w:snapToGrid w:val="0"/>
               <w:spacing w:line="240" w:lineRule="auto"/>
-              <w:ind w:left="0" w:right="0" w:firstLine="0" w:leftChars="0" w:rightChars="0" w:firstLineChars="0"/>
+              <w:ind w:left="0" w:leftChars="0" w:right="0" w:rightChars="0" w:firstLine="0" w:firstLineChars="0"/>
               <w:jc w:val="left"/>
             </w:pPr>
             <w:r>
-              <w:t>运维部经理</w:t>
+              <w:t>产品质量部经理</w:t>
             </w:r>
           </w:p>
         </w:tc>
@@ -9870,10 +10215,10 @@
           <w:tcPr>
             <w:tcW w:w="1014" w:type="dxa"/>
             <w:tcBorders>
-              <w:top w:val="single" w:sz="4" w:space="0" w:color="auto"/>
-              <w:left w:val="single" w:sz="4" w:space="0" w:color="auto"/>
-              <w:bottom w:val="nil"/>
-              <w:right w:val="single" w:sz="12" w:space="0" w:color="auto"/>
+              <w:top w:val="single" w:color="auto" w:sz="4" w:space="0"/>
+              <w:left w:val="single" w:color="auto" w:sz="4" w:space="0"/>
+              <w:bottom w:val="single" w:color="auto" w:sz="12" w:space="0"/>
+              <w:right w:val="single" w:color="auto" w:sz="12" w:space="0"/>
             </w:tcBorders>
             <w:tcMar>
               <w:top w:w="60" w:type="dxa"/>
@@ -9885,182 +10230,11 @@
           </w:tcPr>
           <w:p>
             <w:pPr>
-              <w:pStyle w:val="a1"/>
+              <w:pStyle w:val="31"/>
               <w:bidi w:val="0"/>
               <w:snapToGrid w:val="0"/>
               <w:spacing w:line="240" w:lineRule="auto"/>
-              <w:ind w:left="0" w:right="0" w:firstLine="0" w:leftChars="0" w:rightChars="0" w:firstLineChars="0"/>
-              <w:jc w:val="center"/>
-            </w:pPr>
-            <w:r>
-              <w:t>2026年6月</w:t>
-            </w:r>
-          </w:p>
-        </w:tc>
-      </w:tr>
-      <w:tr>
-        <w:tblPrEx>
-          <w:tblW w:w="7942" w:type="dxa"/>
-          <w:jc w:val="center"/>
-          <w:tblCellMar>
-            <w:top w:w="0" w:type="dxa"/>
-            <w:left w:w="10" w:type="dxa"/>
-            <w:bottom w:w="0" w:type="dxa"/>
-            <w:right w:w="10" w:type="dxa"/>
-          </w:tblCellMar>
-        </w:tblPrEx>
-        <w:trPr>
-          <w:trHeight w:val="0"/>
-          <w:jc w:val="center"/>
-        </w:trPr>
-        <w:tc>
-          <w:tcPr>
-            <w:tcW w:w="869" w:type="dxa"/>
-            <w:tcBorders>
-              <w:top w:val="single" w:sz="4" w:space="0" w:color="auto"/>
-              <w:left w:val="single" w:sz="12" w:space="0" w:color="auto"/>
-              <w:bottom w:val="single" w:sz="12" w:space="0" w:color="auto"/>
-              <w:right w:val="nil"/>
-            </w:tcBorders>
-            <w:tcMar>
-              <w:top w:w="60" w:type="dxa"/>
-              <w:left w:w="120" w:type="dxa"/>
-              <w:bottom w:w="30" w:type="dxa"/>
-              <w:right w:w="120" w:type="dxa"/>
-            </w:tcMar>
-            <w:vAlign w:val="center"/>
-          </w:tcPr>
-          <w:p>
-            <w:pPr>
-              <w:pStyle w:val="a1"/>
-              <w:bidi w:val="0"/>
-              <w:snapToGrid w:val="0"/>
-              <w:spacing w:line="240" w:lineRule="auto"/>
-              <w:ind w:left="0" w:right="0" w:firstLine="0" w:leftChars="0" w:rightChars="0" w:firstLineChars="0"/>
-              <w:jc w:val="center"/>
-            </w:pPr>
-            <w:r>
-              <w:t>3</w:t>
-            </w:r>
-          </w:p>
-        </w:tc>
-        <w:tc>
-          <w:tcPr>
-            <w:tcW w:w="1350" w:type="dxa"/>
-            <w:tcBorders>
-              <w:top w:val="single" w:sz="4" w:space="0" w:color="auto"/>
-              <w:left w:val="single" w:sz="4" w:space="0" w:color="auto"/>
-              <w:bottom w:val="single" w:sz="12" w:space="0" w:color="auto"/>
-              <w:right w:val="nil"/>
-            </w:tcBorders>
-            <w:tcMar>
-              <w:top w:w="60" w:type="dxa"/>
-              <w:left w:w="120" w:type="dxa"/>
-              <w:bottom w:w="30" w:type="dxa"/>
-              <w:right w:w="120" w:type="dxa"/>
-            </w:tcMar>
-            <w:vAlign w:val="center"/>
-          </w:tcPr>
-          <w:p>
-            <w:pPr>
-              <w:pStyle w:val="a1"/>
-              <w:bidi w:val="0"/>
-              <w:snapToGrid w:val="0"/>
-              <w:spacing w:line="240" w:lineRule="auto"/>
-              <w:ind w:left="0" w:right="0" w:firstLine="0" w:leftChars="0" w:rightChars="0" w:firstLineChars="0"/>
-              <w:jc w:val="center"/>
-            </w:pPr>
-            <w:r>
-              <w:t>效果跟踪</w:t>
-            </w:r>
-          </w:p>
-        </w:tc>
-        <w:tc>
-          <w:tcPr>
-            <w:tcW w:w="3120" w:type="dxa"/>
-            <w:tcBorders>
-              <w:top w:val="single" w:sz="4" w:space="0" w:color="auto"/>
-              <w:left w:val="single" w:sz="4" w:space="0" w:color="auto"/>
-              <w:bottom w:val="single" w:sz="12" w:space="0" w:color="auto"/>
-              <w:right w:val="nil"/>
-            </w:tcBorders>
-            <w:tcMar>
-              <w:top w:w="60" w:type="dxa"/>
-              <w:left w:w="120" w:type="dxa"/>
-              <w:bottom w:w="30" w:type="dxa"/>
-              <w:right w:w="120" w:type="dxa"/>
-            </w:tcMar>
-            <w:vAlign w:val="center"/>
-          </w:tcPr>
-          <w:p>
-            <w:pPr>
-              <w:pStyle w:val="a1"/>
-              <w:bidi w:val="0"/>
-              <w:snapToGrid w:val="0"/>
-              <w:spacing w:line="240" w:lineRule="auto"/>
-              <w:ind w:left="0" w:right="0" w:firstLine="0" w:leftChars="0" w:rightChars="0" w:firstLineChars="0"/>
-              <w:jc w:val="left"/>
-            </w:pPr>
-            <w:r>
-              <w:t>每季度对改进效果进行跟踪评估，纳入绩效考核</w:t>
-            </w:r>
-          </w:p>
-        </w:tc>
-        <w:tc>
-          <w:tcPr>
-            <w:tcW w:w="1589" w:type="dxa"/>
-            <w:tcBorders>
-              <w:top w:val="single" w:sz="4" w:space="0" w:color="auto"/>
-              <w:left w:val="single" w:sz="4" w:space="0" w:color="auto"/>
-              <w:bottom w:val="single" w:sz="12" w:space="0" w:color="auto"/>
-              <w:right w:val="nil"/>
-            </w:tcBorders>
-            <w:tcMar>
-              <w:top w:w="60" w:type="dxa"/>
-              <w:left w:w="120" w:type="dxa"/>
-              <w:bottom w:w="30" w:type="dxa"/>
-              <w:right w:w="120" w:type="dxa"/>
-            </w:tcMar>
-            <w:vAlign w:val="center"/>
-          </w:tcPr>
-          <w:p>
-            <w:pPr>
-              <w:pStyle w:val="a1"/>
-              <w:bidi w:val="0"/>
-              <w:snapToGrid w:val="0"/>
-              <w:spacing w:line="240" w:lineRule="auto"/>
-              <w:ind w:left="0" w:right="0" w:firstLine="0" w:leftChars="0" w:rightChars="0" w:firstLineChars="0"/>
-              <w:jc w:val="left"/>
-            </w:pPr>
-            <w:r>
-              <w:t>产品产品质量部经理</w:t>
-            </w:r>
-          </w:p>
-        </w:tc>
-        <w:tc>
-          <w:tcPr>
-            <w:tcW w:w="1014" w:type="dxa"/>
-            <w:tcBorders>
-              <w:top w:val="single" w:sz="4" w:space="0" w:color="auto"/>
-              <w:left w:val="single" w:sz="4" w:space="0" w:color="auto"/>
-              <w:bottom w:val="single" w:sz="12" w:space="0" w:color="auto"/>
-              <w:right w:val="single" w:sz="12" w:space="0" w:color="auto"/>
-            </w:tcBorders>
-            <w:tcMar>
-              <w:top w:w="60" w:type="dxa"/>
-              <w:left w:w="120" w:type="dxa"/>
-              <w:bottom w:w="30" w:type="dxa"/>
-              <w:right w:w="120" w:type="dxa"/>
-            </w:tcMar>
-            <w:vAlign w:val="center"/>
-          </w:tcPr>
-          <w:p>
-            <w:pPr>
-              <w:pStyle w:val="a1"/>
-              <w:bidi w:val="0"/>
-              <w:snapToGrid w:val="0"/>
-              <w:spacing w:line="240" w:lineRule="auto"/>
-              <w:ind w:left="0" w:right="0" w:firstLine="0" w:leftChars="0" w:rightChars="0" w:firstLineChars="0"/>
+              <w:ind w:left="0" w:leftChars="0" w:right="0" w:rightChars="0" w:firstLine="0" w:firstLineChars="0"/>
               <w:jc w:val="center"/>
             </w:pPr>
             <w:r>
@@ -10072,10 +10246,10 @@
     </w:tbl>
     <w:p>
       <w:pPr>
-        <w:pStyle w:val="a1"/>
+        <w:pStyle w:val="31"/>
         <w:bidi w:val="0"/>
         <w:rPr>
-          <w:rFonts w:eastAsia="宋体" w:hint="eastAsia"/>
+          <w:rFonts w:hint="eastAsia" w:eastAsia="宋体"/>
           <w:lang w:val="en-US" w:eastAsia="zh-CN"/>
         </w:rPr>
       </w:pPr>
@@ -10083,23 +10257,73 @@
     <w:sectPr>
       <w:pgSz w:w="11906" w:h="16838"/>
       <w:pgMar w:top="1440" w:right="1800" w:bottom="1440" w:left="1800" w:header="851" w:footer="992" w:gutter="0"/>
-      <w:cols w:num="1" w:space="425"/>
+      <w:cols w:space="425" w:num="1"/>
       <w:docGrid w:type="lines" w:linePitch="312" w:charSpace="0"/>
     </w:sectPr>
   </w:body>
 </w:document>
 </file>
 
+<file path=word/endnotes.xml><?xml version="1.0" encoding="utf-8"?>
+<w:endnotes xmlns:wpc="http://schemas.microsoft.com/office/word/2010/wordprocessingCanvas" xmlns:mc="http://schemas.openxmlformats.org/markup-compatibility/2006" xmlns:o="urn:schemas-microsoft-com:office:office" xmlns:r="http://schemas.openxmlformats.org/officeDocument/2006/relationships" xmlns:m="http://schemas.openxmlformats.org/officeDocument/2006/math" xmlns:v="urn:schemas-microsoft-com:vml" xmlns:wp14="http://schemas.microsoft.com/office/word/2010/wordprocessingDrawing" xmlns:wp="http://schemas.openxmlformats.org/drawingml/2006/wordprocessingDrawing" xmlns:w="http://schemas.openxmlformats.org/wordprocessingml/2006/main" xmlns:w14="http://schemas.microsoft.com/office/word/2010/wordml" xmlns:w15="http://schemas.microsoft.com/office/word/2012/wordml" xmlns:w10="urn:schemas-microsoft-com:office:word" xmlns:wpg="http://schemas.microsoft.com/office/word/2010/wordprocessingGroup" xmlns:wpi="http://schemas.microsoft.com/office/word/2010/wordprocessingInk" xmlns:wne="http://schemas.microsoft.com/office/word/2006/wordml" xmlns:wps="http://schemas.microsoft.com/office/word/2010/wordprocessingShape" xmlns:wpsCustomData="http://www.wps.cn/officeDocument/2013/wpsCustomData" mc:Ignorable="w14 w15 wp14">
+  <w:endnote w:type="separator" w:id="0">
+    <w:p>
+      <w:pPr>
+        <w:spacing w:line="240" w:lineRule="auto"/>
+      </w:pPr>
+      <w:r>
+        <w:separator/>
+      </w:r>
+    </w:p>
+  </w:endnote>
+  <w:endnote w:type="continuationSeparator" w:id="1">
+    <w:p>
+      <w:pPr>
+        <w:spacing w:line="240" w:lineRule="auto"/>
+      </w:pPr>
+      <w:r>
+        <w:continuationSeparator/>
+      </w:r>
+    </w:p>
+  </w:endnote>
+</w:endnotes>
+</file>
+
+<file path=word/footnotes.xml><?xml version="1.0" encoding="utf-8"?>
+<w:footnotes xmlns:wpc="http://schemas.microsoft.com/office/word/2010/wordprocessingCanvas" xmlns:mc="http://schemas.openxmlformats.org/markup-compatibility/2006" xmlns:o="urn:schemas-microsoft-com:office:office" xmlns:r="http://schemas.openxmlformats.org/officeDocument/2006/relationships" xmlns:m="http://schemas.openxmlformats.org/officeDocument/2006/math" xmlns:v="urn:schemas-microsoft-com:vml" xmlns:wp14="http://schemas.microsoft.com/office/word/2010/wordprocessingDrawing" xmlns:wp="http://schemas.openxmlformats.org/drawingml/2006/wordprocessingDrawing" xmlns:w="http://schemas.openxmlformats.org/wordprocessingml/2006/main" xmlns:w14="http://schemas.microsoft.com/office/word/2010/wordml" xmlns:w15="http://schemas.microsoft.com/office/word/2012/wordml" xmlns:w10="urn:schemas-microsoft-com:office:word" xmlns:wpg="http://schemas.microsoft.com/office/word/2010/wordprocessingGroup" xmlns:wpi="http://schemas.microsoft.com/office/word/2010/wordprocessingInk" xmlns:wne="http://schemas.microsoft.com/office/word/2006/wordml" xmlns:wps="http://schemas.microsoft.com/office/word/2010/wordprocessingShape" xmlns:wpsCustomData="http://www.wps.cn/officeDocument/2013/wpsCustomData" mc:Ignorable="w14 w15 wp14">
+  <w:footnote w:type="separator" w:id="0">
+    <w:p>
+      <w:pPr>
+        <w:spacing w:line="360" w:lineRule="auto"/>
+      </w:pPr>
+      <w:r>
+        <w:separator/>
+      </w:r>
+    </w:p>
+  </w:footnote>
+  <w:footnote w:type="continuationSeparator" w:id="1">
+    <w:p>
+      <w:pPr>
+        <w:spacing w:line="360" w:lineRule="auto"/>
+      </w:pPr>
+      <w:r>
+        <w:continuationSeparator/>
+      </w:r>
+    </w:p>
+  </w:footnote>
+</w:footnotes>
+</file>
+
 <file path=word/numbering.xml><?xml version="1.0" encoding="utf-8"?>
-<w:numbering xmlns:wpc="http://schemas.microsoft.com/office/word/2010/wordprocessingCanvas" xmlns:mc="http://schemas.openxmlformats.org/markup-compatibility/2006" xmlns:o="urn:schemas-microsoft-com:office:office" xmlns:r="http://schemas.openxmlformats.org/officeDocument/2006/relationships" xmlns:m="http://schemas.openxmlformats.org/officeDocument/2006/math" xmlns:v="urn:schemas-microsoft-com:vml" xmlns:wp14="http://schemas.microsoft.com/office/word/2010/wordprocessingDrawing" xmlns:wp="http://schemas.openxmlformats.org/drawingml/2006/wordprocessingDrawing" xmlns:w10="urn:schemas-microsoft-com:office:word" xmlns:w="http://schemas.openxmlformats.org/wordprocessingml/2006/main" xmlns:w14="http://schemas.microsoft.com/office/word/2010/wordml" xmlns:w15="http://schemas.microsoft.com/office/word/2012/wordml" xmlns:wne="http://schemas.microsoft.com/office/word/2006/wordml" xmlns:wpg="http://schemas.microsoft.com/office/word/2010/wordprocessingGroup" xmlns:wpi="http://schemas.microsoft.com/office/word/2010/wordprocessingInk" xmlns:wps="http://schemas.microsoft.com/office/word/2010/wordprocessingShape" mc:Ignorable="w14 w15 wp14">
+<w:numbering xmlns:wpc="http://schemas.microsoft.com/office/word/2010/wordprocessingCanvas" xmlns:mc="http://schemas.openxmlformats.org/markup-compatibility/2006" xmlns:o="urn:schemas-microsoft-com:office:office" xmlns:r="http://schemas.openxmlformats.org/officeDocument/2006/relationships" xmlns:m="http://schemas.openxmlformats.org/officeDocument/2006/math" xmlns:v="urn:schemas-microsoft-com:vml" xmlns:wp14="http://schemas.microsoft.com/office/word/2010/wordprocessingDrawing" xmlns:wp="http://schemas.openxmlformats.org/drawingml/2006/wordprocessingDrawing" xmlns:w10="urn:schemas-microsoft-com:office:word" xmlns:w="http://schemas.openxmlformats.org/wordprocessingml/2006/main" xmlns:w14="http://schemas.microsoft.com/office/word/2010/wordml" xmlns:wpg="http://schemas.microsoft.com/office/word/2010/wordprocessingGroup" xmlns:wpi="http://schemas.microsoft.com/office/word/2010/wordprocessingInk" xmlns:wne="http://schemas.microsoft.com/office/word/2006/wordml" xmlns:wps="http://schemas.microsoft.com/office/word/2010/wordprocessingShape" xmlns:wpsCustomData="http://www.wps.cn/officeDocument/2013/wpsCustomData" mc:Ignorable="w14 wp14">
   <w:abstractNum w:abstractNumId="0">
     <w:nsid w:val="8E964DCE"/>
     <w:multiLevelType w:val="multilevel"/>
     <w:tmpl w:val="8E964DCE"/>
-    <w:lvl w:ilvl="0">
+    <w:lvl w:ilvl="0" w:tentative="0">
       <w:start w:val="1"/>
       <w:numFmt w:val="decimal"/>
-      <w:pStyle w:val="Heading1"/>
+      <w:pStyle w:val="2"/>
       <w:lvlText w:val="%1."/>
       <w:lvlJc w:val="left"/>
       <w:pPr>
@@ -10109,10 +10333,10 @@
         <w:rFonts w:hint="default"/>
       </w:rPr>
     </w:lvl>
-    <w:lvl w:ilvl="1">
+    <w:lvl w:ilvl="1" w:tentative="0">
       <w:start w:val="1"/>
       <w:numFmt w:val="decimal"/>
-      <w:pStyle w:val="Heading2"/>
+      <w:pStyle w:val="3"/>
       <w:lvlText w:val="%1.%2."/>
       <w:lvlJc w:val="left"/>
       <w:pPr>
@@ -10122,10 +10346,10 @@
         <w:rFonts w:hint="default"/>
       </w:rPr>
     </w:lvl>
-    <w:lvl w:ilvl="2">
+    <w:lvl w:ilvl="2" w:tentative="0">
       <w:start w:val="1"/>
       <w:numFmt w:val="decimal"/>
-      <w:pStyle w:val="Heading3"/>
+      <w:pStyle w:val="4"/>
       <w:lvlText w:val="%1.%2.%3."/>
       <w:lvlJc w:val="left"/>
       <w:pPr>
@@ -10135,10 +10359,10 @@
         <w:rFonts w:hint="default"/>
       </w:rPr>
     </w:lvl>
-    <w:lvl w:ilvl="3">
+    <w:lvl w:ilvl="3" w:tentative="0">
       <w:start w:val="1"/>
       <w:numFmt w:val="decimal"/>
-      <w:pStyle w:val="Heading4"/>
+      <w:pStyle w:val="5"/>
       <w:lvlText w:val="%1.%2.%3.%4."/>
       <w:lvlJc w:val="left"/>
       <w:pPr>
@@ -10148,10 +10372,10 @@
         <w:rFonts w:hint="default"/>
       </w:rPr>
     </w:lvl>
-    <w:lvl w:ilvl="4">
+    <w:lvl w:ilvl="4" w:tentative="0">
       <w:start w:val="1"/>
       <w:numFmt w:val="decimal"/>
-      <w:pStyle w:val="Heading5"/>
+      <w:pStyle w:val="6"/>
       <w:lvlText w:val="%1.%2.%3.%4.%5."/>
       <w:lvlJc w:val="left"/>
       <w:pPr>
@@ -10161,10 +10385,10 @@
         <w:rFonts w:hint="default"/>
       </w:rPr>
     </w:lvl>
-    <w:lvl w:ilvl="5">
+    <w:lvl w:ilvl="5" w:tentative="0">
       <w:start w:val="1"/>
       <w:numFmt w:val="decimal"/>
-      <w:pStyle w:val="Heading6"/>
+      <w:pStyle w:val="7"/>
       <w:lvlText w:val="%1.%2.%3.%4.%5.%6."/>
       <w:lvlJc w:val="left"/>
       <w:pPr>
@@ -10174,10 +10398,10 @@
         <w:rFonts w:hint="default"/>
       </w:rPr>
     </w:lvl>
-    <w:lvl w:ilvl="6">
+    <w:lvl w:ilvl="6" w:tentative="0">
       <w:start w:val="1"/>
       <w:numFmt w:val="decimal"/>
-      <w:pStyle w:val="Heading7"/>
+      <w:pStyle w:val="8"/>
       <w:lvlText w:val="%1.%2.%3.%4.%5.%6.%7."/>
       <w:lvlJc w:val="left"/>
       <w:pPr>
@@ -10187,10 +10411,10 @@
         <w:rFonts w:hint="default"/>
       </w:rPr>
     </w:lvl>
-    <w:lvl w:ilvl="7">
+    <w:lvl w:ilvl="7" w:tentative="0">
       <w:start w:val="1"/>
       <w:numFmt w:val="decimal"/>
-      <w:pStyle w:val="Heading8"/>
+      <w:pStyle w:val="9"/>
       <w:lvlText w:val="%1.%2.%3.%4.%5.%6.%7.%8."/>
       <w:lvlJc w:val="left"/>
       <w:pPr>
@@ -10200,10 +10424,10 @@
         <w:rFonts w:hint="default"/>
       </w:rPr>
     </w:lvl>
-    <w:lvl w:ilvl="8">
+    <w:lvl w:ilvl="8" w:tentative="0">
       <w:start w:val="1"/>
       <w:numFmt w:val="decimal"/>
-      <w:pStyle w:val="Heading9"/>
+      <w:pStyle w:val="10"/>
       <w:lvlText w:val="%1.%2.%3.%4.%5.%6.%7.%8.%9."/>
       <w:lvlJc w:val="left"/>
       <w:pPr>
@@ -10215,10 +10439,10 @@
     </w:lvl>
   </w:abstractNum>
   <w:abstractNum w:abstractNumId="1">
-    <w:nsid w:val="21297F9B"/>
+    <w:nsid w:val="DFF3BF3C"/>
     <w:multiLevelType w:val="singleLevel"/>
-    <w:tmpl w:val="21297F9B"/>
-    <w:lvl w:ilvl="0">
+    <w:tmpl w:val="DFF3BF3C"/>
+    <w:lvl w:ilvl="0" w:tentative="0">
       <w:start w:val="1"/>
       <w:numFmt w:val="decimal"/>
       <w:lvlText w:val="%1."/>
@@ -10232,10 +10456,27 @@
     </w:lvl>
   </w:abstractNum>
   <w:abstractNum w:abstractNumId="2">
+    <w:nsid w:val="21297F9B"/>
+    <w:multiLevelType w:val="singleLevel"/>
+    <w:tmpl w:val="21297F9B"/>
+    <w:lvl w:ilvl="0" w:tentative="0">
+      <w:start w:val="1"/>
+      <w:numFmt w:val="decimal"/>
+      <w:lvlText w:val="%1."/>
+      <w:lvlJc w:val="left"/>
+      <w:pPr>
+        <w:ind w:left="425" w:hanging="425"/>
+      </w:pPr>
+      <w:rPr>
+        <w:rFonts w:hint="default"/>
+      </w:rPr>
+    </w:lvl>
+  </w:abstractNum>
+  <w:abstractNum w:abstractNumId="3">
     <w:nsid w:val="56D72E70"/>
     <w:multiLevelType w:val="singleLevel"/>
     <w:tmpl w:val="56D72E70"/>
-    <w:lvl w:ilvl="0">
+    <w:lvl w:ilvl="0" w:tentative="0">
       <w:start w:val="1"/>
       <w:numFmt w:val="decimal"/>
       <w:lvlText w:val="%1."/>
@@ -10257,271 +10498,276 @@
   <w:num w:numId="3">
     <w:abstractNumId w:val="2"/>
   </w:num>
+  <w:num w:numId="4">
+    <w:abstractNumId w:val="3"/>
+  </w:num>
 </w:numbering>
 </file>
 
 <file path=word/styles.xml><?xml version="1.0" encoding="utf-8"?>
-<w:styles xmlns:mc="http://schemas.openxmlformats.org/markup-compatibility/2006" xmlns:r="http://schemas.openxmlformats.org/officeDocument/2006/relationships" xmlns:w="http://schemas.openxmlformats.org/wordprocessingml/2006/main" xmlns:w14="http://schemas.microsoft.com/office/word/2010/wordml" xmlns:w15="http://schemas.microsoft.com/office/word/2012/wordml" mc:Ignorable="w14 w15">
+<w:styles xmlns:mc="http://schemas.openxmlformats.org/markup-compatibility/2006" xmlns:o="urn:schemas-microsoft-com:office:office" xmlns:r="http://schemas.openxmlformats.org/officeDocument/2006/relationships" xmlns:m="http://schemas.openxmlformats.org/officeDocument/2006/math" xmlns:v="urn:schemas-microsoft-com:vml" xmlns:w="http://schemas.openxmlformats.org/wordprocessingml/2006/main" xmlns:w14="http://schemas.microsoft.com/office/word/2010/wordml" xmlns:w10="urn:schemas-microsoft-com:office:word" xmlns:sl="http://schemas.openxmlformats.org/schemaLibrary/2006/main" xmlns:wpsCustomData="http://www.wps.cn/officeDocument/2013/wpsCustomData" mc:Ignorable="w14">
   <w:docDefaults>
     <w:rPrDefault>
       <w:rPr>
-        <w:rFonts w:ascii="Times New Roman" w:eastAsia="宋体" w:hAnsi="Times New Roman" w:cs="Times New Roman"/>
+        <w:rFonts w:ascii="Times New Roman" w:hAnsi="Times New Roman" w:eastAsia="宋体" w:cs="Times New Roman"/>
       </w:rPr>
     </w:rPrDefault>
     <w:pPrDefault/>
   </w:docDefaults>
-  <w:latentStyles w:defLockedState="0" w:defUIPriority="99" w:defSemiHidden="1" w:defUnhideWhenUsed="1" w:defQFormat="0" w:count="260">
-    <w:lsdException w:name="Normal" w:semiHidden="0" w:uiPriority="0" w:unhideWhenUsed="0" w:qFormat="1"/>
-    <w:lsdException w:name="heading 1" w:semiHidden="0" w:uiPriority="0" w:unhideWhenUsed="0" w:qFormat="1"/>
-    <w:lsdException w:name="heading 2" w:semiHidden="0" w:uiPriority="0" w:qFormat="1"/>
-    <w:lsdException w:name="heading 3" w:uiPriority="0" w:qFormat="1"/>
-    <w:lsdException w:name="heading 4" w:semiHidden="0" w:uiPriority="0" w:qFormat="1"/>
-    <w:lsdException w:name="heading 5" w:uiPriority="0" w:qFormat="1"/>
-    <w:lsdException w:name="heading 6" w:uiPriority="0" w:qFormat="1"/>
-    <w:lsdException w:name="heading 7" w:uiPriority="0" w:qFormat="1"/>
-    <w:lsdException w:name="heading 8" w:uiPriority="0" w:qFormat="1"/>
-    <w:lsdException w:name="heading 9" w:uiPriority="0" w:qFormat="1"/>
-    <w:lsdException w:name="index 1" w:semiHidden="0" w:uiPriority="0" w:unhideWhenUsed="0"/>
-    <w:lsdException w:name="index 2" w:semiHidden="0" w:uiPriority="0" w:unhideWhenUsed="0"/>
-    <w:lsdException w:name="index 3" w:semiHidden="0" w:uiPriority="0" w:unhideWhenUsed="0"/>
-    <w:lsdException w:name="index 4" w:semiHidden="0" w:uiPriority="0" w:unhideWhenUsed="0"/>
-    <w:lsdException w:name="index 5" w:semiHidden="0" w:uiPriority="0" w:unhideWhenUsed="0"/>
-    <w:lsdException w:name="index 6" w:semiHidden="0" w:uiPriority="0" w:unhideWhenUsed="0"/>
-    <w:lsdException w:name="index 7" w:semiHidden="0" w:uiPriority="0" w:unhideWhenUsed="0"/>
-    <w:lsdException w:name="index 8" w:semiHidden="0" w:uiPriority="0" w:unhideWhenUsed="0"/>
-    <w:lsdException w:name="index 9" w:semiHidden="0" w:uiPriority="0" w:unhideWhenUsed="0"/>
-    <w:lsdException w:name="toc 1" w:semiHidden="0" w:uiPriority="0" w:unhideWhenUsed="0" w:qFormat="1"/>
-    <w:lsdException w:name="toc 2" w:semiHidden="0" w:uiPriority="0" w:unhideWhenUsed="0" w:qFormat="1"/>
-    <w:lsdException w:name="toc 3" w:semiHidden="0" w:uiPriority="0" w:unhideWhenUsed="0" w:qFormat="1"/>
-    <w:lsdException w:name="toc 4" w:semiHidden="0" w:uiPriority="0" w:unhideWhenUsed="0"/>
-    <w:lsdException w:name="toc 5" w:semiHidden="0" w:uiPriority="0" w:unhideWhenUsed="0"/>
-    <w:lsdException w:name="toc 6" w:semiHidden="0" w:uiPriority="0" w:unhideWhenUsed="0"/>
-    <w:lsdException w:name="toc 7" w:semiHidden="0" w:uiPriority="0" w:unhideWhenUsed="0"/>
-    <w:lsdException w:name="toc 8" w:semiHidden="0" w:uiPriority="0" w:unhideWhenUsed="0"/>
-    <w:lsdException w:name="toc 9" w:semiHidden="0" w:uiPriority="0" w:unhideWhenUsed="0"/>
-    <w:lsdException w:name="Normal Indent" w:semiHidden="0" w:uiPriority="0" w:unhideWhenUsed="0"/>
-    <w:lsdException w:name="footnote text" w:semiHidden="0" w:uiPriority="0" w:unhideWhenUsed="0"/>
-    <w:lsdException w:name="annotation text" w:semiHidden="0" w:uiPriority="0" w:unhideWhenUsed="0" w:qFormat="1"/>
-    <w:lsdException w:name="header" w:semiHidden="0" w:uiPriority="0" w:unhideWhenUsed="0" w:qFormat="1"/>
-    <w:lsdException w:name="footer" w:semiHidden="0" w:uiPriority="0" w:unhideWhenUsed="0" w:qFormat="1"/>
-    <w:lsdException w:name="index heading" w:semiHidden="0" w:uiPriority="0" w:unhideWhenUsed="0"/>
-    <w:lsdException w:name="caption" w:uiPriority="0" w:qFormat="1"/>
-    <w:lsdException w:name="table of figures" w:semiHidden="0" w:uiPriority="0" w:unhideWhenUsed="0" w:qFormat="1"/>
-    <w:lsdException w:name="envelope address" w:semiHidden="0" w:uiPriority="0" w:unhideWhenUsed="0"/>
-    <w:lsdException w:name="envelope return" w:semiHidden="0" w:uiPriority="0" w:unhideWhenUsed="0"/>
-    <w:lsdException w:name="footnote reference" w:semiHidden="0" w:uiPriority="0" w:unhideWhenUsed="0"/>
-    <w:lsdException w:name="annotation reference" w:semiHidden="0" w:uiPriority="0" w:unhideWhenUsed="0"/>
-    <w:lsdException w:name="line number" w:semiHidden="0" w:uiPriority="0" w:unhideWhenUsed="0"/>
-    <w:lsdException w:name="page number" w:semiHidden="0" w:uiPriority="0" w:unhideWhenUsed="0"/>
-    <w:lsdException w:name="endnote reference" w:semiHidden="0" w:uiPriority="0" w:unhideWhenUsed="0"/>
-    <w:lsdException w:name="endnote text" w:semiHidden="0" w:uiPriority="0" w:unhideWhenUsed="0"/>
-    <w:lsdException w:name="table of authorities" w:semiHidden="0" w:uiPriority="0" w:unhideWhenUsed="0"/>
-    <w:lsdException w:name="macro" w:semiHidden="0" w:uiPriority="0" w:unhideWhenUsed="0"/>
-    <w:lsdException w:name="toa heading" w:semiHidden="0" w:uiPriority="0" w:unhideWhenUsed="0"/>
-    <w:lsdException w:name="List" w:semiHidden="0" w:uiPriority="0" w:unhideWhenUsed="0"/>
-    <w:lsdException w:name="List Bullet" w:semiHidden="0" w:uiPriority="0" w:unhideWhenUsed="0"/>
-    <w:lsdException w:name="List Number" w:semiHidden="0" w:uiPriority="0" w:unhideWhenUsed="0"/>
-    <w:lsdException w:name="List 2" w:semiHidden="0" w:uiPriority="0" w:unhideWhenUsed="0"/>
-    <w:lsdException w:name="List 3" w:semiHidden="0" w:uiPriority="0" w:unhideWhenUsed="0"/>
-    <w:lsdException w:name="List 4" w:semiHidden="0" w:uiPriority="0" w:unhideWhenUsed="0"/>
-    <w:lsdException w:name="List 5" w:semiHidden="0" w:uiPriority="0" w:unhideWhenUsed="0"/>
-    <w:lsdException w:name="List Bullet 2" w:semiHidden="0" w:uiPriority="0" w:unhideWhenUsed="0"/>
-    <w:lsdException w:name="List Bullet 3" w:semiHidden="0" w:uiPriority="0" w:unhideWhenUsed="0"/>
-    <w:lsdException w:name="List Bullet 4" w:semiHidden="0" w:uiPriority="0" w:unhideWhenUsed="0"/>
-    <w:lsdException w:name="List Bullet 5" w:semiHidden="0" w:uiPriority="0" w:unhideWhenUsed="0"/>
-    <w:lsdException w:name="List Number 2" w:semiHidden="0" w:uiPriority="0" w:unhideWhenUsed="0"/>
-    <w:lsdException w:name="List Number 3" w:semiHidden="0" w:uiPriority="0" w:unhideWhenUsed="0"/>
-    <w:lsdException w:name="List Number 4" w:semiHidden="0" w:uiPriority="0" w:unhideWhenUsed="0"/>
-    <w:lsdException w:name="List Number 5" w:semiHidden="0" w:uiPriority="0" w:unhideWhenUsed="0"/>
-    <w:lsdException w:name="Title" w:semiHidden="0" w:uiPriority="0" w:unhideWhenUsed="0" w:qFormat="1"/>
-    <w:lsdException w:name="Closing" w:semiHidden="0" w:uiPriority="0" w:unhideWhenUsed="0"/>
-    <w:lsdException w:name="Signature" w:semiHidden="0" w:uiPriority="0" w:unhideWhenUsed="0"/>
-    <w:lsdException w:name="Default Paragraph Font" w:uiPriority="0" w:unhideWhenUsed="0" w:qFormat="1"/>
-    <w:lsdException w:name="Body Text" w:uiPriority="0" w:unhideWhenUsed="0" w:qFormat="1"/>
-    <w:lsdException w:name="Body Text Indent" w:semiHidden="0" w:uiPriority="0" w:unhideWhenUsed="0"/>
-    <w:lsdException w:name="List Continue" w:semiHidden="0" w:uiPriority="0" w:unhideWhenUsed="0"/>
-    <w:lsdException w:name="List Continue 2" w:semiHidden="0" w:uiPriority="0" w:unhideWhenUsed="0"/>
-    <w:lsdException w:name="List Continue 3" w:semiHidden="0" w:uiPriority="0" w:unhideWhenUsed="0"/>
-    <w:lsdException w:name="List Continue 4" w:semiHidden="0" w:uiPriority="0" w:unhideWhenUsed="0"/>
-    <w:lsdException w:name="List Continue 5" w:semiHidden="0" w:uiPriority="0" w:unhideWhenUsed="0"/>
-    <w:lsdException w:name="Message Header" w:semiHidden="0" w:uiPriority="0" w:unhideWhenUsed="0"/>
-    <w:lsdException w:name="Subtitle" w:semiHidden="0" w:uiPriority="0" w:unhideWhenUsed="0" w:qFormat="1"/>
-    <w:lsdException w:name="Salutation" w:semiHidden="0" w:uiPriority="0" w:unhideWhenUsed="0"/>
-    <w:lsdException w:name="Date" w:semiHidden="0" w:uiPriority="0" w:unhideWhenUsed="0"/>
-    <w:lsdException w:name="Body Text First Indent" w:semiHidden="0" w:uiPriority="0" w:unhideWhenUsed="0"/>
-    <w:lsdException w:name="Body Text First Indent 2" w:semiHidden="0" w:uiPriority="0" w:unhideWhenUsed="0"/>
-    <w:lsdException w:name="Body Text 2" w:semiHidden="0" w:uiPriority="0" w:unhideWhenUsed="0"/>
-    <w:lsdException w:name="Body Text 3" w:semiHidden="0" w:uiPriority="0" w:unhideWhenUsed="0"/>
-    <w:lsdException w:name="Body Text Indent 2" w:semiHidden="0" w:uiPriority="0" w:unhideWhenUsed="0"/>
-    <w:lsdException w:name="Body Text Indent 3" w:semiHidden="0" w:uiPriority="0" w:unhideWhenUsed="0"/>
-    <w:lsdException w:name="Block Text" w:semiHidden="0" w:uiPriority="0" w:unhideWhenUsed="0"/>
-    <w:lsdException w:name="Hyperlink" w:semiHidden="0" w:uiPriority="0" w:unhideWhenUsed="0"/>
-    <w:lsdException w:name="FollowedHyperlink" w:semiHidden="0" w:uiPriority="0" w:unhideWhenUsed="0"/>
-    <w:lsdException w:name="Strong" w:semiHidden="0" w:uiPriority="0" w:unhideWhenUsed="0" w:qFormat="1"/>
-    <w:lsdException w:name="Emphasis" w:semiHidden="0" w:uiPriority="0" w:unhideWhenUsed="0" w:qFormat="1"/>
-    <w:lsdException w:name="Document Map" w:semiHidden="0" w:uiPriority="0" w:unhideWhenUsed="0"/>
-    <w:lsdException w:name="Plain Text" w:semiHidden="0" w:uiPriority="0" w:unhideWhenUsed="0"/>
-    <w:lsdException w:name="E-mail Signature" w:semiHidden="0" w:uiPriority="0" w:unhideWhenUsed="0"/>
-    <w:lsdException w:name="Normal (Web)" w:semiHidden="0" w:uiPriority="0" w:unhideWhenUsed="0" w:qFormat="1"/>
-    <w:lsdException w:name="HTML Acronym" w:semiHidden="0" w:uiPriority="0" w:unhideWhenUsed="0"/>
-    <w:lsdException w:name="HTML Address" w:semiHidden="0" w:uiPriority="0" w:unhideWhenUsed="0"/>
-    <w:lsdException w:name="HTML Cite" w:semiHidden="0" w:uiPriority="0" w:unhideWhenUsed="0"/>
-    <w:lsdException w:name="HTML Code" w:semiHidden="0" w:uiPriority="0" w:unhideWhenUsed="0"/>
-    <w:lsdException w:name="HTML Definition" w:semiHidden="0" w:uiPriority="0" w:unhideWhenUsed="0"/>
-    <w:lsdException w:name="HTML Keyboard" w:semiHidden="0" w:uiPriority="0" w:unhideWhenUsed="0"/>
-    <w:lsdException w:name="HTML Preformatted" w:semiHidden="0" w:uiPriority="0" w:unhideWhenUsed="0" w:qFormat="1"/>
-    <w:lsdException w:name="HTML Sample" w:semiHidden="0" w:uiPriority="0" w:unhideWhenUsed="0"/>
-    <w:lsdException w:name="HTML Typewriter" w:semiHidden="0" w:uiPriority="0" w:unhideWhenUsed="0"/>
-    <w:lsdException w:name="HTML Variable" w:semiHidden="0" w:uiPriority="0" w:unhideWhenUsed="0"/>
-    <w:lsdException w:name="Normal Table" w:uiPriority="0" w:unhideWhenUsed="0" w:qFormat="1"/>
-    <w:lsdException w:name="annotation subject" w:semiHidden="0" w:uiPriority="0" w:unhideWhenUsed="0"/>
-    <w:lsdException w:name="Table Simple 1" w:semiHidden="0" w:uiPriority="0" w:unhideWhenUsed="0"/>
-    <w:lsdException w:name="Table Simple 2" w:semiHidden="0" w:uiPriority="0" w:unhideWhenUsed="0"/>
-    <w:lsdException w:name="Table Simple 3" w:semiHidden="0" w:uiPriority="0" w:unhideWhenUsed="0"/>
-    <w:lsdException w:name="Table Classic 1" w:semiHidden="0" w:uiPriority="0" w:unhideWhenUsed="0"/>
-    <w:lsdException w:name="Table Classic 2" w:semiHidden="0" w:uiPriority="0" w:unhideWhenUsed="0"/>
-    <w:lsdException w:name="Table Classic 3" w:semiHidden="0" w:uiPriority="0" w:unhideWhenUsed="0"/>
-    <w:lsdException w:name="Table Classic 4" w:semiHidden="0" w:uiPriority="0" w:unhideWhenUsed="0"/>
-    <w:lsdException w:name="Table Colorful 1" w:semiHidden="0" w:uiPriority="0" w:unhideWhenUsed="0"/>
-    <w:lsdException w:name="Table Colorful 2" w:semiHidden="0" w:uiPriority="0" w:unhideWhenUsed="0"/>
-    <w:lsdException w:name="Table Colorful 3" w:semiHidden="0" w:uiPriority="0" w:unhideWhenUsed="0"/>
-    <w:lsdException w:name="Table Columns 1" w:semiHidden="0" w:uiPriority="0" w:unhideWhenUsed="0"/>
-    <w:lsdException w:name="Table Columns 2" w:semiHidden="0" w:uiPriority="0" w:unhideWhenUsed="0"/>
-    <w:lsdException w:name="Table Columns 3" w:semiHidden="0" w:uiPriority="0" w:unhideWhenUsed="0"/>
-    <w:lsdException w:name="Table Columns 4" w:semiHidden="0" w:uiPriority="0" w:unhideWhenUsed="0"/>
-    <w:lsdException w:name="Table Columns 5" w:semiHidden="0" w:uiPriority="0" w:unhideWhenUsed="0"/>
-    <w:lsdException w:name="Table Grid 1" w:semiHidden="0" w:uiPriority="0" w:unhideWhenUsed="0"/>
-    <w:lsdException w:name="Table Grid 2" w:semiHidden="0" w:uiPriority="0" w:unhideWhenUsed="0"/>
-    <w:lsdException w:name="Table Grid 3" w:semiHidden="0" w:uiPriority="0" w:unhideWhenUsed="0"/>
-    <w:lsdException w:name="Table Grid 4" w:semiHidden="0" w:uiPriority="0" w:unhideWhenUsed="0"/>
-    <w:lsdException w:name="Table Grid 5" w:semiHidden="0" w:uiPriority="0" w:unhideWhenUsed="0"/>
-    <w:lsdException w:name="Table Grid 6" w:semiHidden="0" w:uiPriority="0" w:unhideWhenUsed="0"/>
-    <w:lsdException w:name="Table Grid 7" w:semiHidden="0" w:uiPriority="0" w:unhideWhenUsed="0"/>
-    <w:lsdException w:name="Table Grid 8" w:semiHidden="0" w:uiPriority="0" w:unhideWhenUsed="0"/>
-    <w:lsdException w:name="Table List 1" w:semiHidden="0" w:uiPriority="0" w:unhideWhenUsed="0"/>
-    <w:lsdException w:name="Table List 2" w:semiHidden="0" w:uiPriority="0" w:unhideWhenUsed="0"/>
-    <w:lsdException w:name="Table List 3" w:semiHidden="0" w:uiPriority="0" w:unhideWhenUsed="0"/>
-    <w:lsdException w:name="Table List 4" w:semiHidden="0" w:uiPriority="0" w:unhideWhenUsed="0"/>
-    <w:lsdException w:name="Table List 5" w:semiHidden="0" w:uiPriority="0" w:unhideWhenUsed="0"/>
-    <w:lsdException w:name="Table List 6" w:semiHidden="0" w:uiPriority="0" w:unhideWhenUsed="0"/>
-    <w:lsdException w:name="Table List 7" w:semiHidden="0" w:uiPriority="0" w:unhideWhenUsed="0"/>
-    <w:lsdException w:name="Table List 8" w:semiHidden="0" w:uiPriority="0" w:unhideWhenUsed="0"/>
-    <w:lsdException w:name="Table 3D effects 1" w:semiHidden="0" w:uiPriority="0" w:unhideWhenUsed="0"/>
-    <w:lsdException w:name="Table 3D effects 2" w:semiHidden="0" w:uiPriority="0" w:unhideWhenUsed="0"/>
-    <w:lsdException w:name="Table 3D effects 3" w:semiHidden="0" w:uiPriority="0" w:unhideWhenUsed="0"/>
-    <w:lsdException w:name="Table Contemporary" w:semiHidden="0" w:uiPriority="0" w:unhideWhenUsed="0"/>
-    <w:lsdException w:name="Table Elegant" w:semiHidden="0" w:uiPriority="0" w:unhideWhenUsed="0"/>
-    <w:lsdException w:name="Table Professional" w:semiHidden="0" w:uiPriority="0" w:unhideWhenUsed="0"/>
-    <w:lsdException w:name="Table Subtle 1" w:semiHidden="0" w:uiPriority="0" w:unhideWhenUsed="0"/>
-    <w:lsdException w:name="Table Subtle 2" w:semiHidden="0" w:uiPriority="0" w:unhideWhenUsed="0"/>
-    <w:lsdException w:name="Table Web 1" w:semiHidden="0" w:uiPriority="0" w:unhideWhenUsed="0"/>
-    <w:lsdException w:name="Table Web 2" w:semiHidden="0" w:uiPriority="0" w:unhideWhenUsed="0"/>
-    <w:lsdException w:name="Table Web 3" w:semiHidden="0" w:uiPriority="0" w:unhideWhenUsed="0"/>
-    <w:lsdException w:name="Balloon Text" w:semiHidden="0" w:uiPriority="0" w:unhideWhenUsed="0"/>
-    <w:lsdException w:name="Table Grid" w:semiHidden="0" w:uiPriority="0" w:unhideWhenUsed="0" w:qFormat="1"/>
-    <w:lsdException w:name="Table Theme" w:semiHidden="0" w:uiPriority="0" w:unhideWhenUsed="0"/>
-    <w:lsdException w:name="Light Shading" w:semiHidden="0" w:uiPriority="60" w:unhideWhenUsed="0"/>
-    <w:lsdException w:name="Light List" w:semiHidden="0" w:uiPriority="61" w:unhideWhenUsed="0"/>
-    <w:lsdException w:name="Light Grid" w:semiHidden="0" w:uiPriority="62" w:unhideWhenUsed="0"/>
-    <w:lsdException w:name="Medium Shading 1" w:semiHidden="0" w:uiPriority="63" w:unhideWhenUsed="0"/>
-    <w:lsdException w:name="Medium Shading 2" w:semiHidden="0" w:uiPriority="64" w:unhideWhenUsed="0"/>
-    <w:lsdException w:name="Medium List 1" w:semiHidden="0" w:uiPriority="65" w:unhideWhenUsed="0"/>
-    <w:lsdException w:name="Medium List 2" w:semiHidden="0" w:uiPriority="66" w:unhideWhenUsed="0"/>
-    <w:lsdException w:name="Medium Grid 1" w:semiHidden="0" w:uiPriority="67" w:unhideWhenUsed="0"/>
-    <w:lsdException w:name="Medium Grid 2" w:semiHidden="0" w:uiPriority="68" w:unhideWhenUsed="0"/>
-    <w:lsdException w:name="Medium Grid 3" w:semiHidden="0" w:uiPriority="69" w:unhideWhenUsed="0"/>
-    <w:lsdException w:name="Dark List" w:semiHidden="0" w:uiPriority="70" w:unhideWhenUsed="0"/>
-    <w:lsdException w:name="Colorful Shading" w:semiHidden="0" w:uiPriority="71" w:unhideWhenUsed="0"/>
-    <w:lsdException w:name="Colorful List" w:semiHidden="0" w:uiPriority="72" w:unhideWhenUsed="0"/>
-    <w:lsdException w:name="Colorful Grid" w:semiHidden="0" w:uiPriority="73" w:unhideWhenUsed="0"/>
-    <w:lsdException w:name="Light Shading Accent 1" w:semiHidden="0" w:uiPriority="60" w:unhideWhenUsed="0"/>
-    <w:lsdException w:name="Light List Accent 1" w:semiHidden="0" w:uiPriority="61" w:unhideWhenUsed="0"/>
-    <w:lsdException w:name="Light Grid Accent 1" w:semiHidden="0" w:uiPriority="62" w:unhideWhenUsed="0"/>
-    <w:lsdException w:name="Medium Shading 1 Accent 1" w:semiHidden="0" w:uiPriority="63" w:unhideWhenUsed="0"/>
-    <w:lsdException w:name="Medium Shading 2 Accent 1" w:semiHidden="0" w:uiPriority="64" w:unhideWhenUsed="0"/>
-    <w:lsdException w:name="Medium List 1 Accent 1" w:semiHidden="0" w:uiPriority="65" w:unhideWhenUsed="0"/>
-    <w:lsdException w:name="Medium List 2 Accent 1" w:semiHidden="0" w:uiPriority="66" w:unhideWhenUsed="0"/>
-    <w:lsdException w:name="Medium Grid 1 Accent 1" w:semiHidden="0" w:uiPriority="67" w:unhideWhenUsed="0"/>
-    <w:lsdException w:name="Medium Grid 2 Accent 1" w:semiHidden="0" w:uiPriority="68" w:unhideWhenUsed="0"/>
-    <w:lsdException w:name="Medium Grid 3 Accent 1" w:semiHidden="0" w:uiPriority="69" w:unhideWhenUsed="0"/>
-    <w:lsdException w:name="Dark List Accent 1" w:semiHidden="0" w:uiPriority="70" w:unhideWhenUsed="0"/>
-    <w:lsdException w:name="Colorful Shading Accent 1" w:semiHidden="0" w:uiPriority="71" w:unhideWhenUsed="0"/>
-    <w:lsdException w:name="Colorful List Accent 1" w:semiHidden="0" w:uiPriority="72" w:unhideWhenUsed="0"/>
-    <w:lsdException w:name="Colorful Grid Accent 1" w:semiHidden="0" w:uiPriority="73" w:unhideWhenUsed="0"/>
-    <w:lsdException w:name="Light Shading Accent 2" w:semiHidden="0" w:uiPriority="60" w:unhideWhenUsed="0"/>
-    <w:lsdException w:name="Light List Accent 2" w:semiHidden="0" w:uiPriority="61" w:unhideWhenUsed="0"/>
-    <w:lsdException w:name="Light Grid Accent 2" w:semiHidden="0" w:uiPriority="62" w:unhideWhenUsed="0"/>
-    <w:lsdException w:name="Medium Shading 1 Accent 2" w:semiHidden="0" w:uiPriority="63" w:unhideWhenUsed="0"/>
-    <w:lsdException w:name="Medium Shading 2 Accent 2" w:semiHidden="0" w:uiPriority="64" w:unhideWhenUsed="0"/>
-    <w:lsdException w:name="Medium List 1 Accent 2" w:semiHidden="0" w:uiPriority="65" w:unhideWhenUsed="0"/>
-    <w:lsdException w:name="Medium List 2 Accent 2" w:semiHidden="0" w:uiPriority="66" w:unhideWhenUsed="0"/>
-    <w:lsdException w:name="Medium Grid 1 Accent 2" w:semiHidden="0" w:uiPriority="67" w:unhideWhenUsed="0"/>
-    <w:lsdException w:name="Medium Grid 2 Accent 2" w:semiHidden="0" w:uiPriority="68" w:unhideWhenUsed="0"/>
-    <w:lsdException w:name="Medium Grid 3 Accent 2" w:semiHidden="0" w:uiPriority="69" w:unhideWhenUsed="0"/>
-    <w:lsdException w:name="Dark List Accent 2" w:semiHidden="0" w:uiPriority="70" w:unhideWhenUsed="0"/>
-    <w:lsdException w:name="Colorful Shading Accent 2" w:semiHidden="0" w:uiPriority="71" w:unhideWhenUsed="0"/>
-    <w:lsdException w:name="Colorful List Accent 2" w:semiHidden="0" w:uiPriority="72" w:unhideWhenUsed="0"/>
-    <w:lsdException w:name="Colorful Grid Accent 2" w:semiHidden="0" w:uiPriority="73" w:unhideWhenUsed="0"/>
-    <w:lsdException w:name="Light Shading Accent 3" w:semiHidden="0" w:uiPriority="60" w:unhideWhenUsed="0"/>
-    <w:lsdException w:name="Light List Accent 3" w:semiHidden="0" w:uiPriority="61" w:unhideWhenUsed="0"/>
-    <w:lsdException w:name="Light Grid Accent 3" w:semiHidden="0" w:uiPriority="62" w:unhideWhenUsed="0"/>
-    <w:lsdException w:name="Medium Shading 1 Accent 3" w:semiHidden="0" w:uiPriority="63" w:unhideWhenUsed="0"/>
-    <w:lsdException w:name="Medium Shading 2 Accent 3" w:semiHidden="0" w:uiPriority="64" w:unhideWhenUsed="0"/>
-    <w:lsdException w:name="Medium List 1 Accent 3" w:semiHidden="0" w:uiPriority="65" w:unhideWhenUsed="0"/>
-    <w:lsdException w:name="Medium List 2 Accent 3" w:semiHidden="0" w:uiPriority="66" w:unhideWhenUsed="0"/>
-    <w:lsdException w:name="Medium Grid 1 Accent 3" w:semiHidden="0" w:uiPriority="67" w:unhideWhenUsed="0"/>
-    <w:lsdException w:name="Medium Grid 2 Accent 3" w:semiHidden="0" w:uiPriority="68" w:unhideWhenUsed="0"/>
-    <w:lsdException w:name="Medium Grid 3 Accent 3" w:semiHidden="0" w:uiPriority="69" w:unhideWhenUsed="0"/>
-    <w:lsdException w:name="Dark List Accent 3" w:semiHidden="0" w:uiPriority="70" w:unhideWhenUsed="0"/>
-    <w:lsdException w:name="Colorful Shading Accent 3" w:semiHidden="0" w:uiPriority="71" w:unhideWhenUsed="0"/>
-    <w:lsdException w:name="Colorful List Accent 3" w:semiHidden="0" w:uiPriority="72" w:unhideWhenUsed="0"/>
-    <w:lsdException w:name="Colorful Grid Accent 3" w:semiHidden="0" w:uiPriority="73" w:unhideWhenUsed="0"/>
-    <w:lsdException w:name="Light Shading Accent 4" w:semiHidden="0" w:uiPriority="60" w:unhideWhenUsed="0"/>
-    <w:lsdException w:name="Light List Accent 4" w:semiHidden="0" w:uiPriority="61" w:unhideWhenUsed="0"/>
-    <w:lsdException w:name="Light Grid Accent 4" w:semiHidden="0" w:uiPriority="62" w:unhideWhenUsed="0"/>
-    <w:lsdException w:name="Medium Shading 1 Accent 4" w:semiHidden="0" w:uiPriority="63" w:unhideWhenUsed="0"/>
-    <w:lsdException w:name="Medium Shading 2 Accent 4" w:semiHidden="0" w:uiPriority="64" w:unhideWhenUsed="0"/>
-    <w:lsdException w:name="Medium List 1 Accent 4" w:semiHidden="0" w:uiPriority="65" w:unhideWhenUsed="0"/>
-    <w:lsdException w:name="Medium List 2 Accent 4" w:semiHidden="0" w:uiPriority="66" w:unhideWhenUsed="0"/>
-    <w:lsdException w:name="Medium Grid 1 Accent 4" w:semiHidden="0" w:uiPriority="67" w:unhideWhenUsed="0"/>
-    <w:lsdException w:name="Medium Grid 2 Accent 4" w:semiHidden="0" w:uiPriority="68" w:unhideWhenUsed="0"/>
-    <w:lsdException w:name="Medium Grid 3 Accent 4" w:semiHidden="0" w:uiPriority="69" w:unhideWhenUsed="0"/>
-    <w:lsdException w:name="Dark List Accent 4" w:semiHidden="0" w:uiPriority="70" w:unhideWhenUsed="0"/>
-    <w:lsdException w:name="Colorful Shading Accent 4" w:semiHidden="0" w:uiPriority="71" w:unhideWhenUsed="0"/>
-    <w:lsdException w:name="Colorful List Accent 4" w:semiHidden="0" w:uiPriority="72" w:unhideWhenUsed="0"/>
-    <w:lsdException w:name="Colorful Grid Accent 4" w:semiHidden="0" w:uiPriority="73" w:unhideWhenUsed="0"/>
-    <w:lsdException w:name="Light Shading Accent 5" w:semiHidden="0" w:uiPriority="60" w:unhideWhenUsed="0"/>
-    <w:lsdException w:name="Light List Accent 5" w:semiHidden="0" w:uiPriority="61" w:unhideWhenUsed="0"/>
-    <w:lsdException w:name="Light Grid Accent 5" w:semiHidden="0" w:uiPriority="62" w:unhideWhenUsed="0"/>
-    <w:lsdException w:name="Medium Shading 1 Accent 5" w:semiHidden="0" w:uiPriority="63" w:unhideWhenUsed="0"/>
-    <w:lsdException w:name="Medium Shading 2 Accent 5" w:semiHidden="0" w:uiPriority="64" w:unhideWhenUsed="0"/>
-    <w:lsdException w:name="Medium List 1 Accent 5" w:semiHidden="0" w:uiPriority="65" w:unhideWhenUsed="0"/>
-    <w:lsdException w:name="Medium List 2 Accent 5" w:semiHidden="0" w:uiPriority="66" w:unhideWhenUsed="0"/>
-    <w:lsdException w:name="Medium Grid 1 Accent 5" w:semiHidden="0" w:uiPriority="67" w:unhideWhenUsed="0"/>
-    <w:lsdException w:name="Medium Grid 2 Accent 5" w:semiHidden="0" w:uiPriority="68" w:unhideWhenUsed="0"/>
-    <w:lsdException w:name="Medium Grid 3 Accent 5" w:semiHidden="0" w:uiPriority="69" w:unhideWhenUsed="0"/>
-    <w:lsdException w:name="Dark List Accent 5" w:semiHidden="0" w:uiPriority="70" w:unhideWhenUsed="0"/>
-    <w:lsdException w:name="Colorful Shading Accent 5" w:semiHidden="0" w:uiPriority="71" w:unhideWhenUsed="0"/>
-    <w:lsdException w:name="Colorful List Accent 5" w:semiHidden="0" w:uiPriority="72" w:unhideWhenUsed="0"/>
-    <w:lsdException w:name="Colorful Grid Accent 5" w:semiHidden="0" w:uiPriority="73" w:unhideWhenUsed="0"/>
-    <w:lsdException w:name="Light Shading Accent 6" w:semiHidden="0" w:uiPriority="60" w:unhideWhenUsed="0"/>
-    <w:lsdException w:name="Light List Accent 6" w:semiHidden="0" w:uiPriority="61" w:unhideWhenUsed="0"/>
-    <w:lsdException w:name="Light Grid Accent 6" w:semiHidden="0" w:uiPriority="62" w:unhideWhenUsed="0"/>
-    <w:lsdException w:name="Medium Shading 1 Accent 6" w:semiHidden="0" w:uiPriority="63" w:unhideWhenUsed="0"/>
-    <w:lsdException w:name="Medium Shading 2 Accent 6" w:semiHidden="0" w:uiPriority="64" w:unhideWhenUsed="0"/>
-    <w:lsdException w:name="Medium List 1 Accent 6" w:semiHidden="0" w:uiPriority="65" w:unhideWhenUsed="0"/>
-    <w:lsdException w:name="Medium List 2 Accent 6" w:semiHidden="0" w:uiPriority="66" w:unhideWhenUsed="0"/>
-    <w:lsdException w:name="Medium Grid 1 Accent 6" w:semiHidden="0" w:uiPriority="67" w:unhideWhenUsed="0"/>
-    <w:lsdException w:name="Medium Grid 2 Accent 6" w:semiHidden="0" w:uiPriority="68" w:unhideWhenUsed="0"/>
-    <w:lsdException w:name="Medium Grid 3 Accent 6" w:semiHidden="0" w:uiPriority="69" w:unhideWhenUsed="0"/>
-    <w:lsdException w:name="Dark List Accent 6" w:semiHidden="0" w:uiPriority="70" w:unhideWhenUsed="0"/>
-    <w:lsdException w:name="Colorful Shading Accent 6" w:semiHidden="0" w:uiPriority="71" w:unhideWhenUsed="0"/>
-    <w:lsdException w:name="Colorful List Accent 6" w:semiHidden="0" w:uiPriority="72" w:unhideWhenUsed="0"/>
-    <w:lsdException w:name="Colorful Grid Accent 6" w:semiHidden="0" w:uiPriority="73" w:unhideWhenUsed="0"/>
+  <w:latentStyles w:count="260" w:defQFormat="0" w:defUnhideWhenUsed="1" w:defSemiHidden="1" w:defUIPriority="99" w:defLockedState="0">
+    <w:lsdException w:qFormat="1" w:unhideWhenUsed="0" w:uiPriority="0" w:semiHidden="0" w:name="Normal"/>
+    <w:lsdException w:qFormat="1" w:unhideWhenUsed="0" w:uiPriority="0" w:semiHidden="0" w:name="heading 1"/>
+    <w:lsdException w:qFormat="1" w:uiPriority="0" w:semiHidden="0" w:name="heading 2"/>
+    <w:lsdException w:qFormat="1" w:uiPriority="0" w:name="heading 3"/>
+    <w:lsdException w:qFormat="1" w:uiPriority="0" w:semiHidden="0" w:name="heading 4"/>
+    <w:lsdException w:qFormat="1" w:uiPriority="0" w:name="heading 5"/>
+    <w:lsdException w:qFormat="1" w:uiPriority="0" w:name="heading 6"/>
+    <w:lsdException w:qFormat="1" w:uiPriority="0" w:name="heading 7"/>
+    <w:lsdException w:qFormat="1" w:uiPriority="0" w:name="heading 8"/>
+    <w:lsdException w:qFormat="1" w:uiPriority="0" w:name="heading 9"/>
+    <w:lsdException w:unhideWhenUsed="0" w:uiPriority="0" w:semiHidden="0" w:name="index 1"/>
+    <w:lsdException w:unhideWhenUsed="0" w:uiPriority="0" w:semiHidden="0" w:name="index 2"/>
+    <w:lsdException w:unhideWhenUsed="0" w:uiPriority="0" w:semiHidden="0" w:name="index 3"/>
+    <w:lsdException w:unhideWhenUsed="0" w:uiPriority="0" w:semiHidden="0" w:name="index 4"/>
+    <w:lsdException w:unhideWhenUsed="0" w:uiPriority="0" w:semiHidden="0" w:name="index 5"/>
+    <w:lsdException w:unhideWhenUsed="0" w:uiPriority="0" w:semiHidden="0" w:name="index 6"/>
+    <w:lsdException w:unhideWhenUsed="0" w:uiPriority="0" w:semiHidden="0" w:name="index 7"/>
+    <w:lsdException w:unhideWhenUsed="0" w:uiPriority="0" w:semiHidden="0" w:name="index 8"/>
+    <w:lsdException w:unhideWhenUsed="0" w:uiPriority="0" w:semiHidden="0" w:name="index 9"/>
+    <w:lsdException w:qFormat="1" w:unhideWhenUsed="0" w:uiPriority="0" w:semiHidden="0" w:name="toc 1"/>
+    <w:lsdException w:qFormat="1" w:unhideWhenUsed="0" w:uiPriority="0" w:semiHidden="0" w:name="toc 2"/>
+    <w:lsdException w:qFormat="1" w:unhideWhenUsed="0" w:uiPriority="0" w:semiHidden="0" w:name="toc 3"/>
+    <w:lsdException w:unhideWhenUsed="0" w:uiPriority="0" w:semiHidden="0" w:name="toc 4"/>
+    <w:lsdException w:unhideWhenUsed="0" w:uiPriority="0" w:semiHidden="0" w:name="toc 5"/>
+    <w:lsdException w:unhideWhenUsed="0" w:uiPriority="0" w:semiHidden="0" w:name="toc 6"/>
+    <w:lsdException w:unhideWhenUsed="0" w:uiPriority="0" w:semiHidden="0" w:name="toc 7"/>
+    <w:lsdException w:unhideWhenUsed="0" w:uiPriority="0" w:semiHidden="0" w:name="toc 8"/>
+    <w:lsdException w:unhideWhenUsed="0" w:uiPriority="0" w:semiHidden="0" w:name="toc 9"/>
+    <w:lsdException w:unhideWhenUsed="0" w:uiPriority="0" w:semiHidden="0" w:name="Normal Indent"/>
+    <w:lsdException w:unhideWhenUsed="0" w:uiPriority="0" w:semiHidden="0" w:name="footnote text"/>
+    <w:lsdException w:qFormat="1" w:unhideWhenUsed="0" w:uiPriority="0" w:semiHidden="0" w:name="annotation text"/>
+    <w:lsdException w:qFormat="1" w:unhideWhenUsed="0" w:uiPriority="0" w:semiHidden="0" w:name="header"/>
+    <w:lsdException w:qFormat="1" w:unhideWhenUsed="0" w:uiPriority="0" w:semiHidden="0" w:name="footer"/>
+    <w:lsdException w:unhideWhenUsed="0" w:uiPriority="0" w:semiHidden="0" w:name="index heading"/>
+    <w:lsdException w:qFormat="1" w:uiPriority="0" w:name="caption"/>
+    <w:lsdException w:qFormat="1" w:unhideWhenUsed="0" w:uiPriority="0" w:semiHidden="0" w:name="table of figures"/>
+    <w:lsdException w:unhideWhenUsed="0" w:uiPriority="0" w:semiHidden="0" w:name="envelope address"/>
+    <w:lsdException w:unhideWhenUsed="0" w:uiPriority="0" w:semiHidden="0" w:name="envelope return"/>
+    <w:lsdException w:unhideWhenUsed="0" w:uiPriority="0" w:semiHidden="0" w:name="footnote reference"/>
+    <w:lsdException w:unhideWhenUsed="0" w:uiPriority="0" w:semiHidden="0" w:name="annotation reference"/>
+    <w:lsdException w:unhideWhenUsed="0" w:uiPriority="0" w:semiHidden="0" w:name="line number"/>
+    <w:lsdException w:unhideWhenUsed="0" w:uiPriority="0" w:semiHidden="0" w:name="page number"/>
+    <w:lsdException w:unhideWhenUsed="0" w:uiPriority="0" w:semiHidden="0" w:name="endnote reference"/>
+    <w:lsdException w:unhideWhenUsed="0" w:uiPriority="0" w:semiHidden="0" w:name="endnote text"/>
+    <w:lsdException w:unhideWhenUsed="0" w:uiPriority="0" w:semiHidden="0" w:name="table of authorities"/>
+    <w:lsdException w:unhideWhenUsed="0" w:uiPriority="0" w:semiHidden="0" w:name="macro"/>
+    <w:lsdException w:unhideWhenUsed="0" w:uiPriority="0" w:semiHidden="0" w:name="toa heading"/>
+    <w:lsdException w:unhideWhenUsed="0" w:uiPriority="0" w:semiHidden="0" w:name="List"/>
+    <w:lsdException w:unhideWhenUsed="0" w:uiPriority="0" w:semiHidden="0" w:name="List Bullet"/>
+    <w:lsdException w:unhideWhenUsed="0" w:uiPriority="0" w:semiHidden="0" w:name="List Number"/>
+    <w:lsdException w:unhideWhenUsed="0" w:uiPriority="0" w:semiHidden="0" w:name="List 2"/>
+    <w:lsdException w:unhideWhenUsed="0" w:uiPriority="0" w:semiHidden="0" w:name="List 3"/>
+    <w:lsdException w:unhideWhenUsed="0" w:uiPriority="0" w:semiHidden="0" w:name="List 4"/>
+    <w:lsdException w:unhideWhenUsed="0" w:uiPriority="0" w:semiHidden="0" w:name="List 5"/>
+    <w:lsdException w:unhideWhenUsed="0" w:uiPriority="0" w:semiHidden="0" w:name="List Bullet 2"/>
+    <w:lsdException w:unhideWhenUsed="0" w:uiPriority="0" w:semiHidden="0" w:name="List Bullet 3"/>
+    <w:lsdException w:unhideWhenUsed="0" w:uiPriority="0" w:semiHidden="0" w:name="List Bullet 4"/>
+    <w:lsdException w:unhideWhenUsed="0" w:uiPriority="0" w:semiHidden="0" w:name="List Bullet 5"/>
+    <w:lsdException w:unhideWhenUsed="0" w:uiPriority="0" w:semiHidden="0" w:name="List Number 2"/>
+    <w:lsdException w:unhideWhenUsed="0" w:uiPriority="0" w:semiHidden="0" w:name="List Number 3"/>
+    <w:lsdException w:unhideWhenUsed="0" w:uiPriority="0" w:semiHidden="0" w:name="List Number 4"/>
+    <w:lsdException w:unhideWhenUsed="0" w:uiPriority="0" w:semiHidden="0" w:name="List Number 5"/>
+    <w:lsdException w:qFormat="1" w:unhideWhenUsed="0" w:uiPriority="0" w:semiHidden="0" w:name="Title"/>
+    <w:lsdException w:unhideWhenUsed="0" w:uiPriority="0" w:semiHidden="0" w:name="Closing"/>
+    <w:lsdException w:unhideWhenUsed="0" w:uiPriority="0" w:semiHidden="0" w:name="Signature"/>
+    <w:lsdException w:qFormat="1" w:unhideWhenUsed="0" w:uiPriority="0" w:name="Default Paragraph Font"/>
+    <w:lsdException w:qFormat="1" w:unhideWhenUsed="0" w:uiPriority="0" w:name="Body Text"/>
+    <w:lsdException w:unhideWhenUsed="0" w:uiPriority="0" w:semiHidden="0" w:name="Body Text Indent"/>
+    <w:lsdException w:unhideWhenUsed="0" w:uiPriority="0" w:semiHidden="0" w:name="List Continue"/>
+    <w:lsdException w:unhideWhenUsed="0" w:uiPriority="0" w:semiHidden="0" w:name="List Continue 2"/>
+    <w:lsdException w:unhideWhenUsed="0" w:uiPriority="0" w:semiHidden="0" w:name="List Continue 3"/>
+    <w:lsdException w:unhideWhenUsed="0" w:uiPriority="0" w:semiHidden="0" w:name="List Continue 4"/>
+    <w:lsdException w:unhideWhenUsed="0" w:uiPriority="0" w:semiHidden="0" w:name="List Continue 5"/>
+    <w:lsdException w:unhideWhenUsed="0" w:uiPriority="0" w:semiHidden="0" w:name="Message Header"/>
+    <w:lsdException w:qFormat="1" w:unhideWhenUsed="0" w:uiPriority="0" w:semiHidden="0" w:name="Subtitle"/>
+    <w:lsdException w:unhideWhenUsed="0" w:uiPriority="0" w:semiHidden="0" w:name="Salutation"/>
+    <w:lsdException w:unhideWhenUsed="0" w:uiPriority="0" w:semiHidden="0" w:name="Date"/>
+    <w:lsdException w:unhideWhenUsed="0" w:uiPriority="0" w:semiHidden="0" w:name="Body Text First Indent"/>
+    <w:lsdException w:unhideWhenUsed="0" w:uiPriority="0" w:semiHidden="0" w:name="Body Text First Indent 2"/>
+    <w:lsdException w:uiPriority="99" w:name="Note Heading"/>
+    <w:lsdException w:unhideWhenUsed="0" w:uiPriority="0" w:semiHidden="0" w:name="Body Text 2"/>
+    <w:lsdException w:unhideWhenUsed="0" w:uiPriority="0" w:semiHidden="0" w:name="Body Text 3"/>
+    <w:lsdException w:unhideWhenUsed="0" w:uiPriority="0" w:semiHidden="0" w:name="Body Text Indent 2"/>
+    <w:lsdException w:unhideWhenUsed="0" w:uiPriority="0" w:semiHidden="0" w:name="Body Text Indent 3"/>
+    <w:lsdException w:unhideWhenUsed="0" w:uiPriority="0" w:semiHidden="0" w:name="Block Text"/>
+    <w:lsdException w:unhideWhenUsed="0" w:uiPriority="0" w:semiHidden="0" w:name="Hyperlink"/>
+    <w:lsdException w:unhideWhenUsed="0" w:uiPriority="0" w:semiHidden="0" w:name="FollowedHyperlink"/>
+    <w:lsdException w:qFormat="1" w:unhideWhenUsed="0" w:uiPriority="0" w:semiHidden="0" w:name="Strong"/>
+    <w:lsdException w:qFormat="1" w:unhideWhenUsed="0" w:uiPriority="0" w:semiHidden="0" w:name="Emphasis"/>
+    <w:lsdException w:unhideWhenUsed="0" w:uiPriority="0" w:semiHidden="0" w:name="Document Map"/>
+    <w:lsdException w:unhideWhenUsed="0" w:uiPriority="0" w:semiHidden="0" w:name="Plain Text"/>
+    <w:lsdException w:unhideWhenUsed="0" w:uiPriority="0" w:semiHidden="0" w:name="E-mail Signature"/>
+    <w:lsdException w:qFormat="1" w:unhideWhenUsed="0" w:uiPriority="0" w:semiHidden="0" w:name="Normal (Web)"/>
+    <w:lsdException w:unhideWhenUsed="0" w:uiPriority="0" w:semiHidden="0" w:name="HTML Acronym"/>
+    <w:lsdException w:unhideWhenUsed="0" w:uiPriority="0" w:semiHidden="0" w:name="HTML Address"/>
+    <w:lsdException w:unhideWhenUsed="0" w:uiPriority="0" w:semiHidden="0" w:name="HTML Cite"/>
+    <w:lsdException w:unhideWhenUsed="0" w:uiPriority="0" w:semiHidden="0" w:name="HTML Code"/>
+    <w:lsdException w:unhideWhenUsed="0" w:uiPriority="0" w:semiHidden="0" w:name="HTML Definition"/>
+    <w:lsdException w:unhideWhenUsed="0" w:uiPriority="0" w:semiHidden="0" w:name="HTML Keyboard"/>
+    <w:lsdException w:qFormat="1" w:unhideWhenUsed="0" w:uiPriority="0" w:semiHidden="0" w:name="HTML Preformatted"/>
+    <w:lsdException w:unhideWhenUsed="0" w:uiPriority="0" w:semiHidden="0" w:name="HTML Sample"/>
+    <w:lsdException w:unhideWhenUsed="0" w:uiPriority="0" w:semiHidden="0" w:name="HTML Typewriter"/>
+    <w:lsdException w:unhideWhenUsed="0" w:uiPriority="0" w:semiHidden="0" w:name="HTML Variable"/>
+    <w:lsdException w:qFormat="1" w:unhideWhenUsed="0" w:uiPriority="0" w:name="Normal Table"/>
+    <w:lsdException w:unhideWhenUsed="0" w:uiPriority="0" w:semiHidden="0" w:name="annotation subject"/>
+    <w:lsdException w:unhideWhenUsed="0" w:uiPriority="0" w:semiHidden="0" w:name="Table Simple 1"/>
+    <w:lsdException w:unhideWhenUsed="0" w:uiPriority="0" w:semiHidden="0" w:name="Table Simple 2"/>
+    <w:lsdException w:unhideWhenUsed="0" w:uiPriority="0" w:semiHidden="0" w:name="Table Simple 3"/>
+    <w:lsdException w:unhideWhenUsed="0" w:uiPriority="0" w:semiHidden="0" w:name="Table Classic 1"/>
+    <w:lsdException w:unhideWhenUsed="0" w:uiPriority="0" w:semiHidden="0" w:name="Table Classic 2"/>
+    <w:lsdException w:unhideWhenUsed="0" w:uiPriority="0" w:semiHidden="0" w:name="Table Classic 3"/>
+    <w:lsdException w:unhideWhenUsed="0" w:uiPriority="0" w:semiHidden="0" w:name="Table Classic 4"/>
+    <w:lsdException w:unhideWhenUsed="0" w:uiPriority="0" w:semiHidden="0" w:name="Table Colorful 1"/>
+    <w:lsdException w:unhideWhenUsed="0" w:uiPriority="0" w:semiHidden="0" w:name="Table Colorful 2"/>
+    <w:lsdException w:unhideWhenUsed="0" w:uiPriority="0" w:semiHidden="0" w:name="Table Colorful 3"/>
+    <w:lsdException w:unhideWhenUsed="0" w:uiPriority="0" w:semiHidden="0" w:name="Table Columns 1"/>
+    <w:lsdException w:unhideWhenUsed="0" w:uiPriority="0" w:semiHidden="0" w:name="Table Columns 2"/>
+    <w:lsdException w:unhideWhenUsed="0" w:uiPriority="0" w:semiHidden="0" w:name="Table Columns 3"/>
+    <w:lsdException w:unhideWhenUsed="0" w:uiPriority="0" w:semiHidden="0" w:name="Table Columns 4"/>
+    <w:lsdException w:unhideWhenUsed="0" w:uiPriority="0" w:semiHidden="0" w:name="Table Columns 5"/>
+    <w:lsdException w:unhideWhenUsed="0" w:uiPriority="0" w:semiHidden="0" w:name="Table Grid 1"/>
+    <w:lsdException w:unhideWhenUsed="0" w:uiPriority="0" w:semiHidden="0" w:name="Table Grid 2"/>
+    <w:lsdException w:unhideWhenUsed="0" w:uiPriority="0" w:semiHidden="0" w:name="Table Grid 3"/>
+    <w:lsdException w:unhideWhenUsed="0" w:uiPriority="0" w:semiHidden="0" w:name="Table Grid 4"/>
+    <w:lsdException w:unhideWhenUsed="0" w:uiPriority="0" w:semiHidden="0" w:name="Table Grid 5"/>
+    <w:lsdException w:unhideWhenUsed="0" w:uiPriority="0" w:semiHidden="0" w:name="Table Grid 6"/>
+    <w:lsdException w:unhideWhenUsed="0" w:uiPriority="0" w:semiHidden="0" w:name="Table Grid 7"/>
+    <w:lsdException w:unhideWhenUsed="0" w:uiPriority="0" w:semiHidden="0" w:name="Table Grid 8"/>
+    <w:lsdException w:unhideWhenUsed="0" w:uiPriority="0" w:semiHidden="0" w:name="Table List 1"/>
+    <w:lsdException w:unhideWhenUsed="0" w:uiPriority="0" w:semiHidden="0" w:name="Table List 2"/>
+    <w:lsdException w:unhideWhenUsed="0" w:uiPriority="0" w:semiHidden="0" w:name="Table List 3"/>
+    <w:lsdException w:unhideWhenUsed="0" w:uiPriority="0" w:semiHidden="0" w:name="Table List 4"/>
+    <w:lsdException w:unhideWhenUsed="0" w:uiPriority="0" w:semiHidden="0" w:name="Table List 5"/>
+    <w:lsdException w:unhideWhenUsed="0" w:uiPriority="0" w:semiHidden="0" w:name="Table List 6"/>
+    <w:lsdException w:unhideWhenUsed="0" w:uiPriority="0" w:semiHidden="0" w:name="Table List 7"/>
+    <w:lsdException w:unhideWhenUsed="0" w:uiPriority="0" w:semiHidden="0" w:name="Table List 8"/>
+    <w:lsdException w:unhideWhenUsed="0" w:uiPriority="0" w:semiHidden="0" w:name="Table 3D effects 1"/>
+    <w:lsdException w:unhideWhenUsed="0" w:uiPriority="0" w:semiHidden="0" w:name="Table 3D effects 2"/>
+    <w:lsdException w:unhideWhenUsed="0" w:uiPriority="0" w:semiHidden="0" w:name="Table 3D effects 3"/>
+    <w:lsdException w:unhideWhenUsed="0" w:uiPriority="0" w:semiHidden="0" w:name="Table Contemporary"/>
+    <w:lsdException w:unhideWhenUsed="0" w:uiPriority="0" w:semiHidden="0" w:name="Table Elegant"/>
+    <w:lsdException w:unhideWhenUsed="0" w:uiPriority="0" w:semiHidden="0" w:name="Table Professional"/>
+    <w:lsdException w:unhideWhenUsed="0" w:uiPriority="0" w:semiHidden="0" w:name="Table Subtle 1"/>
+    <w:lsdException w:unhideWhenUsed="0" w:uiPriority="0" w:semiHidden="0" w:name="Table Subtle 2"/>
+    <w:lsdException w:unhideWhenUsed="0" w:uiPriority="0" w:semiHidden="0" w:name="Table Web 1"/>
+    <w:lsdException w:unhideWhenUsed="0" w:uiPriority="0" w:semiHidden="0" w:name="Table Web 2"/>
+    <w:lsdException w:unhideWhenUsed="0" w:uiPriority="0" w:semiHidden="0" w:name="Table Web 3"/>
+    <w:lsdException w:unhideWhenUsed="0" w:uiPriority="0" w:semiHidden="0" w:name="Balloon Text"/>
+    <w:lsdException w:qFormat="1" w:unhideWhenUsed="0" w:uiPriority="0" w:semiHidden="0" w:name="Table Grid"/>
+    <w:lsdException w:unhideWhenUsed="0" w:uiPriority="0" w:semiHidden="0" w:name="Table Theme"/>
+    <w:lsdException w:unhideWhenUsed="0" w:uiPriority="60" w:semiHidden="0" w:name="Light Shading"/>
+    <w:lsdException w:unhideWhenUsed="0" w:uiPriority="61" w:semiHidden="0" w:name="Light List"/>
+    <w:lsdException w:unhideWhenUsed="0" w:uiPriority="62" w:semiHidden="0" w:name="Light Grid"/>
+    <w:lsdException w:unhideWhenUsed="0" w:uiPriority="63" w:semiHidden="0" w:name="Medium Shading 1"/>
+    <w:lsdException w:unhideWhenUsed="0" w:uiPriority="64" w:semiHidden="0" w:name="Medium Shading 2"/>
+    <w:lsdException w:unhideWhenUsed="0" w:uiPriority="65" w:semiHidden="0" w:name="Medium List 1"/>
+    <w:lsdException w:unhideWhenUsed="0" w:uiPriority="66" w:semiHidden="0" w:name="Medium List 2"/>
+    <w:lsdException w:unhideWhenUsed="0" w:uiPriority="67" w:semiHidden="0" w:name="Medium Grid 1"/>
+    <w:lsdException w:unhideWhenUsed="0" w:uiPriority="68" w:semiHidden="0" w:name="Medium Grid 2"/>
+    <w:lsdException w:unhideWhenUsed="0" w:uiPriority="69" w:semiHidden="0" w:name="Medium Grid 3"/>
+    <w:lsdException w:unhideWhenUsed="0" w:uiPriority="70" w:semiHidden="0" w:name="Dark List"/>
+    <w:lsdException w:unhideWhenUsed="0" w:uiPriority="71" w:semiHidden="0" w:name="Colorful Shading"/>
+    <w:lsdException w:unhideWhenUsed="0" w:uiPriority="72" w:semiHidden="0" w:name="Colorful List"/>
+    <w:lsdException w:unhideWhenUsed="0" w:uiPriority="73" w:semiHidden="0" w:name="Colorful Grid"/>
+    <w:lsdException w:unhideWhenUsed="0" w:uiPriority="60" w:semiHidden="0" w:name="Light Shading Accent 1"/>
+    <w:lsdException w:unhideWhenUsed="0" w:uiPriority="61" w:semiHidden="0" w:name="Light List Accent 1"/>
+    <w:lsdException w:unhideWhenUsed="0" w:uiPriority="62" w:semiHidden="0" w:name="Light Grid Accent 1"/>
+    <w:lsdException w:unhideWhenUsed="0" w:uiPriority="63" w:semiHidden="0" w:name="Medium Shading 1 Accent 1"/>
+    <w:lsdException w:unhideWhenUsed="0" w:uiPriority="64" w:semiHidden="0" w:name="Medium Shading 2 Accent 1"/>
+    <w:lsdException w:unhideWhenUsed="0" w:uiPriority="65" w:semiHidden="0" w:name="Medium List 1 Accent 1"/>
+    <w:lsdException w:unhideWhenUsed="0" w:uiPriority="66" w:semiHidden="0" w:name="Medium List 2 Accent 1"/>
+    <w:lsdException w:unhideWhenUsed="0" w:uiPriority="67" w:semiHidden="0" w:name="Medium Grid 1 Accent 1"/>
+    <w:lsdException w:unhideWhenUsed="0" w:uiPriority="68" w:semiHidden="0" w:name="Medium Grid 2 Accent 1"/>
+    <w:lsdException w:unhideWhenUsed="0" w:uiPriority="69" w:semiHidden="0" w:name="Medium Grid 3 Accent 1"/>
+    <w:lsdException w:unhideWhenUsed="0" w:uiPriority="70" w:semiHidden="0" w:name="Dark List Accent 1"/>
+    <w:lsdException w:unhideWhenUsed="0" w:uiPriority="71" w:semiHidden="0" w:name="Colorful Shading Accent 1"/>
+    <w:lsdException w:unhideWhenUsed="0" w:uiPriority="72" w:semiHidden="0" w:name="Colorful List Accent 1"/>
+    <w:lsdException w:unhideWhenUsed="0" w:uiPriority="73" w:semiHidden="0" w:name="Colorful Grid Accent 1"/>
+    <w:lsdException w:unhideWhenUsed="0" w:uiPriority="60" w:semiHidden="0" w:name="Light Shading Accent 2"/>
+    <w:lsdException w:unhideWhenUsed="0" w:uiPriority="61" w:semiHidden="0" w:name="Light List Accent 2"/>
+    <w:lsdException w:unhideWhenUsed="0" w:uiPriority="62" w:semiHidden="0" w:name="Light Grid Accent 2"/>
+    <w:lsdException w:unhideWhenUsed="0" w:uiPriority="63" w:semiHidden="0" w:name="Medium Shading 1 Accent 2"/>
+    <w:lsdException w:unhideWhenUsed="0" w:uiPriority="64" w:semiHidden="0" w:name="Medium Shading 2 Accent 2"/>
+    <w:lsdException w:unhideWhenUsed="0" w:uiPriority="65" w:semiHidden="0" w:name="Medium List 1 Accent 2"/>
+    <w:lsdException w:unhideWhenUsed="0" w:uiPriority="66" w:semiHidden="0" w:name="Medium List 2 Accent 2"/>
+    <w:lsdException w:unhideWhenUsed="0" w:uiPriority="67" w:semiHidden="0" w:name="Medium Grid 1 Accent 2"/>
+    <w:lsdException w:unhideWhenUsed="0" w:uiPriority="68" w:semiHidden="0" w:name="Medium Grid 2 Accent 2"/>
+    <w:lsdException w:unhideWhenUsed="0" w:uiPriority="69" w:semiHidden="0" w:name="Medium Grid 3 Accent 2"/>
+    <w:lsdException w:unhideWhenUsed="0" w:uiPriority="70" w:semiHidden="0" w:name="Dark List Accent 2"/>
+    <w:lsdException w:unhideWhenUsed="0" w:uiPriority="71" w:semiHidden="0" w:name="Colorful Shading Accent 2"/>
+    <w:lsdException w:unhideWhenUsed="0" w:uiPriority="72" w:semiHidden="0" w:name="Colorful List Accent 2"/>
+    <w:lsdException w:unhideWhenUsed="0" w:uiPriority="73" w:semiHidden="0" w:name="Colorful Grid Accent 2"/>
+    <w:lsdException w:unhideWhenUsed="0" w:uiPriority="60" w:semiHidden="0" w:name="Light Shading Accent 3"/>
+    <w:lsdException w:unhideWhenUsed="0" w:uiPriority="61" w:semiHidden="0" w:name="Light List Accent 3"/>
+    <w:lsdException w:unhideWhenUsed="0" w:uiPriority="62" w:semiHidden="0" w:name="Light Grid Accent 3"/>
+    <w:lsdException w:unhideWhenUsed="0" w:uiPriority="63" w:semiHidden="0" w:name="Medium Shading 1 Accent 3"/>
+    <w:lsdException w:unhideWhenUsed="0" w:uiPriority="64" w:semiHidden="0" w:name="Medium Shading 2 Accent 3"/>
+    <w:lsdException w:unhideWhenUsed="0" w:uiPriority="65" w:semiHidden="0" w:name="Medium List 1 Accent 3"/>
+    <w:lsdException w:unhideWhenUsed="0" w:uiPriority="66" w:semiHidden="0" w:name="Medium List 2 Accent 3"/>
+    <w:lsdException w:unhideWhenUsed="0" w:uiPriority="67" w:semiHidden="0" w:name="Medium Grid 1 Accent 3"/>
+    <w:lsdException w:unhideWhenUsed="0" w:uiPriority="68" w:semiHidden="0" w:name="Medium Grid 2 Accent 3"/>
+    <w:lsdException w:unhideWhenUsed="0" w:uiPriority="69" w:semiHidden="0" w:name="Medium Grid 3 Accent 3"/>
+    <w:lsdException w:unhideWhenUsed="0" w:uiPriority="70" w:semiHidden="0" w:name="Dark List Accent 3"/>
+    <w:lsdException w:unhideWhenUsed="0" w:uiPriority="71" w:semiHidden="0" w:name="Colorful Shading Accent 3"/>
+    <w:lsdException w:unhideWhenUsed="0" w:uiPriority="72" w:semiHidden="0" w:name="Colorful List Accent 3"/>
+    <w:lsdException w:unhideWhenUsed="0" w:uiPriority="73" w:semiHidden="0" w:name="Colorful Grid Accent 3"/>
+    <w:lsdException w:unhideWhenUsed="0" w:uiPriority="60" w:semiHidden="0" w:name="Light Shading Accent 4"/>
+    <w:lsdException w:unhideWhenUsed="0" w:uiPriority="61" w:semiHidden="0" w:name="Light List Accent 4"/>
+    <w:lsdException w:unhideWhenUsed="0" w:uiPriority="62" w:semiHidden="0" w:name="Light Grid Accent 4"/>
+    <w:lsdException w:unhideWhenUsed="0" w:uiPriority="63" w:semiHidden="0" w:name="Medium Shading 1 Accent 4"/>
+    <w:lsdException w:unhideWhenUsed="0" w:uiPriority="64" w:semiHidden="0" w:name="Medium Shading 2 Accent 4"/>
+    <w:lsdException w:unhideWhenUsed="0" w:uiPriority="65" w:semiHidden="0" w:name="Medium List 1 Accent 4"/>
+    <w:lsdException w:unhideWhenUsed="0" w:uiPriority="66" w:semiHidden="0" w:name="Medium List 2 Accent 4"/>
+    <w:lsdException w:unhideWhenUsed="0" w:uiPriority="67" w:semiHidden="0" w:name="Medium Grid 1 Accent 4"/>
+    <w:lsdException w:unhideWhenUsed="0" w:uiPriority="68" w:semiHidden="0" w:name="Medium Grid 2 Accent 4"/>
+    <w:lsdException w:unhideWhenUsed="0" w:uiPriority="69" w:semiHidden="0" w:name="Medium Grid 3 Accent 4"/>
+    <w:lsdException w:unhideWhenUsed="0" w:uiPriority="70" w:semiHidden="0" w:name="Dark List Accent 4"/>
+    <w:lsdException w:unhideWhenUsed="0" w:uiPriority="71" w:semiHidden="0" w:name="Colorful Shading Accent 4"/>
+    <w:lsdException w:unhideWhenUsed="0" w:uiPriority="72" w:semiHidden="0" w:name="Colorful List Accent 4"/>
+    <w:lsdException w:unhideWhenUsed="0" w:uiPriority="73" w:semiHidden="0" w:name="Colorful Grid Accent 4"/>
+    <w:lsdException w:unhideWhenUsed="0" w:uiPriority="60" w:semiHidden="0" w:name="Light Shading Accent 5"/>
+    <w:lsdException w:unhideWhenUsed="0" w:uiPriority="61" w:semiHidden="0" w:name="Light List Accent 5"/>
+    <w:lsdException w:unhideWhenUsed="0" w:uiPriority="62" w:semiHidden="0" w:name="Light Grid Accent 5"/>
+    <w:lsdException w:unhideWhenUsed="0" w:uiPriority="63" w:semiHidden="0" w:name="Medium Shading 1 Accent 5"/>
+    <w:lsdException w:unhideWhenUsed="0" w:uiPriority="64" w:semiHidden="0" w:name="Medium Shading 2 Accent 5"/>
+    <w:lsdException w:unhideWhenUsed="0" w:uiPriority="65" w:semiHidden="0" w:name="Medium List 1 Accent 5"/>
+    <w:lsdException w:unhideWhenUsed="0" w:uiPriority="66" w:semiHidden="0" w:name="Medium List 2 Accent 5"/>
+    <w:lsdException w:unhideWhenUsed="0" w:uiPriority="67" w:semiHidden="0" w:name="Medium Grid 1 Accent 5"/>
+    <w:lsdException w:unhideWhenUsed="0" w:uiPriority="68" w:semiHidden="0" w:name="Medium Grid 2 Accent 5"/>
+    <w:lsdException w:unhideWhenUsed="0" w:uiPriority="69" w:semiHidden="0" w:name="Medium Grid 3 Accent 5"/>
+    <w:lsdException w:unhideWhenUsed="0" w:uiPriority="70" w:semiHidden="0" w:name="Dark List Accent 5"/>
+    <w:lsdException w:unhideWhenUsed="0" w:uiPriority="71" w:semiHidden="0" w:name="Colorful Shading Accent 5"/>
+    <w:lsdException w:unhideWhenUsed="0" w:uiPriority="72" w:semiHidden="0" w:name="Colorful List Accent 5"/>
+    <w:lsdException w:unhideWhenUsed="0" w:uiPriority="73" w:semiHidden="0" w:name="Colorful Grid Accent 5"/>
+    <w:lsdException w:unhideWhenUsed="0" w:uiPriority="60" w:semiHidden="0" w:name="Light Shading Accent 6"/>
+    <w:lsdException w:unhideWhenUsed="0" w:uiPriority="61" w:semiHidden="0" w:name="Light List Accent 6"/>
+    <w:lsdException w:unhideWhenUsed="0" w:uiPriority="62" w:semiHidden="0" w:name="Light Grid Accent 6"/>
+    <w:lsdException w:unhideWhenUsed="0" w:uiPriority="63" w:semiHidden="0" w:name="Medium Shading 1 Accent 6"/>
+    <w:lsdException w:unhideWhenUsed="0" w:uiPriority="64" w:semiHidden="0" w:name="Medium Shading 2 Accent 6"/>
+    <w:lsdException w:unhideWhenUsed="0" w:uiPriority="65" w:semiHidden="0" w:name="Medium List 1 Accent 6"/>
+    <w:lsdException w:unhideWhenUsed="0" w:uiPriority="66" w:semiHidden="0" w:name="Medium List 2 Accent 6"/>
+    <w:lsdException w:unhideWhenUsed="0" w:uiPriority="67" w:semiHidden="0" w:name="Medium Grid 1 Accent 6"/>
+    <w:lsdException w:unhideWhenUsed="0" w:uiPriority="68" w:semiHidden="0" w:name="Medium Grid 2 Accent 6"/>
+    <w:lsdException w:unhideWhenUsed="0" w:uiPriority="69" w:semiHidden="0" w:name="Medium Grid 3 Accent 6"/>
+    <w:lsdException w:unhideWhenUsed="0" w:uiPriority="70" w:semiHidden="0" w:name="Dark List Accent 6"/>
+    <w:lsdException w:unhideWhenUsed="0" w:uiPriority="71" w:semiHidden="0" w:name="Colorful Shading Accent 6"/>
+    <w:lsdException w:unhideWhenUsed="0" w:uiPriority="72" w:semiHidden="0" w:name="Colorful List Accent 6"/>
+    <w:lsdException w:unhideWhenUsed="0" w:uiPriority="73" w:semiHidden="0" w:name="Colorful Grid Accent 6"/>
   </w:latentStyles>
-  <w:style w:type="paragraph" w:default="1" w:styleId="Normal">
+  <w:style w:type="paragraph" w:default="1" w:styleId="1">
     <w:name w:val="Normal"/>
     <w:qFormat/>
+    <w:uiPriority w:val="0"/>
     <w:pPr>
       <w:kinsoku w:val="0"/>
       <w:autoSpaceDE w:val="0"/>
@@ -10533,7 +10779,7 @@
       <w:textAlignment w:val="baseline"/>
     </w:pPr>
     <w:rPr>
-      <w:rFonts w:ascii="Arial" w:eastAsia="宋体" w:hAnsi="Arial" w:cs="Arial"/>
+      <w:rFonts w:ascii="Arial" w:hAnsi="Arial" w:eastAsia="宋体" w:cs="Arial"/>
       <w:snapToGrid w:val="0"/>
       <w:color w:val="000000"/>
       <w:kern w:val="0"/>
@@ -10542,11 +10788,12 @@
       <w:lang w:val="en-US" w:eastAsia="en-US" w:bidi="ar-SA"/>
     </w:rPr>
   </w:style>
-  <w:style w:type="paragraph" w:styleId="Heading1">
+  <w:style w:type="paragraph" w:styleId="2">
     <w:name w:val="heading 1"/>
-    <w:basedOn w:val="Normal"/>
-    <w:next w:val="Normal"/>
+    <w:basedOn w:val="1"/>
+    <w:next w:val="1"/>
     <w:qFormat/>
+    <w:uiPriority w:val="0"/>
     <w:pPr>
       <w:keepNext/>
       <w:keepLines/>
@@ -10564,12 +10811,13 @@
       <w:sz w:val="44"/>
     </w:rPr>
   </w:style>
-  <w:style w:type="paragraph" w:styleId="Heading2">
+  <w:style w:type="paragraph" w:styleId="3">
     <w:name w:val="heading 2"/>
-    <w:basedOn w:val="Normal"/>
-    <w:next w:val="Normal"/>
+    <w:basedOn w:val="1"/>
+    <w:next w:val="1"/>
     <w:unhideWhenUsed/>
     <w:qFormat/>
+    <w:uiPriority w:val="0"/>
     <w:pPr>
       <w:keepNext/>
       <w:keepLines/>
@@ -10582,18 +10830,19 @@
       <w:outlineLvl w:val="1"/>
     </w:pPr>
     <w:rPr>
-      <w:rFonts w:ascii="Arial" w:eastAsia="黑体" w:hAnsi="Arial"/>
+      <w:rFonts w:ascii="Arial" w:hAnsi="Arial" w:eastAsia="黑体"/>
       <w:b/>
       <w:sz w:val="32"/>
     </w:rPr>
   </w:style>
-  <w:style w:type="paragraph" w:styleId="Heading3">
+  <w:style w:type="paragraph" w:styleId="4">
     <w:name w:val="heading 3"/>
-    <w:basedOn w:val="Normal"/>
-    <w:next w:val="Normal"/>
+    <w:basedOn w:val="1"/>
+    <w:next w:val="1"/>
     <w:semiHidden/>
     <w:unhideWhenUsed/>
     <w:qFormat/>
+    <w:uiPriority w:val="0"/>
     <w:pPr>
       <w:keepNext/>
       <w:keepLines/>
@@ -10610,12 +10859,13 @@
       <w:sz w:val="32"/>
     </w:rPr>
   </w:style>
-  <w:style w:type="paragraph" w:styleId="Heading4">
+  <w:style w:type="paragraph" w:styleId="5">
     <w:name w:val="heading 4"/>
-    <w:basedOn w:val="Normal"/>
-    <w:next w:val="Normal"/>
+    <w:basedOn w:val="1"/>
+    <w:next w:val="1"/>
     <w:unhideWhenUsed/>
     <w:qFormat/>
+    <w:uiPriority w:val="0"/>
     <w:pPr>
       <w:keepNext/>
       <w:keepLines/>
@@ -10628,18 +10878,19 @@
       <w:outlineLvl w:val="3"/>
     </w:pPr>
     <w:rPr>
-      <w:rFonts w:ascii="Arial" w:eastAsia="黑体" w:hAnsi="Arial"/>
+      <w:rFonts w:ascii="Arial" w:hAnsi="Arial" w:eastAsia="黑体"/>
       <w:b/>
       <w:sz w:val="28"/>
     </w:rPr>
   </w:style>
-  <w:style w:type="paragraph" w:styleId="Heading5">
+  <w:style w:type="paragraph" w:styleId="6">
     <w:name w:val="heading 5"/>
-    <w:basedOn w:val="Normal"/>
-    <w:next w:val="Normal"/>
+    <w:basedOn w:val="1"/>
+    <w:next w:val="1"/>
     <w:semiHidden/>
     <w:unhideWhenUsed/>
     <w:qFormat/>
+    <w:uiPriority w:val="0"/>
     <w:pPr>
       <w:keepNext/>
       <w:keepLines/>
@@ -10656,13 +10907,14 @@
       <w:sz w:val="28"/>
     </w:rPr>
   </w:style>
-  <w:style w:type="paragraph" w:styleId="Heading6">
+  <w:style w:type="paragraph" w:styleId="7">
     <w:name w:val="heading 6"/>
-    <w:basedOn w:val="Normal"/>
-    <w:next w:val="Normal"/>
+    <w:basedOn w:val="1"/>
+    <w:next w:val="1"/>
     <w:semiHidden/>
     <w:unhideWhenUsed/>
     <w:qFormat/>
+    <w:uiPriority w:val="0"/>
     <w:pPr>
       <w:keepNext/>
       <w:keepLines/>
@@ -10675,18 +10927,19 @@
       <w:outlineLvl w:val="5"/>
     </w:pPr>
     <w:rPr>
-      <w:rFonts w:ascii="Arial" w:eastAsia="黑体" w:hAnsi="Arial"/>
+      <w:rFonts w:ascii="Arial" w:hAnsi="Arial" w:eastAsia="黑体"/>
       <w:b/>
       <w:sz w:val="24"/>
     </w:rPr>
   </w:style>
-  <w:style w:type="paragraph" w:styleId="Heading7">
+  <w:style w:type="paragraph" w:styleId="8">
     <w:name w:val="heading 7"/>
-    <w:basedOn w:val="Normal"/>
-    <w:next w:val="Normal"/>
+    <w:basedOn w:val="1"/>
+    <w:next w:val="1"/>
     <w:semiHidden/>
     <w:unhideWhenUsed/>
     <w:qFormat/>
+    <w:uiPriority w:val="0"/>
     <w:pPr>
       <w:keepNext/>
       <w:keepLines/>
@@ -10703,13 +10956,14 @@
       <w:sz w:val="24"/>
     </w:rPr>
   </w:style>
-  <w:style w:type="paragraph" w:styleId="Heading8">
+  <w:style w:type="paragraph" w:styleId="9">
     <w:name w:val="heading 8"/>
-    <w:basedOn w:val="Normal"/>
-    <w:next w:val="Normal"/>
+    <w:basedOn w:val="1"/>
+    <w:next w:val="1"/>
     <w:semiHidden/>
     <w:unhideWhenUsed/>
     <w:qFormat/>
+    <w:uiPriority w:val="0"/>
     <w:pPr>
       <w:keepNext/>
       <w:keepLines/>
@@ -10722,17 +10976,18 @@
       <w:outlineLvl w:val="7"/>
     </w:pPr>
     <w:rPr>
-      <w:rFonts w:ascii="Arial" w:eastAsia="黑体" w:hAnsi="Arial"/>
+      <w:rFonts w:ascii="Arial" w:hAnsi="Arial" w:eastAsia="黑体"/>
       <w:sz w:val="24"/>
     </w:rPr>
   </w:style>
-  <w:style w:type="paragraph" w:styleId="Heading9">
+  <w:style w:type="paragraph" w:styleId="10">
     <w:name w:val="heading 9"/>
-    <w:basedOn w:val="Normal"/>
-    <w:next w:val="Normal"/>
+    <w:basedOn w:val="1"/>
+    <w:next w:val="1"/>
     <w:semiHidden/>
     <w:unhideWhenUsed/>
     <w:qFormat/>
+    <w:uiPriority w:val="0"/>
     <w:pPr>
       <w:keepNext/>
       <w:keepLines/>
@@ -10745,19 +11000,21 @@
       <w:outlineLvl w:val="8"/>
     </w:pPr>
     <w:rPr>
-      <w:rFonts w:ascii="Arial" w:eastAsia="黑体" w:hAnsi="Arial"/>
+      <w:rFonts w:ascii="Arial" w:hAnsi="Arial" w:eastAsia="黑体"/>
       <w:sz w:val="21"/>
     </w:rPr>
   </w:style>
-  <w:style w:type="character" w:default="1" w:styleId="DefaultParagraphFont">
+  <w:style w:type="character" w:default="1" w:styleId="24">
     <w:name w:val="Default Paragraph Font"/>
     <w:semiHidden/>
     <w:qFormat/>
+    <w:uiPriority w:val="0"/>
   </w:style>
-  <w:style w:type="table" w:default="1" w:styleId="TableNormal">
+  <w:style w:type="table" w:default="1" w:styleId="22">
     <w:name w:val="Normal Table"/>
     <w:semiHidden/>
     <w:qFormat/>
+    <w:uiPriority w:val="0"/>
     <w:tblPr>
       <w:tblCellMar>
         <w:top w:w="0" w:type="dxa"/>
@@ -10767,39 +11024,43 @@
       </w:tblCellMar>
     </w:tblPr>
   </w:style>
-  <w:style w:type="paragraph" w:styleId="CommentText">
+  <w:style w:type="paragraph" w:styleId="11">
     <w:name w:val="annotation text"/>
-    <w:basedOn w:val="Normal"/>
+    <w:basedOn w:val="1"/>
     <w:qFormat/>
+    <w:uiPriority w:val="0"/>
     <w:pPr>
       <w:jc w:val="left"/>
     </w:pPr>
   </w:style>
-  <w:style w:type="paragraph" w:styleId="BodyText">
+  <w:style w:type="paragraph" w:styleId="12">
     <w:name w:val="Body Text"/>
-    <w:basedOn w:val="Normal"/>
+    <w:basedOn w:val="1"/>
     <w:semiHidden/>
     <w:qFormat/>
+    <w:uiPriority w:val="0"/>
     <w:rPr>
-      <w:rFonts w:ascii="Arial" w:eastAsia="Arial" w:hAnsi="Arial" w:cs="Arial"/>
+      <w:rFonts w:ascii="Arial" w:hAnsi="Arial" w:eastAsia="Arial" w:cs="Arial"/>
       <w:sz w:val="21"/>
       <w:szCs w:val="21"/>
       <w:lang w:val="en-US" w:eastAsia="en-US" w:bidi="ar-SA"/>
     </w:rPr>
   </w:style>
-  <w:style w:type="paragraph" w:styleId="TOC3">
+  <w:style w:type="paragraph" w:styleId="13">
     <w:name w:val="toc 3"/>
-    <w:basedOn w:val="Normal"/>
-    <w:next w:val="Normal"/>
+    <w:basedOn w:val="1"/>
+    <w:next w:val="1"/>
     <w:qFormat/>
+    <w:uiPriority w:val="0"/>
     <w:pPr>
       <w:ind w:left="840" w:leftChars="400"/>
     </w:pPr>
   </w:style>
-  <w:style w:type="paragraph" w:styleId="Footer">
+  <w:style w:type="paragraph" w:styleId="14">
     <w:name w:val="footer"/>
-    <w:basedOn w:val="Normal"/>
+    <w:basedOn w:val="1"/>
     <w:qFormat/>
+    <w:uiPriority w:val="0"/>
     <w:pPr>
       <w:tabs>
         <w:tab w:val="center" w:pos="4153"/>
@@ -10812,16 +11073,17 @@
       <w:sz w:val="18"/>
     </w:rPr>
   </w:style>
-  <w:style w:type="paragraph" w:styleId="Header">
+  <w:style w:type="paragraph" w:styleId="15">
     <w:name w:val="header"/>
-    <w:basedOn w:val="Normal"/>
+    <w:basedOn w:val="1"/>
     <w:qFormat/>
+    <w:uiPriority w:val="0"/>
     <w:pPr>
       <w:pBdr>
-        <w:top w:val="nil"/>
-        <w:left w:val="nil"/>
-        <w:bottom w:val="nil"/>
-        <w:right w:val="nil"/>
+        <w:top w:val="none" w:color="auto" w:sz="0" w:space="0"/>
+        <w:left w:val="none" w:color="auto" w:sz="0" w:space="0"/>
+        <w:bottom w:val="none" w:color="auto" w:sz="0" w:space="0"/>
+        <w:right w:val="none" w:color="auto" w:sz="0" w:space="0"/>
       </w:pBdr>
       <w:tabs>
         <w:tab w:val="center" w:pos="4153"/>
@@ -10836,37 +11098,41 @@
       <w:sz w:val="18"/>
     </w:rPr>
   </w:style>
-  <w:style w:type="paragraph" w:styleId="TOC1">
+  <w:style w:type="paragraph" w:styleId="16">
     <w:name w:val="toc 1"/>
-    <w:basedOn w:val="Normal"/>
-    <w:next w:val="Normal"/>
+    <w:basedOn w:val="1"/>
+    <w:next w:val="1"/>
     <w:qFormat/>
+    <w:uiPriority w:val="0"/>
     <w:rPr>
-      <w:rFonts w:ascii="Arial" w:eastAsia="Microsoft JhengHei" w:hAnsi="Arial"/>
+      <w:rFonts w:ascii="Arial" w:hAnsi="Arial" w:eastAsia="Microsoft JhengHei"/>
       <w:sz w:val="24"/>
     </w:rPr>
   </w:style>
-  <w:style w:type="paragraph" w:styleId="TableofFigures">
+  <w:style w:type="paragraph" w:styleId="17">
     <w:name w:val="table of figures"/>
-    <w:basedOn w:val="Normal"/>
-    <w:next w:val="Normal"/>
+    <w:basedOn w:val="1"/>
+    <w:next w:val="1"/>
     <w:qFormat/>
+    <w:uiPriority w:val="0"/>
     <w:pPr>
-      <w:ind w:hanging="200" w:leftChars="200" w:hangingChars="200"/>
+      <w:ind w:leftChars="200" w:hanging="200" w:hangingChars="200"/>
     </w:pPr>
   </w:style>
-  <w:style w:type="paragraph" w:styleId="TOC2">
+  <w:style w:type="paragraph" w:styleId="18">
     <w:name w:val="toc 2"/>
-    <w:basedOn w:val="Normal"/>
-    <w:next w:val="Normal"/>
+    <w:basedOn w:val="1"/>
+    <w:next w:val="1"/>
     <w:qFormat/>
+    <w:uiPriority w:val="0"/>
     <w:pPr>
       <w:ind w:left="420" w:leftChars="200"/>
     </w:pPr>
   </w:style>
-  <w:style w:type="paragraph" w:styleId="HTMLPreformatted">
+  <w:style w:type="paragraph" w:styleId="19">
     <w:name w:val="HTML Preformatted"/>
     <w:qFormat/>
+    <w:uiPriority w:val="0"/>
     <w:pPr>
       <w:tabs>
         <w:tab w:val="left" w:pos="916"/>
@@ -10889,25 +11155,27 @@
       <w:jc w:val="left"/>
     </w:pPr>
     <w:rPr>
-      <w:rFonts w:ascii="宋体" w:eastAsia="宋体" w:hAnsi="宋体" w:cs="宋体" w:hint="eastAsia"/>
+      <w:rFonts w:hint="eastAsia" w:ascii="宋体" w:hAnsi="宋体" w:eastAsia="宋体" w:cs="宋体"/>
       <w:kern w:val="0"/>
       <w:sz w:val="24"/>
       <w:szCs w:val="24"/>
       <w:lang w:val="en-US" w:eastAsia="zh-CN"/>
     </w:rPr>
   </w:style>
-  <w:style w:type="paragraph" w:styleId="NormalWeb">
+  <w:style w:type="paragraph" w:styleId="20">
     <w:name w:val="Normal (Web)"/>
-    <w:basedOn w:val="Normal"/>
+    <w:basedOn w:val="1"/>
     <w:qFormat/>
+    <w:uiPriority w:val="0"/>
     <w:rPr>
       <w:sz w:val="24"/>
     </w:rPr>
   </w:style>
-  <w:style w:type="paragraph" w:styleId="Title">
+  <w:style w:type="paragraph" w:styleId="21">
     <w:name w:val="Title"/>
-    <w:basedOn w:val="Normal"/>
+    <w:basedOn w:val="1"/>
     <w:qFormat/>
+    <w:uiPriority w:val="0"/>
     <w:pPr>
       <w:spacing w:before="240" w:beforeLines="0" w:beforeAutospacing="0" w:after="60" w:afterLines="0" w:afterAutospacing="0"/>
       <w:jc w:val="center"/>
@@ -10919,68 +11187,73 @@
       <w:sz w:val="32"/>
     </w:rPr>
   </w:style>
-  <w:style w:type="table" w:styleId="TableGrid">
+  <w:style w:type="table" w:styleId="23">
     <w:name w:val="Table Grid"/>
-    <w:basedOn w:val="TableNormal"/>
+    <w:basedOn w:val="22"/>
     <w:qFormat/>
+    <w:uiPriority w:val="0"/>
     <w:pPr>
       <w:widowControl w:val="0"/>
       <w:jc w:val="both"/>
     </w:pPr>
     <w:tblPr>
       <w:tblBorders>
-        <w:top w:val="single" w:sz="4" w:space="0" w:color="auto"/>
-        <w:left w:val="single" w:sz="4" w:space="0" w:color="auto"/>
-        <w:bottom w:val="single" w:sz="4" w:space="0" w:color="auto"/>
-        <w:right w:val="single" w:sz="4" w:space="0" w:color="auto"/>
-        <w:insideH w:val="single" w:sz="4" w:space="0" w:color="auto"/>
-        <w:insideV w:val="single" w:sz="4" w:space="0" w:color="auto"/>
+        <w:top w:val="single" w:color="auto" w:sz="4" w:space="0"/>
+        <w:left w:val="single" w:color="auto" w:sz="4" w:space="0"/>
+        <w:bottom w:val="single" w:color="auto" w:sz="4" w:space="0"/>
+        <w:right w:val="single" w:color="auto" w:sz="4" w:space="0"/>
+        <w:insideH w:val="single" w:color="auto" w:sz="4" w:space="0"/>
+        <w:insideV w:val="single" w:color="auto" w:sz="4" w:space="0"/>
       </w:tblBorders>
     </w:tblPr>
   </w:style>
-  <w:style w:type="character" w:styleId="Strong">
+  <w:style w:type="character" w:styleId="25">
     <w:name w:val="Strong"/>
-    <w:basedOn w:val="DefaultParagraphFont"/>
+    <w:basedOn w:val="24"/>
     <w:qFormat/>
+    <w:uiPriority w:val="0"/>
     <w:rPr>
       <w:b/>
     </w:rPr>
   </w:style>
-  <w:style w:type="paragraph" w:customStyle="1" w:styleId="a">
+  <w:style w:type="paragraph" w:customStyle="1" w:styleId="26">
     <w:name w:val="柴_公司名"/>
-    <w:basedOn w:val="Title"/>
+    <w:basedOn w:val="21"/>
     <w:qFormat/>
+    <w:uiPriority w:val="0"/>
     <w:pPr>
       <w:spacing w:after="600" w:afterLines="600"/>
     </w:pPr>
     <w:rPr>
-      <w:rFonts w:ascii="宋体" w:eastAsia="宋体" w:hAnsi="宋体" w:cs="宋体" w:hint="eastAsia"/>
+      <w:rFonts w:hint="eastAsia" w:ascii="宋体" w:hAnsi="宋体" w:eastAsia="宋体" w:cs="宋体"/>
       <w:bCs/>
       <w:spacing w:val="-6"/>
       <w:sz w:val="52"/>
       <w:szCs w:val="52"/>
     </w:rPr>
   </w:style>
-  <w:style w:type="paragraph" w:customStyle="1" w:styleId="a0">
+  <w:style w:type="paragraph" w:customStyle="1" w:styleId="27">
     <w:name w:val="柴_文档名"/>
-    <w:basedOn w:val="Title"/>
+    <w:basedOn w:val="21"/>
     <w:qFormat/>
+    <w:uiPriority w:val="0"/>
     <w:pPr>
       <w:spacing w:after="900" w:afterLines="900"/>
     </w:pPr>
     <w:rPr>
-      <w:rFonts w:ascii="黑体" w:eastAsia="黑体" w:hAnsi="黑体" w:cs="黑体"/>
+      <w:rFonts w:ascii="黑体" w:hAnsi="黑体" w:eastAsia="黑体" w:cs="黑体"/>
       <w:bCs/>
       <w:spacing w:val="-7"/>
       <w:sz w:val="52"/>
       <w:szCs w:val="52"/>
     </w:rPr>
   </w:style>
-  <w:style w:type="table" w:customStyle="1" w:styleId="TableNormal0">
+  <w:style w:type="table" w:customStyle="1" w:styleId="28">
     <w:name w:val="Table Normal_0"/>
     <w:semiHidden/>
     <w:unhideWhenUsed/>
     <w:qFormat/>
+    <w:uiPriority w:val="0"/>
     <w:tblPr>
       <w:tblCellMar>
         <w:top w:w="0" w:type="dxa"/>
@@ -10990,82 +11263,88 @@
       </w:tblCellMar>
     </w:tblPr>
   </w:style>
-  <w:style w:type="paragraph" w:customStyle="1" w:styleId="TableText">
+  <w:style w:type="paragraph" w:customStyle="1" w:styleId="29">
     <w:name w:val="Table Text"/>
-    <w:basedOn w:val="Normal"/>
+    <w:basedOn w:val="1"/>
     <w:semiHidden/>
     <w:qFormat/>
+    <w:uiPriority w:val="0"/>
     <w:rPr>
-      <w:rFonts w:ascii="宋体" w:eastAsia="宋体" w:hAnsi="宋体" w:cs="宋体"/>
+      <w:rFonts w:ascii="宋体" w:hAnsi="宋体" w:eastAsia="宋体" w:cs="宋体"/>
       <w:sz w:val="21"/>
       <w:szCs w:val="21"/>
       <w:lang w:val="en-US" w:eastAsia="en-US" w:bidi="ar-SA"/>
     </w:rPr>
   </w:style>
-  <w:style w:type="paragraph" w:customStyle="1" w:styleId="1">
+  <w:style w:type="paragraph" w:customStyle="1" w:styleId="30">
     <w:name w:val="柴_标题1"/>
-    <w:basedOn w:val="Heading1"/>
-    <w:next w:val="a1"/>
-    <w:link w:val="1Char"/>
+    <w:basedOn w:val="2"/>
+    <w:next w:val="31"/>
+    <w:link w:val="40"/>
     <w:qFormat/>
+    <w:uiPriority w:val="0"/>
     <w:pPr>
       <w:spacing w:before="100" w:after="90" w:line="360" w:lineRule="auto"/>
     </w:pPr>
     <w:rPr>
-      <w:rFonts w:ascii="Arial" w:eastAsia="宋体" w:hAnsi="Arial"/>
+      <w:rFonts w:ascii="Arial" w:hAnsi="Arial" w:eastAsia="宋体"/>
       <w:sz w:val="32"/>
     </w:rPr>
   </w:style>
-  <w:style w:type="paragraph" w:customStyle="1" w:styleId="a1">
+  <w:style w:type="paragraph" w:customStyle="1" w:styleId="31">
     <w:name w:val="柴_正文"/>
-    <w:basedOn w:val="BodyText"/>
-    <w:link w:val="Char"/>
+    <w:basedOn w:val="12"/>
+    <w:link w:val="43"/>
     <w:qFormat/>
+    <w:uiPriority w:val="0"/>
     <w:pPr>
       <w:spacing w:line="360" w:lineRule="auto"/>
       <w:ind w:firstLine="470" w:firstLineChars="200"/>
     </w:pPr>
     <w:rPr>
-      <w:rFonts w:ascii="Arial" w:eastAsia="宋体" w:hAnsi="Arial"/>
+      <w:rFonts w:ascii="Arial" w:hAnsi="Arial" w:eastAsia="宋体"/>
       <w:sz w:val="24"/>
       <w:lang w:eastAsia="zh-CN"/>
     </w:rPr>
   </w:style>
-  <w:style w:type="paragraph" w:customStyle="1" w:styleId="2">
+  <w:style w:type="paragraph" w:customStyle="1" w:styleId="32">
     <w:name w:val="柴_标题2"/>
-    <w:basedOn w:val="Heading2"/>
-    <w:next w:val="a1"/>
-    <w:link w:val="2Char"/>
+    <w:basedOn w:val="3"/>
+    <w:next w:val="31"/>
+    <w:link w:val="46"/>
     <w:qFormat/>
+    <w:uiPriority w:val="0"/>
     <w:pPr>
       <w:spacing w:line="360" w:lineRule="auto"/>
     </w:pPr>
     <w:rPr>
-      <w:rFonts w:ascii="Arial" w:eastAsia="宋体" w:hAnsi="Arial"/>
+      <w:rFonts w:ascii="Arial" w:hAnsi="Arial" w:eastAsia="宋体"/>
       <w:sz w:val="28"/>
     </w:rPr>
   </w:style>
-  <w:style w:type="paragraph" w:customStyle="1" w:styleId="3">
+  <w:style w:type="paragraph" w:customStyle="1" w:styleId="33">
     <w:name w:val="柴_标题3"/>
-    <w:basedOn w:val="Heading3"/>
-    <w:next w:val="a1"/>
+    <w:basedOn w:val="4"/>
+    <w:next w:val="31"/>
     <w:qFormat/>
+    <w:uiPriority w:val="0"/>
     <w:pPr>
       <w:spacing w:line="360" w:lineRule="auto"/>
       <w:ind w:left="0" w:firstLine="472" w:firstLineChars="200"/>
     </w:pPr>
     <w:rPr>
-      <w:rFonts w:ascii="宋体" w:eastAsia="宋体" w:hAnsi="宋体" w:cs="宋体"/>
+      <w:rFonts w:ascii="宋体" w:hAnsi="宋体" w:eastAsia="宋体" w:cs="宋体"/>
       <w:spacing w:val="-2"/>
       <w:sz w:val="24"/>
       <w:szCs w:val="24"/>
     </w:rPr>
   </w:style>
-  <w:style w:type="paragraph" w:customStyle="1" w:styleId="a2">
+  <w:style w:type="paragraph" w:customStyle="1" w:styleId="34">
     <w:name w:val="柴_目录"/>
-    <w:basedOn w:val="Normal"/>
-    <w:next w:val="BodyText"/>
+    <w:basedOn w:val="1"/>
+    <w:next w:val="12"/>
     <w:qFormat/>
+    <w:uiPriority w:val="0"/>
     <w:pPr>
       <w:tabs>
         <w:tab w:val="right" w:leader="dot" w:pos="8442"/>
@@ -11073,59 +11352,64 @@
       <w:ind w:left="0" w:leftChars="0"/>
     </w:pPr>
     <w:rPr>
-      <w:rFonts w:ascii="Arial" w:eastAsia="Microsoft JhengHei" w:hAnsi="Arial"/>
+      <w:rFonts w:ascii="Arial" w:hAnsi="Arial" w:eastAsia="Microsoft JhengHei"/>
       <w:sz w:val="24"/>
     </w:rPr>
   </w:style>
-  <w:style w:type="paragraph" w:customStyle="1" w:styleId="WPSOffice1">
+  <w:style w:type="paragraph" w:customStyle="1" w:styleId="35">
     <w:name w:val="WPSOffice手动目录 1"/>
     <w:qFormat/>
+    <w:uiPriority w:val="0"/>
     <w:pPr>
       <w:ind w:leftChars="0"/>
     </w:pPr>
     <w:rPr>
-      <w:rFonts w:ascii="Times New Roman" w:eastAsia="宋体" w:hAnsi="Times New Roman" w:cs="Times New Roman"/>
+      <w:rFonts w:ascii="Times New Roman" w:hAnsi="Times New Roman" w:eastAsia="宋体" w:cs="Times New Roman"/>
       <w:sz w:val="20"/>
       <w:szCs w:val="20"/>
     </w:rPr>
   </w:style>
-  <w:style w:type="paragraph" w:customStyle="1" w:styleId="WPSOffice2">
+  <w:style w:type="paragraph" w:customStyle="1" w:styleId="36">
     <w:name w:val="WPSOffice手动目录 2"/>
     <w:qFormat/>
+    <w:uiPriority w:val="0"/>
     <w:pPr>
       <w:ind w:leftChars="200"/>
     </w:pPr>
     <w:rPr>
-      <w:rFonts w:ascii="Times New Roman" w:eastAsia="宋体" w:hAnsi="Times New Roman" w:cs="Times New Roman"/>
+      <w:rFonts w:ascii="Times New Roman" w:hAnsi="Times New Roman" w:eastAsia="宋体" w:cs="Times New Roman"/>
       <w:sz w:val="20"/>
       <w:szCs w:val="20"/>
     </w:rPr>
   </w:style>
-  <w:style w:type="paragraph" w:customStyle="1" w:styleId="WPSOffice3">
+  <w:style w:type="paragraph" w:customStyle="1" w:styleId="37">
     <w:name w:val="WPSOffice手动目录 3"/>
     <w:qFormat/>
+    <w:uiPriority w:val="0"/>
     <w:pPr>
       <w:ind w:leftChars="400"/>
     </w:pPr>
     <w:rPr>
-      <w:rFonts w:ascii="Times New Roman" w:eastAsia="宋体" w:hAnsi="Times New Roman" w:cs="Times New Roman"/>
+      <w:rFonts w:ascii="Times New Roman" w:hAnsi="Times New Roman" w:eastAsia="宋体" w:cs="Times New Roman"/>
       <w:sz w:val="20"/>
       <w:szCs w:val="20"/>
     </w:rPr>
   </w:style>
-  <w:style w:type="paragraph" w:customStyle="1" w:styleId="Compact">
+  <w:style w:type="paragraph" w:customStyle="1" w:styleId="38">
     <w:name w:val="Compact"/>
-    <w:basedOn w:val="BodyText"/>
+    <w:basedOn w:val="12"/>
     <w:qFormat/>
+    <w:uiPriority w:val="0"/>
     <w:pPr>
       <w:spacing w:before="36" w:after="36"/>
     </w:pPr>
   </w:style>
-  <w:style w:type="table" w:customStyle="1" w:styleId="Table">
+  <w:style w:type="table" w:customStyle="1" w:styleId="39">
     <w:name w:val="Table"/>
     <w:semiHidden/>
     <w:unhideWhenUsed/>
     <w:qFormat/>
+    <w:uiPriority w:val="0"/>
     <w:tblPr>
       <w:tblCellMar>
         <w:top w:w="0" w:type="dxa"/>
@@ -11137,26 +11421,28 @@
     <w:tblStylePr w:type="firstRow">
       <w:tcPr>
         <w:tcBorders>
-          <w:bottom w:val="single" w:sz="0" w:space="0" w:color="auto"/>
+          <w:bottom w:val="single" w:color="auto" w:sz="0" w:space="0"/>
         </w:tcBorders>
         <w:vAlign w:val="bottom"/>
       </w:tcPr>
     </w:tblStylePr>
   </w:style>
-  <w:style w:type="character" w:customStyle="1" w:styleId="1Char">
+  <w:style w:type="character" w:customStyle="1" w:styleId="40">
     <w:name w:val="柴_标题1 Char"/>
-    <w:link w:val="1"/>
+    <w:link w:val="30"/>
     <w:qFormat/>
+    <w:uiPriority w:val="0"/>
     <w:rPr>
-      <w:rFonts w:ascii="Arial" w:eastAsia="宋体" w:hAnsi="Arial"/>
+      <w:rFonts w:ascii="Arial" w:hAnsi="Arial" w:eastAsia="宋体"/>
       <w:sz w:val="32"/>
     </w:rPr>
   </w:style>
-  <w:style w:type="paragraph" w:customStyle="1" w:styleId="a3">
+  <w:style w:type="paragraph" w:customStyle="1" w:styleId="41">
     <w:name w:val="柴_正文_无缩进"/>
-    <w:basedOn w:val="Normal"/>
-    <w:link w:val="Char0"/>
+    <w:basedOn w:val="1"/>
+    <w:link w:val="45"/>
     <w:qFormat/>
+    <w:uiPriority w:val="0"/>
     <w:pPr>
       <w:ind w:firstLine="0" w:firstLineChars="0"/>
     </w:pPr>
@@ -11166,38 +11452,41 @@
       <w:lang w:eastAsia="zh-CN"/>
     </w:rPr>
   </w:style>
-  <w:style w:type="paragraph" w:customStyle="1" w:styleId="4">
+  <w:style w:type="paragraph" w:customStyle="1" w:styleId="42">
     <w:name w:val="柴_标题4"/>
-    <w:basedOn w:val="Heading4"/>
-    <w:next w:val="Normal"/>
+    <w:basedOn w:val="5"/>
+    <w:next w:val="1"/>
     <w:qFormat/>
+    <w:uiPriority w:val="0"/>
     <w:pPr>
       <w:widowControl w:val="0"/>
       <w:spacing w:before="160" w:line="360" w:lineRule="auto"/>
-      <w:ind w:left="981" w:hanging="862" w:leftChars="300"/>
+      <w:ind w:left="981" w:leftChars="300" w:hanging="862"/>
     </w:pPr>
     <w:rPr>
-      <w:rFonts w:ascii="Calibri" w:eastAsia="宋体" w:hAnsi="Calibri" w:cs="宋体" w:hint="eastAsia"/>
+      <w:rFonts w:hint="eastAsia" w:ascii="Calibri" w:hAnsi="Calibri" w:eastAsia="宋体" w:cs="宋体"/>
       <w:sz w:val="24"/>
       <w:szCs w:val="24"/>
       <w:lang w:eastAsia="zh-CN" w:bidi="zh-CN"/>
     </w:rPr>
   </w:style>
-  <w:style w:type="character" w:customStyle="1" w:styleId="Char">
+  <w:style w:type="character" w:customStyle="1" w:styleId="43">
     <w:name w:val="柴_正文 Char"/>
-    <w:link w:val="a1"/>
+    <w:link w:val="31"/>
     <w:qFormat/>
+    <w:uiPriority w:val="0"/>
     <w:rPr>
-      <w:rFonts w:ascii="Arial" w:eastAsia="宋体" w:hAnsi="Arial"/>
+      <w:rFonts w:ascii="Arial" w:hAnsi="Arial" w:eastAsia="宋体"/>
       <w:sz w:val="24"/>
       <w:lang w:eastAsia="zh-CN"/>
     </w:rPr>
   </w:style>
-  <w:style w:type="table" w:customStyle="1" w:styleId="TableNormal00">
+  <w:style w:type="table" w:customStyle="1" w:styleId="44">
     <w:name w:val="Table Normal_0_0"/>
     <w:semiHidden/>
     <w:unhideWhenUsed/>
     <w:qFormat/>
+    <w:uiPriority w:val="0"/>
     <w:tblPr>
       <w:tblCellMar>
         <w:top w:w="0" w:type="dxa"/>
@@ -11207,41 +11496,45 @@
       </w:tblCellMar>
     </w:tblPr>
   </w:style>
-  <w:style w:type="character" w:customStyle="1" w:styleId="Char0">
+  <w:style w:type="character" w:customStyle="1" w:styleId="45">
     <w:name w:val="柴_正文_无缩进 Char"/>
-    <w:link w:val="a3"/>
+    <w:link w:val="41"/>
     <w:qFormat/>
+    <w:uiPriority w:val="0"/>
     <w:rPr>
       <w:rFonts w:ascii="Arial" w:hAnsi="Arial"/>
       <w:sz w:val="24"/>
       <w:lang w:eastAsia="zh-CN"/>
     </w:rPr>
   </w:style>
-  <w:style w:type="character" w:customStyle="1" w:styleId="2Char">
+  <w:style w:type="character" w:customStyle="1" w:styleId="46">
     <w:name w:val="柴_标题2 Char"/>
-    <w:link w:val="2"/>
+    <w:link w:val="32"/>
     <w:qFormat/>
+    <w:uiPriority w:val="0"/>
     <w:rPr>
-      <w:rFonts w:ascii="Arial" w:eastAsia="宋体" w:hAnsi="Arial"/>
+      <w:rFonts w:ascii="Arial" w:hAnsi="Arial" w:eastAsia="宋体"/>
       <w:sz w:val="28"/>
     </w:rPr>
   </w:style>
-  <w:style w:type="character" w:customStyle="1" w:styleId="Char1">
+  <w:style w:type="character" w:customStyle="1" w:styleId="47">
     <w:name w:val="柴_题注 Char"/>
-    <w:link w:val="a4"/>
+    <w:link w:val="48"/>
     <w:qFormat/>
+    <w:uiPriority w:val="0"/>
   </w:style>
-  <w:style w:type="paragraph" w:customStyle="1" w:styleId="a4">
+  <w:style w:type="paragraph" w:customStyle="1" w:styleId="48">
     <w:name w:val="柴_题注"/>
-    <w:basedOn w:val="HTMLPreformatted"/>
-    <w:link w:val="Char1"/>
+    <w:basedOn w:val="19"/>
+    <w:link w:val="47"/>
     <w:qFormat/>
+    <w:uiPriority w:val="0"/>
     <w:pPr>
       <w:pBdr>
-        <w:top w:val="nil"/>
-        <w:left w:val="nil"/>
-        <w:bottom w:val="nil"/>
-        <w:right w:val="nil"/>
+        <w:top w:val="none" w:color="auto" w:sz="0" w:space="0"/>
+        <w:left w:val="none" w:color="auto" w:sz="0" w:space="0"/>
+        <w:bottom w:val="none" w:color="auto" w:sz="0" w:space="0"/>
+        <w:right w:val="none" w:color="auto" w:sz="0" w:space="0"/>
       </w:pBdr>
       <w:wordWrap w:val="0"/>
       <w:spacing w:line="264" w:lineRule="atLeast"/>
